--- a/工作-大圣牌/战棋/流派模拟流程参考说明.docx
+++ b/工作-大圣牌/战棋/流派模拟流程参考说明.docx
@@ -4,11 +4,28 @@
   <w:body>
     <w:p>
       <w:pPr>
+        <w:rPr>
+          <w:rFonts w:hint="eastAsia"/>
+          <w:sz w:val="28"/>
+          <w:szCs w:val="28"/>
+        </w:rPr>
+      </w:pPr>
+      <w:r>
+        <w:rPr>
+          <w:rFonts w:hint="eastAsia"/>
+          <w:sz w:val="28"/>
+          <w:szCs w:val="28"/>
+        </w:rPr>
+        <w:t>花果山部分</w:t>
+      </w:r>
+    </w:p>
+    <w:p>
+      <w:pPr>
         <w:widowControl/>
         <w:spacing w:before="100" w:beforeAutospacing="1" w:after="100" w:afterAutospacing="1" w:line="240" w:lineRule="auto"/>
         <w:outlineLvl w:val="0"/>
         <w:rPr>
-          <w:rFonts w:ascii="宋体" w:eastAsia="宋体" w:hAnsi="宋体" w:cs="宋体"/>
+          <w:rFonts w:ascii="宋体" w:eastAsia="宋体" w:hAnsi="宋体" w:cs="宋体" w:hint="eastAsia"/>
           <w:b/>
           <w:bCs/>
           <w:kern w:val="36"/>
@@ -91,7 +108,7 @@
         <w:widowControl/>
         <w:numPr>
           <w:ilvl w:val="0"/>
-          <w:numId w:val="19"/>
+          <w:numId w:val="1"/>
         </w:numPr>
         <w:spacing w:before="100" w:beforeAutospacing="1" w:after="100" w:afterAutospacing="1" w:line="240" w:lineRule="auto"/>
         <w:rPr>
@@ -109,6 +126,1289 @@
           <w14:ligatures w14:val="none"/>
         </w:rPr>
         <w:t xml:space="preserve">暂停自由操作。 </w:t>
+      </w:r>
+    </w:p>
+    <w:p>
+      <w:pPr>
+        <w:widowControl/>
+        <w:numPr>
+          <w:ilvl w:val="0"/>
+          <w:numId w:val="1"/>
+        </w:numPr>
+        <w:spacing w:before="100" w:beforeAutospacing="1" w:after="100" w:afterAutospacing="1" w:line="240" w:lineRule="auto"/>
+        <w:rPr>
+          <w:rFonts w:ascii="宋体" w:eastAsia="宋体" w:hAnsi="宋体" w:cs="宋体"/>
+          <w:kern w:val="0"/>
+          <w:sz w:val="24"/>
+          <w14:ligatures w14:val="none"/>
+        </w:rPr>
+      </w:pPr>
+      <w:r>
+        <w:rPr>
+          <w:rFonts w:ascii="宋体" w:eastAsia="宋体" w:hAnsi="宋体" w:cs="宋体"/>
+          <w:kern w:val="0"/>
+          <w:sz w:val="24"/>
+          <w14:ligatures w14:val="none"/>
+        </w:rPr>
+        <w:t xml:space="preserve">镂空左侧任务区域。 </w:t>
+      </w:r>
+    </w:p>
+    <w:p>
+      <w:pPr>
+        <w:widowControl/>
+        <w:numPr>
+          <w:ilvl w:val="0"/>
+          <w:numId w:val="1"/>
+        </w:numPr>
+        <w:spacing w:before="100" w:beforeAutospacing="1" w:after="100" w:afterAutospacing="1" w:line="240" w:lineRule="auto"/>
+        <w:rPr>
+          <w:rFonts w:ascii="宋体" w:eastAsia="宋体" w:hAnsi="宋体" w:cs="宋体"/>
+          <w:kern w:val="0"/>
+          <w:sz w:val="24"/>
+          <w14:ligatures w14:val="none"/>
+        </w:rPr>
+      </w:pPr>
+      <w:r>
+        <w:rPr>
+          <w:rFonts w:ascii="宋体" w:eastAsia="宋体" w:hAnsi="宋体" w:cs="宋体"/>
+          <w:kern w:val="0"/>
+          <w:sz w:val="24"/>
+          <w14:ligatures w14:val="none"/>
+        </w:rPr>
+        <w:t xml:space="preserve">显示文本： </w:t>
+      </w:r>
+    </w:p>
+    <w:p>
+      <w:pPr>
+        <w:widowControl/>
+        <w:spacing w:before="100" w:beforeAutospacing="1" w:after="100" w:afterAutospacing="1" w:line="240" w:lineRule="auto"/>
+        <w:rPr>
+          <w:rFonts w:ascii="宋体" w:eastAsia="宋体" w:hAnsi="宋体" w:cs="宋体"/>
+          <w:kern w:val="0"/>
+          <w:sz w:val="24"/>
+          <w14:ligatures w14:val="none"/>
+        </w:rPr>
+      </w:pPr>
+      <w:r>
+        <w:rPr>
+          <w:rFonts w:ascii="宋体" w:eastAsia="宋体" w:hAnsi="宋体" w:cs="宋体"/>
+          <w:kern w:val="0"/>
+          <w:sz w:val="24"/>
+          <w14:ligatures w14:val="none"/>
+        </w:rPr>
+        <w:t>教学关共有3场战斗，连续击败3名敌人即可完成本流派教学。</w:t>
+      </w:r>
+    </w:p>
+    <w:p>
+      <w:pPr>
+        <w:widowControl/>
+        <w:numPr>
+          <w:ilvl w:val="0"/>
+          <w:numId w:val="2"/>
+        </w:numPr>
+        <w:spacing w:before="100" w:beforeAutospacing="1" w:after="100" w:afterAutospacing="1" w:line="240" w:lineRule="auto"/>
+        <w:rPr>
+          <w:rFonts w:ascii="宋体" w:eastAsia="宋体" w:hAnsi="宋体" w:cs="宋体"/>
+          <w:kern w:val="0"/>
+          <w:sz w:val="24"/>
+          <w14:ligatures w14:val="none"/>
+        </w:rPr>
+      </w:pPr>
+      <w:r>
+        <w:rPr>
+          <w:rFonts w:ascii="宋体" w:eastAsia="宋体" w:hAnsi="宋体" w:cs="宋体"/>
+          <w:kern w:val="0"/>
+          <w:sz w:val="24"/>
+          <w14:ligatures w14:val="none"/>
+        </w:rPr>
+        <w:t xml:space="preserve">玩家点击任意位置继续。 </w:t>
+      </w:r>
+    </w:p>
+    <w:p>
+      <w:pPr>
+        <w:widowControl/>
+        <w:spacing w:before="100" w:beforeAutospacing="1" w:after="100" w:afterAutospacing="1" w:line="240" w:lineRule="auto"/>
+        <w:outlineLvl w:val="2"/>
+        <w:rPr>
+          <w:rFonts w:ascii="宋体" w:eastAsia="宋体" w:hAnsi="宋体" w:cs="宋体"/>
+          <w:b/>
+          <w:bCs/>
+          <w:kern w:val="0"/>
+          <w:sz w:val="27"/>
+          <w:szCs w:val="27"/>
+          <w14:ligatures w14:val="none"/>
+        </w:rPr>
+      </w:pPr>
+      <w:r>
+        <w:rPr>
+          <w:rFonts w:ascii="宋体" w:eastAsia="宋体" w:hAnsi="宋体" w:cs="宋体"/>
+          <w:b/>
+          <w:bCs/>
+          <w:kern w:val="0"/>
+          <w:sz w:val="27"/>
+          <w:szCs w:val="27"/>
+          <w14:ligatures w14:val="none"/>
+        </w:rPr>
+        <w:t>2. 说明美猴王与大猿神</w:t>
+      </w:r>
+    </w:p>
+    <w:p>
+      <w:pPr>
+        <w:widowControl/>
+        <w:numPr>
+          <w:ilvl w:val="0"/>
+          <w:numId w:val="3"/>
+        </w:numPr>
+        <w:spacing w:before="100" w:beforeAutospacing="1" w:after="100" w:afterAutospacing="1" w:line="240" w:lineRule="auto"/>
+        <w:rPr>
+          <w:rFonts w:ascii="宋体" w:eastAsia="宋体" w:hAnsi="宋体" w:cs="宋体"/>
+          <w:kern w:val="0"/>
+          <w:sz w:val="24"/>
+          <w14:ligatures w14:val="none"/>
+        </w:rPr>
+      </w:pPr>
+      <w:r>
+        <w:rPr>
+          <w:rFonts w:ascii="宋体" w:eastAsia="宋体" w:hAnsi="宋体" w:cs="宋体"/>
+          <w:kern w:val="0"/>
+          <w:sz w:val="24"/>
+          <w14:ligatures w14:val="none"/>
+        </w:rPr>
+        <w:t xml:space="preserve">同时镂空部署区中的美猴王和大猿神。 </w:t>
+      </w:r>
+    </w:p>
+    <w:p>
+      <w:pPr>
+        <w:widowControl/>
+        <w:numPr>
+          <w:ilvl w:val="0"/>
+          <w:numId w:val="3"/>
+        </w:numPr>
+        <w:spacing w:before="100" w:beforeAutospacing="1" w:after="100" w:afterAutospacing="1" w:line="240" w:lineRule="auto"/>
+        <w:rPr>
+          <w:rFonts w:ascii="宋体" w:eastAsia="宋体" w:hAnsi="宋体" w:cs="宋体"/>
+          <w:kern w:val="0"/>
+          <w:sz w:val="24"/>
+          <w14:ligatures w14:val="none"/>
+        </w:rPr>
+      </w:pPr>
+      <w:r>
+        <w:rPr>
+          <w:rFonts w:ascii="宋体" w:eastAsia="宋体" w:hAnsi="宋体" w:cs="宋体"/>
+          <w:kern w:val="0"/>
+          <w:sz w:val="24"/>
+          <w14:ligatures w14:val="none"/>
+        </w:rPr>
+        <w:t xml:space="preserve">在界面下方显示文本： </w:t>
+      </w:r>
+    </w:p>
+    <w:p>
+      <w:pPr>
+        <w:widowControl/>
+        <w:spacing w:before="100" w:beforeAutospacing="1" w:after="100" w:afterAutospacing="1" w:line="240" w:lineRule="auto"/>
+        <w:rPr>
+          <w:rFonts w:ascii="宋体" w:eastAsia="宋体" w:hAnsi="宋体" w:cs="宋体"/>
+          <w:kern w:val="0"/>
+          <w:sz w:val="24"/>
+          <w14:ligatures w14:val="none"/>
+        </w:rPr>
+      </w:pPr>
+      <w:r>
+        <w:rPr>
+          <w:rFonts w:ascii="宋体" w:eastAsia="宋体" w:hAnsi="宋体" w:cs="宋体"/>
+          <w:kern w:val="0"/>
+          <w:sz w:val="24"/>
+          <w14:ligatures w14:val="none"/>
+        </w:rPr>
+        <w:t>美猴王和大猿神是花果山的核心成长部将。友方属性提高时，它们会触发【协战】：美猴王提高花果山与大唐部将的攻击，大猿神提高所有花果山部将的攻击和生命。</w:t>
+      </w:r>
+    </w:p>
+    <w:p>
+      <w:pPr>
+        <w:widowControl/>
+        <w:numPr>
+          <w:ilvl w:val="0"/>
+          <w:numId w:val="4"/>
+        </w:numPr>
+        <w:spacing w:before="100" w:beforeAutospacing="1" w:after="100" w:afterAutospacing="1" w:line="240" w:lineRule="auto"/>
+        <w:rPr>
+          <w:rFonts w:ascii="宋体" w:eastAsia="宋体" w:hAnsi="宋体" w:cs="宋体"/>
+          <w:kern w:val="0"/>
+          <w:sz w:val="24"/>
+          <w14:ligatures w14:val="none"/>
+        </w:rPr>
+      </w:pPr>
+      <w:r>
+        <w:rPr>
+          <w:rFonts w:ascii="宋体" w:eastAsia="宋体" w:hAnsi="宋体" w:cs="宋体"/>
+          <w:kern w:val="0"/>
+          <w:sz w:val="24"/>
+          <w14:ligatures w14:val="none"/>
+        </w:rPr>
+        <w:t xml:space="preserve">玩家点击任意位置继续。 </w:t>
+      </w:r>
+    </w:p>
+    <w:p>
+      <w:pPr>
+        <w:widowControl/>
+        <w:spacing w:before="100" w:beforeAutospacing="1" w:after="100" w:afterAutospacing="1" w:line="240" w:lineRule="auto"/>
+        <w:outlineLvl w:val="2"/>
+        <w:rPr>
+          <w:rFonts w:ascii="宋体" w:eastAsia="宋体" w:hAnsi="宋体" w:cs="宋体"/>
+          <w:b/>
+          <w:bCs/>
+          <w:kern w:val="0"/>
+          <w:sz w:val="27"/>
+          <w:szCs w:val="27"/>
+          <w14:ligatures w14:val="none"/>
+        </w:rPr>
+      </w:pPr>
+      <w:r>
+        <w:rPr>
+          <w:rFonts w:ascii="宋体" w:eastAsia="宋体" w:hAnsi="宋体" w:cs="宋体"/>
+          <w:b/>
+          <w:bCs/>
+          <w:kern w:val="0"/>
+          <w:sz w:val="27"/>
+          <w:szCs w:val="27"/>
+          <w14:ligatures w14:val="none"/>
+        </w:rPr>
+        <w:t>3. 查看跑山猢狲详情</w:t>
+      </w:r>
+    </w:p>
+    <w:p>
+      <w:pPr>
+        <w:widowControl/>
+        <w:numPr>
+          <w:ilvl w:val="0"/>
+          <w:numId w:val="5"/>
+        </w:numPr>
+        <w:spacing w:before="100" w:beforeAutospacing="1" w:after="100" w:afterAutospacing="1" w:line="240" w:lineRule="auto"/>
+        <w:rPr>
+          <w:rFonts w:ascii="宋体" w:eastAsia="宋体" w:hAnsi="宋体" w:cs="宋体"/>
+          <w:kern w:val="0"/>
+          <w:sz w:val="24"/>
+          <w14:ligatures w14:val="none"/>
+        </w:rPr>
+      </w:pPr>
+      <w:r>
+        <w:rPr>
+          <w:rFonts w:ascii="宋体" w:eastAsia="宋体" w:hAnsi="宋体" w:cs="宋体"/>
+          <w:kern w:val="0"/>
+          <w:sz w:val="24"/>
+          <w14:ligatures w14:val="none"/>
+        </w:rPr>
+        <w:t xml:space="preserve">镂空部署区中的跑山猢狲。 </w:t>
+      </w:r>
+    </w:p>
+    <w:p>
+      <w:pPr>
+        <w:widowControl/>
+        <w:numPr>
+          <w:ilvl w:val="0"/>
+          <w:numId w:val="5"/>
+        </w:numPr>
+        <w:spacing w:before="100" w:beforeAutospacing="1" w:after="100" w:afterAutospacing="1" w:line="240" w:lineRule="auto"/>
+        <w:rPr>
+          <w:rFonts w:ascii="宋体" w:eastAsia="宋体" w:hAnsi="宋体" w:cs="宋体"/>
+          <w:kern w:val="0"/>
+          <w:sz w:val="24"/>
+          <w14:ligatures w14:val="none"/>
+        </w:rPr>
+      </w:pPr>
+      <w:r>
+        <w:rPr>
+          <w:rFonts w:ascii="宋体" w:eastAsia="宋体" w:hAnsi="宋体" w:cs="宋体"/>
+          <w:kern w:val="0"/>
+          <w:sz w:val="24"/>
+          <w14:ligatures w14:val="none"/>
+        </w:rPr>
+        <w:t xml:space="preserve">显示文本： </w:t>
+      </w:r>
+    </w:p>
+    <w:p>
+      <w:pPr>
+        <w:widowControl/>
+        <w:spacing w:before="100" w:beforeAutospacing="1" w:after="100" w:afterAutospacing="1" w:line="240" w:lineRule="auto"/>
+        <w:rPr>
+          <w:rFonts w:ascii="宋体" w:eastAsia="宋体" w:hAnsi="宋体" w:cs="宋体"/>
+          <w:kern w:val="0"/>
+          <w:sz w:val="24"/>
+          <w14:ligatures w14:val="none"/>
+        </w:rPr>
+      </w:pPr>
+      <w:r>
+        <w:rPr>
+          <w:rFonts w:ascii="宋体" w:eastAsia="宋体" w:hAnsi="宋体" w:cs="宋体"/>
+          <w:kern w:val="0"/>
+          <w:sz w:val="24"/>
+          <w14:ligatures w14:val="none"/>
+        </w:rPr>
+        <w:t>点击跑山猢狲，查看它的效果和专属神通。</w:t>
+      </w:r>
+    </w:p>
+    <w:p>
+      <w:pPr>
+        <w:widowControl/>
+        <w:numPr>
+          <w:ilvl w:val="0"/>
+          <w:numId w:val="6"/>
+        </w:numPr>
+        <w:spacing w:before="100" w:beforeAutospacing="1" w:after="100" w:afterAutospacing="1" w:line="240" w:lineRule="auto"/>
+        <w:rPr>
+          <w:rFonts w:ascii="宋体" w:eastAsia="宋体" w:hAnsi="宋体" w:cs="宋体"/>
+          <w:kern w:val="0"/>
+          <w:sz w:val="24"/>
+          <w14:ligatures w14:val="none"/>
+        </w:rPr>
+      </w:pPr>
+      <w:r>
+        <w:rPr>
+          <w:rFonts w:ascii="宋体" w:eastAsia="宋体" w:hAnsi="宋体" w:cs="宋体"/>
+          <w:kern w:val="0"/>
+          <w:sz w:val="24"/>
+          <w14:ligatures w14:val="none"/>
+        </w:rPr>
+        <w:t xml:space="preserve">玩家点击跑山猢狲，打开详情页。 </w:t>
+      </w:r>
+    </w:p>
+    <w:p>
+      <w:pPr>
+        <w:widowControl/>
+        <w:numPr>
+          <w:ilvl w:val="0"/>
+          <w:numId w:val="6"/>
+        </w:numPr>
+        <w:spacing w:before="100" w:beforeAutospacing="1" w:after="100" w:afterAutospacing="1" w:line="240" w:lineRule="auto"/>
+        <w:rPr>
+          <w:rFonts w:ascii="宋体" w:eastAsia="宋体" w:hAnsi="宋体" w:cs="宋体"/>
+          <w:kern w:val="0"/>
+          <w:sz w:val="24"/>
+          <w14:ligatures w14:val="none"/>
+        </w:rPr>
+      </w:pPr>
+      <w:r>
+        <w:rPr>
+          <w:rFonts w:ascii="宋体" w:eastAsia="宋体" w:hAnsi="宋体" w:cs="宋体"/>
+          <w:kern w:val="0"/>
+          <w:sz w:val="24"/>
+          <w14:ligatures w14:val="none"/>
+        </w:rPr>
+        <w:t xml:space="preserve">玩家关闭详情页后进入下一步。 </w:t>
+      </w:r>
+    </w:p>
+    <w:p>
+      <w:pPr>
+        <w:widowControl/>
+        <w:spacing w:before="100" w:beforeAutospacing="1" w:after="100" w:afterAutospacing="1" w:line="240" w:lineRule="auto"/>
+        <w:outlineLvl w:val="2"/>
+        <w:rPr>
+          <w:rFonts w:ascii="宋体" w:eastAsia="宋体" w:hAnsi="宋体" w:cs="宋体"/>
+          <w:b/>
+          <w:bCs/>
+          <w:kern w:val="0"/>
+          <w:sz w:val="27"/>
+          <w:szCs w:val="27"/>
+          <w14:ligatures w14:val="none"/>
+        </w:rPr>
+      </w:pPr>
+      <w:r>
+        <w:rPr>
+          <w:rFonts w:ascii="宋体" w:eastAsia="宋体" w:hAnsi="宋体" w:cs="宋体"/>
+          <w:b/>
+          <w:bCs/>
+          <w:kern w:val="0"/>
+          <w:sz w:val="27"/>
+          <w:szCs w:val="27"/>
+          <w14:ligatures w14:val="none"/>
+        </w:rPr>
+        <w:t xml:space="preserve">4. </w:t>
+      </w:r>
+      <w:r>
+        <w:rPr>
+          <w:rFonts w:ascii="宋体" w:eastAsia="宋体" w:hAnsi="宋体" w:cs="宋体" w:hint="eastAsia"/>
+          <w:b/>
+          <w:bCs/>
+          <w:kern w:val="0"/>
+          <w:sz w:val="27"/>
+          <w:szCs w:val="27"/>
+          <w14:ligatures w14:val="none"/>
+        </w:rPr>
+        <w:t>简单介绍</w:t>
+      </w:r>
+      <w:r>
+        <w:rPr>
+          <w:rFonts w:ascii="宋体" w:eastAsia="宋体" w:hAnsi="宋体" w:cs="宋体"/>
+          <w:b/>
+          <w:bCs/>
+          <w:kern w:val="0"/>
+          <w:sz w:val="27"/>
+          <w:szCs w:val="27"/>
+          <w14:ligatures w14:val="none"/>
+        </w:rPr>
+        <w:t>三张专属神通</w:t>
+      </w:r>
+    </w:p>
+    <w:p>
+      <w:pPr>
+        <w:widowControl/>
+        <w:numPr>
+          <w:ilvl w:val="0"/>
+          <w:numId w:val="7"/>
+        </w:numPr>
+        <w:spacing w:before="100" w:beforeAutospacing="1" w:after="100" w:afterAutospacing="1" w:line="240" w:lineRule="auto"/>
+        <w:rPr>
+          <w:rFonts w:ascii="宋体" w:eastAsia="宋体" w:hAnsi="宋体" w:cs="宋体"/>
+          <w:kern w:val="0"/>
+          <w:sz w:val="24"/>
+          <w14:ligatures w14:val="none"/>
+        </w:rPr>
+      </w:pPr>
+      <w:r>
+        <w:rPr>
+          <w:rFonts w:ascii="宋体" w:eastAsia="宋体" w:hAnsi="宋体" w:cs="宋体"/>
+          <w:kern w:val="0"/>
+          <w:sz w:val="24"/>
+          <w14:ligatures w14:val="none"/>
+        </w:rPr>
+        <w:t xml:space="preserve">玩家返回战棋界面后，继续镂空跑山猢狲。 </w:t>
+      </w:r>
+    </w:p>
+    <w:p>
+      <w:pPr>
+        <w:widowControl/>
+        <w:numPr>
+          <w:ilvl w:val="0"/>
+          <w:numId w:val="7"/>
+        </w:numPr>
+        <w:spacing w:before="100" w:beforeAutospacing="1" w:after="100" w:afterAutospacing="1" w:line="240" w:lineRule="auto"/>
+        <w:rPr>
+          <w:rFonts w:ascii="宋体" w:eastAsia="宋体" w:hAnsi="宋体" w:cs="宋体"/>
+          <w:kern w:val="0"/>
+          <w:sz w:val="24"/>
+          <w14:ligatures w14:val="none"/>
+        </w:rPr>
+      </w:pPr>
+      <w:r>
+        <w:rPr>
+          <w:rFonts w:ascii="宋体" w:eastAsia="宋体" w:hAnsi="宋体" w:cs="宋体"/>
+          <w:kern w:val="0"/>
+          <w:sz w:val="24"/>
+          <w14:ligatures w14:val="none"/>
+        </w:rPr>
+        <w:t xml:space="preserve">显示文本： </w:t>
+      </w:r>
+    </w:p>
+    <w:p>
+      <w:pPr>
+        <w:widowControl/>
+        <w:spacing w:before="100" w:beforeAutospacing="1" w:after="100" w:afterAutospacing="1" w:line="240" w:lineRule="auto"/>
+        <w:rPr>
+          <w:rFonts w:ascii="宋体" w:eastAsia="宋体" w:hAnsi="宋体" w:cs="宋体"/>
+          <w:kern w:val="0"/>
+          <w:sz w:val="24"/>
+          <w14:ligatures w14:val="none"/>
+        </w:rPr>
+      </w:pPr>
+      <w:r>
+        <w:rPr>
+          <w:rFonts w:ascii="宋体" w:eastAsia="宋体" w:hAnsi="宋体" w:cs="宋体"/>
+          <w:kern w:val="0"/>
+          <w:sz w:val="24"/>
+          <w14:ligatures w14:val="none"/>
+        </w:rPr>
+        <w:t>跑山猢狲提供的三张专属神通各有不同作用：“桃”补充花果山部将，“橘”提供金币，“香蕉”提供永久属性成长。可以帮助花果山持续运营和强化阵容。</w:t>
+      </w:r>
+    </w:p>
+    <w:p>
+      <w:pPr>
+        <w:widowControl/>
+        <w:numPr>
+          <w:ilvl w:val="0"/>
+          <w:numId w:val="8"/>
+        </w:numPr>
+        <w:spacing w:before="100" w:beforeAutospacing="1" w:after="100" w:afterAutospacing="1" w:line="240" w:lineRule="auto"/>
+        <w:rPr>
+          <w:rFonts w:ascii="宋体" w:eastAsia="宋体" w:hAnsi="宋体" w:cs="宋体"/>
+          <w:kern w:val="0"/>
+          <w:sz w:val="24"/>
+          <w14:ligatures w14:val="none"/>
+        </w:rPr>
+      </w:pPr>
+      <w:r>
+        <w:rPr>
+          <w:rFonts w:ascii="宋体" w:eastAsia="宋体" w:hAnsi="宋体" w:cs="宋体"/>
+          <w:kern w:val="0"/>
+          <w:sz w:val="24"/>
+          <w14:ligatures w14:val="none"/>
+        </w:rPr>
+        <w:t xml:space="preserve">玩家点击任意位置继续。 </w:t>
+      </w:r>
+    </w:p>
+    <w:p>
+      <w:pPr>
+        <w:widowControl/>
+        <w:spacing w:before="100" w:beforeAutospacing="1" w:after="100" w:afterAutospacing="1" w:line="240" w:lineRule="auto"/>
+        <w:outlineLvl w:val="2"/>
+        <w:rPr>
+          <w:rFonts w:ascii="宋体" w:eastAsia="宋体" w:hAnsi="宋体" w:cs="宋体"/>
+          <w:b/>
+          <w:bCs/>
+          <w:kern w:val="0"/>
+          <w:sz w:val="27"/>
+          <w:szCs w:val="27"/>
+          <w14:ligatures w14:val="none"/>
+        </w:rPr>
+      </w:pPr>
+      <w:r>
+        <w:rPr>
+          <w:rFonts w:ascii="宋体" w:eastAsia="宋体" w:hAnsi="宋体" w:cs="宋体"/>
+          <w:b/>
+          <w:bCs/>
+          <w:kern w:val="0"/>
+          <w:sz w:val="27"/>
+          <w:szCs w:val="27"/>
+          <w14:ligatures w14:val="none"/>
+        </w:rPr>
+        <w:t>5. 说明跑山猢狲与禄星</w:t>
+      </w:r>
+    </w:p>
+    <w:p>
+      <w:pPr>
+        <w:widowControl/>
+        <w:numPr>
+          <w:ilvl w:val="0"/>
+          <w:numId w:val="9"/>
+        </w:numPr>
+        <w:spacing w:before="100" w:beforeAutospacing="1" w:after="100" w:afterAutospacing="1" w:line="240" w:lineRule="auto"/>
+        <w:rPr>
+          <w:rFonts w:ascii="宋体" w:eastAsia="宋体" w:hAnsi="宋体" w:cs="宋体"/>
+          <w:kern w:val="0"/>
+          <w:sz w:val="24"/>
+          <w14:ligatures w14:val="none"/>
+        </w:rPr>
+      </w:pPr>
+      <w:r>
+        <w:rPr>
+          <w:rFonts w:ascii="宋体" w:eastAsia="宋体" w:hAnsi="宋体" w:cs="宋体"/>
+          <w:kern w:val="0"/>
+          <w:sz w:val="24"/>
+          <w14:ligatures w14:val="none"/>
+        </w:rPr>
+        <w:t xml:space="preserve">同时镂空跑山猢狲和禄星。 </w:t>
+      </w:r>
+    </w:p>
+    <w:p>
+      <w:pPr>
+        <w:widowControl/>
+        <w:numPr>
+          <w:ilvl w:val="0"/>
+          <w:numId w:val="9"/>
+        </w:numPr>
+        <w:spacing w:before="100" w:beforeAutospacing="1" w:after="100" w:afterAutospacing="1" w:line="240" w:lineRule="auto"/>
+        <w:rPr>
+          <w:rFonts w:ascii="宋体" w:eastAsia="宋体" w:hAnsi="宋体" w:cs="宋体"/>
+          <w:kern w:val="0"/>
+          <w:sz w:val="24"/>
+          <w14:ligatures w14:val="none"/>
+        </w:rPr>
+      </w:pPr>
+      <w:r>
+        <w:rPr>
+          <w:rFonts w:ascii="宋体" w:eastAsia="宋体" w:hAnsi="宋体" w:cs="宋体"/>
+          <w:kern w:val="0"/>
+          <w:sz w:val="24"/>
+          <w14:ligatures w14:val="none"/>
+        </w:rPr>
+        <w:t xml:space="preserve">显示文本： </w:t>
+      </w:r>
+    </w:p>
+    <w:p>
+      <w:pPr>
+        <w:widowControl/>
+        <w:spacing w:before="100" w:beforeAutospacing="1" w:after="100" w:afterAutospacing="1" w:line="240" w:lineRule="auto"/>
+        <w:rPr>
+          <w:rFonts w:ascii="宋体" w:eastAsia="宋体" w:hAnsi="宋体" w:cs="宋体"/>
+          <w:kern w:val="0"/>
+          <w:sz w:val="24"/>
+          <w14:ligatures w14:val="none"/>
+        </w:rPr>
+      </w:pPr>
+      <w:r>
+        <w:rPr>
+          <w:rFonts w:ascii="宋体" w:eastAsia="宋体" w:hAnsi="宋体" w:cs="宋体"/>
+          <w:kern w:val="0"/>
+          <w:sz w:val="24"/>
+          <w14:ligatures w14:val="none"/>
+        </w:rPr>
+        <w:t>跑山猢狲的【后援】会随机获得1张专属神通。禄星会使这个【后援】效果额外发动1次，因此每回合可以获得更多桃、橘或香蕉。</w:t>
+      </w:r>
+    </w:p>
+    <w:p>
+      <w:pPr>
+        <w:widowControl/>
+        <w:numPr>
+          <w:ilvl w:val="0"/>
+          <w:numId w:val="10"/>
+        </w:numPr>
+        <w:spacing w:before="100" w:beforeAutospacing="1" w:after="100" w:afterAutospacing="1" w:line="240" w:lineRule="auto"/>
+        <w:rPr>
+          <w:rFonts w:ascii="宋体" w:eastAsia="宋体" w:hAnsi="宋体" w:cs="宋体"/>
+          <w:kern w:val="0"/>
+          <w:sz w:val="24"/>
+          <w14:ligatures w14:val="none"/>
+        </w:rPr>
+      </w:pPr>
+      <w:r>
+        <w:rPr>
+          <w:rFonts w:ascii="宋体" w:eastAsia="宋体" w:hAnsi="宋体" w:cs="宋体"/>
+          <w:kern w:val="0"/>
+          <w:sz w:val="24"/>
+          <w14:ligatures w14:val="none"/>
+        </w:rPr>
+        <w:t xml:space="preserve">玩家点击任意位置继续。 </w:t>
+      </w:r>
+    </w:p>
+    <w:p>
+      <w:pPr>
+        <w:widowControl/>
+        <w:spacing w:before="100" w:beforeAutospacing="1" w:after="100" w:afterAutospacing="1" w:line="240" w:lineRule="auto"/>
+        <w:outlineLvl w:val="2"/>
+        <w:rPr>
+          <w:rFonts w:ascii="宋体" w:eastAsia="宋体" w:hAnsi="宋体" w:cs="宋体"/>
+          <w:b/>
+          <w:bCs/>
+          <w:kern w:val="0"/>
+          <w:sz w:val="27"/>
+          <w:szCs w:val="27"/>
+          <w14:ligatures w14:val="none"/>
+        </w:rPr>
+      </w:pPr>
+      <w:r>
+        <w:rPr>
+          <w:rFonts w:ascii="宋体" w:eastAsia="宋体" w:hAnsi="宋体" w:cs="宋体"/>
+          <w:b/>
+          <w:bCs/>
+          <w:kern w:val="0"/>
+          <w:sz w:val="27"/>
+          <w:szCs w:val="27"/>
+          <w14:ligatures w14:val="none"/>
+        </w:rPr>
+        <w:t>6. 查看参禅心猿详情</w:t>
+      </w:r>
+    </w:p>
+    <w:p>
+      <w:pPr>
+        <w:widowControl/>
+        <w:numPr>
+          <w:ilvl w:val="0"/>
+          <w:numId w:val="11"/>
+        </w:numPr>
+        <w:spacing w:before="100" w:beforeAutospacing="1" w:after="100" w:afterAutospacing="1" w:line="240" w:lineRule="auto"/>
+        <w:rPr>
+          <w:rFonts w:ascii="宋体" w:eastAsia="宋体" w:hAnsi="宋体" w:cs="宋体"/>
+          <w:kern w:val="0"/>
+          <w:sz w:val="24"/>
+          <w14:ligatures w14:val="none"/>
+        </w:rPr>
+      </w:pPr>
+      <w:r>
+        <w:rPr>
+          <w:rFonts w:ascii="宋体" w:eastAsia="宋体" w:hAnsi="宋体" w:cs="宋体"/>
+          <w:kern w:val="0"/>
+          <w:sz w:val="24"/>
+          <w14:ligatures w14:val="none"/>
+        </w:rPr>
+        <w:t xml:space="preserve">镂空商店中的参禅心猿。 </w:t>
+      </w:r>
+    </w:p>
+    <w:p>
+      <w:pPr>
+        <w:widowControl/>
+        <w:numPr>
+          <w:ilvl w:val="0"/>
+          <w:numId w:val="11"/>
+        </w:numPr>
+        <w:spacing w:before="100" w:beforeAutospacing="1" w:after="100" w:afterAutospacing="1" w:line="240" w:lineRule="auto"/>
+        <w:rPr>
+          <w:rFonts w:ascii="宋体" w:eastAsia="宋体" w:hAnsi="宋体" w:cs="宋体"/>
+          <w:kern w:val="0"/>
+          <w:sz w:val="24"/>
+          <w14:ligatures w14:val="none"/>
+        </w:rPr>
+      </w:pPr>
+      <w:r>
+        <w:rPr>
+          <w:rFonts w:ascii="宋体" w:eastAsia="宋体" w:hAnsi="宋体" w:cs="宋体"/>
+          <w:kern w:val="0"/>
+          <w:sz w:val="24"/>
+          <w14:ligatures w14:val="none"/>
+        </w:rPr>
+        <w:t xml:space="preserve">显示文本： </w:t>
+      </w:r>
+    </w:p>
+    <w:p>
+      <w:pPr>
+        <w:widowControl/>
+        <w:spacing w:before="100" w:beforeAutospacing="1" w:after="100" w:afterAutospacing="1" w:line="240" w:lineRule="auto"/>
+        <w:rPr>
+          <w:rFonts w:ascii="宋体" w:eastAsia="宋体" w:hAnsi="宋体" w:cs="宋体"/>
+          <w:kern w:val="0"/>
+          <w:sz w:val="24"/>
+          <w14:ligatures w14:val="none"/>
+        </w:rPr>
+      </w:pPr>
+      <w:r>
+        <w:rPr>
+          <w:rFonts w:ascii="宋体" w:eastAsia="宋体" w:hAnsi="宋体" w:cs="宋体"/>
+          <w:kern w:val="0"/>
+          <w:sz w:val="24"/>
+          <w14:ligatures w14:val="none"/>
+        </w:rPr>
+        <w:t>点击参禅心猿，查看部将详情。</w:t>
+      </w:r>
+    </w:p>
+    <w:p>
+      <w:pPr>
+        <w:widowControl/>
+        <w:numPr>
+          <w:ilvl w:val="0"/>
+          <w:numId w:val="12"/>
+        </w:numPr>
+        <w:spacing w:before="100" w:beforeAutospacing="1" w:after="100" w:afterAutospacing="1" w:line="240" w:lineRule="auto"/>
+        <w:rPr>
+          <w:rFonts w:ascii="宋体" w:eastAsia="宋体" w:hAnsi="宋体" w:cs="宋体"/>
+          <w:kern w:val="0"/>
+          <w:sz w:val="24"/>
+          <w14:ligatures w14:val="none"/>
+        </w:rPr>
+      </w:pPr>
+      <w:r>
+        <w:rPr>
+          <w:rFonts w:ascii="宋体" w:eastAsia="宋体" w:hAnsi="宋体" w:cs="宋体"/>
+          <w:kern w:val="0"/>
+          <w:sz w:val="24"/>
+          <w14:ligatures w14:val="none"/>
+        </w:rPr>
+        <w:t xml:space="preserve">玩家点击参禅心猿，打开详情页。 </w:t>
+      </w:r>
+    </w:p>
+    <w:p>
+      <w:pPr>
+        <w:widowControl/>
+        <w:numPr>
+          <w:ilvl w:val="0"/>
+          <w:numId w:val="12"/>
+        </w:numPr>
+        <w:spacing w:before="100" w:beforeAutospacing="1" w:after="100" w:afterAutospacing="1" w:line="240" w:lineRule="auto"/>
+        <w:rPr>
+          <w:rFonts w:ascii="宋体" w:eastAsia="宋体" w:hAnsi="宋体" w:cs="宋体"/>
+          <w:kern w:val="0"/>
+          <w:sz w:val="24"/>
+          <w14:ligatures w14:val="none"/>
+        </w:rPr>
+      </w:pPr>
+      <w:r>
+        <w:rPr>
+          <w:rFonts w:ascii="宋体" w:eastAsia="宋体" w:hAnsi="宋体" w:cs="宋体"/>
+          <w:kern w:val="0"/>
+          <w:sz w:val="24"/>
+          <w14:ligatures w14:val="none"/>
+        </w:rPr>
+        <w:t xml:space="preserve">玩家关闭详情页后，在界面下方显示文本： </w:t>
+      </w:r>
+    </w:p>
+    <w:p>
+      <w:pPr>
+        <w:widowControl/>
+        <w:spacing w:before="100" w:beforeAutospacing="1" w:after="100" w:afterAutospacing="1" w:line="240" w:lineRule="auto"/>
+        <w:rPr>
+          <w:rFonts w:ascii="宋体" w:eastAsia="宋体" w:hAnsi="宋体" w:cs="宋体"/>
+          <w:kern w:val="0"/>
+          <w:sz w:val="24"/>
+          <w14:ligatures w14:val="none"/>
+        </w:rPr>
+      </w:pPr>
+      <w:r>
+        <w:rPr>
+          <w:rFonts w:ascii="宋体" w:eastAsia="宋体" w:hAnsi="宋体" w:cs="宋体"/>
+          <w:kern w:val="0"/>
+          <w:sz w:val="24"/>
+          <w14:ligatures w14:val="none"/>
+        </w:rPr>
+        <w:t>参禅心猿会在每次释放神通后提高所有友方部将的生命。它可以将桃、橘、香蕉以及其他神通转化为全体成长，并触发美猴王和大猿神的【协战】。</w:t>
+      </w:r>
+    </w:p>
+    <w:p>
+      <w:pPr>
+        <w:widowControl/>
+        <w:numPr>
+          <w:ilvl w:val="0"/>
+          <w:numId w:val="13"/>
+        </w:numPr>
+        <w:spacing w:before="100" w:beforeAutospacing="1" w:after="100" w:afterAutospacing="1" w:line="240" w:lineRule="auto"/>
+        <w:rPr>
+          <w:rFonts w:ascii="宋体" w:eastAsia="宋体" w:hAnsi="宋体" w:cs="宋体"/>
+          <w:kern w:val="0"/>
+          <w:sz w:val="24"/>
+          <w14:ligatures w14:val="none"/>
+        </w:rPr>
+      </w:pPr>
+      <w:r>
+        <w:rPr>
+          <w:rFonts w:ascii="宋体" w:eastAsia="宋体" w:hAnsi="宋体" w:cs="宋体"/>
+          <w:kern w:val="0"/>
+          <w:sz w:val="24"/>
+          <w14:ligatures w14:val="none"/>
+        </w:rPr>
+        <w:t xml:space="preserve">玩家点击任意位置继续。 </w:t>
+      </w:r>
+    </w:p>
+    <w:p>
+      <w:pPr>
+        <w:widowControl/>
+        <w:spacing w:before="100" w:beforeAutospacing="1" w:after="100" w:afterAutospacing="1" w:line="240" w:lineRule="auto"/>
+        <w:outlineLvl w:val="2"/>
+        <w:rPr>
+          <w:rFonts w:ascii="宋体" w:eastAsia="宋体" w:hAnsi="宋体" w:cs="宋体"/>
+          <w:b/>
+          <w:bCs/>
+          <w:kern w:val="0"/>
+          <w:sz w:val="27"/>
+          <w:szCs w:val="27"/>
+          <w14:ligatures w14:val="none"/>
+        </w:rPr>
+      </w:pPr>
+      <w:r>
+        <w:rPr>
+          <w:rFonts w:ascii="宋体" w:eastAsia="宋体" w:hAnsi="宋体" w:cs="宋体"/>
+          <w:b/>
+          <w:bCs/>
+          <w:kern w:val="0"/>
+          <w:sz w:val="27"/>
+          <w:szCs w:val="27"/>
+          <w14:ligatures w14:val="none"/>
+        </w:rPr>
+        <w:t>7. 购买参禅心猿</w:t>
+      </w:r>
+    </w:p>
+    <w:p>
+      <w:pPr>
+        <w:widowControl/>
+        <w:numPr>
+          <w:ilvl w:val="0"/>
+          <w:numId w:val="14"/>
+        </w:numPr>
+        <w:spacing w:before="100" w:beforeAutospacing="1" w:after="100" w:afterAutospacing="1" w:line="240" w:lineRule="auto"/>
+        <w:rPr>
+          <w:rFonts w:ascii="宋体" w:eastAsia="宋体" w:hAnsi="宋体" w:cs="宋体"/>
+          <w:kern w:val="0"/>
+          <w:sz w:val="24"/>
+          <w14:ligatures w14:val="none"/>
+        </w:rPr>
+      </w:pPr>
+      <w:r>
+        <w:rPr>
+          <w:rFonts w:ascii="宋体" w:eastAsia="宋体" w:hAnsi="宋体" w:cs="宋体"/>
+          <w:kern w:val="0"/>
+          <w:sz w:val="24"/>
+          <w14:ligatures w14:val="none"/>
+        </w:rPr>
+        <w:t xml:space="preserve">继续镂空商店中的参禅心猿。 </w:t>
+      </w:r>
+    </w:p>
+    <w:p>
+      <w:pPr>
+        <w:widowControl/>
+        <w:numPr>
+          <w:ilvl w:val="0"/>
+          <w:numId w:val="14"/>
+        </w:numPr>
+        <w:spacing w:before="100" w:beforeAutospacing="1" w:after="100" w:afterAutospacing="1" w:line="240" w:lineRule="auto"/>
+        <w:rPr>
+          <w:rFonts w:ascii="宋体" w:eastAsia="宋体" w:hAnsi="宋体" w:cs="宋体"/>
+          <w:kern w:val="0"/>
+          <w:sz w:val="24"/>
+          <w14:ligatures w14:val="none"/>
+        </w:rPr>
+      </w:pPr>
+      <w:r>
+        <w:rPr>
+          <w:rFonts w:ascii="宋体" w:eastAsia="宋体" w:hAnsi="宋体" w:cs="宋体"/>
+          <w:kern w:val="0"/>
+          <w:sz w:val="24"/>
+          <w14:ligatures w14:val="none"/>
+        </w:rPr>
+        <w:t xml:space="preserve">显示文本： </w:t>
+      </w:r>
+    </w:p>
+    <w:p>
+      <w:pPr>
+        <w:widowControl/>
+        <w:spacing w:before="100" w:beforeAutospacing="1" w:after="100" w:afterAutospacing="1" w:line="240" w:lineRule="auto"/>
+        <w:rPr>
+          <w:rFonts w:ascii="宋体" w:eastAsia="宋体" w:hAnsi="宋体" w:cs="宋体"/>
+          <w:kern w:val="0"/>
+          <w:sz w:val="24"/>
+          <w14:ligatures w14:val="none"/>
+        </w:rPr>
+      </w:pPr>
+      <w:r>
+        <w:rPr>
+          <w:rFonts w:ascii="宋体" w:eastAsia="宋体" w:hAnsi="宋体" w:cs="宋体"/>
+          <w:kern w:val="0"/>
+          <w:sz w:val="24"/>
+          <w14:ligatures w14:val="none"/>
+        </w:rPr>
+        <w:t>购买参禅心猿。</w:t>
+      </w:r>
+    </w:p>
+    <w:p>
+      <w:pPr>
+        <w:widowControl/>
+        <w:numPr>
+          <w:ilvl w:val="0"/>
+          <w:numId w:val="15"/>
+        </w:numPr>
+        <w:spacing w:before="100" w:beforeAutospacing="1" w:after="100" w:afterAutospacing="1" w:line="240" w:lineRule="auto"/>
+        <w:rPr>
+          <w:rFonts w:ascii="宋体" w:eastAsia="宋体" w:hAnsi="宋体" w:cs="宋体"/>
+          <w:kern w:val="0"/>
+          <w:sz w:val="24"/>
+          <w14:ligatures w14:val="none"/>
+        </w:rPr>
+      </w:pPr>
+      <w:r>
+        <w:rPr>
+          <w:rFonts w:ascii="宋体" w:eastAsia="宋体" w:hAnsi="宋体" w:cs="宋体"/>
+          <w:kern w:val="0"/>
+          <w:sz w:val="24"/>
+          <w14:ligatures w14:val="none"/>
+        </w:rPr>
+        <w:t xml:space="preserve">玩家购买参禅心猿后进入下一步。 </w:t>
+      </w:r>
+    </w:p>
+    <w:p>
+      <w:pPr>
+        <w:widowControl/>
+        <w:numPr>
+          <w:ilvl w:val="0"/>
+          <w:numId w:val="15"/>
+        </w:numPr>
+        <w:spacing w:before="100" w:beforeAutospacing="1" w:after="100" w:afterAutospacing="1" w:line="240" w:lineRule="auto"/>
+        <w:rPr>
+          <w:rFonts w:ascii="宋体" w:eastAsia="宋体" w:hAnsi="宋体" w:cs="宋体"/>
+          <w:kern w:val="0"/>
+          <w:sz w:val="24"/>
+          <w14:ligatures w14:val="none"/>
+        </w:rPr>
+      </w:pPr>
+      <w:r>
+        <w:rPr>
+          <w:rFonts w:ascii="宋体" w:eastAsia="宋体" w:hAnsi="宋体" w:cs="宋体"/>
+          <w:kern w:val="0"/>
+          <w:sz w:val="24"/>
+          <w14:ligatures w14:val="none"/>
+        </w:rPr>
+        <w:t xml:space="preserve">其他商店牌暂时不可购买。 </w:t>
+      </w:r>
+    </w:p>
+    <w:p>
+      <w:pPr>
+        <w:widowControl/>
+        <w:numPr>
+          <w:ilvl w:val="0"/>
+          <w:numId w:val="15"/>
+        </w:numPr>
+        <w:spacing w:before="100" w:beforeAutospacing="1" w:after="100" w:afterAutospacing="1" w:line="240" w:lineRule="auto"/>
+        <w:rPr>
+          <w:rFonts w:ascii="宋体" w:eastAsia="宋体" w:hAnsi="宋体" w:cs="宋体"/>
+          <w:kern w:val="0"/>
+          <w:sz w:val="24"/>
+          <w14:ligatures w14:val="none"/>
+        </w:rPr>
+      </w:pPr>
+      <w:r>
+        <w:rPr>
+          <w:rFonts w:ascii="宋体" w:eastAsia="宋体" w:hAnsi="宋体" w:cs="宋体"/>
+          <w:kern w:val="0"/>
+          <w:sz w:val="24"/>
+          <w14:ligatures w14:val="none"/>
+        </w:rPr>
+        <w:t xml:space="preserve">刷新、升级和准备按钮保持锁定。 </w:t>
+      </w:r>
+    </w:p>
+    <w:p>
+      <w:pPr>
+        <w:widowControl/>
+        <w:spacing w:before="100" w:beforeAutospacing="1" w:after="100" w:afterAutospacing="1" w:line="240" w:lineRule="auto"/>
+        <w:outlineLvl w:val="2"/>
+        <w:rPr>
+          <w:rFonts w:ascii="宋体" w:eastAsia="宋体" w:hAnsi="宋体" w:cs="宋体"/>
+          <w:b/>
+          <w:bCs/>
+          <w:kern w:val="0"/>
+          <w:sz w:val="27"/>
+          <w:szCs w:val="27"/>
+          <w14:ligatures w14:val="none"/>
+        </w:rPr>
+      </w:pPr>
+      <w:r>
+        <w:rPr>
+          <w:rFonts w:ascii="宋体" w:eastAsia="宋体" w:hAnsi="宋体" w:cs="宋体"/>
+          <w:b/>
+          <w:bCs/>
+          <w:kern w:val="0"/>
+          <w:sz w:val="27"/>
+          <w:szCs w:val="27"/>
+          <w14:ligatures w14:val="none"/>
+        </w:rPr>
+        <w:t>8. 上阵参禅心猿</w:t>
+      </w:r>
+    </w:p>
+    <w:p>
+      <w:pPr>
+        <w:widowControl/>
+        <w:numPr>
+          <w:ilvl w:val="0"/>
+          <w:numId w:val="16"/>
+        </w:numPr>
+        <w:spacing w:before="100" w:beforeAutospacing="1" w:after="100" w:afterAutospacing="1" w:line="240" w:lineRule="auto"/>
+        <w:rPr>
+          <w:rFonts w:ascii="宋体" w:eastAsia="宋体" w:hAnsi="宋体" w:cs="宋体"/>
+          <w:kern w:val="0"/>
+          <w:sz w:val="24"/>
+          <w14:ligatures w14:val="none"/>
+        </w:rPr>
+      </w:pPr>
+      <w:r>
+        <w:rPr>
+          <w:rFonts w:ascii="宋体" w:eastAsia="宋体" w:hAnsi="宋体" w:cs="宋体"/>
+          <w:kern w:val="0"/>
+          <w:sz w:val="24"/>
+          <w14:ligatures w14:val="none"/>
+        </w:rPr>
+        <w:t xml:space="preserve">镂空手牌中的参禅心猿。 </w:t>
+      </w:r>
+    </w:p>
+    <w:p>
+      <w:pPr>
+        <w:widowControl/>
+        <w:numPr>
+          <w:ilvl w:val="0"/>
+          <w:numId w:val="16"/>
+        </w:numPr>
+        <w:spacing w:before="100" w:beforeAutospacing="1" w:after="100" w:afterAutospacing="1" w:line="240" w:lineRule="auto"/>
+        <w:rPr>
+          <w:rFonts w:ascii="宋体" w:eastAsia="宋体" w:hAnsi="宋体" w:cs="宋体"/>
+          <w:kern w:val="0"/>
+          <w:sz w:val="24"/>
+          <w14:ligatures w14:val="none"/>
+        </w:rPr>
+      </w:pPr>
+      <w:r>
+        <w:rPr>
+          <w:rFonts w:ascii="宋体" w:eastAsia="宋体" w:hAnsi="宋体" w:cs="宋体"/>
+          <w:kern w:val="0"/>
+          <w:sz w:val="24"/>
+          <w14:ligatures w14:val="none"/>
+        </w:rPr>
+        <w:t xml:space="preserve">同时镂空指定的空余部署位置。 </w:t>
+      </w:r>
+    </w:p>
+    <w:p>
+      <w:pPr>
+        <w:widowControl/>
+        <w:numPr>
+          <w:ilvl w:val="0"/>
+          <w:numId w:val="16"/>
+        </w:numPr>
+        <w:spacing w:before="100" w:beforeAutospacing="1" w:after="100" w:afterAutospacing="1" w:line="240" w:lineRule="auto"/>
+        <w:rPr>
+          <w:rFonts w:ascii="宋体" w:eastAsia="宋体" w:hAnsi="宋体" w:cs="宋体"/>
+          <w:kern w:val="0"/>
+          <w:sz w:val="24"/>
+          <w14:ligatures w14:val="none"/>
+        </w:rPr>
+      </w:pPr>
+      <w:r>
+        <w:rPr>
+          <w:rFonts w:ascii="宋体" w:eastAsia="宋体" w:hAnsi="宋体" w:cs="宋体"/>
+          <w:kern w:val="0"/>
+          <w:sz w:val="24"/>
+          <w14:ligatures w14:val="none"/>
+        </w:rPr>
+        <w:t xml:space="preserve">显示文本： </w:t>
+      </w:r>
+    </w:p>
+    <w:p>
+      <w:pPr>
+        <w:widowControl/>
+        <w:spacing w:before="100" w:beforeAutospacing="1" w:after="100" w:afterAutospacing="1" w:line="240" w:lineRule="auto"/>
+        <w:rPr>
+          <w:rFonts w:ascii="宋体" w:eastAsia="宋体" w:hAnsi="宋体" w:cs="宋体"/>
+          <w:kern w:val="0"/>
+          <w:sz w:val="24"/>
+          <w14:ligatures w14:val="none"/>
+        </w:rPr>
+      </w:pPr>
+      <w:r>
+        <w:rPr>
+          <w:rFonts w:ascii="宋体" w:eastAsia="宋体" w:hAnsi="宋体" w:cs="宋体"/>
+          <w:kern w:val="0"/>
+          <w:sz w:val="24"/>
+          <w14:ligatures w14:val="none"/>
+        </w:rPr>
+        <w:t>将参禅心猿部署至交战区。</w:t>
+      </w:r>
+    </w:p>
+    <w:p>
+      <w:pPr>
+        <w:widowControl/>
+        <w:numPr>
+          <w:ilvl w:val="0"/>
+          <w:numId w:val="17"/>
+        </w:numPr>
+        <w:spacing w:before="100" w:beforeAutospacing="1" w:after="100" w:afterAutospacing="1" w:line="240" w:lineRule="auto"/>
+        <w:rPr>
+          <w:rFonts w:ascii="宋体" w:eastAsia="宋体" w:hAnsi="宋体" w:cs="宋体"/>
+          <w:kern w:val="0"/>
+          <w:sz w:val="24"/>
+          <w14:ligatures w14:val="none"/>
+        </w:rPr>
+      </w:pPr>
+      <w:r>
+        <w:rPr>
+          <w:rFonts w:ascii="宋体" w:eastAsia="宋体" w:hAnsi="宋体" w:cs="宋体"/>
+          <w:kern w:val="0"/>
+          <w:sz w:val="24"/>
+          <w14:ligatures w14:val="none"/>
+        </w:rPr>
+        <w:t xml:space="preserve">玩家将参禅心猿上阵后进入下一步。 </w:t>
+      </w:r>
+    </w:p>
+    <w:p>
+      <w:pPr>
+        <w:widowControl/>
+        <w:spacing w:before="100" w:beforeAutospacing="1" w:after="100" w:afterAutospacing="1" w:line="240" w:lineRule="auto"/>
+        <w:outlineLvl w:val="2"/>
+        <w:rPr>
+          <w:rFonts w:ascii="宋体" w:eastAsia="宋体" w:hAnsi="宋体" w:cs="宋体"/>
+          <w:b/>
+          <w:bCs/>
+          <w:kern w:val="0"/>
+          <w:sz w:val="27"/>
+          <w:szCs w:val="27"/>
+          <w14:ligatures w14:val="none"/>
+        </w:rPr>
+      </w:pPr>
+      <w:r>
+        <w:rPr>
+          <w:rFonts w:ascii="宋体" w:eastAsia="宋体" w:hAnsi="宋体" w:cs="宋体"/>
+          <w:b/>
+          <w:bCs/>
+          <w:kern w:val="0"/>
+          <w:sz w:val="27"/>
+          <w:szCs w:val="27"/>
+          <w14:ligatures w14:val="none"/>
+        </w:rPr>
+        <w:t>9. 将灵光帽释放给美猴王</w:t>
+      </w:r>
+    </w:p>
+    <w:p>
+      <w:pPr>
+        <w:widowControl/>
+        <w:numPr>
+          <w:ilvl w:val="0"/>
+          <w:numId w:val="18"/>
+        </w:numPr>
+        <w:spacing w:before="100" w:beforeAutospacing="1" w:after="100" w:afterAutospacing="1" w:line="240" w:lineRule="auto"/>
+        <w:rPr>
+          <w:rFonts w:ascii="宋体" w:eastAsia="宋体" w:hAnsi="宋体" w:cs="宋体"/>
+          <w:kern w:val="0"/>
+          <w:sz w:val="24"/>
+          <w14:ligatures w14:val="none"/>
+        </w:rPr>
+      </w:pPr>
+      <w:r>
+        <w:rPr>
+          <w:rFonts w:ascii="宋体" w:eastAsia="宋体" w:hAnsi="宋体" w:cs="宋体"/>
+          <w:kern w:val="0"/>
+          <w:sz w:val="24"/>
+          <w14:ligatures w14:val="none"/>
+        </w:rPr>
+        <w:t xml:space="preserve">镂空手牌中的灵光帽。 </w:t>
+      </w:r>
+    </w:p>
+    <w:p>
+      <w:pPr>
+        <w:widowControl/>
+        <w:numPr>
+          <w:ilvl w:val="0"/>
+          <w:numId w:val="18"/>
+        </w:numPr>
+        <w:spacing w:before="100" w:beforeAutospacing="1" w:after="100" w:afterAutospacing="1" w:line="240" w:lineRule="auto"/>
+        <w:rPr>
+          <w:rFonts w:ascii="宋体" w:eastAsia="宋体" w:hAnsi="宋体" w:cs="宋体"/>
+          <w:kern w:val="0"/>
+          <w:sz w:val="24"/>
+          <w14:ligatures w14:val="none"/>
+        </w:rPr>
+      </w:pPr>
+      <w:r>
+        <w:rPr>
+          <w:rFonts w:ascii="宋体" w:eastAsia="宋体" w:hAnsi="宋体" w:cs="宋体"/>
+          <w:kern w:val="0"/>
+          <w:sz w:val="24"/>
+          <w14:ligatures w14:val="none"/>
+        </w:rPr>
+        <w:t xml:space="preserve">使用箭头指向部署区中的美猴王。 </w:t>
+      </w:r>
+    </w:p>
+    <w:p>
+      <w:pPr>
+        <w:widowControl/>
+        <w:numPr>
+          <w:ilvl w:val="0"/>
+          <w:numId w:val="18"/>
+        </w:numPr>
+        <w:spacing w:before="100" w:beforeAutospacing="1" w:after="100" w:afterAutospacing="1" w:line="240" w:lineRule="auto"/>
+        <w:rPr>
+          <w:rFonts w:ascii="宋体" w:eastAsia="宋体" w:hAnsi="宋体" w:cs="宋体"/>
+          <w:kern w:val="0"/>
+          <w:sz w:val="24"/>
+          <w14:ligatures w14:val="none"/>
+        </w:rPr>
+      </w:pPr>
+      <w:r>
+        <w:rPr>
+          <w:rFonts w:ascii="宋体" w:eastAsia="宋体" w:hAnsi="宋体" w:cs="宋体"/>
+          <w:kern w:val="0"/>
+          <w:sz w:val="24"/>
+          <w14:ligatures w14:val="none"/>
+        </w:rPr>
+        <w:t xml:space="preserve">显示文本： </w:t>
+      </w:r>
+    </w:p>
+    <w:p>
+      <w:pPr>
+        <w:widowControl/>
+        <w:spacing w:before="100" w:beforeAutospacing="1" w:after="100" w:afterAutospacing="1" w:line="240" w:lineRule="auto"/>
+        <w:rPr>
+          <w:rFonts w:ascii="宋体" w:eastAsia="宋体" w:hAnsi="宋体" w:cs="宋体"/>
+          <w:kern w:val="0"/>
+          <w:sz w:val="24"/>
+          <w14:ligatures w14:val="none"/>
+        </w:rPr>
+      </w:pPr>
+      <w:r>
+        <w:rPr>
+          <w:rFonts w:ascii="宋体" w:eastAsia="宋体" w:hAnsi="宋体" w:cs="宋体"/>
+          <w:kern w:val="0"/>
+          <w:sz w:val="24"/>
+          <w14:ligatures w14:val="none"/>
+        </w:rPr>
+        <w:t>将灵光帽释放给美猴王，使其获得+3/+3。</w:t>
       </w:r>
     </w:p>
     <w:p>
@@ -133,7 +1433,7 @@
           <w:sz w:val="24"/>
           <w14:ligatures w14:val="none"/>
         </w:rPr>
-        <w:t xml:space="preserve">镂空左侧任务区域。 </w:t>
+        <w:t xml:space="preserve">玩家将灵光帽释放给美猴王后进入下一步。 </w:t>
       </w:r>
     </w:p>
     <w:p>
@@ -158,28 +1458,56 @@
           <w:sz w:val="24"/>
           <w14:ligatures w14:val="none"/>
         </w:rPr>
-        <w:t xml:space="preserve">显示文本： </w:t>
-      </w:r>
-    </w:p>
-    <w:p>
-      <w:pPr>
-        <w:widowControl/>
-        <w:spacing w:before="100" w:beforeAutospacing="1" w:after="100" w:afterAutospacing="1" w:line="240" w:lineRule="auto"/>
-        <w:rPr>
-          <w:rFonts w:ascii="宋体" w:eastAsia="宋体" w:hAnsi="宋体" w:cs="宋体"/>
-          <w:kern w:val="0"/>
-          <w:sz w:val="24"/>
-          <w14:ligatures w14:val="none"/>
-        </w:rPr>
-      </w:pPr>
-      <w:r>
-        <w:rPr>
-          <w:rFonts w:ascii="宋体" w:eastAsia="宋体" w:hAnsi="宋体" w:cs="宋体"/>
-          <w:kern w:val="0"/>
-          <w:sz w:val="24"/>
-          <w14:ligatures w14:val="none"/>
-        </w:rPr>
-        <w:t>教学关共有3场战斗，连续击败3名敌人即可完成本流派教学。</w:t>
+        <w:t xml:space="preserve">这一阶段只能选择美猴王作为目标。 </w:t>
+      </w:r>
+    </w:p>
+    <w:p>
+      <w:pPr>
+        <w:widowControl/>
+        <w:spacing w:before="100" w:beforeAutospacing="1" w:after="100" w:afterAutospacing="1" w:line="240" w:lineRule="auto"/>
+        <w:outlineLvl w:val="2"/>
+        <w:rPr>
+          <w:rFonts w:ascii="宋体" w:eastAsia="宋体" w:hAnsi="宋体" w:cs="宋体"/>
+          <w:b/>
+          <w:bCs/>
+          <w:kern w:val="0"/>
+          <w:sz w:val="27"/>
+          <w:szCs w:val="27"/>
+          <w14:ligatures w14:val="none"/>
+        </w:rPr>
+      </w:pPr>
+      <w:r>
+        <w:rPr>
+          <w:rFonts w:ascii="宋体" w:eastAsia="宋体" w:hAnsi="宋体" w:cs="宋体"/>
+          <w:b/>
+          <w:bCs/>
+          <w:kern w:val="0"/>
+          <w:sz w:val="27"/>
+          <w:szCs w:val="27"/>
+          <w14:ligatures w14:val="none"/>
+        </w:rPr>
+        <w:t>10. 说明完整联动</w:t>
+      </w:r>
+    </w:p>
+    <w:p>
+      <w:pPr>
+        <w:widowControl/>
+        <w:spacing w:before="100" w:beforeAutospacing="1" w:after="100" w:afterAutospacing="1" w:line="240" w:lineRule="auto"/>
+        <w:rPr>
+          <w:rFonts w:ascii="宋体" w:eastAsia="宋体" w:hAnsi="宋体" w:cs="宋体"/>
+          <w:kern w:val="0"/>
+          <w:sz w:val="24"/>
+          <w14:ligatures w14:val="none"/>
+        </w:rPr>
+      </w:pPr>
+      <w:r>
+        <w:rPr>
+          <w:rFonts w:ascii="宋体" w:eastAsia="宋体" w:hAnsi="宋体" w:cs="宋体"/>
+          <w:kern w:val="0"/>
+          <w:sz w:val="24"/>
+          <w14:ligatures w14:val="none"/>
+        </w:rPr>
+        <w:t>相关表现播放结束后，同时镂空：</w:t>
       </w:r>
     </w:p>
     <w:p>
@@ -204,35 +1532,99 @@
           <w:sz w:val="24"/>
           <w14:ligatures w14:val="none"/>
         </w:rPr>
-        <w:t xml:space="preserve">玩家点击任意位置继续。 </w:t>
-      </w:r>
-    </w:p>
-    <w:p>
-      <w:pPr>
-        <w:widowControl/>
-        <w:spacing w:before="100" w:beforeAutospacing="1" w:after="100" w:afterAutospacing="1" w:line="240" w:lineRule="auto"/>
-        <w:outlineLvl w:val="2"/>
-        <w:rPr>
-          <w:rFonts w:ascii="宋体" w:eastAsia="宋体" w:hAnsi="宋体" w:cs="宋体"/>
-          <w:b/>
-          <w:bCs/>
-          <w:kern w:val="0"/>
-          <w:sz w:val="27"/>
-          <w:szCs w:val="27"/>
-          <w14:ligatures w14:val="none"/>
-        </w:rPr>
-      </w:pPr>
-      <w:r>
-        <w:rPr>
-          <w:rFonts w:ascii="宋体" w:eastAsia="宋体" w:hAnsi="宋体" w:cs="宋体"/>
-          <w:b/>
-          <w:bCs/>
-          <w:kern w:val="0"/>
-          <w:sz w:val="27"/>
-          <w:szCs w:val="27"/>
-          <w14:ligatures w14:val="none"/>
-        </w:rPr>
-        <w:t>2. 查看美猴王详情</w:t>
+        <w:t xml:space="preserve">参禅心猿； </w:t>
+      </w:r>
+    </w:p>
+    <w:p>
+      <w:pPr>
+        <w:widowControl/>
+        <w:numPr>
+          <w:ilvl w:val="0"/>
+          <w:numId w:val="20"/>
+        </w:numPr>
+        <w:spacing w:before="100" w:beforeAutospacing="1" w:after="100" w:afterAutospacing="1" w:line="240" w:lineRule="auto"/>
+        <w:rPr>
+          <w:rFonts w:ascii="宋体" w:eastAsia="宋体" w:hAnsi="宋体" w:cs="宋体"/>
+          <w:kern w:val="0"/>
+          <w:sz w:val="24"/>
+          <w14:ligatures w14:val="none"/>
+        </w:rPr>
+      </w:pPr>
+      <w:r>
+        <w:rPr>
+          <w:rFonts w:ascii="宋体" w:eastAsia="宋体" w:hAnsi="宋体" w:cs="宋体"/>
+          <w:kern w:val="0"/>
+          <w:sz w:val="24"/>
+          <w14:ligatures w14:val="none"/>
+        </w:rPr>
+        <w:t xml:space="preserve">美猴王； </w:t>
+      </w:r>
+    </w:p>
+    <w:p>
+      <w:pPr>
+        <w:widowControl/>
+        <w:numPr>
+          <w:ilvl w:val="0"/>
+          <w:numId w:val="20"/>
+        </w:numPr>
+        <w:spacing w:before="100" w:beforeAutospacing="1" w:after="100" w:afterAutospacing="1" w:line="240" w:lineRule="auto"/>
+        <w:rPr>
+          <w:rFonts w:ascii="宋体" w:eastAsia="宋体" w:hAnsi="宋体" w:cs="宋体"/>
+          <w:kern w:val="0"/>
+          <w:sz w:val="24"/>
+          <w14:ligatures w14:val="none"/>
+        </w:rPr>
+      </w:pPr>
+      <w:r>
+        <w:rPr>
+          <w:rFonts w:ascii="宋体" w:eastAsia="宋体" w:hAnsi="宋体" w:cs="宋体"/>
+          <w:kern w:val="0"/>
+          <w:sz w:val="24"/>
+          <w14:ligatures w14:val="none"/>
+        </w:rPr>
+        <w:t xml:space="preserve">大猿神。 </w:t>
+      </w:r>
+    </w:p>
+    <w:p>
+      <w:pPr>
+        <w:widowControl/>
+        <w:spacing w:before="100" w:beforeAutospacing="1" w:after="100" w:afterAutospacing="1" w:line="240" w:lineRule="auto"/>
+        <w:rPr>
+          <w:rFonts w:ascii="宋体" w:eastAsia="宋体" w:hAnsi="宋体" w:cs="宋体"/>
+          <w:kern w:val="0"/>
+          <w:sz w:val="24"/>
+          <w14:ligatures w14:val="none"/>
+        </w:rPr>
+      </w:pPr>
+      <w:r>
+        <w:rPr>
+          <w:rFonts w:ascii="宋体" w:eastAsia="宋体" w:hAnsi="宋体" w:cs="宋体"/>
+          <w:kern w:val="0"/>
+          <w:sz w:val="24"/>
+          <w14:ligatures w14:val="none"/>
+        </w:rPr>
+        <w:t>显示文本：</w:t>
+      </w:r>
+    </w:p>
+    <w:p>
+      <w:pPr>
+        <w:widowControl/>
+        <w:spacing w:before="100" w:beforeAutospacing="1" w:after="100" w:afterAutospacing="1" w:line="240" w:lineRule="auto"/>
+        <w:rPr>
+          <w:rFonts w:ascii="宋体" w:eastAsia="宋体" w:hAnsi="宋体" w:cs="宋体"/>
+          <w:kern w:val="0"/>
+          <w:sz w:val="24"/>
+          <w14:ligatures w14:val="none"/>
+        </w:rPr>
+      </w:pPr>
+      <w:r>
+        <w:rPr>
+          <w:rFonts w:ascii="宋体" w:eastAsia="宋体" w:hAnsi="宋体" w:cs="宋体"/>
+          <w:kern w:val="0"/>
+          <w:sz w:val="24"/>
+          <w14:ligatures w14:val="none"/>
+        </w:rPr>
+        <w:t>释放灵光帽后，参禅心猿提高了所有友方部将的生命。属性提高又触发了美猴王和大猿神的【协战】，因此一张神通可以带来多次全体成长。</w:t>
       </w:r>
     </w:p>
     <w:p>
@@ -257,53 +1649,35 @@
           <w:sz w:val="24"/>
           <w14:ligatures w14:val="none"/>
         </w:rPr>
-        <w:t xml:space="preserve">镂空部署区中的美猴王。 </w:t>
-      </w:r>
-    </w:p>
-    <w:p>
-      <w:pPr>
-        <w:widowControl/>
-        <w:numPr>
-          <w:ilvl w:val="0"/>
-          <w:numId w:val="21"/>
-        </w:numPr>
-        <w:spacing w:before="100" w:beforeAutospacing="1" w:after="100" w:afterAutospacing="1" w:line="240" w:lineRule="auto"/>
-        <w:rPr>
-          <w:rFonts w:ascii="宋体" w:eastAsia="宋体" w:hAnsi="宋体" w:cs="宋体"/>
-          <w:kern w:val="0"/>
-          <w:sz w:val="24"/>
-          <w14:ligatures w14:val="none"/>
-        </w:rPr>
-      </w:pPr>
-      <w:r>
-        <w:rPr>
-          <w:rFonts w:ascii="宋体" w:eastAsia="宋体" w:hAnsi="宋体" w:cs="宋体"/>
-          <w:kern w:val="0"/>
-          <w:sz w:val="24"/>
-          <w14:ligatures w14:val="none"/>
-        </w:rPr>
-        <w:t xml:space="preserve">显示文本： </w:t>
-      </w:r>
-    </w:p>
-    <w:p>
-      <w:pPr>
-        <w:widowControl/>
-        <w:spacing w:before="100" w:beforeAutospacing="1" w:after="100" w:afterAutospacing="1" w:line="240" w:lineRule="auto"/>
-        <w:rPr>
-          <w:rFonts w:ascii="宋体" w:eastAsia="宋体" w:hAnsi="宋体" w:cs="宋体"/>
-          <w:kern w:val="0"/>
-          <w:sz w:val="24"/>
-          <w14:ligatures w14:val="none"/>
-        </w:rPr>
-      </w:pPr>
-      <w:r>
-        <w:rPr>
-          <w:rFonts w:ascii="宋体" w:eastAsia="宋体" w:hAnsi="宋体" w:cs="宋体"/>
-          <w:kern w:val="0"/>
-          <w:sz w:val="24"/>
-          <w14:ligatures w14:val="none"/>
-        </w:rPr>
-        <w:t>点击美猴王，查看部将详情。</w:t>
+        <w:t xml:space="preserve">玩家点击任意位置继续。 </w:t>
+      </w:r>
+    </w:p>
+    <w:p>
+      <w:pPr>
+        <w:widowControl/>
+        <w:spacing w:before="100" w:beforeAutospacing="1" w:after="100" w:afterAutospacing="1" w:line="240" w:lineRule="auto"/>
+        <w:outlineLvl w:val="2"/>
+        <w:rPr>
+          <w:rFonts w:ascii="宋体" w:eastAsia="宋体" w:hAnsi="宋体" w:cs="宋体"/>
+          <w:b/>
+          <w:bCs/>
+          <w:kern w:val="0"/>
+          <w:sz w:val="27"/>
+          <w:szCs w:val="27"/>
+          <w14:ligatures w14:val="none"/>
+        </w:rPr>
+      </w:pPr>
+      <w:r>
+        <w:rPr>
+          <w:rFonts w:ascii="宋体" w:eastAsia="宋体" w:hAnsi="宋体" w:cs="宋体"/>
+          <w:b/>
+          <w:bCs/>
+          <w:kern w:val="0"/>
+          <w:sz w:val="27"/>
+          <w:szCs w:val="27"/>
+          <w14:ligatures w14:val="none"/>
+        </w:rPr>
+        <w:t>11. 点击准备</w:t>
       </w:r>
     </w:p>
     <w:p>
@@ -328,7 +1702,7 @@
           <w:sz w:val="24"/>
           <w14:ligatures w14:val="none"/>
         </w:rPr>
-        <w:t xml:space="preserve">玩家点击美猴王，打开详情页。 </w:t>
+        <w:t xml:space="preserve">镂空并高亮准备按钮。 </w:t>
       </w:r>
     </w:p>
     <w:p>
@@ -353,35 +1727,28 @@
           <w:sz w:val="24"/>
           <w14:ligatures w14:val="none"/>
         </w:rPr>
-        <w:t xml:space="preserve">玩家关闭详情页后进入下一步。 </w:t>
-      </w:r>
-    </w:p>
-    <w:p>
-      <w:pPr>
-        <w:widowControl/>
-        <w:spacing w:before="100" w:beforeAutospacing="1" w:after="100" w:afterAutospacing="1" w:line="240" w:lineRule="auto"/>
-        <w:outlineLvl w:val="2"/>
-        <w:rPr>
-          <w:rFonts w:ascii="宋体" w:eastAsia="宋体" w:hAnsi="宋体" w:cs="宋体"/>
-          <w:b/>
-          <w:bCs/>
-          <w:kern w:val="0"/>
-          <w:sz w:val="27"/>
-          <w:szCs w:val="27"/>
-          <w14:ligatures w14:val="none"/>
-        </w:rPr>
-      </w:pPr>
-      <w:r>
-        <w:rPr>
-          <w:rFonts w:ascii="宋体" w:eastAsia="宋体" w:hAnsi="宋体" w:cs="宋体"/>
-          <w:b/>
-          <w:bCs/>
-          <w:kern w:val="0"/>
-          <w:sz w:val="27"/>
-          <w:szCs w:val="27"/>
-          <w14:ligatures w14:val="none"/>
-        </w:rPr>
-        <w:t>3. 查看大猿神详情</w:t>
+        <w:t xml:space="preserve">显示文本： </w:t>
+      </w:r>
+    </w:p>
+    <w:p>
+      <w:pPr>
+        <w:widowControl/>
+        <w:spacing w:before="100" w:beforeAutospacing="1" w:after="100" w:afterAutospacing="1" w:line="240" w:lineRule="auto"/>
+        <w:rPr>
+          <w:rFonts w:ascii="宋体" w:eastAsia="宋体" w:hAnsi="宋体" w:cs="宋体"/>
+          <w:kern w:val="0"/>
+          <w:sz w:val="24"/>
+          <w14:ligatures w14:val="none"/>
+        </w:rPr>
+      </w:pPr>
+      <w:r>
+        <w:rPr>
+          <w:rFonts w:ascii="宋体" w:eastAsia="宋体" w:hAnsi="宋体" w:cs="宋体"/>
+          <w:kern w:val="0"/>
+          <w:sz w:val="24"/>
+          <w14:ligatures w14:val="none"/>
+        </w:rPr>
+        <w:t>点击准备，结束部署阶段。</w:t>
       </w:r>
     </w:p>
     <w:p>
@@ -406,7 +1773,7 @@
           <w:sz w:val="24"/>
           <w14:ligatures w14:val="none"/>
         </w:rPr>
-        <w:t xml:space="preserve">镂空部署区中的大猿神。 </w:t>
+        <w:t>玩家点击准备按钮。</w:t>
       </w:r>
     </w:p>
     <w:p>
@@ -418,41 +1785,97 @@
         </w:numPr>
         <w:spacing w:before="100" w:beforeAutospacing="1" w:after="100" w:afterAutospacing="1" w:line="240" w:lineRule="auto"/>
         <w:rPr>
-          <w:rFonts w:ascii="宋体" w:eastAsia="宋体" w:hAnsi="宋体" w:cs="宋体"/>
-          <w:kern w:val="0"/>
-          <w:sz w:val="24"/>
-          <w14:ligatures w14:val="none"/>
-        </w:rPr>
-      </w:pPr>
-      <w:r>
-        <w:rPr>
-          <w:rFonts w:ascii="宋体" w:eastAsia="宋体" w:hAnsi="宋体" w:cs="宋体"/>
-          <w:kern w:val="0"/>
-          <w:sz w:val="24"/>
-          <w14:ligatures w14:val="none"/>
-        </w:rPr>
-        <w:t xml:space="preserve">显示文本： </w:t>
-      </w:r>
-    </w:p>
-    <w:p>
-      <w:pPr>
-        <w:widowControl/>
-        <w:spacing w:before="100" w:beforeAutospacing="1" w:after="100" w:afterAutospacing="1" w:line="240" w:lineRule="auto"/>
-        <w:rPr>
-          <w:rFonts w:ascii="宋体" w:eastAsia="宋体" w:hAnsi="宋体" w:cs="宋体"/>
-          <w:kern w:val="0"/>
-          <w:sz w:val="24"/>
-          <w14:ligatures w14:val="none"/>
-        </w:rPr>
-      </w:pPr>
-      <w:r>
-        <w:rPr>
-          <w:rFonts w:ascii="宋体" w:eastAsia="宋体" w:hAnsi="宋体" w:cs="宋体"/>
-          <w:kern w:val="0"/>
-          <w:sz w:val="24"/>
-          <w14:ligatures w14:val="none"/>
-        </w:rPr>
-        <w:t>点击大猿神，查看部将详情。</w:t>
+          <w:rFonts w:ascii="宋体" w:eastAsia="宋体" w:hAnsi="宋体" w:cs="宋体" w:hint="eastAsia"/>
+          <w:kern w:val="0"/>
+          <w:sz w:val="24"/>
+          <w14:ligatures w14:val="none"/>
+        </w:rPr>
+      </w:pPr>
+      <w:r>
+        <w:rPr>
+          <w:rFonts w:ascii="宋体" w:eastAsia="宋体" w:hAnsi="宋体" w:cs="宋体"/>
+          <w:kern w:val="0"/>
+          <w:sz w:val="24"/>
+          <w14:ligatures w14:val="none"/>
+        </w:rPr>
+        <w:t>进入第一场战斗。</w:t>
+      </w:r>
+    </w:p>
+    <w:p>
+      <w:pPr>
+        <w:widowControl/>
+        <w:spacing w:before="100" w:beforeAutospacing="1" w:after="100" w:afterAutospacing="1" w:line="240" w:lineRule="auto"/>
+        <w:outlineLvl w:val="1"/>
+        <w:rPr>
+          <w:rFonts w:ascii="宋体" w:eastAsia="宋体" w:hAnsi="宋体" w:cs="宋体" w:hint="eastAsia"/>
+          <w:b/>
+          <w:bCs/>
+          <w:kern w:val="0"/>
+          <w:sz w:val="36"/>
+          <w:szCs w:val="36"/>
+          <w14:ligatures w14:val="none"/>
+        </w:rPr>
+      </w:pPr>
+      <w:r>
+        <w:rPr>
+          <w:rFonts w:ascii="宋体" w:eastAsia="宋体" w:hAnsi="宋体" w:cs="宋体"/>
+          <w:b/>
+          <w:bCs/>
+          <w:kern w:val="0"/>
+          <w:sz w:val="36"/>
+          <w:szCs w:val="36"/>
+          <w14:ligatures w14:val="none"/>
+        </w:rPr>
+        <w:t>第二回合详细流程</w:t>
+      </w:r>
+    </w:p>
+    <w:p>
+      <w:pPr>
+        <w:widowControl/>
+        <w:spacing w:before="100" w:beforeAutospacing="1" w:after="100" w:afterAutospacing="1" w:line="240" w:lineRule="auto"/>
+        <w:outlineLvl w:val="2"/>
+        <w:rPr>
+          <w:rFonts w:ascii="宋体" w:eastAsia="宋体" w:hAnsi="宋体" w:cs="宋体" w:hint="eastAsia"/>
+          <w:b/>
+          <w:bCs/>
+          <w:kern w:val="0"/>
+          <w:sz w:val="27"/>
+          <w:szCs w:val="27"/>
+          <w14:ligatures w14:val="none"/>
+        </w:rPr>
+      </w:pPr>
+      <w:r>
+        <w:rPr>
+          <w:rFonts w:ascii="宋体" w:eastAsia="宋体" w:hAnsi="宋体" w:cs="宋体"/>
+          <w:b/>
+          <w:bCs/>
+          <w:kern w:val="0"/>
+          <w:sz w:val="27"/>
+          <w:szCs w:val="27"/>
+          <w14:ligatures w14:val="none"/>
+        </w:rPr>
+        <w:t>第二回合初始状态</w:t>
+      </w:r>
+    </w:p>
+    <w:p>
+      <w:pPr>
+        <w:widowControl/>
+        <w:spacing w:before="100" w:beforeAutospacing="1" w:after="100" w:afterAutospacing="1" w:line="240" w:lineRule="auto"/>
+        <w:rPr>
+          <w:rFonts w:ascii="宋体" w:eastAsia="宋体" w:hAnsi="宋体" w:cs="宋体" w:hint="eastAsia"/>
+          <w:kern w:val="0"/>
+          <w:sz w:val="24"/>
+          <w14:ligatures w14:val="none"/>
+        </w:rPr>
+      </w:pPr>
+      <w:r>
+        <w:rPr>
+          <w:rFonts w:ascii="宋体" w:eastAsia="宋体" w:hAnsi="宋体" w:cs="宋体"/>
+          <w:kern w:val="0"/>
+          <w:sz w:val="24"/>
+          <w14:ligatures w14:val="none"/>
+        </w:rPr>
+        <w:t>继承第一回合的场面和永久属性：</w:t>
       </w:r>
     </w:p>
     <w:p>
@@ -464,20 +1887,20 @@
         </w:numPr>
         <w:spacing w:before="100" w:beforeAutospacing="1" w:after="100" w:afterAutospacing="1" w:line="240" w:lineRule="auto"/>
         <w:rPr>
-          <w:rFonts w:ascii="宋体" w:eastAsia="宋体" w:hAnsi="宋体" w:cs="宋体"/>
-          <w:kern w:val="0"/>
-          <w:sz w:val="24"/>
-          <w14:ligatures w14:val="none"/>
-        </w:rPr>
-      </w:pPr>
-      <w:r>
-        <w:rPr>
-          <w:rFonts w:ascii="宋体" w:eastAsia="宋体" w:hAnsi="宋体" w:cs="宋体"/>
-          <w:kern w:val="0"/>
-          <w:sz w:val="24"/>
-          <w14:ligatures w14:val="none"/>
-        </w:rPr>
-        <w:t xml:space="preserve">玩家点击大猿神，打开详情页。 </w:t>
+          <w:rFonts w:ascii="宋体" w:eastAsia="宋体" w:hAnsi="宋体" w:cs="宋体" w:hint="eastAsia"/>
+          <w:kern w:val="0"/>
+          <w:sz w:val="24"/>
+          <w14:ligatures w14:val="none"/>
+        </w:rPr>
+      </w:pPr>
+      <w:r>
+        <w:rPr>
+          <w:rFonts w:ascii="宋体" w:eastAsia="宋体" w:hAnsi="宋体" w:cs="宋体"/>
+          <w:kern w:val="0"/>
+          <w:sz w:val="24"/>
+          <w14:ligatures w14:val="none"/>
+        </w:rPr>
+        <w:t xml:space="preserve">美猴王 </w:t>
       </w:r>
     </w:p>
     <w:p>
@@ -489,48 +1912,185 @@
         </w:numPr>
         <w:spacing w:before="100" w:beforeAutospacing="1" w:after="100" w:afterAutospacing="1" w:line="240" w:lineRule="auto"/>
         <w:rPr>
-          <w:rFonts w:ascii="宋体" w:eastAsia="宋体" w:hAnsi="宋体" w:cs="宋体"/>
-          <w:kern w:val="0"/>
-          <w:sz w:val="24"/>
-          <w14:ligatures w14:val="none"/>
-        </w:rPr>
-      </w:pPr>
-      <w:r>
-        <w:rPr>
-          <w:rFonts w:ascii="宋体" w:eastAsia="宋体" w:hAnsi="宋体" w:cs="宋体"/>
-          <w:kern w:val="0"/>
-          <w:sz w:val="24"/>
-          <w14:ligatures w14:val="none"/>
-        </w:rPr>
-        <w:t xml:space="preserve">玩家关闭详情页后进入下一步。 </w:t>
-      </w:r>
-    </w:p>
-    <w:p>
-      <w:pPr>
-        <w:widowControl/>
-        <w:spacing w:before="100" w:beforeAutospacing="1" w:after="100" w:afterAutospacing="1" w:line="240" w:lineRule="auto"/>
-        <w:outlineLvl w:val="2"/>
+          <w:rFonts w:ascii="宋体" w:eastAsia="宋体" w:hAnsi="宋体" w:cs="宋体" w:hint="eastAsia"/>
+          <w:kern w:val="0"/>
+          <w:sz w:val="24"/>
+          <w14:ligatures w14:val="none"/>
+        </w:rPr>
+      </w:pPr>
+      <w:r>
+        <w:rPr>
+          <w:rFonts w:ascii="宋体" w:eastAsia="宋体" w:hAnsi="宋体" w:cs="宋体"/>
+          <w:kern w:val="0"/>
+          <w:sz w:val="24"/>
+          <w14:ligatures w14:val="none"/>
+        </w:rPr>
+        <w:t xml:space="preserve">大猿神 </w:t>
+      </w:r>
+    </w:p>
+    <w:p>
+      <w:pPr>
+        <w:widowControl/>
+        <w:numPr>
+          <w:ilvl w:val="0"/>
+          <w:numId w:val="24"/>
+        </w:numPr>
+        <w:spacing w:before="100" w:beforeAutospacing="1" w:after="100" w:afterAutospacing="1" w:line="240" w:lineRule="auto"/>
+        <w:rPr>
+          <w:rFonts w:ascii="宋体" w:eastAsia="宋体" w:hAnsi="宋体" w:cs="宋体" w:hint="eastAsia"/>
+          <w:kern w:val="0"/>
+          <w:sz w:val="24"/>
+          <w14:ligatures w14:val="none"/>
+        </w:rPr>
+      </w:pPr>
+      <w:r>
+        <w:rPr>
+          <w:rFonts w:ascii="宋体" w:eastAsia="宋体" w:hAnsi="宋体" w:cs="宋体"/>
+          <w:kern w:val="0"/>
+          <w:sz w:val="24"/>
+          <w14:ligatures w14:val="none"/>
+        </w:rPr>
+        <w:t xml:space="preserve">跑山猢狲 </w:t>
+      </w:r>
+    </w:p>
+    <w:p>
+      <w:pPr>
+        <w:widowControl/>
+        <w:numPr>
+          <w:ilvl w:val="0"/>
+          <w:numId w:val="24"/>
+        </w:numPr>
+        <w:spacing w:before="100" w:beforeAutospacing="1" w:after="100" w:afterAutospacing="1" w:line="240" w:lineRule="auto"/>
+        <w:rPr>
+          <w:rFonts w:ascii="宋体" w:eastAsia="宋体" w:hAnsi="宋体" w:cs="宋体" w:hint="eastAsia"/>
+          <w:kern w:val="0"/>
+          <w:sz w:val="24"/>
+          <w14:ligatures w14:val="none"/>
+        </w:rPr>
+      </w:pPr>
+      <w:r>
+        <w:rPr>
+          <w:rFonts w:ascii="宋体" w:eastAsia="宋体" w:hAnsi="宋体" w:cs="宋体"/>
+          <w:kern w:val="0"/>
+          <w:sz w:val="24"/>
+          <w14:ligatures w14:val="none"/>
+        </w:rPr>
+        <w:t xml:space="preserve">禄星 </w:t>
+      </w:r>
+    </w:p>
+    <w:p>
+      <w:pPr>
+        <w:widowControl/>
+        <w:numPr>
+          <w:ilvl w:val="0"/>
+          <w:numId w:val="24"/>
+        </w:numPr>
+        <w:spacing w:before="100" w:beforeAutospacing="1" w:after="100" w:afterAutospacing="1" w:line="240" w:lineRule="auto"/>
+        <w:rPr>
+          <w:rFonts w:ascii="宋体" w:eastAsia="宋体" w:hAnsi="宋体" w:cs="宋体" w:hint="eastAsia"/>
+          <w:kern w:val="0"/>
+          <w:sz w:val="24"/>
+          <w14:ligatures w14:val="none"/>
+        </w:rPr>
+      </w:pPr>
+      <w:r>
+        <w:rPr>
+          <w:rFonts w:ascii="宋体" w:eastAsia="宋体" w:hAnsi="宋体" w:cs="宋体"/>
+          <w:kern w:val="0"/>
+          <w:sz w:val="24"/>
+          <w14:ligatures w14:val="none"/>
+        </w:rPr>
+        <w:t xml:space="preserve">参禅心猿 </w:t>
+      </w:r>
+    </w:p>
+    <w:p>
+      <w:pPr>
+        <w:widowControl/>
+        <w:numPr>
+          <w:ilvl w:val="0"/>
+          <w:numId w:val="24"/>
+        </w:numPr>
+        <w:spacing w:before="100" w:beforeAutospacing="1" w:after="100" w:afterAutospacing="1" w:line="240" w:lineRule="auto"/>
+        <w:rPr>
+          <w:rFonts w:ascii="宋体" w:eastAsia="宋体" w:hAnsi="宋体" w:cs="宋体" w:hint="eastAsia"/>
+          <w:kern w:val="0"/>
+          <w:sz w:val="24"/>
+          <w14:ligatures w14:val="none"/>
+        </w:rPr>
+      </w:pPr>
+      <w:r>
+        <w:rPr>
+          <w:rFonts w:ascii="宋体" w:eastAsia="宋体" w:hAnsi="宋体" w:cs="宋体"/>
+          <w:kern w:val="0"/>
+          <w:sz w:val="24"/>
+          <w14:ligatures w14:val="none"/>
+        </w:rPr>
+        <w:t xml:space="preserve">两个空余部署位置 </w:t>
+      </w:r>
+    </w:p>
+    <w:p>
+      <w:pPr>
+        <w:widowControl/>
+        <w:spacing w:before="100" w:beforeAutospacing="1" w:after="100" w:afterAutospacing="1" w:line="240" w:lineRule="auto"/>
+        <w:rPr>
+          <w:rFonts w:ascii="宋体" w:eastAsia="宋体" w:hAnsi="宋体" w:cs="宋体" w:hint="eastAsia"/>
+          <w:kern w:val="0"/>
+          <w:sz w:val="24"/>
+          <w14:ligatures w14:val="none"/>
+        </w:rPr>
+      </w:pPr>
+      <w:r>
+        <w:rPr>
+          <w:rFonts w:ascii="宋体" w:eastAsia="宋体" w:hAnsi="宋体" w:cs="宋体"/>
+          <w:kern w:val="0"/>
+          <w:sz w:val="24"/>
+          <w14:ligatures w14:val="none"/>
+        </w:rPr>
+        <w:t>继承第一回合获得且尚未使用的专属神通。</w:t>
+      </w:r>
+    </w:p>
+    <w:p>
+      <w:pPr>
+        <w:widowControl/>
+        <w:spacing w:before="100" w:beforeAutospacing="1" w:after="100" w:afterAutospacing="1" w:line="240" w:lineRule="auto"/>
+        <w:rPr>
+          <w:rFonts w:ascii="宋体" w:eastAsia="宋体" w:hAnsi="宋体" w:cs="宋体" w:hint="eastAsia"/>
+          <w:kern w:val="0"/>
+          <w:sz w:val="24"/>
+          <w14:ligatures w14:val="none"/>
+        </w:rPr>
+      </w:pPr>
+      <w:r>
+        <w:rPr>
+          <w:rFonts w:ascii="宋体" w:eastAsia="宋体" w:hAnsi="宋体" w:cs="宋体"/>
+          <w:kern w:val="0"/>
+          <w:sz w:val="24"/>
+          <w14:ligatures w14:val="none"/>
+        </w:rPr>
+        <w:t>本回合金币：10金币</w:t>
+      </w:r>
+    </w:p>
+    <w:p>
+      <w:pPr>
+        <w:widowControl/>
+        <w:spacing w:before="100" w:beforeAutospacing="1" w:after="100" w:afterAutospacing="1" w:line="240" w:lineRule="auto"/>
+        <w:rPr>
+          <w:rFonts w:ascii="宋体" w:eastAsia="宋体" w:hAnsi="宋体" w:cs="宋体" w:hint="eastAsia"/>
+          <w:kern w:val="0"/>
+          <w:sz w:val="24"/>
+          <w14:ligatures w14:val="none"/>
+        </w:rPr>
+      </w:pPr>
+      <w:r>
         <w:rPr>
           <w:rFonts w:ascii="宋体" w:eastAsia="宋体" w:hAnsi="宋体" w:cs="宋体"/>
           <w:b/>
           <w:bCs/>
           <w:kern w:val="0"/>
-          <w:sz w:val="27"/>
-          <w:szCs w:val="27"/>
-          <w14:ligatures w14:val="none"/>
-        </w:rPr>
-      </w:pPr>
-      <w:r>
-        <w:rPr>
-          <w:rFonts w:ascii="宋体" w:eastAsia="宋体" w:hAnsi="宋体" w:cs="宋体"/>
-          <w:b/>
-          <w:bCs/>
-          <w:kern w:val="0"/>
-          <w:sz w:val="27"/>
-          <w:szCs w:val="27"/>
-          <w14:ligatures w14:val="none"/>
-        </w:rPr>
-        <w:t>4. 说明美猴王与大猿神</w:t>
+          <w:sz w:val="24"/>
+          <w14:ligatures w14:val="none"/>
+        </w:rPr>
+        <w:t>初始商店：</w:t>
       </w:r>
     </w:p>
     <w:p>
@@ -542,20 +2102,20 @@
         </w:numPr>
         <w:spacing w:before="100" w:beforeAutospacing="1" w:after="100" w:afterAutospacing="1" w:line="240" w:lineRule="auto"/>
         <w:rPr>
-          <w:rFonts w:ascii="宋体" w:eastAsia="宋体" w:hAnsi="宋体" w:cs="宋体"/>
-          <w:kern w:val="0"/>
-          <w:sz w:val="24"/>
-          <w14:ligatures w14:val="none"/>
-        </w:rPr>
-      </w:pPr>
-      <w:r>
-        <w:rPr>
-          <w:rFonts w:ascii="宋体" w:eastAsia="宋体" w:hAnsi="宋体" w:cs="宋体"/>
-          <w:kern w:val="0"/>
-          <w:sz w:val="24"/>
-          <w14:ligatures w14:val="none"/>
-        </w:rPr>
-        <w:t xml:space="preserve">同时镂空美猴王和大猿神。 </w:t>
+          <w:rFonts w:ascii="宋体" w:eastAsia="宋体" w:hAnsi="宋体" w:cs="宋体" w:hint="eastAsia"/>
+          <w:kern w:val="0"/>
+          <w:sz w:val="24"/>
+          <w14:ligatures w14:val="none"/>
+        </w:rPr>
+      </w:pPr>
+      <w:r>
+        <w:rPr>
+          <w:rFonts w:ascii="宋体" w:eastAsia="宋体" w:hAnsi="宋体" w:cs="宋体"/>
+          <w:kern w:val="0"/>
+          <w:sz w:val="24"/>
+          <w14:ligatures w14:val="none"/>
+        </w:rPr>
+        <w:t xml:space="preserve">大猿神 </w:t>
       </w:r>
     </w:p>
     <w:p>
@@ -567,42 +2127,123 @@
         </w:numPr>
         <w:spacing w:before="100" w:beforeAutospacing="1" w:after="100" w:afterAutospacing="1" w:line="240" w:lineRule="auto"/>
         <w:rPr>
-          <w:rFonts w:ascii="宋体" w:eastAsia="宋体" w:hAnsi="宋体" w:cs="宋体"/>
-          <w:kern w:val="0"/>
-          <w:sz w:val="24"/>
-          <w14:ligatures w14:val="none"/>
-        </w:rPr>
-      </w:pPr>
-      <w:r>
-        <w:rPr>
-          <w:rFonts w:ascii="宋体" w:eastAsia="宋体" w:hAnsi="宋体" w:cs="宋体"/>
-          <w:kern w:val="0"/>
-          <w:sz w:val="24"/>
-          <w14:ligatures w14:val="none"/>
-        </w:rPr>
-        <w:t xml:space="preserve">在界面下方显示文本： </w:t>
-      </w:r>
-    </w:p>
-    <w:p>
-      <w:pPr>
-        <w:widowControl/>
-        <w:spacing w:before="100" w:beforeAutospacing="1" w:after="100" w:afterAutospacing="1" w:line="240" w:lineRule="auto"/>
-        <w:rPr>
-          <w:rFonts w:ascii="宋体" w:eastAsia="宋体" w:hAnsi="宋体" w:cs="宋体"/>
-          <w:kern w:val="0"/>
-          <w:sz w:val="24"/>
-          <w14:ligatures w14:val="none"/>
-        </w:rPr>
-      </w:pPr>
-      <w:r>
-        <w:rPr>
-          <w:rFonts w:ascii="宋体" w:eastAsia="宋体" w:hAnsi="宋体" w:cs="宋体"/>
-          <w:kern w:val="0"/>
-          <w:sz w:val="24"/>
-          <w14:ligatures w14:val="none"/>
-        </w:rPr>
-        <w:lastRenderedPageBreak/>
-        <w:t>美猴王和大猿神是花果山的核心成长部将。友方属性提高时，它们会触发【协战】：美猴王提高花果山与大唐部将的攻击，大猿神提高所有花果山部将的攻击和生命。</w:t>
+          <w:rFonts w:ascii="宋体" w:eastAsia="宋体" w:hAnsi="宋体" w:cs="宋体" w:hint="eastAsia"/>
+          <w:kern w:val="0"/>
+          <w:sz w:val="24"/>
+          <w14:ligatures w14:val="none"/>
+        </w:rPr>
+      </w:pPr>
+      <w:r>
+        <w:rPr>
+          <w:rFonts w:ascii="宋体" w:eastAsia="宋体" w:hAnsi="宋体" w:cs="宋体"/>
+          <w:kern w:val="0"/>
+          <w:sz w:val="24"/>
+          <w14:ligatures w14:val="none"/>
+        </w:rPr>
+        <w:t xml:space="preserve">跑山猢狲 </w:t>
+      </w:r>
+    </w:p>
+    <w:p>
+      <w:pPr>
+        <w:widowControl/>
+        <w:numPr>
+          <w:ilvl w:val="0"/>
+          <w:numId w:val="25"/>
+        </w:numPr>
+        <w:spacing w:before="100" w:beforeAutospacing="1" w:after="100" w:afterAutospacing="1" w:line="240" w:lineRule="auto"/>
+        <w:rPr>
+          <w:rFonts w:ascii="宋体" w:eastAsia="宋体" w:hAnsi="宋体" w:cs="宋体" w:hint="eastAsia"/>
+          <w:kern w:val="0"/>
+          <w:sz w:val="24"/>
+          <w14:ligatures w14:val="none"/>
+        </w:rPr>
+      </w:pPr>
+      <w:r>
+        <w:rPr>
+          <w:rFonts w:ascii="宋体" w:eastAsia="宋体" w:hAnsi="宋体" w:cs="宋体"/>
+          <w:kern w:val="0"/>
+          <w:sz w:val="24"/>
+          <w14:ligatures w14:val="none"/>
+        </w:rPr>
+        <w:t xml:space="preserve">石猴 </w:t>
+      </w:r>
+    </w:p>
+    <w:p>
+      <w:pPr>
+        <w:widowControl/>
+        <w:numPr>
+          <w:ilvl w:val="0"/>
+          <w:numId w:val="25"/>
+        </w:numPr>
+        <w:spacing w:before="100" w:beforeAutospacing="1" w:after="100" w:afterAutospacing="1" w:line="240" w:lineRule="auto"/>
+        <w:rPr>
+          <w:rFonts w:ascii="宋体" w:eastAsia="宋体" w:hAnsi="宋体" w:cs="宋体" w:hint="eastAsia"/>
+          <w:kern w:val="0"/>
+          <w:sz w:val="24"/>
+          <w14:ligatures w14:val="none"/>
+        </w:rPr>
+      </w:pPr>
+      <w:r>
+        <w:rPr>
+          <w:rFonts w:ascii="宋体" w:eastAsia="宋体" w:hAnsi="宋体" w:cs="宋体"/>
+          <w:kern w:val="0"/>
+          <w:sz w:val="24"/>
+          <w14:ligatures w14:val="none"/>
+        </w:rPr>
+        <w:t xml:space="preserve">商贩 </w:t>
+      </w:r>
+    </w:p>
+    <w:p>
+      <w:pPr>
+        <w:widowControl/>
+        <w:numPr>
+          <w:ilvl w:val="0"/>
+          <w:numId w:val="25"/>
+        </w:numPr>
+        <w:spacing w:before="100" w:beforeAutospacing="1" w:after="100" w:afterAutospacing="1" w:line="240" w:lineRule="auto"/>
+        <w:rPr>
+          <w:rFonts w:ascii="宋体" w:eastAsia="宋体" w:hAnsi="宋体" w:cs="宋体" w:hint="eastAsia"/>
+          <w:kern w:val="0"/>
+          <w:sz w:val="24"/>
+          <w14:ligatures w14:val="none"/>
+        </w:rPr>
+      </w:pPr>
+      <w:r>
+        <w:rPr>
+          <w:rFonts w:ascii="宋体" w:eastAsia="宋体" w:hAnsi="宋体" w:cs="宋体"/>
+          <w:kern w:val="0"/>
+          <w:sz w:val="24"/>
+          <w14:ligatures w14:val="none"/>
+        </w:rPr>
+        <w:t xml:space="preserve">天兵 </w:t>
+      </w:r>
+    </w:p>
+    <w:p>
+      <w:pPr>
+        <w:widowControl/>
+        <w:spacing w:before="100" w:beforeAutospacing="1" w:after="100" w:afterAutospacing="1" w:line="240" w:lineRule="auto"/>
+        <w:outlineLvl w:val="2"/>
+        <w:rPr>
+          <w:rFonts w:ascii="宋体" w:eastAsia="宋体" w:hAnsi="宋体" w:cs="宋体" w:hint="eastAsia"/>
+          <w:b/>
+          <w:bCs/>
+          <w:kern w:val="0"/>
+          <w:sz w:val="27"/>
+          <w:szCs w:val="27"/>
+          <w14:ligatures w14:val="none"/>
+        </w:rPr>
+      </w:pPr>
+      <w:r>
+        <w:rPr>
+          <w:rFonts w:ascii="宋体" w:eastAsia="宋体" w:hAnsi="宋体" w:cs="宋体"/>
+          <w:b/>
+          <w:bCs/>
+          <w:kern w:val="0"/>
+          <w:sz w:val="27"/>
+          <w:szCs w:val="27"/>
+          <w14:ligatures w14:val="none"/>
+        </w:rPr>
+        <w:t>1. 更新过关目标</w:t>
       </w:r>
     </w:p>
     <w:p>
@@ -614,48 +2255,91 @@
         </w:numPr>
         <w:spacing w:before="100" w:beforeAutospacing="1" w:after="100" w:afterAutospacing="1" w:line="240" w:lineRule="auto"/>
         <w:rPr>
-          <w:rFonts w:ascii="宋体" w:eastAsia="宋体" w:hAnsi="宋体" w:cs="宋体"/>
-          <w:kern w:val="0"/>
-          <w:sz w:val="24"/>
-          <w14:ligatures w14:val="none"/>
-        </w:rPr>
-      </w:pPr>
-      <w:r>
-        <w:rPr>
-          <w:rFonts w:ascii="宋体" w:eastAsia="宋体" w:hAnsi="宋体" w:cs="宋体"/>
-          <w:kern w:val="0"/>
-          <w:sz w:val="24"/>
-          <w14:ligatures w14:val="none"/>
-        </w:rPr>
-        <w:t xml:space="preserve">玩家点击任意位置继续。 </w:t>
-      </w:r>
-    </w:p>
-    <w:p>
-      <w:pPr>
-        <w:widowControl/>
-        <w:spacing w:before="100" w:beforeAutospacing="1" w:after="100" w:afterAutospacing="1" w:line="240" w:lineRule="auto"/>
-        <w:outlineLvl w:val="2"/>
-        <w:rPr>
-          <w:rFonts w:ascii="宋体" w:eastAsia="宋体" w:hAnsi="宋体" w:cs="宋体"/>
-          <w:b/>
-          <w:bCs/>
-          <w:kern w:val="0"/>
-          <w:sz w:val="27"/>
-          <w:szCs w:val="27"/>
-          <w14:ligatures w14:val="none"/>
-        </w:rPr>
-      </w:pPr>
-      <w:r>
-        <w:rPr>
-          <w:rFonts w:ascii="宋体" w:eastAsia="宋体" w:hAnsi="宋体" w:cs="宋体"/>
-          <w:b/>
-          <w:bCs/>
-          <w:kern w:val="0"/>
-          <w:sz w:val="27"/>
-          <w:szCs w:val="27"/>
-          <w14:ligatures w14:val="none"/>
-        </w:rPr>
-        <w:t>5. 查看跑山猢狲详情</w:t>
+          <w:rFonts w:ascii="宋体" w:eastAsia="宋体" w:hAnsi="宋体" w:cs="宋体" w:hint="eastAsia"/>
+          <w:kern w:val="0"/>
+          <w:sz w:val="24"/>
+          <w14:ligatures w14:val="none"/>
+        </w:rPr>
+      </w:pPr>
+      <w:r>
+        <w:rPr>
+          <w:rFonts w:ascii="宋体" w:eastAsia="宋体" w:hAnsi="宋体" w:cs="宋体"/>
+          <w:kern w:val="0"/>
+          <w:sz w:val="24"/>
+          <w14:ligatures w14:val="none"/>
+        </w:rPr>
+        <w:t xml:space="preserve">暂停自由操作。 </w:t>
+      </w:r>
+    </w:p>
+    <w:p>
+      <w:pPr>
+        <w:widowControl/>
+        <w:numPr>
+          <w:ilvl w:val="0"/>
+          <w:numId w:val="26"/>
+        </w:numPr>
+        <w:spacing w:before="100" w:beforeAutospacing="1" w:after="100" w:afterAutospacing="1" w:line="240" w:lineRule="auto"/>
+        <w:rPr>
+          <w:rFonts w:ascii="宋体" w:eastAsia="宋体" w:hAnsi="宋体" w:cs="宋体" w:hint="eastAsia"/>
+          <w:kern w:val="0"/>
+          <w:sz w:val="24"/>
+          <w14:ligatures w14:val="none"/>
+        </w:rPr>
+      </w:pPr>
+      <w:r>
+        <w:rPr>
+          <w:rFonts w:ascii="宋体" w:eastAsia="宋体" w:hAnsi="宋体" w:cs="宋体"/>
+          <w:kern w:val="0"/>
+          <w:sz w:val="24"/>
+          <w14:ligatures w14:val="none"/>
+        </w:rPr>
+        <w:t xml:space="preserve">镂空左侧任务区域。 </w:t>
+      </w:r>
+    </w:p>
+    <w:p>
+      <w:pPr>
+        <w:widowControl/>
+        <w:numPr>
+          <w:ilvl w:val="0"/>
+          <w:numId w:val="26"/>
+        </w:numPr>
+        <w:spacing w:before="100" w:beforeAutospacing="1" w:after="100" w:afterAutospacing="1" w:line="240" w:lineRule="auto"/>
+        <w:rPr>
+          <w:rFonts w:ascii="宋体" w:eastAsia="宋体" w:hAnsi="宋体" w:cs="宋体" w:hint="eastAsia"/>
+          <w:kern w:val="0"/>
+          <w:sz w:val="24"/>
+          <w14:ligatures w14:val="none"/>
+        </w:rPr>
+      </w:pPr>
+      <w:r>
+        <w:rPr>
+          <w:rFonts w:ascii="宋体" w:eastAsia="宋体" w:hAnsi="宋体" w:cs="宋体"/>
+          <w:kern w:val="0"/>
+          <w:sz w:val="24"/>
+          <w14:ligatures w14:val="none"/>
+        </w:rPr>
+        <w:t xml:space="preserve">显示文本： </w:t>
+      </w:r>
+    </w:p>
+    <w:p>
+      <w:pPr>
+        <w:widowControl/>
+        <w:spacing w:before="100" w:beforeAutospacing="1" w:after="100" w:afterAutospacing="1" w:line="240" w:lineRule="auto"/>
+        <w:rPr>
+          <w:rFonts w:ascii="宋体" w:eastAsia="宋体" w:hAnsi="宋体" w:cs="宋体" w:hint="eastAsia"/>
+          <w:kern w:val="0"/>
+          <w:sz w:val="24"/>
+          <w14:ligatures w14:val="none"/>
+        </w:rPr>
+      </w:pPr>
+      <w:r>
+        <w:rPr>
+          <w:rFonts w:ascii="宋体" w:eastAsia="宋体" w:hAnsi="宋体" w:cs="宋体"/>
+          <w:kern w:val="0"/>
+          <w:sz w:val="24"/>
+          <w14:ligatures w14:val="none"/>
+        </w:rPr>
+        <w:t>已击败第一名敌人，继续完善阵容并击败剩余敌人。</w:t>
       </w:r>
     </w:p>
     <w:p>
@@ -667,66 +2351,41 @@
         </w:numPr>
         <w:spacing w:before="100" w:beforeAutospacing="1" w:after="100" w:afterAutospacing="1" w:line="240" w:lineRule="auto"/>
         <w:rPr>
-          <w:rFonts w:ascii="宋体" w:eastAsia="宋体" w:hAnsi="宋体" w:cs="宋体"/>
-          <w:kern w:val="0"/>
-          <w:sz w:val="24"/>
-          <w14:ligatures w14:val="none"/>
-        </w:rPr>
-      </w:pPr>
-      <w:r>
-        <w:rPr>
-          <w:rFonts w:ascii="宋体" w:eastAsia="宋体" w:hAnsi="宋体" w:cs="宋体"/>
-          <w:kern w:val="0"/>
-          <w:sz w:val="24"/>
-          <w14:ligatures w14:val="none"/>
-        </w:rPr>
-        <w:t xml:space="preserve">镂空部署区中的跑山猢狲。 </w:t>
-      </w:r>
-    </w:p>
-    <w:p>
-      <w:pPr>
-        <w:widowControl/>
-        <w:numPr>
-          <w:ilvl w:val="0"/>
-          <w:numId w:val="27"/>
-        </w:numPr>
-        <w:spacing w:before="100" w:beforeAutospacing="1" w:after="100" w:afterAutospacing="1" w:line="240" w:lineRule="auto"/>
-        <w:rPr>
-          <w:rFonts w:ascii="宋体" w:eastAsia="宋体" w:hAnsi="宋体" w:cs="宋体"/>
-          <w:kern w:val="0"/>
-          <w:sz w:val="24"/>
-          <w14:ligatures w14:val="none"/>
-        </w:rPr>
-      </w:pPr>
-      <w:r>
-        <w:rPr>
-          <w:rFonts w:ascii="宋体" w:eastAsia="宋体" w:hAnsi="宋体" w:cs="宋体"/>
-          <w:kern w:val="0"/>
-          <w:sz w:val="24"/>
-          <w14:ligatures w14:val="none"/>
-        </w:rPr>
-        <w:t xml:space="preserve">显示文本： </w:t>
-      </w:r>
-    </w:p>
-    <w:p>
-      <w:pPr>
-        <w:widowControl/>
-        <w:spacing w:before="100" w:beforeAutospacing="1" w:after="100" w:afterAutospacing="1" w:line="240" w:lineRule="auto"/>
-        <w:rPr>
-          <w:rFonts w:ascii="宋体" w:eastAsia="宋体" w:hAnsi="宋体" w:cs="宋体"/>
-          <w:kern w:val="0"/>
-          <w:sz w:val="24"/>
-          <w14:ligatures w14:val="none"/>
-        </w:rPr>
-      </w:pPr>
-      <w:r>
-        <w:rPr>
-          <w:rFonts w:ascii="宋体" w:eastAsia="宋体" w:hAnsi="宋体" w:cs="宋体"/>
-          <w:kern w:val="0"/>
-          <w:sz w:val="24"/>
-          <w14:ligatures w14:val="none"/>
-        </w:rPr>
-        <w:t>点击跑山猢狲，查看它的效果和专属神通。</w:t>
+          <w:rFonts w:ascii="宋体" w:eastAsia="宋体" w:hAnsi="宋体" w:cs="宋体" w:hint="eastAsia"/>
+          <w:kern w:val="0"/>
+          <w:sz w:val="24"/>
+          <w14:ligatures w14:val="none"/>
+        </w:rPr>
+      </w:pPr>
+      <w:r>
+        <w:rPr>
+          <w:rFonts w:ascii="宋体" w:eastAsia="宋体" w:hAnsi="宋体" w:cs="宋体"/>
+          <w:kern w:val="0"/>
+          <w:sz w:val="24"/>
+          <w14:ligatures w14:val="none"/>
+        </w:rPr>
+        <w:t xml:space="preserve">此时过关目标显示： </w:t>
+      </w:r>
+    </w:p>
+    <w:p>
+      <w:pPr>
+        <w:widowControl/>
+        <w:spacing w:before="100" w:beforeAutospacing="1" w:after="100" w:afterAutospacing="1" w:line="240" w:lineRule="auto"/>
+        <w:rPr>
+          <w:rFonts w:ascii="宋体" w:eastAsia="宋体" w:hAnsi="宋体" w:cs="宋体" w:hint="eastAsia"/>
+          <w:kern w:val="0"/>
+          <w:sz w:val="24"/>
+          <w14:ligatures w14:val="none"/>
+        </w:rPr>
+      </w:pPr>
+      <w:r>
+        <w:rPr>
+          <w:rFonts w:ascii="宋体" w:eastAsia="宋体" w:hAnsi="宋体" w:cs="宋体"/>
+          <w:kern w:val="0"/>
+          <w:sz w:val="24"/>
+          <w14:ligatures w14:val="none"/>
+        </w:rPr>
+        <w:t>击败3个敌人（1/3）</w:t>
       </w:r>
     </w:p>
     <w:p>
@@ -738,31 +2397,6 @@
         </w:numPr>
         <w:spacing w:before="100" w:beforeAutospacing="1" w:after="100" w:afterAutospacing="1" w:line="240" w:lineRule="auto"/>
         <w:rPr>
-          <w:rFonts w:ascii="宋体" w:eastAsia="宋体" w:hAnsi="宋体" w:cs="宋体"/>
-          <w:kern w:val="0"/>
-          <w:sz w:val="24"/>
-          <w14:ligatures w14:val="none"/>
-        </w:rPr>
-      </w:pPr>
-      <w:r>
-        <w:rPr>
-          <w:rFonts w:ascii="宋体" w:eastAsia="宋体" w:hAnsi="宋体" w:cs="宋体"/>
-          <w:kern w:val="0"/>
-          <w:sz w:val="24"/>
-          <w14:ligatures w14:val="none"/>
-        </w:rPr>
-        <w:t xml:space="preserve">玩家点击跑山猢狲，打开详情页。 </w:t>
-      </w:r>
-    </w:p>
-    <w:p>
-      <w:pPr>
-        <w:widowControl/>
-        <w:numPr>
-          <w:ilvl w:val="0"/>
-          <w:numId w:val="28"/>
-        </w:numPr>
-        <w:spacing w:before="100" w:beforeAutospacing="1" w:after="100" w:afterAutospacing="1" w:line="240" w:lineRule="auto"/>
-        <w:rPr>
           <w:rFonts w:ascii="宋体" w:eastAsia="宋体" w:hAnsi="宋体" w:cs="宋体" w:hint="eastAsia"/>
           <w:kern w:val="0"/>
           <w:sz w:val="24"/>
@@ -771,12 +2405,12 @@
       </w:pPr>
       <w:r>
         <w:rPr>
-          <w:rFonts w:ascii="宋体" w:eastAsia="宋体" w:hAnsi="宋体" w:cs="宋体" w:hint="eastAsia"/>
-          <w:kern w:val="0"/>
-          <w:sz w:val="24"/>
-          <w14:ligatures w14:val="none"/>
-        </w:rPr>
-        <w:t>玩家关闭详情页后进入下一步。</w:t>
+          <w:rFonts w:ascii="宋体" w:eastAsia="宋体" w:hAnsi="宋体" w:cs="宋体"/>
+          <w:kern w:val="0"/>
+          <w:sz w:val="24"/>
+          <w14:ligatures w14:val="none"/>
+        </w:rPr>
+        <w:t xml:space="preserve">玩家点击任意位置继续。 </w:t>
       </w:r>
     </w:p>
     <w:p>
@@ -796,7 +2430,7 @@
       </w:pPr>
       <w:r>
         <w:rPr>
-          <w:rFonts w:ascii="宋体" w:eastAsia="宋体" w:hAnsi="宋体" w:cs="宋体" w:hint="eastAsia"/>
+          <w:rFonts w:ascii="宋体" w:eastAsia="宋体" w:hAnsi="宋体" w:cs="宋体"/>
           <w:b/>
           <w:bCs/>
           <w:kern w:val="0"/>
@@ -804,61 +2438,7 @@
           <w:szCs w:val="27"/>
           <w14:ligatures w14:val="none"/>
         </w:rPr>
-        <w:t>6</w:t>
-      </w:r>
-      <w:r>
-        <w:rPr>
-          <w:rFonts w:ascii="宋体" w:eastAsia="宋体" w:hAnsi="宋体" w:cs="宋体"/>
-          <w:b/>
-          <w:bCs/>
-          <w:kern w:val="0"/>
-          <w:sz w:val="27"/>
-          <w:szCs w:val="27"/>
-          <w14:ligatures w14:val="none"/>
-        </w:rPr>
-        <w:t>. 总结三张专属神通</w:t>
-      </w:r>
-    </w:p>
-    <w:p>
-      <w:pPr>
-        <w:widowControl/>
-        <w:spacing w:before="100" w:beforeAutospacing="1" w:after="100" w:afterAutospacing="1" w:line="240" w:lineRule="auto"/>
-        <w:rPr>
-          <w:rFonts w:ascii="宋体" w:eastAsia="宋体" w:hAnsi="宋体" w:cs="宋体"/>
-          <w:kern w:val="0"/>
-          <w:sz w:val="24"/>
-          <w14:ligatures w14:val="none"/>
-        </w:rPr>
-      </w:pPr>
-      <w:r>
-        <w:rPr>
-          <w:rFonts w:ascii="宋体" w:eastAsia="宋体" w:hAnsi="宋体" w:cs="宋体"/>
-          <w:kern w:val="0"/>
-          <w:sz w:val="24"/>
-          <w14:ligatures w14:val="none"/>
-        </w:rPr>
-        <w:t>玩家返回战棋界面后，镂空跑山猢狲，显示文本：</w:t>
-      </w:r>
-    </w:p>
-    <w:p>
-      <w:pPr>
-        <w:widowControl/>
-        <w:spacing w:before="100" w:beforeAutospacing="1" w:after="100" w:afterAutospacing="1" w:line="240" w:lineRule="auto"/>
-        <w:rPr>
-          <w:rFonts w:ascii="宋体" w:eastAsia="宋体" w:hAnsi="宋体" w:cs="宋体"/>
-          <w:kern w:val="0"/>
-          <w:sz w:val="24"/>
-          <w14:ligatures w14:val="none"/>
-        </w:rPr>
-      </w:pPr>
-      <w:r>
-        <w:rPr>
-          <w:rFonts w:ascii="宋体" w:eastAsia="宋体" w:hAnsi="宋体" w:cs="宋体"/>
-          <w:kern w:val="0"/>
-          <w:sz w:val="24"/>
-          <w14:ligatures w14:val="none"/>
-        </w:rPr>
-        <w:t>跑山猢狲提供的三张专属神通各有不同作用：“桃”补充花果山部将，“橘”提供金币，“香蕉”提供永久属性成长。根据当前阵容选择合适的神通，可以帮助花果山持续运营和强化阵容。</w:t>
+        <w:t>2. 查看第一回合获得的专属神通</w:t>
       </w:r>
     </w:p>
     <w:p>
@@ -870,60 +2450,66 @@
         </w:numPr>
         <w:spacing w:before="100" w:beforeAutospacing="1" w:after="100" w:afterAutospacing="1" w:line="240" w:lineRule="auto"/>
         <w:rPr>
-          <w:rFonts w:ascii="宋体" w:eastAsia="宋体" w:hAnsi="宋体" w:cs="宋体"/>
-          <w:kern w:val="0"/>
-          <w:sz w:val="24"/>
-          <w14:ligatures w14:val="none"/>
-        </w:rPr>
-      </w:pPr>
-      <w:r>
-        <w:rPr>
-          <w:rFonts w:ascii="宋体" w:eastAsia="宋体" w:hAnsi="宋体" w:cs="宋体"/>
-          <w:kern w:val="0"/>
-          <w:sz w:val="24"/>
-          <w14:ligatures w14:val="none"/>
-        </w:rPr>
-        <w:t xml:space="preserve">玩家点击任意位置继续。 </w:t>
-      </w:r>
-    </w:p>
-    <w:p>
-      <w:pPr>
-        <w:widowControl/>
-        <w:spacing w:before="100" w:beforeAutospacing="1" w:after="100" w:afterAutospacing="1" w:line="240" w:lineRule="auto"/>
-        <w:outlineLvl w:val="2"/>
-        <w:rPr>
-          <w:rFonts w:ascii="宋体" w:eastAsia="宋体" w:hAnsi="宋体" w:cs="宋体"/>
-          <w:b/>
-          <w:bCs/>
-          <w:kern w:val="0"/>
-          <w:sz w:val="27"/>
-          <w:szCs w:val="27"/>
-          <w14:ligatures w14:val="none"/>
-        </w:rPr>
-      </w:pPr>
-      <w:r>
-        <w:rPr>
           <w:rFonts w:ascii="宋体" w:eastAsia="宋体" w:hAnsi="宋体" w:cs="宋体" w:hint="eastAsia"/>
-          <w:b/>
-          <w:bCs/>
-          <w:kern w:val="0"/>
-          <w:sz w:val="27"/>
-          <w:szCs w:val="27"/>
-          <w14:ligatures w14:val="none"/>
-        </w:rPr>
-        <w:t>7</w:t>
-      </w:r>
-      <w:r>
-        <w:rPr>
-          <w:rFonts w:ascii="宋体" w:eastAsia="宋体" w:hAnsi="宋体" w:cs="宋体"/>
-          <w:b/>
-          <w:bCs/>
-          <w:kern w:val="0"/>
-          <w:sz w:val="27"/>
-          <w:szCs w:val="27"/>
-          <w14:ligatures w14:val="none"/>
-        </w:rPr>
-        <w:t>. 查看禄星详情</w:t>
+          <w:kern w:val="0"/>
+          <w:sz w:val="24"/>
+          <w14:ligatures w14:val="none"/>
+        </w:rPr>
+      </w:pPr>
+      <w:r>
+        <w:rPr>
+          <w:rFonts w:ascii="宋体" w:eastAsia="宋体" w:hAnsi="宋体" w:cs="宋体"/>
+          <w:kern w:val="0"/>
+          <w:sz w:val="24"/>
+          <w14:ligatures w14:val="none"/>
+        </w:rPr>
+        <w:t xml:space="preserve">镂空手牌中新获得的专属神通。 </w:t>
+      </w:r>
+    </w:p>
+    <w:p>
+      <w:pPr>
+        <w:widowControl/>
+        <w:numPr>
+          <w:ilvl w:val="0"/>
+          <w:numId w:val="29"/>
+        </w:numPr>
+        <w:spacing w:before="100" w:beforeAutospacing="1" w:after="100" w:afterAutospacing="1" w:line="240" w:lineRule="auto"/>
+        <w:rPr>
+          <w:rFonts w:ascii="宋体" w:eastAsia="宋体" w:hAnsi="宋体" w:cs="宋体" w:hint="eastAsia"/>
+          <w:kern w:val="0"/>
+          <w:sz w:val="24"/>
+          <w14:ligatures w14:val="none"/>
+        </w:rPr>
+      </w:pPr>
+      <w:r>
+        <w:rPr>
+          <w:rFonts w:ascii="宋体" w:eastAsia="宋体" w:hAnsi="宋体" w:cs="宋体"/>
+          <w:kern w:val="0"/>
+          <w:sz w:val="24"/>
+          <w14:ligatures w14:val="none"/>
+        </w:rPr>
+        <w:t xml:space="preserve">显示文本： </w:t>
+      </w:r>
+    </w:p>
+    <w:p>
+      <w:pPr>
+        <w:widowControl/>
+        <w:spacing w:before="100" w:beforeAutospacing="1" w:after="100" w:afterAutospacing="1" w:line="240" w:lineRule="auto"/>
+        <w:rPr>
+          <w:rFonts w:ascii="宋体" w:eastAsia="宋体" w:hAnsi="宋体" w:cs="宋体" w:hint="eastAsia"/>
+          <w:kern w:val="0"/>
+          <w:sz w:val="24"/>
+          <w14:ligatures w14:val="none"/>
+        </w:rPr>
+      </w:pPr>
+      <w:r>
+        <w:rPr>
+          <w:rFonts w:ascii="宋体" w:eastAsia="宋体" w:hAnsi="宋体" w:cs="宋体"/>
+          <w:kern w:val="0"/>
+          <w:sz w:val="24"/>
+          <w14:ligatures w14:val="none"/>
+        </w:rPr>
+        <w:t>点击任意一张跑山猢狲的专属神通，查看卡牌详情。</w:t>
       </w:r>
     </w:p>
     <w:p>
@@ -935,20 +2521,20 @@
         </w:numPr>
         <w:spacing w:before="100" w:beforeAutospacing="1" w:after="100" w:afterAutospacing="1" w:line="240" w:lineRule="auto"/>
         <w:rPr>
-          <w:rFonts w:ascii="宋体" w:eastAsia="宋体" w:hAnsi="宋体" w:cs="宋体"/>
-          <w:kern w:val="0"/>
-          <w:sz w:val="24"/>
-          <w14:ligatures w14:val="none"/>
-        </w:rPr>
-      </w:pPr>
-      <w:r>
-        <w:rPr>
-          <w:rFonts w:ascii="宋体" w:eastAsia="宋体" w:hAnsi="宋体" w:cs="宋体"/>
-          <w:kern w:val="0"/>
-          <w:sz w:val="24"/>
-          <w14:ligatures w14:val="none"/>
-        </w:rPr>
-        <w:t xml:space="preserve">镂空部署区中的禄星。 </w:t>
+          <w:rFonts w:ascii="宋体" w:eastAsia="宋体" w:hAnsi="宋体" w:cs="宋体" w:hint="eastAsia"/>
+          <w:kern w:val="0"/>
+          <w:sz w:val="24"/>
+          <w14:ligatures w14:val="none"/>
+        </w:rPr>
+      </w:pPr>
+      <w:r>
+        <w:rPr>
+          <w:rFonts w:ascii="宋体" w:eastAsia="宋体" w:hAnsi="宋体" w:cs="宋体"/>
+          <w:kern w:val="0"/>
+          <w:sz w:val="24"/>
+          <w14:ligatures w14:val="none"/>
+        </w:rPr>
+        <w:t xml:space="preserve">玩家点击其中一张专属神通。 </w:t>
       </w:r>
     </w:p>
     <w:p>
@@ -960,41 +2546,69 @@
         </w:numPr>
         <w:spacing w:before="100" w:beforeAutospacing="1" w:after="100" w:afterAutospacing="1" w:line="240" w:lineRule="auto"/>
         <w:rPr>
-          <w:rFonts w:ascii="宋体" w:eastAsia="宋体" w:hAnsi="宋体" w:cs="宋体"/>
-          <w:kern w:val="0"/>
-          <w:sz w:val="24"/>
-          <w14:ligatures w14:val="none"/>
-        </w:rPr>
-      </w:pPr>
-      <w:r>
-        <w:rPr>
-          <w:rFonts w:ascii="宋体" w:eastAsia="宋体" w:hAnsi="宋体" w:cs="宋体"/>
-          <w:kern w:val="0"/>
-          <w:sz w:val="24"/>
-          <w14:ligatures w14:val="none"/>
-        </w:rPr>
-        <w:t xml:space="preserve">显示文本： </w:t>
-      </w:r>
-    </w:p>
-    <w:p>
-      <w:pPr>
-        <w:widowControl/>
-        <w:spacing w:before="100" w:beforeAutospacing="1" w:after="100" w:afterAutospacing="1" w:line="240" w:lineRule="auto"/>
-        <w:rPr>
-          <w:rFonts w:ascii="宋体" w:eastAsia="宋体" w:hAnsi="宋体" w:cs="宋体"/>
-          <w:kern w:val="0"/>
-          <w:sz w:val="24"/>
-          <w14:ligatures w14:val="none"/>
-        </w:rPr>
-      </w:pPr>
-      <w:r>
-        <w:rPr>
-          <w:rFonts w:ascii="宋体" w:eastAsia="宋体" w:hAnsi="宋体" w:cs="宋体"/>
-          <w:kern w:val="0"/>
-          <w:sz w:val="24"/>
-          <w14:ligatures w14:val="none"/>
-        </w:rPr>
-        <w:t>点击禄星，查看部将详情。</w:t>
+          <w:rFonts w:ascii="宋体" w:eastAsia="宋体" w:hAnsi="宋体" w:cs="宋体" w:hint="eastAsia"/>
+          <w:kern w:val="0"/>
+          <w:sz w:val="24"/>
+          <w14:ligatures w14:val="none"/>
+        </w:rPr>
+      </w:pPr>
+      <w:r>
+        <w:rPr>
+          <w:rFonts w:ascii="宋体" w:eastAsia="宋体" w:hAnsi="宋体" w:cs="宋体"/>
+          <w:kern w:val="0"/>
+          <w:sz w:val="24"/>
+          <w14:ligatures w14:val="none"/>
+        </w:rPr>
+        <w:t xml:space="preserve">玩家关闭详情页后进入下一步。 </w:t>
+      </w:r>
+    </w:p>
+    <w:p>
+      <w:pPr>
+        <w:widowControl/>
+        <w:spacing w:before="100" w:beforeAutospacing="1" w:after="100" w:afterAutospacing="1" w:line="240" w:lineRule="auto"/>
+        <w:rPr>
+          <w:rFonts w:ascii="宋体" w:eastAsia="宋体" w:hAnsi="宋体" w:cs="宋体" w:hint="eastAsia"/>
+          <w:kern w:val="0"/>
+          <w:sz w:val="24"/>
+          <w14:ligatures w14:val="none"/>
+        </w:rPr>
+      </w:pPr>
+      <w:r>
+        <w:rPr>
+          <w:rFonts w:ascii="宋体" w:eastAsia="宋体" w:hAnsi="宋体" w:cs="宋体"/>
+          <w:kern w:val="0"/>
+          <w:sz w:val="24"/>
+          <w14:ligatures w14:val="none"/>
+        </w:rPr>
+        <w:t>如果第一回合获得了两张相同神通，也只需要查看其中一张。</w:t>
+      </w:r>
+    </w:p>
+    <w:p>
+      <w:pPr>
+        <w:widowControl/>
+        <w:spacing w:before="100" w:beforeAutospacing="1" w:after="100" w:afterAutospacing="1" w:line="240" w:lineRule="auto"/>
+        <w:outlineLvl w:val="2"/>
+        <w:rPr>
+          <w:rFonts w:ascii="宋体" w:eastAsia="宋体" w:hAnsi="宋体" w:cs="宋体" w:hint="eastAsia"/>
+          <w:b/>
+          <w:bCs/>
+          <w:kern w:val="0"/>
+          <w:sz w:val="27"/>
+          <w:szCs w:val="27"/>
+          <w14:ligatures w14:val="none"/>
+        </w:rPr>
+      </w:pPr>
+      <w:r>
+        <w:rPr>
+          <w:rFonts w:ascii="宋体" w:eastAsia="宋体" w:hAnsi="宋体" w:cs="宋体"/>
+          <w:b/>
+          <w:bCs/>
+          <w:kern w:val="0"/>
+          <w:sz w:val="27"/>
+          <w:szCs w:val="27"/>
+          <w14:ligatures w14:val="none"/>
+        </w:rPr>
+        <w:t>3. 说明专属神通的持续作用</w:t>
       </w:r>
     </w:p>
     <w:p>
@@ -1006,20 +2620,20 @@
         </w:numPr>
         <w:spacing w:before="100" w:beforeAutospacing="1" w:after="100" w:afterAutospacing="1" w:line="240" w:lineRule="auto"/>
         <w:rPr>
-          <w:rFonts w:ascii="宋体" w:eastAsia="宋体" w:hAnsi="宋体" w:cs="宋体"/>
-          <w:kern w:val="0"/>
-          <w:sz w:val="24"/>
-          <w14:ligatures w14:val="none"/>
-        </w:rPr>
-      </w:pPr>
-      <w:r>
-        <w:rPr>
-          <w:rFonts w:ascii="宋体" w:eastAsia="宋体" w:hAnsi="宋体" w:cs="宋体"/>
-          <w:kern w:val="0"/>
-          <w:sz w:val="24"/>
-          <w14:ligatures w14:val="none"/>
-        </w:rPr>
-        <w:t xml:space="preserve">玩家点击禄星，打开详情页。 </w:t>
+          <w:rFonts w:ascii="宋体" w:eastAsia="宋体" w:hAnsi="宋体" w:cs="宋体" w:hint="eastAsia"/>
+          <w:kern w:val="0"/>
+          <w:sz w:val="24"/>
+          <w14:ligatures w14:val="none"/>
+        </w:rPr>
+      </w:pPr>
+      <w:r>
+        <w:rPr>
+          <w:rFonts w:ascii="宋体" w:eastAsia="宋体" w:hAnsi="宋体" w:cs="宋体"/>
+          <w:kern w:val="0"/>
+          <w:sz w:val="24"/>
+          <w14:ligatures w14:val="none"/>
+        </w:rPr>
+        <w:t xml:space="preserve">镂空手牌中的专属神通、参禅心猿、美猴王和大猿神。 </w:t>
       </w:r>
     </w:p>
     <w:p>
@@ -1031,60 +2645,41 @@
         </w:numPr>
         <w:spacing w:before="100" w:beforeAutospacing="1" w:after="100" w:afterAutospacing="1" w:line="240" w:lineRule="auto"/>
         <w:rPr>
-          <w:rFonts w:ascii="宋体" w:eastAsia="宋体" w:hAnsi="宋体" w:cs="宋体"/>
-          <w:kern w:val="0"/>
-          <w:sz w:val="24"/>
-          <w14:ligatures w14:val="none"/>
-        </w:rPr>
-      </w:pPr>
-      <w:r>
-        <w:rPr>
-          <w:rFonts w:ascii="宋体" w:eastAsia="宋体" w:hAnsi="宋体" w:cs="宋体"/>
-          <w:kern w:val="0"/>
-          <w:sz w:val="24"/>
-          <w14:ligatures w14:val="none"/>
-        </w:rPr>
-        <w:t xml:space="preserve">玩家关闭详情页后进入下一步。 </w:t>
-      </w:r>
-    </w:p>
-    <w:p>
-      <w:pPr>
-        <w:widowControl/>
-        <w:spacing w:before="100" w:beforeAutospacing="1" w:after="100" w:afterAutospacing="1" w:line="240" w:lineRule="auto"/>
-        <w:outlineLvl w:val="2"/>
-        <w:rPr>
-          <w:rFonts w:ascii="宋体" w:eastAsia="宋体" w:hAnsi="宋体" w:cs="宋体"/>
-          <w:b/>
-          <w:bCs/>
-          <w:kern w:val="0"/>
-          <w:sz w:val="27"/>
-          <w:szCs w:val="27"/>
-          <w14:ligatures w14:val="none"/>
-        </w:rPr>
-      </w:pPr>
-      <w:r>
-        <w:rPr>
           <w:rFonts w:ascii="宋体" w:eastAsia="宋体" w:hAnsi="宋体" w:cs="宋体" w:hint="eastAsia"/>
-          <w:b/>
-          <w:bCs/>
-          <w:kern w:val="0"/>
-          <w:sz w:val="27"/>
-          <w:szCs w:val="27"/>
-          <w14:ligatures w14:val="none"/>
-        </w:rPr>
-        <w:t>8</w:t>
-      </w:r>
-      <w:r>
-        <w:rPr>
-          <w:rFonts w:ascii="宋体" w:eastAsia="宋体" w:hAnsi="宋体" w:cs="宋体"/>
-          <w:b/>
-          <w:bCs/>
-          <w:kern w:val="0"/>
-          <w:sz w:val="27"/>
-          <w:szCs w:val="27"/>
-          <w14:ligatures w14:val="none"/>
-        </w:rPr>
-        <w:t>. 说明跑山猢狲与禄星</w:t>
+          <w:kern w:val="0"/>
+          <w:sz w:val="24"/>
+          <w14:ligatures w14:val="none"/>
+        </w:rPr>
+      </w:pPr>
+      <w:r>
+        <w:rPr>
+          <w:rFonts w:ascii="宋体" w:eastAsia="宋体" w:hAnsi="宋体" w:cs="宋体"/>
+          <w:kern w:val="0"/>
+          <w:sz w:val="24"/>
+          <w14:ligatures w14:val="none"/>
+        </w:rPr>
+        <w:t xml:space="preserve">显示文本： </w:t>
+      </w:r>
+    </w:p>
+    <w:p>
+      <w:pPr>
+        <w:widowControl/>
+        <w:spacing w:before="100" w:beforeAutospacing="1" w:after="100" w:afterAutospacing="1" w:line="240" w:lineRule="auto"/>
+        <w:rPr>
+          <w:rFonts w:ascii="宋体" w:eastAsia="宋体" w:hAnsi="宋体" w:cs="宋体" w:hint="eastAsia"/>
+          <w:kern w:val="0"/>
+          <w:sz w:val="24"/>
+          <w14:ligatures w14:val="none"/>
+        </w:rPr>
+      </w:pPr>
+      <w:r>
+        <w:rPr>
+          <w:rFonts w:ascii="宋体" w:eastAsia="宋体" w:hAnsi="宋体" w:cs="宋体"/>
+          <w:kern w:val="0"/>
+          <w:sz w:val="24"/>
+          <w14:ligatures w14:val="none"/>
+        </w:rPr>
+        <w:t>跑山猢狲每回合都会补充专属神通。无论使用桃、橘还是香蕉，都可以触发参禅心猿，并进一步带动美猴王和大猿神的【协战】。</w:t>
       </w:r>
     </w:p>
     <w:p>
@@ -1096,67 +2691,69 @@
         </w:numPr>
         <w:spacing w:before="100" w:beforeAutospacing="1" w:after="100" w:afterAutospacing="1" w:line="240" w:lineRule="auto"/>
         <w:rPr>
-          <w:rFonts w:ascii="宋体" w:eastAsia="宋体" w:hAnsi="宋体" w:cs="宋体"/>
-          <w:kern w:val="0"/>
-          <w:sz w:val="24"/>
-          <w14:ligatures w14:val="none"/>
-        </w:rPr>
-      </w:pPr>
-      <w:r>
-        <w:rPr>
-          <w:rFonts w:ascii="宋体" w:eastAsia="宋体" w:hAnsi="宋体" w:cs="宋体"/>
-          <w:kern w:val="0"/>
-          <w:sz w:val="24"/>
-          <w14:ligatures w14:val="none"/>
-        </w:rPr>
-        <w:t xml:space="preserve">同时镂空跑山猢狲和禄星。 </w:t>
-      </w:r>
-    </w:p>
-    <w:p>
-      <w:pPr>
-        <w:widowControl/>
-        <w:numPr>
-          <w:ilvl w:val="0"/>
-          <w:numId w:val="32"/>
-        </w:numPr>
-        <w:spacing w:before="100" w:beforeAutospacing="1" w:after="100" w:afterAutospacing="1" w:line="240" w:lineRule="auto"/>
-        <w:rPr>
-          <w:rFonts w:ascii="宋体" w:eastAsia="宋体" w:hAnsi="宋体" w:cs="宋体"/>
-          <w:kern w:val="0"/>
-          <w:sz w:val="24"/>
-          <w14:ligatures w14:val="none"/>
-        </w:rPr>
-      </w:pPr>
-      <w:r>
-        <w:rPr>
-          <w:rFonts w:ascii="宋体" w:eastAsia="宋体" w:hAnsi="宋体" w:cs="宋体"/>
-          <w:kern w:val="0"/>
-          <w:sz w:val="24"/>
-          <w14:ligatures w14:val="none"/>
-        </w:rPr>
-        <w:t xml:space="preserve">显示文本： </w:t>
-      </w:r>
-    </w:p>
-    <w:p>
-      <w:pPr>
-        <w:widowControl/>
-        <w:spacing w:before="100" w:beforeAutospacing="1" w:after="100" w:afterAutospacing="1" w:line="240" w:lineRule="auto"/>
-        <w:rPr>
-          <w:rFonts w:ascii="宋体" w:eastAsia="宋体" w:hAnsi="宋体" w:cs="宋体"/>
-          <w:kern w:val="0"/>
-          <w:sz w:val="24"/>
-          <w14:ligatures w14:val="none"/>
-        </w:rPr>
-      </w:pPr>
-      <w:r>
-        <w:rPr>
-          <w:rFonts w:ascii="宋体" w:eastAsia="宋体" w:hAnsi="宋体" w:cs="宋体"/>
-          <w:kern w:val="0"/>
-          <w:sz w:val="24"/>
-          <w14:ligatures w14:val="none"/>
-        </w:rPr>
-        <w:lastRenderedPageBreak/>
-        <w:t>跑山猢狲的【后援】原本随机获得1张专属神通。禄星会使这个【后援】效果额外发动1次，因此每回合可以获得更多桃、橘或香蕉。</w:t>
+          <w:rFonts w:ascii="宋体" w:eastAsia="宋体" w:hAnsi="宋体" w:cs="宋体" w:hint="eastAsia"/>
+          <w:kern w:val="0"/>
+          <w:sz w:val="24"/>
+          <w14:ligatures w14:val="none"/>
+        </w:rPr>
+      </w:pPr>
+      <w:r>
+        <w:rPr>
+          <w:rFonts w:ascii="宋体" w:eastAsia="宋体" w:hAnsi="宋体" w:cs="宋体"/>
+          <w:kern w:val="0"/>
+          <w:sz w:val="24"/>
+          <w14:ligatures w14:val="none"/>
+        </w:rPr>
+        <w:t xml:space="preserve">玩家点击任意位置继续。 </w:t>
+      </w:r>
+    </w:p>
+    <w:p>
+      <w:pPr>
+        <w:widowControl/>
+        <w:spacing w:before="100" w:beforeAutospacing="1" w:after="100" w:afterAutospacing="1" w:line="240" w:lineRule="auto"/>
+        <w:rPr>
+          <w:rFonts w:ascii="宋体" w:eastAsia="宋体" w:hAnsi="宋体" w:cs="宋体" w:hint="eastAsia"/>
+          <w:kern w:val="0"/>
+          <w:sz w:val="24"/>
+          <w14:ligatures w14:val="none"/>
+        </w:rPr>
+      </w:pPr>
+      <w:r>
+        <w:rPr>
+          <w:rFonts w:ascii="宋体" w:eastAsia="宋体" w:hAnsi="宋体" w:cs="宋体"/>
+          <w:kern w:val="0"/>
+          <w:sz w:val="24"/>
+          <w14:ligatures w14:val="none"/>
+        </w:rPr>
+        <w:t>此时先不要求玩家使用神通，等补充第二只大猿神后，再展示更高的联动收益。</w:t>
+      </w:r>
+    </w:p>
+    <w:p>
+      <w:pPr>
+        <w:widowControl/>
+        <w:spacing w:before="100" w:beforeAutospacing="1" w:after="100" w:afterAutospacing="1" w:line="240" w:lineRule="auto"/>
+        <w:outlineLvl w:val="2"/>
+        <w:rPr>
+          <w:rFonts w:ascii="宋体" w:eastAsia="宋体" w:hAnsi="宋体" w:cs="宋体" w:hint="eastAsia"/>
+          <w:b/>
+          <w:bCs/>
+          <w:kern w:val="0"/>
+          <w:sz w:val="27"/>
+          <w:szCs w:val="27"/>
+          <w14:ligatures w14:val="none"/>
+        </w:rPr>
+      </w:pPr>
+      <w:r>
+        <w:rPr>
+          <w:rFonts w:ascii="宋体" w:eastAsia="宋体" w:hAnsi="宋体" w:cs="宋体"/>
+          <w:b/>
+          <w:bCs/>
+          <w:kern w:val="0"/>
+          <w:sz w:val="27"/>
+          <w:szCs w:val="27"/>
+          <w14:ligatures w14:val="none"/>
+        </w:rPr>
+        <w:t>4. 查看商店中的大猿神详情</w:t>
       </w:r>
     </w:p>
     <w:p>
@@ -1168,60 +2765,66 @@
         </w:numPr>
         <w:spacing w:before="100" w:beforeAutospacing="1" w:after="100" w:afterAutospacing="1" w:line="240" w:lineRule="auto"/>
         <w:rPr>
-          <w:rFonts w:ascii="宋体" w:eastAsia="宋体" w:hAnsi="宋体" w:cs="宋体"/>
-          <w:kern w:val="0"/>
-          <w:sz w:val="24"/>
-          <w14:ligatures w14:val="none"/>
-        </w:rPr>
-      </w:pPr>
-      <w:r>
-        <w:rPr>
-          <w:rFonts w:ascii="宋体" w:eastAsia="宋体" w:hAnsi="宋体" w:cs="宋体"/>
-          <w:kern w:val="0"/>
-          <w:sz w:val="24"/>
-          <w14:ligatures w14:val="none"/>
-        </w:rPr>
-        <w:t xml:space="preserve">玩家点击任意位置继续。 </w:t>
-      </w:r>
-    </w:p>
-    <w:p>
-      <w:pPr>
-        <w:widowControl/>
-        <w:spacing w:before="100" w:beforeAutospacing="1" w:after="100" w:afterAutospacing="1" w:line="240" w:lineRule="auto"/>
-        <w:outlineLvl w:val="2"/>
-        <w:rPr>
-          <w:rFonts w:ascii="宋体" w:eastAsia="宋体" w:hAnsi="宋体" w:cs="宋体"/>
-          <w:b/>
-          <w:bCs/>
-          <w:kern w:val="0"/>
-          <w:sz w:val="27"/>
-          <w:szCs w:val="27"/>
-          <w14:ligatures w14:val="none"/>
-        </w:rPr>
-      </w:pPr>
-      <w:r>
-        <w:rPr>
           <w:rFonts w:ascii="宋体" w:eastAsia="宋体" w:hAnsi="宋体" w:cs="宋体" w:hint="eastAsia"/>
-          <w:b/>
-          <w:bCs/>
-          <w:kern w:val="0"/>
-          <w:sz w:val="27"/>
-          <w:szCs w:val="27"/>
-          <w14:ligatures w14:val="none"/>
-        </w:rPr>
-        <w:t>9</w:t>
-      </w:r>
-      <w:r>
-        <w:rPr>
-          <w:rFonts w:ascii="宋体" w:eastAsia="宋体" w:hAnsi="宋体" w:cs="宋体"/>
-          <w:b/>
-          <w:bCs/>
-          <w:kern w:val="0"/>
-          <w:sz w:val="27"/>
-          <w:szCs w:val="27"/>
-          <w14:ligatures w14:val="none"/>
-        </w:rPr>
-        <w:t>. 查看参禅心猿详情</w:t>
+          <w:kern w:val="0"/>
+          <w:sz w:val="24"/>
+          <w14:ligatures w14:val="none"/>
+        </w:rPr>
+      </w:pPr>
+      <w:r>
+        <w:rPr>
+          <w:rFonts w:ascii="宋体" w:eastAsia="宋体" w:hAnsi="宋体" w:cs="宋体"/>
+          <w:kern w:val="0"/>
+          <w:sz w:val="24"/>
+          <w14:ligatures w14:val="none"/>
+        </w:rPr>
+        <w:t xml:space="preserve">镂空商店中的大猿神。 </w:t>
+      </w:r>
+    </w:p>
+    <w:p>
+      <w:pPr>
+        <w:widowControl/>
+        <w:numPr>
+          <w:ilvl w:val="0"/>
+          <w:numId w:val="33"/>
+        </w:numPr>
+        <w:spacing w:before="100" w:beforeAutospacing="1" w:after="100" w:afterAutospacing="1" w:line="240" w:lineRule="auto"/>
+        <w:rPr>
+          <w:rFonts w:ascii="宋体" w:eastAsia="宋体" w:hAnsi="宋体" w:cs="宋体" w:hint="eastAsia"/>
+          <w:kern w:val="0"/>
+          <w:sz w:val="24"/>
+          <w14:ligatures w14:val="none"/>
+        </w:rPr>
+      </w:pPr>
+      <w:r>
+        <w:rPr>
+          <w:rFonts w:ascii="宋体" w:eastAsia="宋体" w:hAnsi="宋体" w:cs="宋体"/>
+          <w:kern w:val="0"/>
+          <w:sz w:val="24"/>
+          <w14:ligatures w14:val="none"/>
+        </w:rPr>
+        <w:t xml:space="preserve">显示文本： </w:t>
+      </w:r>
+    </w:p>
+    <w:p>
+      <w:pPr>
+        <w:widowControl/>
+        <w:spacing w:before="100" w:beforeAutospacing="1" w:after="100" w:afterAutospacing="1" w:line="240" w:lineRule="auto"/>
+        <w:rPr>
+          <w:rFonts w:ascii="宋体" w:eastAsia="宋体" w:hAnsi="宋体" w:cs="宋体" w:hint="eastAsia"/>
+          <w:kern w:val="0"/>
+          <w:sz w:val="24"/>
+          <w14:ligatures w14:val="none"/>
+        </w:rPr>
+      </w:pPr>
+      <w:r>
+        <w:rPr>
+          <w:rFonts w:ascii="宋体" w:eastAsia="宋体" w:hAnsi="宋体" w:cs="宋体"/>
+          <w:kern w:val="0"/>
+          <w:sz w:val="24"/>
+          <w14:ligatures w14:val="none"/>
+        </w:rPr>
+        <w:t>点击大猿神，查看部将详情。</w:t>
       </w:r>
     </w:p>
     <w:p>
@@ -1233,20 +2836,20 @@
         </w:numPr>
         <w:spacing w:before="100" w:beforeAutospacing="1" w:after="100" w:afterAutospacing="1" w:line="240" w:lineRule="auto"/>
         <w:rPr>
-          <w:rFonts w:ascii="宋体" w:eastAsia="宋体" w:hAnsi="宋体" w:cs="宋体"/>
-          <w:kern w:val="0"/>
-          <w:sz w:val="24"/>
-          <w14:ligatures w14:val="none"/>
-        </w:rPr>
-      </w:pPr>
-      <w:r>
-        <w:rPr>
-          <w:rFonts w:ascii="宋体" w:eastAsia="宋体" w:hAnsi="宋体" w:cs="宋体"/>
-          <w:kern w:val="0"/>
-          <w:sz w:val="24"/>
-          <w14:ligatures w14:val="none"/>
-        </w:rPr>
-        <w:t xml:space="preserve">镂空商店中的参禅心猿。 </w:t>
+          <w:rFonts w:ascii="宋体" w:eastAsia="宋体" w:hAnsi="宋体" w:cs="宋体" w:hint="eastAsia"/>
+          <w:kern w:val="0"/>
+          <w:sz w:val="24"/>
+          <w14:ligatures w14:val="none"/>
+        </w:rPr>
+      </w:pPr>
+      <w:r>
+        <w:rPr>
+          <w:rFonts w:ascii="宋体" w:eastAsia="宋体" w:hAnsi="宋体" w:cs="宋体"/>
+          <w:kern w:val="0"/>
+          <w:sz w:val="24"/>
+          <w14:ligatures w14:val="none"/>
+        </w:rPr>
+        <w:t xml:space="preserve">玩家点击大猿神，打开详情页。 </w:t>
       </w:r>
     </w:p>
     <w:p>
@@ -1258,41 +2861,41 @@
         </w:numPr>
         <w:spacing w:before="100" w:beforeAutospacing="1" w:after="100" w:afterAutospacing="1" w:line="240" w:lineRule="auto"/>
         <w:rPr>
-          <w:rFonts w:ascii="宋体" w:eastAsia="宋体" w:hAnsi="宋体" w:cs="宋体"/>
-          <w:kern w:val="0"/>
-          <w:sz w:val="24"/>
-          <w14:ligatures w14:val="none"/>
-        </w:rPr>
-      </w:pPr>
-      <w:r>
-        <w:rPr>
-          <w:rFonts w:ascii="宋体" w:eastAsia="宋体" w:hAnsi="宋体" w:cs="宋体"/>
-          <w:kern w:val="0"/>
-          <w:sz w:val="24"/>
-          <w14:ligatures w14:val="none"/>
-        </w:rPr>
-        <w:t xml:space="preserve">显示文本： </w:t>
-      </w:r>
-    </w:p>
-    <w:p>
-      <w:pPr>
-        <w:widowControl/>
-        <w:spacing w:before="100" w:beforeAutospacing="1" w:after="100" w:afterAutospacing="1" w:line="240" w:lineRule="auto"/>
-        <w:rPr>
-          <w:rFonts w:ascii="宋体" w:eastAsia="宋体" w:hAnsi="宋体" w:cs="宋体"/>
-          <w:kern w:val="0"/>
-          <w:sz w:val="24"/>
-          <w14:ligatures w14:val="none"/>
-        </w:rPr>
-      </w:pPr>
-      <w:r>
-        <w:rPr>
-          <w:rFonts w:ascii="宋体" w:eastAsia="宋体" w:hAnsi="宋体" w:cs="宋体"/>
-          <w:kern w:val="0"/>
-          <w:sz w:val="24"/>
-          <w14:ligatures w14:val="none"/>
-        </w:rPr>
-        <w:t>点击参禅心猿，查看部将详情。</w:t>
+          <w:rFonts w:ascii="宋体" w:eastAsia="宋体" w:hAnsi="宋体" w:cs="宋体" w:hint="eastAsia"/>
+          <w:kern w:val="0"/>
+          <w:sz w:val="24"/>
+          <w14:ligatures w14:val="none"/>
+        </w:rPr>
+      </w:pPr>
+      <w:r>
+        <w:rPr>
+          <w:rFonts w:ascii="宋体" w:eastAsia="宋体" w:hAnsi="宋体" w:cs="宋体"/>
+          <w:kern w:val="0"/>
+          <w:sz w:val="24"/>
+          <w14:ligatures w14:val="none"/>
+        </w:rPr>
+        <w:t xml:space="preserve">玩家关闭详情页后，在下方显示文本： </w:t>
+      </w:r>
+    </w:p>
+    <w:p>
+      <w:pPr>
+        <w:widowControl/>
+        <w:spacing w:before="100" w:beforeAutospacing="1" w:after="100" w:afterAutospacing="1" w:line="240" w:lineRule="auto"/>
+        <w:rPr>
+          <w:rFonts w:ascii="宋体" w:eastAsia="宋体" w:hAnsi="宋体" w:cs="宋体" w:hint="eastAsia"/>
+          <w:kern w:val="0"/>
+          <w:sz w:val="24"/>
+          <w14:ligatures w14:val="none"/>
+        </w:rPr>
+      </w:pPr>
+      <w:r>
+        <w:rPr>
+          <w:rFonts w:ascii="宋体" w:eastAsia="宋体" w:hAnsi="宋体" w:cs="宋体"/>
+          <w:kern w:val="0"/>
+          <w:sz w:val="24"/>
+          <w14:ligatures w14:val="none"/>
+        </w:rPr>
+        <w:t>每增加一只大猿神，友方属性提高时就能多触发一次【协战】，进一步提高所有花果山部将的攻击和生命。</w:t>
       </w:r>
     </w:p>
     <w:p>
@@ -1304,66 +2907,48 @@
         </w:numPr>
         <w:spacing w:before="100" w:beforeAutospacing="1" w:after="100" w:afterAutospacing="1" w:line="240" w:lineRule="auto"/>
         <w:rPr>
-          <w:rFonts w:ascii="宋体" w:eastAsia="宋体" w:hAnsi="宋体" w:cs="宋体"/>
-          <w:kern w:val="0"/>
-          <w:sz w:val="24"/>
-          <w14:ligatures w14:val="none"/>
-        </w:rPr>
-      </w:pPr>
-      <w:r>
-        <w:rPr>
-          <w:rFonts w:ascii="宋体" w:eastAsia="宋体" w:hAnsi="宋体" w:cs="宋体"/>
-          <w:kern w:val="0"/>
-          <w:sz w:val="24"/>
-          <w14:ligatures w14:val="none"/>
-        </w:rPr>
-        <w:t xml:space="preserve">玩家点击参禅心猿，打开详情页。 </w:t>
-      </w:r>
-    </w:p>
-    <w:p>
-      <w:pPr>
-        <w:widowControl/>
-        <w:numPr>
-          <w:ilvl w:val="0"/>
-          <w:numId w:val="35"/>
-        </w:numPr>
-        <w:spacing w:before="100" w:beforeAutospacing="1" w:after="100" w:afterAutospacing="1" w:line="240" w:lineRule="auto"/>
-        <w:rPr>
-          <w:rFonts w:ascii="宋体" w:eastAsia="宋体" w:hAnsi="宋体" w:cs="宋体"/>
-          <w:kern w:val="0"/>
-          <w:sz w:val="24"/>
-          <w14:ligatures w14:val="none"/>
-        </w:rPr>
-      </w:pPr>
-      <w:r>
-        <w:rPr>
-          <w:rFonts w:ascii="宋体" w:eastAsia="宋体" w:hAnsi="宋体" w:cs="宋体"/>
-          <w:kern w:val="0"/>
-          <w:sz w:val="24"/>
-          <w14:ligatures w14:val="none"/>
-        </w:rPr>
-        <w:t xml:space="preserve">玩家关闭详情页后，在下方显示文本： </w:t>
-      </w:r>
-    </w:p>
-    <w:p>
-      <w:pPr>
-        <w:widowControl/>
-        <w:spacing w:before="100" w:beforeAutospacing="1" w:after="100" w:afterAutospacing="1" w:line="240" w:lineRule="auto"/>
-        <w:rPr>
-          <w:rFonts w:ascii="宋体" w:eastAsia="宋体" w:hAnsi="宋体" w:cs="宋体"/>
-          <w:kern w:val="0"/>
-          <w:sz w:val="24"/>
-          <w14:ligatures w14:val="none"/>
-        </w:rPr>
-      </w:pPr>
-      <w:r>
-        <w:rPr>
-          <w:rFonts w:ascii="宋体" w:eastAsia="宋体" w:hAnsi="宋体" w:cs="宋体"/>
-          <w:kern w:val="0"/>
-          <w:sz w:val="24"/>
-          <w14:ligatures w14:val="none"/>
-        </w:rPr>
-        <w:t>参禅心猿会在每次释放神通后提高所有友方部将的生命。它可以将桃、橘、香蕉以及其他神通转化为全体成长，并触发美猴王和大猿神的【协战】。</w:t>
+          <w:rFonts w:ascii="宋体" w:eastAsia="宋体" w:hAnsi="宋体" w:cs="宋体" w:hint="eastAsia"/>
+          <w:kern w:val="0"/>
+          <w:sz w:val="24"/>
+          <w14:ligatures w14:val="none"/>
+        </w:rPr>
+      </w:pPr>
+      <w:r>
+        <w:rPr>
+          <w:rFonts w:ascii="宋体" w:eastAsia="宋体" w:hAnsi="宋体" w:cs="宋体"/>
+          <w:kern w:val="0"/>
+          <w:sz w:val="24"/>
+          <w14:ligatures w14:val="none"/>
+        </w:rPr>
+        <w:t xml:space="preserve">玩家点击任意位置继续。 </w:t>
+      </w:r>
+    </w:p>
+    <w:p>
+      <w:pPr>
+        <w:widowControl/>
+        <w:spacing w:before="100" w:beforeAutospacing="1" w:after="100" w:afterAutospacing="1" w:line="240" w:lineRule="auto"/>
+        <w:outlineLvl w:val="2"/>
+        <w:rPr>
+          <w:rFonts w:ascii="宋体" w:eastAsia="宋体" w:hAnsi="宋体" w:cs="宋体" w:hint="eastAsia"/>
+          <w:b/>
+          <w:bCs/>
+          <w:kern w:val="0"/>
+          <w:sz w:val="27"/>
+          <w:szCs w:val="27"/>
+          <w14:ligatures w14:val="none"/>
+        </w:rPr>
+      </w:pPr>
+      <w:r>
+        <w:rPr>
+          <w:rFonts w:ascii="宋体" w:eastAsia="宋体" w:hAnsi="宋体" w:cs="宋体"/>
+          <w:b/>
+          <w:bCs/>
+          <w:kern w:val="0"/>
+          <w:sz w:val="27"/>
+          <w:szCs w:val="27"/>
+          <w14:ligatures w14:val="none"/>
+        </w:rPr>
+        <w:t>5. 购买大猿神</w:t>
       </w:r>
     </w:p>
     <w:p>
@@ -1375,60 +2960,66 @@
         </w:numPr>
         <w:spacing w:before="100" w:beforeAutospacing="1" w:after="100" w:afterAutospacing="1" w:line="240" w:lineRule="auto"/>
         <w:rPr>
-          <w:rFonts w:ascii="宋体" w:eastAsia="宋体" w:hAnsi="宋体" w:cs="宋体"/>
-          <w:kern w:val="0"/>
-          <w:sz w:val="24"/>
-          <w14:ligatures w14:val="none"/>
-        </w:rPr>
-      </w:pPr>
-      <w:r>
-        <w:rPr>
-          <w:rFonts w:ascii="宋体" w:eastAsia="宋体" w:hAnsi="宋体" w:cs="宋体"/>
-          <w:kern w:val="0"/>
-          <w:sz w:val="24"/>
-          <w14:ligatures w14:val="none"/>
-        </w:rPr>
-        <w:t xml:space="preserve">玩家点击任意位置继续。 </w:t>
-      </w:r>
-    </w:p>
-    <w:p>
-      <w:pPr>
-        <w:widowControl/>
-        <w:spacing w:before="100" w:beforeAutospacing="1" w:after="100" w:afterAutospacing="1" w:line="240" w:lineRule="auto"/>
-        <w:outlineLvl w:val="2"/>
-        <w:rPr>
-          <w:rFonts w:ascii="宋体" w:eastAsia="宋体" w:hAnsi="宋体" w:cs="宋体"/>
-          <w:b/>
-          <w:bCs/>
-          <w:kern w:val="0"/>
-          <w:sz w:val="27"/>
-          <w:szCs w:val="27"/>
-          <w14:ligatures w14:val="none"/>
-        </w:rPr>
-      </w:pPr>
-      <w:r>
-        <w:rPr>
           <w:rFonts w:ascii="宋体" w:eastAsia="宋体" w:hAnsi="宋体" w:cs="宋体" w:hint="eastAsia"/>
-          <w:b/>
-          <w:bCs/>
-          <w:kern w:val="0"/>
-          <w:sz w:val="27"/>
-          <w:szCs w:val="27"/>
-          <w14:ligatures w14:val="none"/>
-        </w:rPr>
-        <w:t>10</w:t>
-      </w:r>
-      <w:r>
-        <w:rPr>
-          <w:rFonts w:ascii="宋体" w:eastAsia="宋体" w:hAnsi="宋体" w:cs="宋体"/>
-          <w:b/>
-          <w:bCs/>
-          <w:kern w:val="0"/>
-          <w:sz w:val="27"/>
-          <w:szCs w:val="27"/>
-          <w14:ligatures w14:val="none"/>
-        </w:rPr>
-        <w:t>. 购买参禅心猿</w:t>
+          <w:kern w:val="0"/>
+          <w:sz w:val="24"/>
+          <w14:ligatures w14:val="none"/>
+        </w:rPr>
+      </w:pPr>
+      <w:r>
+        <w:rPr>
+          <w:rFonts w:ascii="宋体" w:eastAsia="宋体" w:hAnsi="宋体" w:cs="宋体"/>
+          <w:kern w:val="0"/>
+          <w:sz w:val="24"/>
+          <w14:ligatures w14:val="none"/>
+        </w:rPr>
+        <w:t xml:space="preserve">继续镂空商店中的大猿神。 </w:t>
+      </w:r>
+    </w:p>
+    <w:p>
+      <w:pPr>
+        <w:widowControl/>
+        <w:numPr>
+          <w:ilvl w:val="0"/>
+          <w:numId w:val="36"/>
+        </w:numPr>
+        <w:spacing w:before="100" w:beforeAutospacing="1" w:after="100" w:afterAutospacing="1" w:line="240" w:lineRule="auto"/>
+        <w:rPr>
+          <w:rFonts w:ascii="宋体" w:eastAsia="宋体" w:hAnsi="宋体" w:cs="宋体" w:hint="eastAsia"/>
+          <w:kern w:val="0"/>
+          <w:sz w:val="24"/>
+          <w14:ligatures w14:val="none"/>
+        </w:rPr>
+      </w:pPr>
+      <w:r>
+        <w:rPr>
+          <w:rFonts w:ascii="宋体" w:eastAsia="宋体" w:hAnsi="宋体" w:cs="宋体"/>
+          <w:kern w:val="0"/>
+          <w:sz w:val="24"/>
+          <w14:ligatures w14:val="none"/>
+        </w:rPr>
+        <w:t xml:space="preserve">显示文本： </w:t>
+      </w:r>
+    </w:p>
+    <w:p>
+      <w:pPr>
+        <w:widowControl/>
+        <w:spacing w:before="100" w:beforeAutospacing="1" w:after="100" w:afterAutospacing="1" w:line="240" w:lineRule="auto"/>
+        <w:rPr>
+          <w:rFonts w:ascii="宋体" w:eastAsia="宋体" w:hAnsi="宋体" w:cs="宋体" w:hint="eastAsia"/>
+          <w:kern w:val="0"/>
+          <w:sz w:val="24"/>
+          <w14:ligatures w14:val="none"/>
+        </w:rPr>
+      </w:pPr>
+      <w:r>
+        <w:rPr>
+          <w:rFonts w:ascii="宋体" w:eastAsia="宋体" w:hAnsi="宋体" w:cs="宋体"/>
+          <w:kern w:val="0"/>
+          <w:sz w:val="24"/>
+          <w14:ligatures w14:val="none"/>
+        </w:rPr>
+        <w:t>购买大猿神。</w:t>
       </w:r>
     </w:p>
     <w:p>
@@ -1440,20 +3031,20 @@
         </w:numPr>
         <w:spacing w:before="100" w:beforeAutospacing="1" w:after="100" w:afterAutospacing="1" w:line="240" w:lineRule="auto"/>
         <w:rPr>
-          <w:rFonts w:ascii="宋体" w:eastAsia="宋体" w:hAnsi="宋体" w:cs="宋体"/>
-          <w:kern w:val="0"/>
-          <w:sz w:val="24"/>
-          <w14:ligatures w14:val="none"/>
-        </w:rPr>
-      </w:pPr>
-      <w:r>
-        <w:rPr>
-          <w:rFonts w:ascii="宋体" w:eastAsia="宋体" w:hAnsi="宋体" w:cs="宋体"/>
-          <w:kern w:val="0"/>
-          <w:sz w:val="24"/>
-          <w14:ligatures w14:val="none"/>
-        </w:rPr>
-        <w:t xml:space="preserve">继续镂空商店中的参禅心猿。 </w:t>
+          <w:rFonts w:ascii="宋体" w:eastAsia="宋体" w:hAnsi="宋体" w:cs="宋体" w:hint="eastAsia"/>
+          <w:kern w:val="0"/>
+          <w:sz w:val="24"/>
+          <w14:ligatures w14:val="none"/>
+        </w:rPr>
+      </w:pPr>
+      <w:r>
+        <w:rPr>
+          <w:rFonts w:ascii="宋体" w:eastAsia="宋体" w:hAnsi="宋体" w:cs="宋体"/>
+          <w:kern w:val="0"/>
+          <w:sz w:val="24"/>
+          <w14:ligatures w14:val="none"/>
+        </w:rPr>
+        <w:t xml:space="preserve">玩家购买大猿神后进入下一步。 </w:t>
       </w:r>
     </w:p>
     <w:p>
@@ -1465,27 +3056,6 @@
         </w:numPr>
         <w:spacing w:before="100" w:beforeAutospacing="1" w:after="100" w:afterAutospacing="1" w:line="240" w:lineRule="auto"/>
         <w:rPr>
-          <w:rFonts w:ascii="宋体" w:eastAsia="宋体" w:hAnsi="宋体" w:cs="宋体"/>
-          <w:kern w:val="0"/>
-          <w:sz w:val="24"/>
-          <w14:ligatures w14:val="none"/>
-        </w:rPr>
-      </w:pPr>
-      <w:r>
-        <w:rPr>
-          <w:rFonts w:ascii="宋体" w:eastAsia="宋体" w:hAnsi="宋体" w:cs="宋体"/>
-          <w:kern w:val="0"/>
-          <w:sz w:val="24"/>
-          <w14:ligatures w14:val="none"/>
-        </w:rPr>
-        <w:t xml:space="preserve">显示文本： </w:t>
-      </w:r>
-    </w:p>
-    <w:p>
-      <w:pPr>
-        <w:widowControl/>
-        <w:spacing w:before="100" w:beforeAutospacing="1" w:after="100" w:afterAutospacing="1" w:line="240" w:lineRule="auto"/>
-        <w:rPr>
           <w:rFonts w:ascii="宋体" w:eastAsia="宋体" w:hAnsi="宋体" w:cs="宋体" w:hint="eastAsia"/>
           <w:kern w:val="0"/>
           <w:sz w:val="24"/>
@@ -1499,16 +3069,60 @@
           <w:sz w:val="24"/>
           <w14:ligatures w14:val="none"/>
         </w:rPr>
-        <w:t>购买参禅心猿</w:t>
-      </w:r>
-      <w:r>
+        <w:t xml:space="preserve">其他商店牌暂时不可购买。 </w:t>
+      </w:r>
+    </w:p>
+    <w:p>
+      <w:pPr>
+        <w:widowControl/>
+        <w:numPr>
+          <w:ilvl w:val="0"/>
+          <w:numId w:val="37"/>
+        </w:numPr>
+        <w:spacing w:before="100" w:beforeAutospacing="1" w:after="100" w:afterAutospacing="1" w:line="240" w:lineRule="auto"/>
         <w:rPr>
           <w:rFonts w:ascii="宋体" w:eastAsia="宋体" w:hAnsi="宋体" w:cs="宋体" w:hint="eastAsia"/>
           <w:kern w:val="0"/>
           <w:sz w:val="24"/>
           <w14:ligatures w14:val="none"/>
         </w:rPr>
-        <w:t>。</w:t>
+      </w:pPr>
+      <w:r>
+        <w:rPr>
+          <w:rFonts w:ascii="宋体" w:eastAsia="宋体" w:hAnsi="宋体" w:cs="宋体"/>
+          <w:kern w:val="0"/>
+          <w:sz w:val="24"/>
+          <w14:ligatures w14:val="none"/>
+        </w:rPr>
+        <w:t xml:space="preserve">刷新、升级和准备按钮保持锁定。 </w:t>
+      </w:r>
+    </w:p>
+    <w:p>
+      <w:pPr>
+        <w:widowControl/>
+        <w:spacing w:before="100" w:beforeAutospacing="1" w:after="100" w:afterAutospacing="1" w:line="240" w:lineRule="auto"/>
+        <w:outlineLvl w:val="2"/>
+        <w:rPr>
+          <w:rFonts w:ascii="宋体" w:eastAsia="宋体" w:hAnsi="宋体" w:cs="宋体" w:hint="eastAsia"/>
+          <w:b/>
+          <w:bCs/>
+          <w:kern w:val="0"/>
+          <w:sz w:val="27"/>
+          <w:szCs w:val="27"/>
+          <w14:ligatures w14:val="none"/>
+        </w:rPr>
+      </w:pPr>
+      <w:r>
+        <w:rPr>
+          <w:rFonts w:ascii="宋体" w:eastAsia="宋体" w:hAnsi="宋体" w:cs="宋体"/>
+          <w:b/>
+          <w:bCs/>
+          <w:kern w:val="0"/>
+          <w:sz w:val="27"/>
+          <w:szCs w:val="27"/>
+          <w14:ligatures w14:val="none"/>
+        </w:rPr>
+        <w:t>6. 上阵大猿神</w:t>
       </w:r>
     </w:p>
     <w:p>
@@ -1520,20 +3134,20 @@
         </w:numPr>
         <w:spacing w:before="100" w:beforeAutospacing="1" w:after="100" w:afterAutospacing="1" w:line="240" w:lineRule="auto"/>
         <w:rPr>
-          <w:rFonts w:ascii="宋体" w:eastAsia="宋体" w:hAnsi="宋体" w:cs="宋体"/>
-          <w:kern w:val="0"/>
-          <w:sz w:val="24"/>
-          <w14:ligatures w14:val="none"/>
-        </w:rPr>
-      </w:pPr>
-      <w:r>
-        <w:rPr>
-          <w:rFonts w:ascii="宋体" w:eastAsia="宋体" w:hAnsi="宋体" w:cs="宋体"/>
-          <w:kern w:val="0"/>
-          <w:sz w:val="24"/>
-          <w14:ligatures w14:val="none"/>
-        </w:rPr>
-        <w:t xml:space="preserve">玩家购买参禅心猿后进入下一步。 </w:t>
+          <w:rFonts w:ascii="宋体" w:eastAsia="宋体" w:hAnsi="宋体" w:cs="宋体" w:hint="eastAsia"/>
+          <w:kern w:val="0"/>
+          <w:sz w:val="24"/>
+          <w14:ligatures w14:val="none"/>
+        </w:rPr>
+      </w:pPr>
+      <w:r>
+        <w:rPr>
+          <w:rFonts w:ascii="宋体" w:eastAsia="宋体" w:hAnsi="宋体" w:cs="宋体"/>
+          <w:kern w:val="0"/>
+          <w:sz w:val="24"/>
+          <w14:ligatures w14:val="none"/>
+        </w:rPr>
+        <w:t xml:space="preserve">镂空手牌中的大猿神。 </w:t>
       </w:r>
     </w:p>
     <w:p>
@@ -1545,20 +3159,20 @@
         </w:numPr>
         <w:spacing w:before="100" w:beforeAutospacing="1" w:after="100" w:afterAutospacing="1" w:line="240" w:lineRule="auto"/>
         <w:rPr>
-          <w:rFonts w:ascii="宋体" w:eastAsia="宋体" w:hAnsi="宋体" w:cs="宋体"/>
-          <w:kern w:val="0"/>
-          <w:sz w:val="24"/>
-          <w14:ligatures w14:val="none"/>
-        </w:rPr>
-      </w:pPr>
-      <w:r>
-        <w:rPr>
-          <w:rFonts w:ascii="宋体" w:eastAsia="宋体" w:hAnsi="宋体" w:cs="宋体"/>
-          <w:kern w:val="0"/>
-          <w:sz w:val="24"/>
-          <w14:ligatures w14:val="none"/>
-        </w:rPr>
-        <w:t xml:space="preserve">其他商店牌暂时不可购买。 </w:t>
+          <w:rFonts w:ascii="宋体" w:eastAsia="宋体" w:hAnsi="宋体" w:cs="宋体" w:hint="eastAsia"/>
+          <w:kern w:val="0"/>
+          <w:sz w:val="24"/>
+          <w14:ligatures w14:val="none"/>
+        </w:rPr>
+      </w:pPr>
+      <w:r>
+        <w:rPr>
+          <w:rFonts w:ascii="宋体" w:eastAsia="宋体" w:hAnsi="宋体" w:cs="宋体"/>
+          <w:kern w:val="0"/>
+          <w:sz w:val="24"/>
+          <w14:ligatures w14:val="none"/>
+        </w:rPr>
+        <w:t xml:space="preserve">同时镂空一个空余部署位置。 </w:t>
       </w:r>
     </w:p>
     <w:p>
@@ -1570,60 +3184,41 @@
         </w:numPr>
         <w:spacing w:before="100" w:beforeAutospacing="1" w:after="100" w:afterAutospacing="1" w:line="240" w:lineRule="auto"/>
         <w:rPr>
-          <w:rFonts w:ascii="宋体" w:eastAsia="宋体" w:hAnsi="宋体" w:cs="宋体"/>
-          <w:kern w:val="0"/>
-          <w:sz w:val="24"/>
-          <w14:ligatures w14:val="none"/>
-        </w:rPr>
-      </w:pPr>
-      <w:r>
-        <w:rPr>
-          <w:rFonts w:ascii="宋体" w:eastAsia="宋体" w:hAnsi="宋体" w:cs="宋体"/>
-          <w:kern w:val="0"/>
-          <w:sz w:val="24"/>
-          <w14:ligatures w14:val="none"/>
-        </w:rPr>
-        <w:t xml:space="preserve">刷新、升级和准备按钮保持锁定。 </w:t>
-      </w:r>
-    </w:p>
-    <w:p>
-      <w:pPr>
-        <w:widowControl/>
-        <w:spacing w:before="100" w:beforeAutospacing="1" w:after="100" w:afterAutospacing="1" w:line="240" w:lineRule="auto"/>
-        <w:outlineLvl w:val="2"/>
-        <w:rPr>
-          <w:rFonts w:ascii="宋体" w:eastAsia="宋体" w:hAnsi="宋体" w:cs="宋体"/>
-          <w:b/>
-          <w:bCs/>
-          <w:kern w:val="0"/>
-          <w:sz w:val="27"/>
-          <w:szCs w:val="27"/>
-          <w14:ligatures w14:val="none"/>
-        </w:rPr>
-      </w:pPr>
-      <w:r>
-        <w:rPr>
           <w:rFonts w:ascii="宋体" w:eastAsia="宋体" w:hAnsi="宋体" w:cs="宋体" w:hint="eastAsia"/>
-          <w:b/>
-          <w:bCs/>
-          <w:kern w:val="0"/>
-          <w:sz w:val="27"/>
-          <w:szCs w:val="27"/>
-          <w14:ligatures w14:val="none"/>
-        </w:rPr>
-        <w:t>11</w:t>
-      </w:r>
-      <w:r>
-        <w:rPr>
-          <w:rFonts w:ascii="宋体" w:eastAsia="宋体" w:hAnsi="宋体" w:cs="宋体"/>
-          <w:b/>
-          <w:bCs/>
-          <w:kern w:val="0"/>
-          <w:sz w:val="27"/>
-          <w:szCs w:val="27"/>
-          <w14:ligatures w14:val="none"/>
-        </w:rPr>
-        <w:t>. 上阵参禅心猿</w:t>
+          <w:kern w:val="0"/>
+          <w:sz w:val="24"/>
+          <w14:ligatures w14:val="none"/>
+        </w:rPr>
+      </w:pPr>
+      <w:r>
+        <w:rPr>
+          <w:rFonts w:ascii="宋体" w:eastAsia="宋体" w:hAnsi="宋体" w:cs="宋体"/>
+          <w:kern w:val="0"/>
+          <w:sz w:val="24"/>
+          <w14:ligatures w14:val="none"/>
+        </w:rPr>
+        <w:t xml:space="preserve">显示文本： </w:t>
+      </w:r>
+    </w:p>
+    <w:p>
+      <w:pPr>
+        <w:widowControl/>
+        <w:spacing w:before="100" w:beforeAutospacing="1" w:after="100" w:afterAutospacing="1" w:line="240" w:lineRule="auto"/>
+        <w:rPr>
+          <w:rFonts w:ascii="宋体" w:eastAsia="宋体" w:hAnsi="宋体" w:cs="宋体" w:hint="eastAsia"/>
+          <w:kern w:val="0"/>
+          <w:sz w:val="24"/>
+          <w14:ligatures w14:val="none"/>
+        </w:rPr>
+      </w:pPr>
+      <w:r>
+        <w:rPr>
+          <w:rFonts w:ascii="宋体" w:eastAsia="宋体" w:hAnsi="宋体" w:cs="宋体"/>
+          <w:kern w:val="0"/>
+          <w:sz w:val="24"/>
+          <w14:ligatures w14:val="none"/>
+        </w:rPr>
+        <w:t>将大猿神部署至交战区。</w:t>
       </w:r>
     </w:p>
     <w:p>
@@ -1635,91 +3230,69 @@
         </w:numPr>
         <w:spacing w:before="100" w:beforeAutospacing="1" w:after="100" w:afterAutospacing="1" w:line="240" w:lineRule="auto"/>
         <w:rPr>
-          <w:rFonts w:ascii="宋体" w:eastAsia="宋体" w:hAnsi="宋体" w:cs="宋体"/>
-          <w:kern w:val="0"/>
-          <w:sz w:val="24"/>
-          <w14:ligatures w14:val="none"/>
-        </w:rPr>
-      </w:pPr>
-      <w:r>
-        <w:rPr>
-          <w:rFonts w:ascii="宋体" w:eastAsia="宋体" w:hAnsi="宋体" w:cs="宋体"/>
-          <w:kern w:val="0"/>
-          <w:sz w:val="24"/>
-          <w14:ligatures w14:val="none"/>
-        </w:rPr>
-        <w:t xml:space="preserve">镂空手牌中的参禅心猿。 </w:t>
-      </w:r>
-    </w:p>
-    <w:p>
-      <w:pPr>
-        <w:widowControl/>
-        <w:numPr>
-          <w:ilvl w:val="0"/>
-          <w:numId w:val="39"/>
-        </w:numPr>
-        <w:spacing w:before="100" w:beforeAutospacing="1" w:after="100" w:afterAutospacing="1" w:line="240" w:lineRule="auto"/>
-        <w:rPr>
-          <w:rFonts w:ascii="宋体" w:eastAsia="宋体" w:hAnsi="宋体" w:cs="宋体"/>
-          <w:kern w:val="0"/>
-          <w:sz w:val="24"/>
-          <w14:ligatures w14:val="none"/>
-        </w:rPr>
-      </w:pPr>
-      <w:r>
-        <w:rPr>
-          <w:rFonts w:ascii="宋体" w:eastAsia="宋体" w:hAnsi="宋体" w:cs="宋体"/>
-          <w:kern w:val="0"/>
-          <w:sz w:val="24"/>
-          <w14:ligatures w14:val="none"/>
-        </w:rPr>
-        <w:t xml:space="preserve">同时镂空指定的空余部署位置。 </w:t>
-      </w:r>
-    </w:p>
-    <w:p>
-      <w:pPr>
-        <w:widowControl/>
-        <w:numPr>
-          <w:ilvl w:val="0"/>
-          <w:numId w:val="39"/>
-        </w:numPr>
-        <w:spacing w:before="100" w:beforeAutospacing="1" w:after="100" w:afterAutospacing="1" w:line="240" w:lineRule="auto"/>
-        <w:rPr>
-          <w:rFonts w:ascii="宋体" w:eastAsia="宋体" w:hAnsi="宋体" w:cs="宋体"/>
-          <w:kern w:val="0"/>
-          <w:sz w:val="24"/>
-          <w14:ligatures w14:val="none"/>
-        </w:rPr>
-      </w:pPr>
-      <w:r>
-        <w:rPr>
-          <w:rFonts w:ascii="宋体" w:eastAsia="宋体" w:hAnsi="宋体" w:cs="宋体"/>
-          <w:kern w:val="0"/>
-          <w:sz w:val="24"/>
-          <w14:ligatures w14:val="none"/>
-        </w:rPr>
-        <w:t xml:space="preserve">显示文本： </w:t>
-      </w:r>
-    </w:p>
-    <w:p>
-      <w:pPr>
-        <w:widowControl/>
-        <w:spacing w:before="100" w:beforeAutospacing="1" w:after="100" w:afterAutospacing="1" w:line="240" w:lineRule="auto"/>
-        <w:rPr>
-          <w:rFonts w:ascii="宋体" w:eastAsia="宋体" w:hAnsi="宋体" w:cs="宋体"/>
-          <w:kern w:val="0"/>
-          <w:sz w:val="24"/>
-          <w14:ligatures w14:val="none"/>
-        </w:rPr>
-      </w:pPr>
-      <w:r>
-        <w:rPr>
-          <w:rFonts w:ascii="宋体" w:eastAsia="宋体" w:hAnsi="宋体" w:cs="宋体"/>
-          <w:kern w:val="0"/>
-          <w:sz w:val="24"/>
-          <w14:ligatures w14:val="none"/>
-        </w:rPr>
-        <w:t>将参禅心猿部署至交战区。</w:t>
+          <w:rFonts w:ascii="宋体" w:eastAsia="宋体" w:hAnsi="宋体" w:cs="宋体" w:hint="eastAsia"/>
+          <w:kern w:val="0"/>
+          <w:sz w:val="24"/>
+          <w14:ligatures w14:val="none"/>
+        </w:rPr>
+      </w:pPr>
+      <w:r>
+        <w:rPr>
+          <w:rFonts w:ascii="宋体" w:eastAsia="宋体" w:hAnsi="宋体" w:cs="宋体"/>
+          <w:kern w:val="0"/>
+          <w:sz w:val="24"/>
+          <w14:ligatures w14:val="none"/>
+        </w:rPr>
+        <w:t xml:space="preserve">玩家将大猿神上阵后进入下一步。 </w:t>
+      </w:r>
+    </w:p>
+    <w:p>
+      <w:pPr>
+        <w:widowControl/>
+        <w:spacing w:before="100" w:beforeAutospacing="1" w:after="100" w:afterAutospacing="1" w:line="240" w:lineRule="auto"/>
+        <w:rPr>
+          <w:rFonts w:ascii="宋体" w:eastAsia="宋体" w:hAnsi="宋体" w:cs="宋体" w:hint="eastAsia"/>
+          <w:kern w:val="0"/>
+          <w:sz w:val="24"/>
+          <w14:ligatures w14:val="none"/>
+        </w:rPr>
+      </w:pPr>
+      <w:r>
+        <w:rPr>
+          <w:rFonts w:ascii="宋体" w:eastAsia="宋体" w:hAnsi="宋体" w:cs="宋体"/>
+          <w:kern w:val="0"/>
+          <w:sz w:val="24"/>
+          <w14:ligatures w14:val="none"/>
+        </w:rPr>
+        <w:t>此时场上拥有两只大猿神。</w:t>
+      </w:r>
+    </w:p>
+    <w:p>
+      <w:pPr>
+        <w:widowControl/>
+        <w:spacing w:before="100" w:beforeAutospacing="1" w:after="100" w:afterAutospacing="1" w:line="240" w:lineRule="auto"/>
+        <w:outlineLvl w:val="2"/>
+        <w:rPr>
+          <w:rFonts w:ascii="宋体" w:eastAsia="宋体" w:hAnsi="宋体" w:cs="宋体" w:hint="eastAsia"/>
+          <w:b/>
+          <w:bCs/>
+          <w:kern w:val="0"/>
+          <w:sz w:val="27"/>
+          <w:szCs w:val="27"/>
+          <w14:ligatures w14:val="none"/>
+        </w:rPr>
+      </w:pPr>
+      <w:r>
+        <w:rPr>
+          <w:rFonts w:ascii="宋体" w:eastAsia="宋体" w:hAnsi="宋体" w:cs="宋体"/>
+          <w:b/>
+          <w:bCs/>
+          <w:kern w:val="0"/>
+          <w:sz w:val="27"/>
+          <w:szCs w:val="27"/>
+          <w14:ligatures w14:val="none"/>
+        </w:rPr>
+        <w:t>7. 查看商店中的跑山猢狲详情</w:t>
       </w:r>
     </w:p>
     <w:p>
@@ -1731,60 +3304,66 @@
         </w:numPr>
         <w:spacing w:before="100" w:beforeAutospacing="1" w:after="100" w:afterAutospacing="1" w:line="240" w:lineRule="auto"/>
         <w:rPr>
-          <w:rFonts w:ascii="宋体" w:eastAsia="宋体" w:hAnsi="宋体" w:cs="宋体"/>
-          <w:kern w:val="0"/>
-          <w:sz w:val="24"/>
-          <w14:ligatures w14:val="none"/>
-        </w:rPr>
-      </w:pPr>
-      <w:r>
-        <w:rPr>
-          <w:rFonts w:ascii="宋体" w:eastAsia="宋体" w:hAnsi="宋体" w:cs="宋体"/>
-          <w:kern w:val="0"/>
-          <w:sz w:val="24"/>
-          <w14:ligatures w14:val="none"/>
-        </w:rPr>
-        <w:t xml:space="preserve">玩家将参禅心猿上阵后进入下一步。 </w:t>
-      </w:r>
-    </w:p>
-    <w:p>
-      <w:pPr>
-        <w:widowControl/>
-        <w:spacing w:before="100" w:beforeAutospacing="1" w:after="100" w:afterAutospacing="1" w:line="240" w:lineRule="auto"/>
-        <w:outlineLvl w:val="2"/>
-        <w:rPr>
-          <w:rFonts w:ascii="宋体" w:eastAsia="宋体" w:hAnsi="宋体" w:cs="宋体"/>
-          <w:b/>
-          <w:bCs/>
-          <w:kern w:val="0"/>
-          <w:sz w:val="27"/>
-          <w:szCs w:val="27"/>
-          <w14:ligatures w14:val="none"/>
-        </w:rPr>
-      </w:pPr>
-      <w:r>
-        <w:rPr>
           <w:rFonts w:ascii="宋体" w:eastAsia="宋体" w:hAnsi="宋体" w:cs="宋体" w:hint="eastAsia"/>
-          <w:b/>
-          <w:bCs/>
-          <w:kern w:val="0"/>
-          <w:sz w:val="27"/>
-          <w:szCs w:val="27"/>
-          <w14:ligatures w14:val="none"/>
-        </w:rPr>
-        <w:t>12</w:t>
-      </w:r>
-      <w:r>
-        <w:rPr>
-          <w:rFonts w:ascii="宋体" w:eastAsia="宋体" w:hAnsi="宋体" w:cs="宋体"/>
-          <w:b/>
-          <w:bCs/>
-          <w:kern w:val="0"/>
-          <w:sz w:val="27"/>
-          <w:szCs w:val="27"/>
-          <w14:ligatures w14:val="none"/>
-        </w:rPr>
-        <w:t>. 将灵光帽释放给美猴王</w:t>
+          <w:kern w:val="0"/>
+          <w:sz w:val="24"/>
+          <w14:ligatures w14:val="none"/>
+        </w:rPr>
+      </w:pPr>
+      <w:r>
+        <w:rPr>
+          <w:rFonts w:ascii="宋体" w:eastAsia="宋体" w:hAnsi="宋体" w:cs="宋体"/>
+          <w:kern w:val="0"/>
+          <w:sz w:val="24"/>
+          <w14:ligatures w14:val="none"/>
+        </w:rPr>
+        <w:t xml:space="preserve">镂空商店中的跑山猢狲。 </w:t>
+      </w:r>
+    </w:p>
+    <w:p>
+      <w:pPr>
+        <w:widowControl/>
+        <w:numPr>
+          <w:ilvl w:val="0"/>
+          <w:numId w:val="40"/>
+        </w:numPr>
+        <w:spacing w:before="100" w:beforeAutospacing="1" w:after="100" w:afterAutospacing="1" w:line="240" w:lineRule="auto"/>
+        <w:rPr>
+          <w:rFonts w:ascii="宋体" w:eastAsia="宋体" w:hAnsi="宋体" w:cs="宋体" w:hint="eastAsia"/>
+          <w:kern w:val="0"/>
+          <w:sz w:val="24"/>
+          <w14:ligatures w14:val="none"/>
+        </w:rPr>
+      </w:pPr>
+      <w:r>
+        <w:rPr>
+          <w:rFonts w:ascii="宋体" w:eastAsia="宋体" w:hAnsi="宋体" w:cs="宋体"/>
+          <w:kern w:val="0"/>
+          <w:sz w:val="24"/>
+          <w14:ligatures w14:val="none"/>
+        </w:rPr>
+        <w:t xml:space="preserve">显示文本： </w:t>
+      </w:r>
+    </w:p>
+    <w:p>
+      <w:pPr>
+        <w:widowControl/>
+        <w:spacing w:before="100" w:beforeAutospacing="1" w:after="100" w:afterAutospacing="1" w:line="240" w:lineRule="auto"/>
+        <w:rPr>
+          <w:rFonts w:ascii="宋体" w:eastAsia="宋体" w:hAnsi="宋体" w:cs="宋体" w:hint="eastAsia"/>
+          <w:kern w:val="0"/>
+          <w:sz w:val="24"/>
+          <w14:ligatures w14:val="none"/>
+        </w:rPr>
+      </w:pPr>
+      <w:r>
+        <w:rPr>
+          <w:rFonts w:ascii="宋体" w:eastAsia="宋体" w:hAnsi="宋体" w:cs="宋体"/>
+          <w:kern w:val="0"/>
+          <w:sz w:val="24"/>
+          <w14:ligatures w14:val="none"/>
+        </w:rPr>
+        <w:t>点击跑山猢狲，查看部将详情。</w:t>
       </w:r>
     </w:p>
     <w:p>
@@ -1796,21 +3375,20 @@
         </w:numPr>
         <w:spacing w:before="100" w:beforeAutospacing="1" w:after="100" w:afterAutospacing="1" w:line="240" w:lineRule="auto"/>
         <w:rPr>
-          <w:rFonts w:ascii="宋体" w:eastAsia="宋体" w:hAnsi="宋体" w:cs="宋体"/>
-          <w:kern w:val="0"/>
-          <w:sz w:val="24"/>
-          <w14:ligatures w14:val="none"/>
-        </w:rPr>
-      </w:pPr>
-      <w:r>
-        <w:rPr>
-          <w:rFonts w:ascii="宋体" w:eastAsia="宋体" w:hAnsi="宋体" w:cs="宋体"/>
-          <w:kern w:val="0"/>
-          <w:sz w:val="24"/>
-          <w14:ligatures w14:val="none"/>
-        </w:rPr>
-        <w:lastRenderedPageBreak/>
-        <w:t xml:space="preserve">镂空手牌中的灵光帽。 </w:t>
+          <w:rFonts w:ascii="宋体" w:eastAsia="宋体" w:hAnsi="宋体" w:cs="宋体" w:hint="eastAsia"/>
+          <w:kern w:val="0"/>
+          <w:sz w:val="24"/>
+          <w14:ligatures w14:val="none"/>
+        </w:rPr>
+      </w:pPr>
+      <w:r>
+        <w:rPr>
+          <w:rFonts w:ascii="宋体" w:eastAsia="宋体" w:hAnsi="宋体" w:cs="宋体"/>
+          <w:kern w:val="0"/>
+          <w:sz w:val="24"/>
+          <w14:ligatures w14:val="none"/>
+        </w:rPr>
+        <w:t xml:space="preserve">玩家点击跑山猢狲，打开详情页。 </w:t>
       </w:r>
     </w:p>
     <w:p>
@@ -1822,86 +3400,41 @@
         </w:numPr>
         <w:spacing w:before="100" w:beforeAutospacing="1" w:after="100" w:afterAutospacing="1" w:line="240" w:lineRule="auto"/>
         <w:rPr>
-          <w:rFonts w:ascii="宋体" w:eastAsia="宋体" w:hAnsi="宋体" w:cs="宋体"/>
-          <w:kern w:val="0"/>
-          <w:sz w:val="24"/>
-          <w14:ligatures w14:val="none"/>
-        </w:rPr>
-      </w:pPr>
-      <w:r>
-        <w:rPr>
-          <w:rFonts w:ascii="宋体" w:eastAsia="宋体" w:hAnsi="宋体" w:cs="宋体"/>
-          <w:kern w:val="0"/>
-          <w:sz w:val="24"/>
-          <w14:ligatures w14:val="none"/>
-        </w:rPr>
-        <w:t xml:space="preserve">使用箭头指向部署区中的美猴王。 </w:t>
-      </w:r>
-    </w:p>
-    <w:p>
-      <w:pPr>
-        <w:widowControl/>
-        <w:numPr>
-          <w:ilvl w:val="0"/>
-          <w:numId w:val="41"/>
-        </w:numPr>
-        <w:spacing w:before="100" w:beforeAutospacing="1" w:after="100" w:afterAutospacing="1" w:line="240" w:lineRule="auto"/>
-        <w:rPr>
-          <w:rFonts w:ascii="宋体" w:eastAsia="宋体" w:hAnsi="宋体" w:cs="宋体"/>
-          <w:kern w:val="0"/>
-          <w:sz w:val="24"/>
-          <w14:ligatures w14:val="none"/>
-        </w:rPr>
-      </w:pPr>
-      <w:r>
-        <w:rPr>
-          <w:rFonts w:ascii="宋体" w:eastAsia="宋体" w:hAnsi="宋体" w:cs="宋体"/>
-          <w:kern w:val="0"/>
-          <w:sz w:val="24"/>
-          <w14:ligatures w14:val="none"/>
-        </w:rPr>
-        <w:t xml:space="preserve">显示文本： </w:t>
-      </w:r>
-    </w:p>
-    <w:p>
-      <w:pPr>
-        <w:widowControl/>
-        <w:spacing w:before="100" w:beforeAutospacing="1" w:after="100" w:afterAutospacing="1" w:line="240" w:lineRule="auto"/>
-        <w:rPr>
-          <w:rFonts w:ascii="宋体" w:eastAsia="宋体" w:hAnsi="宋体" w:cs="宋体"/>
-          <w:kern w:val="0"/>
-          <w:sz w:val="24"/>
-          <w14:ligatures w14:val="none"/>
-        </w:rPr>
-      </w:pPr>
-      <w:r>
-        <w:rPr>
-          <w:rFonts w:ascii="宋体" w:eastAsia="宋体" w:hAnsi="宋体" w:cs="宋体"/>
-          <w:kern w:val="0"/>
-          <w:sz w:val="24"/>
-          <w14:ligatures w14:val="none"/>
-        </w:rPr>
-        <w:t>将灵光帽</w:t>
-      </w:r>
-      <w:proofErr w:type="gramStart"/>
-      <w:r>
-        <w:rPr>
           <w:rFonts w:ascii="宋体" w:eastAsia="宋体" w:hAnsi="宋体" w:cs="宋体" w:hint="eastAsia"/>
           <w:kern w:val="0"/>
           <w:sz w:val="24"/>
           <w14:ligatures w14:val="none"/>
         </w:rPr>
-        <w:t>(使部将+3/+3)</w:t>
-      </w:r>
-      <w:proofErr w:type="gramEnd"/>
-      <w:r>
-        <w:rPr>
-          <w:rFonts w:ascii="宋体" w:eastAsia="宋体" w:hAnsi="宋体" w:cs="宋体"/>
-          <w:kern w:val="0"/>
-          <w:sz w:val="24"/>
-          <w14:ligatures w14:val="none"/>
-        </w:rPr>
-        <w:t>释放给美猴王。</w:t>
+      </w:pPr>
+      <w:r>
+        <w:rPr>
+          <w:rFonts w:ascii="宋体" w:eastAsia="宋体" w:hAnsi="宋体" w:cs="宋体"/>
+          <w:kern w:val="0"/>
+          <w:sz w:val="24"/>
+          <w14:ligatures w14:val="none"/>
+        </w:rPr>
+        <w:t xml:space="preserve">玩家关闭详情页后，在下方显示文本： </w:t>
+      </w:r>
+    </w:p>
+    <w:p>
+      <w:pPr>
+        <w:widowControl/>
+        <w:spacing w:before="100" w:beforeAutospacing="1" w:after="100" w:afterAutospacing="1" w:line="240" w:lineRule="auto"/>
+        <w:rPr>
+          <w:rFonts w:ascii="宋体" w:eastAsia="宋体" w:hAnsi="宋体" w:cs="宋体" w:hint="eastAsia"/>
+          <w:kern w:val="0"/>
+          <w:sz w:val="24"/>
+          <w14:ligatures w14:val="none"/>
+        </w:rPr>
+      </w:pPr>
+      <w:r>
+        <w:rPr>
+          <w:rFonts w:ascii="宋体" w:eastAsia="宋体" w:hAnsi="宋体" w:cs="宋体"/>
+          <w:kern w:val="0"/>
+          <w:sz w:val="24"/>
+          <w14:ligatures w14:val="none"/>
+        </w:rPr>
+        <w:t>每增加一只跑山猢狲，部署阶段结束时就能获得更多专属神通，为后续回合提供更多经济、部将和属性成长。</w:t>
       </w:r>
     </w:p>
     <w:p>
@@ -1913,45 +3446,20 @@
         </w:numPr>
         <w:spacing w:before="100" w:beforeAutospacing="1" w:after="100" w:afterAutospacing="1" w:line="240" w:lineRule="auto"/>
         <w:rPr>
-          <w:rFonts w:ascii="宋体" w:eastAsia="宋体" w:hAnsi="宋体" w:cs="宋体"/>
-          <w:kern w:val="0"/>
-          <w:sz w:val="24"/>
-          <w14:ligatures w14:val="none"/>
-        </w:rPr>
-      </w:pPr>
-      <w:r>
-        <w:rPr>
-          <w:rFonts w:ascii="宋体" w:eastAsia="宋体" w:hAnsi="宋体" w:cs="宋体"/>
-          <w:kern w:val="0"/>
-          <w:sz w:val="24"/>
-          <w14:ligatures w14:val="none"/>
-        </w:rPr>
-        <w:t xml:space="preserve">玩家将灵光帽释放给美猴王后进入下一步。 </w:t>
-      </w:r>
-    </w:p>
-    <w:p>
-      <w:pPr>
-        <w:widowControl/>
-        <w:numPr>
-          <w:ilvl w:val="0"/>
-          <w:numId w:val="42"/>
-        </w:numPr>
-        <w:spacing w:before="100" w:beforeAutospacing="1" w:after="100" w:afterAutospacing="1" w:line="240" w:lineRule="auto"/>
-        <w:rPr>
-          <w:rFonts w:ascii="宋体" w:eastAsia="宋体" w:hAnsi="宋体" w:cs="宋体"/>
-          <w:kern w:val="0"/>
-          <w:sz w:val="24"/>
-          <w14:ligatures w14:val="none"/>
-        </w:rPr>
-      </w:pPr>
-      <w:r>
-        <w:rPr>
-          <w:rFonts w:ascii="宋体" w:eastAsia="宋体" w:hAnsi="宋体" w:cs="宋体"/>
-          <w:kern w:val="0"/>
-          <w:sz w:val="24"/>
-          <w14:ligatures w14:val="none"/>
-        </w:rPr>
-        <w:t xml:space="preserve">这一阶段只能选择美猴王作为目标。 </w:t>
+          <w:rFonts w:ascii="宋体" w:eastAsia="宋体" w:hAnsi="宋体" w:cs="宋体" w:hint="eastAsia"/>
+          <w:kern w:val="0"/>
+          <w:sz w:val="24"/>
+          <w14:ligatures w14:val="none"/>
+        </w:rPr>
+      </w:pPr>
+      <w:r>
+        <w:rPr>
+          <w:rFonts w:ascii="宋体" w:eastAsia="宋体" w:hAnsi="宋体" w:cs="宋体"/>
+          <w:kern w:val="0"/>
+          <w:sz w:val="24"/>
+          <w14:ligatures w14:val="none"/>
+        </w:rPr>
+        <w:t xml:space="preserve">玩家点击任意位置继续。 </w:t>
       </w:r>
     </w:p>
     <w:p>
@@ -1959,17 +3467,6 @@
         <w:widowControl/>
         <w:spacing w:before="100" w:beforeAutospacing="1" w:after="100" w:afterAutospacing="1" w:line="240" w:lineRule="auto"/>
         <w:outlineLvl w:val="2"/>
-        <w:rPr>
-          <w:rFonts w:ascii="宋体" w:eastAsia="宋体" w:hAnsi="宋体" w:cs="宋体"/>
-          <w:b/>
-          <w:bCs/>
-          <w:kern w:val="0"/>
-          <w:sz w:val="27"/>
-          <w:szCs w:val="27"/>
-          <w14:ligatures w14:val="none"/>
-        </w:rPr>
-      </w:pPr>
-      <w:r>
         <w:rPr>
           <w:rFonts w:ascii="宋体" w:eastAsia="宋体" w:hAnsi="宋体" w:cs="宋体" w:hint="eastAsia"/>
           <w:b/>
@@ -1979,8 +3476,7 @@
           <w:szCs w:val="27"/>
           <w14:ligatures w14:val="none"/>
         </w:rPr>
-        <w:t>14</w:t>
-      </w:r>
+      </w:pPr>
       <w:r>
         <w:rPr>
           <w:rFonts w:ascii="宋体" w:eastAsia="宋体" w:hAnsi="宋体" w:cs="宋体"/>
@@ -1991,28 +3487,7 @@
           <w:szCs w:val="27"/>
           <w14:ligatures w14:val="none"/>
         </w:rPr>
-        <w:t>. 说明完整联动</w:t>
-      </w:r>
-    </w:p>
-    <w:p>
-      <w:pPr>
-        <w:widowControl/>
-        <w:spacing w:before="100" w:beforeAutospacing="1" w:after="100" w:afterAutospacing="1" w:line="240" w:lineRule="auto"/>
-        <w:rPr>
-          <w:rFonts w:ascii="宋体" w:eastAsia="宋体" w:hAnsi="宋体" w:cs="宋体"/>
-          <w:kern w:val="0"/>
-          <w:sz w:val="24"/>
-          <w14:ligatures w14:val="none"/>
-        </w:rPr>
-      </w:pPr>
-      <w:r>
-        <w:rPr>
-          <w:rFonts w:ascii="宋体" w:eastAsia="宋体" w:hAnsi="宋体" w:cs="宋体"/>
-          <w:kern w:val="0"/>
-          <w:sz w:val="24"/>
-          <w14:ligatures w14:val="none"/>
-        </w:rPr>
-        <w:t>相关表现播放结束后，同时镂空：</w:t>
+        <w:t>8. 购买跑山猢狲</w:t>
       </w:r>
     </w:p>
     <w:p>
@@ -2024,20 +3499,20 @@
         </w:numPr>
         <w:spacing w:before="100" w:beforeAutospacing="1" w:after="100" w:afterAutospacing="1" w:line="240" w:lineRule="auto"/>
         <w:rPr>
-          <w:rFonts w:ascii="宋体" w:eastAsia="宋体" w:hAnsi="宋体" w:cs="宋体"/>
-          <w:kern w:val="0"/>
-          <w:sz w:val="24"/>
-          <w14:ligatures w14:val="none"/>
-        </w:rPr>
-      </w:pPr>
-      <w:r>
-        <w:rPr>
-          <w:rFonts w:ascii="宋体" w:eastAsia="宋体" w:hAnsi="宋体" w:cs="宋体"/>
-          <w:kern w:val="0"/>
-          <w:sz w:val="24"/>
-          <w14:ligatures w14:val="none"/>
-        </w:rPr>
-        <w:t xml:space="preserve">参禅心猿； </w:t>
+          <w:rFonts w:ascii="宋体" w:eastAsia="宋体" w:hAnsi="宋体" w:cs="宋体" w:hint="eastAsia"/>
+          <w:kern w:val="0"/>
+          <w:sz w:val="24"/>
+          <w14:ligatures w14:val="none"/>
+        </w:rPr>
+      </w:pPr>
+      <w:r>
+        <w:rPr>
+          <w:rFonts w:ascii="宋体" w:eastAsia="宋体" w:hAnsi="宋体" w:cs="宋体"/>
+          <w:kern w:val="0"/>
+          <w:sz w:val="24"/>
+          <w14:ligatures w14:val="none"/>
+        </w:rPr>
+        <w:t xml:space="preserve">继续镂空商店中的跑山猢狲。 </w:t>
       </w:r>
     </w:p>
     <w:p>
@@ -2049,87 +3524,41 @@
         </w:numPr>
         <w:spacing w:before="100" w:beforeAutospacing="1" w:after="100" w:afterAutospacing="1" w:line="240" w:lineRule="auto"/>
         <w:rPr>
-          <w:rFonts w:ascii="宋体" w:eastAsia="宋体" w:hAnsi="宋体" w:cs="宋体"/>
-          <w:kern w:val="0"/>
-          <w:sz w:val="24"/>
-          <w14:ligatures w14:val="none"/>
-        </w:rPr>
-      </w:pPr>
-      <w:r>
-        <w:rPr>
-          <w:rFonts w:ascii="宋体" w:eastAsia="宋体" w:hAnsi="宋体" w:cs="宋体"/>
-          <w:kern w:val="0"/>
-          <w:sz w:val="24"/>
-          <w14:ligatures w14:val="none"/>
-        </w:rPr>
-        <w:t xml:space="preserve">美猴王； </w:t>
-      </w:r>
-    </w:p>
-    <w:p>
-      <w:pPr>
-        <w:widowControl/>
-        <w:numPr>
-          <w:ilvl w:val="0"/>
-          <w:numId w:val="43"/>
-        </w:numPr>
-        <w:spacing w:before="100" w:beforeAutospacing="1" w:after="100" w:afterAutospacing="1" w:line="240" w:lineRule="auto"/>
-        <w:rPr>
-          <w:rFonts w:ascii="宋体" w:eastAsia="宋体" w:hAnsi="宋体" w:cs="宋体"/>
-          <w:kern w:val="0"/>
-          <w:sz w:val="24"/>
-          <w14:ligatures w14:val="none"/>
-        </w:rPr>
-      </w:pPr>
-      <w:r>
-        <w:rPr>
-          <w:rFonts w:ascii="宋体" w:eastAsia="宋体" w:hAnsi="宋体" w:cs="宋体"/>
-          <w:kern w:val="0"/>
-          <w:sz w:val="24"/>
-          <w14:ligatures w14:val="none"/>
-        </w:rPr>
-        <w:t xml:space="preserve">大猿神。 </w:t>
-      </w:r>
-    </w:p>
-    <w:p>
-      <w:pPr>
-        <w:widowControl/>
-        <w:spacing w:before="100" w:beforeAutospacing="1" w:after="100" w:afterAutospacing="1" w:line="240" w:lineRule="auto"/>
-        <w:rPr>
-          <w:rFonts w:ascii="宋体" w:eastAsia="宋体" w:hAnsi="宋体" w:cs="宋体"/>
-          <w:kern w:val="0"/>
-          <w:sz w:val="24"/>
-          <w14:ligatures w14:val="none"/>
-        </w:rPr>
-      </w:pPr>
-      <w:r>
-        <w:rPr>
-          <w:rFonts w:ascii="宋体" w:eastAsia="宋体" w:hAnsi="宋体" w:cs="宋体"/>
-          <w:kern w:val="0"/>
-          <w:sz w:val="24"/>
-          <w14:ligatures w14:val="none"/>
-        </w:rPr>
-        <w:t>显示文本：</w:t>
-      </w:r>
-    </w:p>
-    <w:p>
-      <w:pPr>
-        <w:widowControl/>
-        <w:spacing w:before="100" w:beforeAutospacing="1" w:after="100" w:afterAutospacing="1" w:line="240" w:lineRule="auto"/>
-        <w:rPr>
-          <w:rFonts w:ascii="宋体" w:eastAsia="宋体" w:hAnsi="宋体" w:cs="宋体"/>
-          <w:kern w:val="0"/>
-          <w:sz w:val="24"/>
-          <w14:ligatures w14:val="none"/>
-        </w:rPr>
-      </w:pPr>
-      <w:r>
-        <w:rPr>
-          <w:rFonts w:ascii="宋体" w:eastAsia="宋体" w:hAnsi="宋体" w:cs="宋体"/>
-          <w:kern w:val="0"/>
-          <w:sz w:val="24"/>
-          <w14:ligatures w14:val="none"/>
-        </w:rPr>
-        <w:t>释放灵光帽后，参禅心猿提高了所有友方部将的生命。属性提高又触发了美猴王和大猿神的【协战】，因此一张神通可以带来多次全体成长。</w:t>
+          <w:rFonts w:ascii="宋体" w:eastAsia="宋体" w:hAnsi="宋体" w:cs="宋体" w:hint="eastAsia"/>
+          <w:kern w:val="0"/>
+          <w:sz w:val="24"/>
+          <w14:ligatures w14:val="none"/>
+        </w:rPr>
+      </w:pPr>
+      <w:r>
+        <w:rPr>
+          <w:rFonts w:ascii="宋体" w:eastAsia="宋体" w:hAnsi="宋体" w:cs="宋体"/>
+          <w:kern w:val="0"/>
+          <w:sz w:val="24"/>
+          <w14:ligatures w14:val="none"/>
+        </w:rPr>
+        <w:t xml:space="preserve">显示文本： </w:t>
+      </w:r>
+    </w:p>
+    <w:p>
+      <w:pPr>
+        <w:widowControl/>
+        <w:spacing w:before="100" w:beforeAutospacing="1" w:after="100" w:afterAutospacing="1" w:line="240" w:lineRule="auto"/>
+        <w:rPr>
+          <w:rFonts w:ascii="宋体" w:eastAsia="宋体" w:hAnsi="宋体" w:cs="宋体" w:hint="eastAsia"/>
+          <w:kern w:val="0"/>
+          <w:sz w:val="24"/>
+          <w14:ligatures w14:val="none"/>
+        </w:rPr>
+      </w:pPr>
+      <w:r>
+        <w:rPr>
+          <w:rFonts w:ascii="宋体" w:eastAsia="宋体" w:hAnsi="宋体" w:cs="宋体"/>
+          <w:kern w:val="0"/>
+          <w:sz w:val="24"/>
+          <w14:ligatures w14:val="none"/>
+        </w:rPr>
+        <w:t>购买跑山猢狲。</w:t>
       </w:r>
     </w:p>
     <w:p>
@@ -2141,20 +3570,45 @@
         </w:numPr>
         <w:spacing w:before="100" w:beforeAutospacing="1" w:after="100" w:afterAutospacing="1" w:line="240" w:lineRule="auto"/>
         <w:rPr>
-          <w:rFonts w:ascii="宋体" w:eastAsia="宋体" w:hAnsi="宋体" w:cs="宋体"/>
-          <w:kern w:val="0"/>
-          <w:sz w:val="24"/>
-          <w14:ligatures w14:val="none"/>
-        </w:rPr>
-      </w:pPr>
-      <w:r>
-        <w:rPr>
-          <w:rFonts w:ascii="宋体" w:eastAsia="宋体" w:hAnsi="宋体" w:cs="宋体"/>
-          <w:kern w:val="0"/>
-          <w:sz w:val="24"/>
-          <w14:ligatures w14:val="none"/>
-        </w:rPr>
-        <w:t xml:space="preserve">玩家点击任意位置继续。 </w:t>
+          <w:rFonts w:ascii="宋体" w:eastAsia="宋体" w:hAnsi="宋体" w:cs="宋体" w:hint="eastAsia"/>
+          <w:kern w:val="0"/>
+          <w:sz w:val="24"/>
+          <w14:ligatures w14:val="none"/>
+        </w:rPr>
+      </w:pPr>
+      <w:r>
+        <w:rPr>
+          <w:rFonts w:ascii="宋体" w:eastAsia="宋体" w:hAnsi="宋体" w:cs="宋体"/>
+          <w:kern w:val="0"/>
+          <w:sz w:val="24"/>
+          <w14:ligatures w14:val="none"/>
+        </w:rPr>
+        <w:t xml:space="preserve">玩家购买跑山猢狲后进入下一步。 </w:t>
+      </w:r>
+    </w:p>
+    <w:p>
+      <w:pPr>
+        <w:widowControl/>
+        <w:numPr>
+          <w:ilvl w:val="0"/>
+          <w:numId w:val="44"/>
+        </w:numPr>
+        <w:spacing w:before="100" w:beforeAutospacing="1" w:after="100" w:afterAutospacing="1" w:line="240" w:lineRule="auto"/>
+        <w:rPr>
+          <w:rFonts w:ascii="宋体" w:eastAsia="宋体" w:hAnsi="宋体" w:cs="宋体" w:hint="eastAsia"/>
+          <w:kern w:val="0"/>
+          <w:sz w:val="24"/>
+          <w14:ligatures w14:val="none"/>
+        </w:rPr>
+      </w:pPr>
+      <w:r>
+        <w:rPr>
+          <w:rFonts w:ascii="宋体" w:eastAsia="宋体" w:hAnsi="宋体" w:cs="宋体"/>
+          <w:kern w:val="0"/>
+          <w:sz w:val="24"/>
+          <w14:ligatures w14:val="none"/>
+        </w:rPr>
+        <w:t xml:space="preserve">其他商店牌仍不可购买。 </w:t>
       </w:r>
     </w:p>
     <w:p>
@@ -2162,17 +3616,6 @@
         <w:widowControl/>
         <w:spacing w:before="100" w:beforeAutospacing="1" w:after="100" w:afterAutospacing="1" w:line="240" w:lineRule="auto"/>
         <w:outlineLvl w:val="2"/>
-        <w:rPr>
-          <w:rFonts w:ascii="宋体" w:eastAsia="宋体" w:hAnsi="宋体" w:cs="宋体"/>
-          <w:b/>
-          <w:bCs/>
-          <w:kern w:val="0"/>
-          <w:sz w:val="27"/>
-          <w:szCs w:val="27"/>
-          <w14:ligatures w14:val="none"/>
-        </w:rPr>
-      </w:pPr>
-      <w:r>
         <w:rPr>
           <w:rFonts w:ascii="宋体" w:eastAsia="宋体" w:hAnsi="宋体" w:cs="宋体" w:hint="eastAsia"/>
           <w:b/>
@@ -2182,8 +3625,7 @@
           <w:szCs w:val="27"/>
           <w14:ligatures w14:val="none"/>
         </w:rPr>
-        <w:t>15</w:t>
-      </w:r>
+      </w:pPr>
       <w:r>
         <w:rPr>
           <w:rFonts w:ascii="宋体" w:eastAsia="宋体" w:hAnsi="宋体" w:cs="宋体"/>
@@ -2194,7 +3636,7 @@
           <w:szCs w:val="27"/>
           <w14:ligatures w14:val="none"/>
         </w:rPr>
-        <w:t>. 点击准备</w:t>
+        <w:t>9. 上阵跑山猢狲</w:t>
       </w:r>
     </w:p>
     <w:p>
@@ -2206,20 +3648,20 @@
         </w:numPr>
         <w:spacing w:before="100" w:beforeAutospacing="1" w:after="100" w:afterAutospacing="1" w:line="240" w:lineRule="auto"/>
         <w:rPr>
-          <w:rFonts w:ascii="宋体" w:eastAsia="宋体" w:hAnsi="宋体" w:cs="宋体"/>
-          <w:kern w:val="0"/>
-          <w:sz w:val="24"/>
-          <w14:ligatures w14:val="none"/>
-        </w:rPr>
-      </w:pPr>
-      <w:r>
-        <w:rPr>
-          <w:rFonts w:ascii="宋体" w:eastAsia="宋体" w:hAnsi="宋体" w:cs="宋体"/>
-          <w:kern w:val="0"/>
-          <w:sz w:val="24"/>
-          <w14:ligatures w14:val="none"/>
-        </w:rPr>
-        <w:t xml:space="preserve">镂空并高亮准备按钮。 </w:t>
+          <w:rFonts w:ascii="宋体" w:eastAsia="宋体" w:hAnsi="宋体" w:cs="宋体" w:hint="eastAsia"/>
+          <w:kern w:val="0"/>
+          <w:sz w:val="24"/>
+          <w14:ligatures w14:val="none"/>
+        </w:rPr>
+      </w:pPr>
+      <w:r>
+        <w:rPr>
+          <w:rFonts w:ascii="宋体" w:eastAsia="宋体" w:hAnsi="宋体" w:cs="宋体"/>
+          <w:kern w:val="0"/>
+          <w:sz w:val="24"/>
+          <w14:ligatures w14:val="none"/>
+        </w:rPr>
+        <w:t xml:space="preserve">镂空手牌中的跑山猢狲。 </w:t>
       </w:r>
     </w:p>
     <w:p>
@@ -2231,7 +3673,32 @@
         </w:numPr>
         <w:spacing w:before="100" w:beforeAutospacing="1" w:after="100" w:afterAutospacing="1" w:line="240" w:lineRule="auto"/>
         <w:rPr>
-          <w:rFonts w:ascii="宋体" w:eastAsia="宋体" w:hAnsi="宋体" w:cs="宋体"/>
+          <w:rFonts w:ascii="宋体" w:eastAsia="宋体" w:hAnsi="宋体" w:cs="宋体" w:hint="eastAsia"/>
+          <w:kern w:val="0"/>
+          <w:sz w:val="24"/>
+          <w14:ligatures w14:val="none"/>
+        </w:rPr>
+      </w:pPr>
+      <w:r>
+        <w:rPr>
+          <w:rFonts w:ascii="宋体" w:eastAsia="宋体" w:hAnsi="宋体" w:cs="宋体"/>
+          <w:kern w:val="0"/>
+          <w:sz w:val="24"/>
+          <w14:ligatures w14:val="none"/>
+        </w:rPr>
+        <w:t xml:space="preserve">同时镂空最后一个空余部署位置。 </w:t>
+      </w:r>
+    </w:p>
+    <w:p>
+      <w:pPr>
+        <w:widowControl/>
+        <w:numPr>
+          <w:ilvl w:val="0"/>
+          <w:numId w:val="45"/>
+        </w:numPr>
+        <w:spacing w:before="100" w:beforeAutospacing="1" w:after="100" w:afterAutospacing="1" w:line="240" w:lineRule="auto"/>
+        <w:rPr>
+          <w:rFonts w:ascii="宋体" w:eastAsia="宋体" w:hAnsi="宋体" w:cs="宋体" w:hint="eastAsia"/>
           <w:kern w:val="0"/>
           <w:sz w:val="24"/>
           <w14:ligatures w14:val="none"/>
@@ -2252,20 +3719,20 @@
         <w:widowControl/>
         <w:spacing w:before="100" w:beforeAutospacing="1" w:after="100" w:afterAutospacing="1" w:line="240" w:lineRule="auto"/>
         <w:rPr>
-          <w:rFonts w:ascii="宋体" w:eastAsia="宋体" w:hAnsi="宋体" w:cs="宋体"/>
-          <w:kern w:val="0"/>
-          <w:sz w:val="24"/>
-          <w14:ligatures w14:val="none"/>
-        </w:rPr>
-      </w:pPr>
-      <w:r>
-        <w:rPr>
-          <w:rFonts w:ascii="宋体" w:eastAsia="宋体" w:hAnsi="宋体" w:cs="宋体"/>
-          <w:kern w:val="0"/>
-          <w:sz w:val="24"/>
-          <w14:ligatures w14:val="none"/>
-        </w:rPr>
-        <w:t>点击准备，结束部署阶段。</w:t>
+          <w:rFonts w:ascii="宋体" w:eastAsia="宋体" w:hAnsi="宋体" w:cs="宋体" w:hint="eastAsia"/>
+          <w:kern w:val="0"/>
+          <w:sz w:val="24"/>
+          <w14:ligatures w14:val="none"/>
+        </w:rPr>
+      </w:pPr>
+      <w:r>
+        <w:rPr>
+          <w:rFonts w:ascii="宋体" w:eastAsia="宋体" w:hAnsi="宋体" w:cs="宋体"/>
+          <w:kern w:val="0"/>
+          <w:sz w:val="24"/>
+          <w14:ligatures w14:val="none"/>
+        </w:rPr>
+        <w:t>将跑山猢狲部署至交战区。</w:t>
       </w:r>
     </w:p>
     <w:p>
@@ -2277,132 +3744,41 @@
         </w:numPr>
         <w:spacing w:before="100" w:beforeAutospacing="1" w:after="100" w:afterAutospacing="1" w:line="240" w:lineRule="auto"/>
         <w:rPr>
-          <w:rFonts w:ascii="宋体" w:eastAsia="宋体" w:hAnsi="宋体" w:cs="宋体"/>
-          <w:kern w:val="0"/>
-          <w:sz w:val="24"/>
-          <w14:ligatures w14:val="none"/>
-        </w:rPr>
-      </w:pPr>
-      <w:r>
-        <w:rPr>
-          <w:rFonts w:ascii="宋体" w:eastAsia="宋体" w:hAnsi="宋体" w:cs="宋体"/>
-          <w:kern w:val="0"/>
-          <w:sz w:val="24"/>
-          <w14:ligatures w14:val="none"/>
-        </w:rPr>
-        <w:t xml:space="preserve">玩家点击准备按钮。 </w:t>
-      </w:r>
-    </w:p>
-    <w:p>
-      <w:pPr>
-        <w:widowControl/>
-        <w:spacing w:before="100" w:beforeAutospacing="1" w:after="100" w:afterAutospacing="1" w:line="240" w:lineRule="auto"/>
-        <w:outlineLvl w:val="2"/>
-        <w:rPr>
-          <w:rFonts w:ascii="宋体" w:eastAsia="宋体" w:hAnsi="宋体" w:cs="宋体"/>
-          <w:b/>
-          <w:bCs/>
-          <w:strike/>
-          <w:kern w:val="0"/>
-          <w:sz w:val="27"/>
-          <w:szCs w:val="27"/>
-          <w14:ligatures w14:val="none"/>
-        </w:rPr>
-      </w:pPr>
-      <w:r>
-        <w:rPr>
           <w:rFonts w:ascii="宋体" w:eastAsia="宋体" w:hAnsi="宋体" w:cs="宋体" w:hint="eastAsia"/>
-          <w:b/>
-          <w:bCs/>
-          <w:strike/>
-          <w:kern w:val="0"/>
-          <w:sz w:val="27"/>
-          <w:szCs w:val="27"/>
-          <w14:ligatures w14:val="none"/>
-        </w:rPr>
-        <w:t>16</w:t>
-      </w:r>
-      <w:r>
-        <w:rPr>
-          <w:rFonts w:ascii="宋体" w:eastAsia="宋体" w:hAnsi="宋体" w:cs="宋体"/>
-          <w:b/>
-          <w:bCs/>
-          <w:strike/>
-          <w:kern w:val="0"/>
-          <w:sz w:val="27"/>
-          <w:szCs w:val="27"/>
-          <w14:ligatures w14:val="none"/>
-        </w:rPr>
-        <w:t>. 查看实际获得的专属神通</w:t>
-      </w:r>
-    </w:p>
-    <w:p>
-      <w:pPr>
-        <w:widowControl/>
-        <w:spacing w:before="100" w:beforeAutospacing="1" w:after="100" w:afterAutospacing="1" w:line="240" w:lineRule="auto"/>
-        <w:rPr>
-          <w:rFonts w:ascii="宋体" w:eastAsia="宋体" w:hAnsi="宋体" w:cs="宋体"/>
-          <w:strike/>
-          <w:kern w:val="0"/>
-          <w:sz w:val="24"/>
-          <w14:ligatures w14:val="none"/>
-        </w:rPr>
-      </w:pPr>
-      <w:r>
-        <w:rPr>
-          <w:rFonts w:ascii="宋体" w:eastAsia="宋体" w:hAnsi="宋体" w:cs="宋体"/>
-          <w:strike/>
-          <w:kern w:val="0"/>
-          <w:sz w:val="24"/>
-          <w14:ligatures w14:val="none"/>
-        </w:rPr>
-        <w:t>跑山猢狲和禄星结算完毕后，镂空手牌中新获得的专属神通。</w:t>
-      </w:r>
-    </w:p>
-    <w:p>
-      <w:pPr>
-        <w:widowControl/>
-        <w:spacing w:before="100" w:beforeAutospacing="1" w:after="100" w:afterAutospacing="1" w:line="240" w:lineRule="auto"/>
-        <w:rPr>
-          <w:rFonts w:ascii="宋体" w:eastAsia="宋体" w:hAnsi="宋体" w:cs="宋体"/>
-          <w:strike/>
-          <w:kern w:val="0"/>
-          <w:sz w:val="24"/>
-          <w14:ligatures w14:val="none"/>
-        </w:rPr>
-      </w:pPr>
-      <w:r>
-        <w:rPr>
-          <w:rFonts w:ascii="宋体" w:eastAsia="宋体" w:hAnsi="宋体" w:cs="宋体"/>
-          <w:strike/>
-          <w:kern w:val="0"/>
-          <w:sz w:val="24"/>
-          <w14:ligatures w14:val="none"/>
-        </w:rPr>
-        <w:t>显示文本：</w:t>
-      </w:r>
-    </w:p>
-    <w:p>
-      <w:pPr>
-        <w:widowControl/>
-        <w:spacing w:before="100" w:beforeAutospacing="1" w:after="100" w:afterAutospacing="1" w:line="240" w:lineRule="auto"/>
-        <w:rPr>
-          <w:rFonts w:ascii="宋体" w:eastAsia="宋体" w:hAnsi="宋体" w:cs="宋体"/>
-          <w:strike/>
-          <w:kern w:val="0"/>
-          <w:sz w:val="24"/>
-          <w14:ligatures w14:val="none"/>
-        </w:rPr>
-      </w:pPr>
-      <w:r>
-        <w:rPr>
-          <w:rFonts w:ascii="宋体" w:eastAsia="宋体" w:hAnsi="宋体" w:cs="宋体"/>
-          <w:strike/>
-          <w:kern w:val="0"/>
-          <w:sz w:val="24"/>
-          <w14:ligatures w14:val="none"/>
-        </w:rPr>
-        <w:t>跑山猢狲通过【后援】获得了专属神通，禄星使这个效果额外发动了一次。点击新获得的神通查看详情。</w:t>
+          <w:kern w:val="0"/>
+          <w:sz w:val="24"/>
+          <w14:ligatures w14:val="none"/>
+        </w:rPr>
+      </w:pPr>
+      <w:r>
+        <w:rPr>
+          <w:rFonts w:ascii="宋体" w:eastAsia="宋体" w:hAnsi="宋体" w:cs="宋体"/>
+          <w:kern w:val="0"/>
+          <w:sz w:val="24"/>
+          <w14:ligatures w14:val="none"/>
+        </w:rPr>
+        <w:t xml:space="preserve">玩家将跑山猢狲上阵后进入下一步。 </w:t>
+      </w:r>
+    </w:p>
+    <w:p>
+      <w:pPr>
+        <w:widowControl/>
+        <w:spacing w:before="100" w:beforeAutospacing="1" w:after="100" w:afterAutospacing="1" w:line="240" w:lineRule="auto"/>
+        <w:rPr>
+          <w:rFonts w:ascii="宋体" w:eastAsia="宋体" w:hAnsi="宋体" w:cs="宋体" w:hint="eastAsia"/>
+          <w:kern w:val="0"/>
+          <w:sz w:val="24"/>
+          <w14:ligatures w14:val="none"/>
+        </w:rPr>
+      </w:pPr>
+      <w:r>
+        <w:rPr>
+          <w:rFonts w:ascii="宋体" w:eastAsia="宋体" w:hAnsi="宋体" w:cs="宋体"/>
+          <w:kern w:val="0"/>
+          <w:sz w:val="24"/>
+          <w14:ligatures w14:val="none"/>
+        </w:rPr>
+        <w:t>此时场面为：</w:t>
       </w:r>
     </w:p>
     <w:p>
@@ -2414,22 +3790,20 @@
         </w:numPr>
         <w:spacing w:before="100" w:beforeAutospacing="1" w:after="100" w:afterAutospacing="1" w:line="240" w:lineRule="auto"/>
         <w:rPr>
-          <w:rFonts w:ascii="宋体" w:eastAsia="宋体" w:hAnsi="宋体" w:cs="宋体"/>
-          <w:strike/>
-          <w:kern w:val="0"/>
-          <w:sz w:val="24"/>
-          <w14:ligatures w14:val="none"/>
-        </w:rPr>
-      </w:pPr>
-      <w:r>
-        <w:rPr>
-          <w:rFonts w:ascii="宋体" w:eastAsia="宋体" w:hAnsi="宋体" w:cs="宋体"/>
-          <w:strike/>
-          <w:kern w:val="0"/>
-          <w:sz w:val="24"/>
-          <w14:ligatures w14:val="none"/>
-        </w:rPr>
-        <w:t xml:space="preserve">玩家点击其中一张新获得的专属神通。 </w:t>
+          <w:rFonts w:ascii="宋体" w:eastAsia="宋体" w:hAnsi="宋体" w:cs="宋体" w:hint="eastAsia"/>
+          <w:kern w:val="0"/>
+          <w:sz w:val="24"/>
+          <w14:ligatures w14:val="none"/>
+        </w:rPr>
+      </w:pPr>
+      <w:r>
+        <w:rPr>
+          <w:rFonts w:ascii="宋体" w:eastAsia="宋体" w:hAnsi="宋体" w:cs="宋体"/>
+          <w:kern w:val="0"/>
+          <w:sz w:val="24"/>
+          <w14:ligatures w14:val="none"/>
+        </w:rPr>
+        <w:t xml:space="preserve">美猴王 </w:t>
       </w:r>
     </w:p>
     <w:p>
@@ -2441,46 +3815,116 @@
         </w:numPr>
         <w:spacing w:before="100" w:beforeAutospacing="1" w:after="100" w:afterAutospacing="1" w:line="240" w:lineRule="auto"/>
         <w:rPr>
-          <w:rFonts w:ascii="宋体" w:eastAsia="宋体" w:hAnsi="宋体" w:cs="宋体"/>
-          <w:strike/>
-          <w:kern w:val="0"/>
-          <w:sz w:val="24"/>
-          <w14:ligatures w14:val="none"/>
-        </w:rPr>
-      </w:pPr>
-      <w:r>
-        <w:rPr>
-          <w:rFonts w:ascii="宋体" w:eastAsia="宋体" w:hAnsi="宋体" w:cs="宋体"/>
-          <w:strike/>
-          <w:kern w:val="0"/>
-          <w:sz w:val="24"/>
-          <w14:ligatures w14:val="none"/>
-        </w:rPr>
-        <w:lastRenderedPageBreak/>
-        <w:t xml:space="preserve">玩家关闭详情页后进入下一步。 </w:t>
-      </w:r>
-    </w:p>
-    <w:p>
-      <w:pPr>
-        <w:widowControl/>
-        <w:spacing w:before="100" w:beforeAutospacing="1" w:after="100" w:afterAutospacing="1" w:line="240" w:lineRule="auto"/>
-        <w:rPr>
           <w:rFonts w:ascii="宋体" w:eastAsia="宋体" w:hAnsi="宋体" w:cs="宋体" w:hint="eastAsia"/>
-          <w:strike/>
-          <w:kern w:val="0"/>
-          <w:sz w:val="24"/>
-          <w14:ligatures w14:val="none"/>
-        </w:rPr>
-      </w:pPr>
-      <w:r>
-        <w:rPr>
-          <w:rFonts w:ascii="宋体" w:eastAsia="宋体" w:hAnsi="宋体" w:cs="宋体"/>
-          <w:strike/>
-          <w:kern w:val="0"/>
-          <w:sz w:val="24"/>
-          <w14:ligatures w14:val="none"/>
-        </w:rPr>
-        <w:t>这里不要求玩家一定获得不同的两张牌，因为桃、橘、香蕉已经在跑山猢狲详情页中全部介绍过。</w:t>
+          <w:kern w:val="0"/>
+          <w:sz w:val="24"/>
+          <w14:ligatures w14:val="none"/>
+        </w:rPr>
+      </w:pPr>
+      <w:r>
+        <w:rPr>
+          <w:rFonts w:ascii="宋体" w:eastAsia="宋体" w:hAnsi="宋体" w:cs="宋体"/>
+          <w:kern w:val="0"/>
+          <w:sz w:val="24"/>
+          <w14:ligatures w14:val="none"/>
+        </w:rPr>
+        <w:t xml:space="preserve">大猿神×2 </w:t>
+      </w:r>
+    </w:p>
+    <w:p>
+      <w:pPr>
+        <w:widowControl/>
+        <w:numPr>
+          <w:ilvl w:val="0"/>
+          <w:numId w:val="47"/>
+        </w:numPr>
+        <w:spacing w:before="100" w:beforeAutospacing="1" w:after="100" w:afterAutospacing="1" w:line="240" w:lineRule="auto"/>
+        <w:rPr>
+          <w:rFonts w:ascii="宋体" w:eastAsia="宋体" w:hAnsi="宋体" w:cs="宋体" w:hint="eastAsia"/>
+          <w:kern w:val="0"/>
+          <w:sz w:val="24"/>
+          <w14:ligatures w14:val="none"/>
+        </w:rPr>
+      </w:pPr>
+      <w:r>
+        <w:rPr>
+          <w:rFonts w:ascii="宋体" w:eastAsia="宋体" w:hAnsi="宋体" w:cs="宋体"/>
+          <w:kern w:val="0"/>
+          <w:sz w:val="24"/>
+          <w14:ligatures w14:val="none"/>
+        </w:rPr>
+        <w:t xml:space="preserve">跑山猢狲×2 </w:t>
+      </w:r>
+    </w:p>
+    <w:p>
+      <w:pPr>
+        <w:widowControl/>
+        <w:numPr>
+          <w:ilvl w:val="0"/>
+          <w:numId w:val="47"/>
+        </w:numPr>
+        <w:spacing w:before="100" w:beforeAutospacing="1" w:after="100" w:afterAutospacing="1" w:line="240" w:lineRule="auto"/>
+        <w:rPr>
+          <w:rFonts w:ascii="宋体" w:eastAsia="宋体" w:hAnsi="宋体" w:cs="宋体" w:hint="eastAsia"/>
+          <w:kern w:val="0"/>
+          <w:sz w:val="24"/>
+          <w14:ligatures w14:val="none"/>
+        </w:rPr>
+      </w:pPr>
+      <w:r>
+        <w:rPr>
+          <w:rFonts w:ascii="宋体" w:eastAsia="宋体" w:hAnsi="宋体" w:cs="宋体"/>
+          <w:kern w:val="0"/>
+          <w:sz w:val="24"/>
+          <w14:ligatures w14:val="none"/>
+        </w:rPr>
+        <w:t xml:space="preserve">参禅心猿 </w:t>
+      </w:r>
+    </w:p>
+    <w:p>
+      <w:pPr>
+        <w:widowControl/>
+        <w:numPr>
+          <w:ilvl w:val="0"/>
+          <w:numId w:val="47"/>
+        </w:numPr>
+        <w:spacing w:before="100" w:beforeAutospacing="1" w:after="100" w:afterAutospacing="1" w:line="240" w:lineRule="auto"/>
+        <w:rPr>
+          <w:rFonts w:ascii="宋体" w:eastAsia="宋体" w:hAnsi="宋体" w:cs="宋体" w:hint="eastAsia"/>
+          <w:kern w:val="0"/>
+          <w:sz w:val="24"/>
+          <w14:ligatures w14:val="none"/>
+        </w:rPr>
+      </w:pPr>
+      <w:r>
+        <w:rPr>
+          <w:rFonts w:ascii="宋体" w:eastAsia="宋体" w:hAnsi="宋体" w:cs="宋体"/>
+          <w:kern w:val="0"/>
+          <w:sz w:val="24"/>
+          <w14:ligatures w14:val="none"/>
+        </w:rPr>
+        <w:t xml:space="preserve">禄星 </w:t>
+      </w:r>
+    </w:p>
+    <w:p>
+      <w:pPr>
+        <w:widowControl/>
+        <w:spacing w:before="100" w:beforeAutospacing="1" w:after="100" w:afterAutospacing="1" w:line="240" w:lineRule="auto"/>
+        <w:rPr>
+          <w:rFonts w:ascii="宋体" w:eastAsia="宋体" w:hAnsi="宋体" w:cs="宋体" w:hint="eastAsia"/>
+          <w:kern w:val="0"/>
+          <w:sz w:val="24"/>
+          <w14:ligatures w14:val="none"/>
+        </w:rPr>
+      </w:pPr>
+      <w:r>
+        <w:rPr>
+          <w:rFonts w:ascii="宋体" w:eastAsia="宋体" w:hAnsi="宋体" w:cs="宋体"/>
+          <w:kern w:val="0"/>
+          <w:sz w:val="24"/>
+          <w14:ligatures w14:val="none"/>
+        </w:rPr>
+        <w:t>场上7个位置已经全部使用。</w:t>
       </w:r>
     </w:p>
     <w:p>
@@ -2488,65 +3932,27 @@
         <w:widowControl/>
         <w:spacing w:before="100" w:beforeAutospacing="1" w:after="100" w:afterAutospacing="1" w:line="240" w:lineRule="auto"/>
         <w:outlineLvl w:val="2"/>
-        <w:rPr>
-          <w:rFonts w:ascii="宋体" w:eastAsia="宋体" w:hAnsi="宋体" w:cs="宋体"/>
-          <w:b/>
-          <w:bCs/>
-          <w:strike/>
-          <w:kern w:val="0"/>
-          <w:sz w:val="27"/>
-          <w:szCs w:val="27"/>
-          <w14:ligatures w14:val="none"/>
-        </w:rPr>
-      </w:pPr>
-      <w:r>
         <w:rPr>
           <w:rFonts w:ascii="宋体" w:eastAsia="宋体" w:hAnsi="宋体" w:cs="宋体" w:hint="eastAsia"/>
           <w:b/>
           <w:bCs/>
-          <w:strike/>
           <w:kern w:val="0"/>
           <w:sz w:val="27"/>
           <w:szCs w:val="27"/>
           <w14:ligatures w14:val="none"/>
         </w:rPr>
-        <w:t>17</w:t>
-      </w:r>
+      </w:pPr>
       <w:r>
         <w:rPr>
           <w:rFonts w:ascii="宋体" w:eastAsia="宋体" w:hAnsi="宋体" w:cs="宋体"/>
           <w:b/>
           <w:bCs/>
-          <w:strike/>
           <w:kern w:val="0"/>
           <w:sz w:val="27"/>
           <w:szCs w:val="27"/>
           <w14:ligatures w14:val="none"/>
         </w:rPr>
-        <w:t>. 第一回合总结</w:t>
-      </w:r>
-    </w:p>
-    <w:p>
-      <w:pPr>
-        <w:widowControl/>
-        <w:spacing w:before="100" w:beforeAutospacing="1" w:after="100" w:afterAutospacing="1" w:line="240" w:lineRule="auto"/>
-        <w:rPr>
-          <w:rFonts w:ascii="宋体" w:eastAsia="宋体" w:hAnsi="宋体" w:cs="宋体"/>
-          <w:strike/>
-          <w:kern w:val="0"/>
-          <w:sz w:val="24"/>
-          <w14:ligatures w14:val="none"/>
-        </w:rPr>
-      </w:pPr>
-      <w:r>
-        <w:rPr>
-          <w:rFonts w:ascii="宋体" w:eastAsia="宋体" w:hAnsi="宋体" w:cs="宋体"/>
-          <w:strike/>
-          <w:kern w:val="0"/>
-          <w:sz w:val="24"/>
-          <w14:ligatures w14:val="none"/>
-        </w:rPr>
-        <w:t>同时镂空：</w:t>
+        <w:t>10. 说明阵容补强结果</w:t>
       </w:r>
     </w:p>
     <w:p>
@@ -2558,22 +3964,20 @@
         </w:numPr>
         <w:spacing w:before="100" w:beforeAutospacing="1" w:after="100" w:afterAutospacing="1" w:line="240" w:lineRule="auto"/>
         <w:rPr>
-          <w:rFonts w:ascii="宋体" w:eastAsia="宋体" w:hAnsi="宋体" w:cs="宋体"/>
-          <w:strike/>
-          <w:kern w:val="0"/>
-          <w:sz w:val="24"/>
-          <w14:ligatures w14:val="none"/>
-        </w:rPr>
-      </w:pPr>
-      <w:r>
-        <w:rPr>
-          <w:rFonts w:ascii="宋体" w:eastAsia="宋体" w:hAnsi="宋体" w:cs="宋体"/>
-          <w:strike/>
-          <w:kern w:val="0"/>
-          <w:sz w:val="24"/>
-          <w14:ligatures w14:val="none"/>
-        </w:rPr>
-        <w:t xml:space="preserve">手牌中的专属神通； </w:t>
+          <w:rFonts w:ascii="宋体" w:eastAsia="宋体" w:hAnsi="宋体" w:cs="宋体" w:hint="eastAsia"/>
+          <w:kern w:val="0"/>
+          <w:sz w:val="24"/>
+          <w14:ligatures w14:val="none"/>
+        </w:rPr>
+      </w:pPr>
+      <w:r>
+        <w:rPr>
+          <w:rFonts w:ascii="宋体" w:eastAsia="宋体" w:hAnsi="宋体" w:cs="宋体"/>
+          <w:kern w:val="0"/>
+          <w:sz w:val="24"/>
+          <w14:ligatures w14:val="none"/>
+        </w:rPr>
+        <w:t xml:space="preserve">同时镂空两只大猿神和两只跑山猢狲。 </w:t>
       </w:r>
     </w:p>
     <w:p>
@@ -2585,122 +3989,41 @@
         </w:numPr>
         <w:spacing w:before="100" w:beforeAutospacing="1" w:after="100" w:afterAutospacing="1" w:line="240" w:lineRule="auto"/>
         <w:rPr>
-          <w:rFonts w:ascii="宋体" w:eastAsia="宋体" w:hAnsi="宋体" w:cs="宋体"/>
-          <w:strike/>
-          <w:kern w:val="0"/>
-          <w:sz w:val="24"/>
-          <w14:ligatures w14:val="none"/>
-        </w:rPr>
-      </w:pPr>
-      <w:r>
-        <w:rPr>
-          <w:rFonts w:ascii="宋体" w:eastAsia="宋体" w:hAnsi="宋体" w:cs="宋体"/>
-          <w:strike/>
-          <w:kern w:val="0"/>
-          <w:sz w:val="24"/>
-          <w14:ligatures w14:val="none"/>
-        </w:rPr>
-        <w:t xml:space="preserve">参禅心猿； </w:t>
-      </w:r>
-    </w:p>
-    <w:p>
-      <w:pPr>
-        <w:widowControl/>
-        <w:numPr>
-          <w:ilvl w:val="0"/>
-          <w:numId w:val="48"/>
-        </w:numPr>
-        <w:spacing w:before="100" w:beforeAutospacing="1" w:after="100" w:afterAutospacing="1" w:line="240" w:lineRule="auto"/>
-        <w:rPr>
-          <w:rFonts w:ascii="宋体" w:eastAsia="宋体" w:hAnsi="宋体" w:cs="宋体"/>
-          <w:strike/>
-          <w:kern w:val="0"/>
-          <w:sz w:val="24"/>
-          <w14:ligatures w14:val="none"/>
-        </w:rPr>
-      </w:pPr>
-      <w:r>
-        <w:rPr>
-          <w:rFonts w:ascii="宋体" w:eastAsia="宋体" w:hAnsi="宋体" w:cs="宋体"/>
-          <w:strike/>
-          <w:kern w:val="0"/>
-          <w:sz w:val="24"/>
-          <w14:ligatures w14:val="none"/>
-        </w:rPr>
-        <w:t xml:space="preserve">美猴王； </w:t>
-      </w:r>
-    </w:p>
-    <w:p>
-      <w:pPr>
-        <w:widowControl/>
-        <w:numPr>
-          <w:ilvl w:val="0"/>
-          <w:numId w:val="48"/>
-        </w:numPr>
-        <w:spacing w:before="100" w:beforeAutospacing="1" w:after="100" w:afterAutospacing="1" w:line="240" w:lineRule="auto"/>
-        <w:rPr>
-          <w:rFonts w:ascii="宋体" w:eastAsia="宋体" w:hAnsi="宋体" w:cs="宋体"/>
-          <w:strike/>
-          <w:kern w:val="0"/>
-          <w:sz w:val="24"/>
-          <w14:ligatures w14:val="none"/>
-        </w:rPr>
-      </w:pPr>
-      <w:r>
-        <w:rPr>
-          <w:rFonts w:ascii="宋体" w:eastAsia="宋体" w:hAnsi="宋体" w:cs="宋体"/>
-          <w:strike/>
-          <w:kern w:val="0"/>
-          <w:sz w:val="24"/>
-          <w14:ligatures w14:val="none"/>
-        </w:rPr>
-        <w:t xml:space="preserve">大猿神。 </w:t>
-      </w:r>
-    </w:p>
-    <w:p>
-      <w:pPr>
-        <w:widowControl/>
-        <w:spacing w:before="100" w:beforeAutospacing="1" w:after="100" w:afterAutospacing="1" w:line="240" w:lineRule="auto"/>
-        <w:rPr>
-          <w:rFonts w:ascii="宋体" w:eastAsia="宋体" w:hAnsi="宋体" w:cs="宋体"/>
-          <w:strike/>
-          <w:kern w:val="0"/>
-          <w:sz w:val="24"/>
-          <w14:ligatures w14:val="none"/>
-        </w:rPr>
-      </w:pPr>
-      <w:r>
-        <w:rPr>
-          <w:rFonts w:ascii="宋体" w:eastAsia="宋体" w:hAnsi="宋体" w:cs="宋体"/>
-          <w:strike/>
-          <w:kern w:val="0"/>
-          <w:sz w:val="24"/>
-          <w14:ligatures w14:val="none"/>
-        </w:rPr>
-        <w:t>显示文本：</w:t>
-      </w:r>
-    </w:p>
-    <w:p>
-      <w:pPr>
-        <w:widowControl/>
-        <w:spacing w:before="100" w:beforeAutospacing="1" w:after="100" w:afterAutospacing="1" w:line="240" w:lineRule="auto"/>
-        <w:rPr>
-          <w:rFonts w:ascii="宋体" w:eastAsia="宋体" w:hAnsi="宋体" w:cs="宋体"/>
-          <w:strike/>
-          <w:kern w:val="0"/>
-          <w:sz w:val="24"/>
-          <w14:ligatures w14:val="none"/>
-        </w:rPr>
-      </w:pPr>
-      <w:r>
-        <w:rPr>
-          <w:rFonts w:ascii="宋体" w:eastAsia="宋体" w:hAnsi="宋体" w:cs="宋体"/>
-          <w:strike/>
-          <w:kern w:val="0"/>
-          <w:sz w:val="24"/>
-          <w14:ligatures w14:val="none"/>
-        </w:rPr>
-        <w:t>后续回合中，继续使用桃、橘和香蕉，可以反复触发参禅心猿，并带动美猴王与大猿神的【协战】。增加跑山猢狲可以获得更多神通，增加大猿神则可以提高每次联动的成长收益。</w:t>
+          <w:rFonts w:ascii="宋体" w:eastAsia="宋体" w:hAnsi="宋体" w:cs="宋体" w:hint="eastAsia"/>
+          <w:kern w:val="0"/>
+          <w:sz w:val="24"/>
+          <w14:ligatures w14:val="none"/>
+        </w:rPr>
+      </w:pPr>
+      <w:r>
+        <w:rPr>
+          <w:rFonts w:ascii="宋体" w:eastAsia="宋体" w:hAnsi="宋体" w:cs="宋体"/>
+          <w:kern w:val="0"/>
+          <w:sz w:val="24"/>
+          <w14:ligatures w14:val="none"/>
+        </w:rPr>
+        <w:t xml:space="preserve">显示文本： </w:t>
+      </w:r>
+    </w:p>
+    <w:p>
+      <w:pPr>
+        <w:widowControl/>
+        <w:spacing w:before="100" w:beforeAutospacing="1" w:after="100" w:afterAutospacing="1" w:line="240" w:lineRule="auto"/>
+        <w:rPr>
+          <w:rFonts w:ascii="宋体" w:eastAsia="宋体" w:hAnsi="宋体" w:cs="宋体" w:hint="eastAsia"/>
+          <w:kern w:val="0"/>
+          <w:sz w:val="24"/>
+          <w14:ligatures w14:val="none"/>
+        </w:rPr>
+      </w:pPr>
+      <w:r>
+        <w:rPr>
+          <w:rFonts w:ascii="宋体" w:eastAsia="宋体" w:hAnsi="宋体" w:cs="宋体"/>
+          <w:kern w:val="0"/>
+          <w:sz w:val="24"/>
+          <w14:ligatures w14:val="none"/>
+        </w:rPr>
+        <w:t>现在场上拥有两只大猿神和两只跑山猢狲。更多大猿神能够放大每次【协战】的成长，更多跑山猢狲则会持续提供更多专属神通。</w:t>
       </w:r>
     </w:p>
     <w:p>
@@ -2712,7 +4035,7 @@
         </w:numPr>
         <w:spacing w:before="100" w:beforeAutospacing="1" w:after="100" w:afterAutospacing="1" w:line="240" w:lineRule="auto"/>
         <w:rPr>
-          <w:rFonts w:ascii="宋体" w:eastAsia="宋体" w:hAnsi="宋体" w:cs="宋体"/>
+          <w:rFonts w:ascii="宋体" w:eastAsia="宋体" w:hAnsi="宋体" w:cs="宋体" w:hint="eastAsia"/>
           <w:kern w:val="0"/>
           <w:sz w:val="24"/>
           <w14:ligatures w14:val="none"/>
@@ -2726,6 +4049,34 @@
           <w14:ligatures w14:val="none"/>
         </w:rPr>
         <w:t xml:space="preserve">玩家点击任意位置继续。 </w:t>
+      </w:r>
+    </w:p>
+    <w:p>
+      <w:pPr>
+        <w:widowControl/>
+        <w:spacing w:before="100" w:beforeAutospacing="1" w:after="100" w:afterAutospacing="1" w:line="240" w:lineRule="auto"/>
+        <w:outlineLvl w:val="2"/>
+        <w:rPr>
+          <w:rFonts w:ascii="宋体" w:eastAsia="宋体" w:hAnsi="宋体" w:cs="宋体" w:hint="eastAsia"/>
+          <w:b/>
+          <w:bCs/>
+          <w:kern w:val="0"/>
+          <w:sz w:val="27"/>
+          <w:szCs w:val="27"/>
+          <w14:ligatures w14:val="none"/>
+        </w:rPr>
+      </w:pPr>
+      <w:r>
+        <w:rPr>
+          <w:rFonts w:ascii="宋体" w:eastAsia="宋体" w:hAnsi="宋体" w:cs="宋体"/>
+          <w:b/>
+          <w:bCs/>
+          <w:kern w:val="0"/>
+          <w:sz w:val="27"/>
+          <w:szCs w:val="27"/>
+          <w14:ligatures w14:val="none"/>
+        </w:rPr>
+        <w:t>11. 使用一张专属神通</w:t>
       </w:r>
     </w:p>
     <w:p>
@@ -2733,24 +4084,24 @@
         <w:widowControl/>
         <w:numPr>
           <w:ilvl w:val="0"/>
-          <w:numId w:val="49"/>
+          <w:numId w:val="50"/>
         </w:numPr>
         <w:spacing w:before="100" w:beforeAutospacing="1" w:after="100" w:afterAutospacing="1" w:line="240" w:lineRule="auto"/>
         <w:rPr>
-          <w:rFonts w:ascii="宋体" w:eastAsia="宋体" w:hAnsi="宋体" w:cs="宋体"/>
-          <w:kern w:val="0"/>
-          <w:sz w:val="24"/>
-          <w14:ligatures w14:val="none"/>
-        </w:rPr>
-      </w:pPr>
-      <w:r>
-        <w:rPr>
-          <w:rFonts w:ascii="宋体" w:eastAsia="宋体" w:hAnsi="宋体" w:cs="宋体"/>
-          <w:kern w:val="0"/>
-          <w:sz w:val="24"/>
-          <w14:ligatures w14:val="none"/>
-        </w:rPr>
-        <w:t xml:space="preserve">关闭全部教学遮罩。 </w:t>
+          <w:rFonts w:ascii="宋体" w:eastAsia="宋体" w:hAnsi="宋体" w:cs="宋体" w:hint="eastAsia"/>
+          <w:kern w:val="0"/>
+          <w:sz w:val="24"/>
+          <w14:ligatures w14:val="none"/>
+        </w:rPr>
+      </w:pPr>
+      <w:r>
+        <w:rPr>
+          <w:rFonts w:ascii="宋体" w:eastAsia="宋体" w:hAnsi="宋体" w:cs="宋体"/>
+          <w:kern w:val="0"/>
+          <w:sz w:val="24"/>
+          <w14:ligatures w14:val="none"/>
+        </w:rPr>
+        <w:t xml:space="preserve">镂空手牌中的一张专属神通。 </w:t>
       </w:r>
     </w:p>
     <w:p>
@@ -2758,24 +4109,1078 @@
         <w:widowControl/>
         <w:numPr>
           <w:ilvl w:val="0"/>
-          <w:numId w:val="49"/>
+          <w:numId w:val="50"/>
         </w:numPr>
         <w:spacing w:before="100" w:beforeAutospacing="1" w:after="100" w:afterAutospacing="1" w:line="240" w:lineRule="auto"/>
         <w:rPr>
-          <w:rFonts w:ascii="宋体" w:eastAsia="宋体" w:hAnsi="宋体" w:cs="宋体"/>
-          <w:kern w:val="0"/>
-          <w:sz w:val="24"/>
-          <w14:ligatures w14:val="none"/>
-        </w:rPr>
-      </w:pPr>
-      <w:r>
-        <w:rPr>
-          <w:rFonts w:ascii="宋体" w:eastAsia="宋体" w:hAnsi="宋体" w:cs="宋体"/>
-          <w:kern w:val="0"/>
-          <w:sz w:val="24"/>
-          <w14:ligatures w14:val="none"/>
-        </w:rPr>
-        <w:t>进入第一场战斗。</w:t>
+          <w:rFonts w:ascii="宋体" w:eastAsia="宋体" w:hAnsi="宋体" w:cs="宋体" w:hint="eastAsia"/>
+          <w:kern w:val="0"/>
+          <w:sz w:val="24"/>
+          <w14:ligatures w14:val="none"/>
+        </w:rPr>
+      </w:pPr>
+      <w:r>
+        <w:rPr>
+          <w:rFonts w:ascii="宋体" w:eastAsia="宋体" w:hAnsi="宋体" w:cs="宋体"/>
+          <w:kern w:val="0"/>
+          <w:sz w:val="24"/>
+          <w14:ligatures w14:val="none"/>
+        </w:rPr>
+        <w:t xml:space="preserve">显示文本根据该神通的类型变化： </w:t>
+      </w:r>
+    </w:p>
+    <w:p>
+      <w:pPr>
+        <w:widowControl/>
+        <w:spacing w:before="100" w:beforeAutospacing="1" w:after="100" w:afterAutospacing="1" w:line="240" w:lineRule="auto"/>
+        <w:rPr>
+          <w:rFonts w:ascii="宋体" w:eastAsia="宋体" w:hAnsi="宋体" w:cs="宋体" w:hint="eastAsia"/>
+          <w:kern w:val="0"/>
+          <w:sz w:val="24"/>
+          <w14:ligatures w14:val="none"/>
+        </w:rPr>
+      </w:pPr>
+      <w:r>
+        <w:rPr>
+          <w:rFonts w:ascii="宋体" w:eastAsia="宋体" w:hAnsi="宋体" w:cs="宋体"/>
+          <w:kern w:val="0"/>
+          <w:sz w:val="24"/>
+          <w14:ligatures w14:val="none"/>
+        </w:rPr>
+        <w:t>如果是</w:t>
+      </w:r>
+      <w:r>
+        <w:rPr>
+          <w:rFonts w:ascii="宋体" w:eastAsia="宋体" w:hAnsi="宋体" w:cs="宋体"/>
+          <w:b/>
+          <w:bCs/>
+          <w:kern w:val="0"/>
+          <w:sz w:val="24"/>
+          <w14:ligatures w14:val="none"/>
+        </w:rPr>
+        <w:t>桃</w:t>
+      </w:r>
+      <w:r>
+        <w:rPr>
+          <w:rFonts w:ascii="宋体" w:eastAsia="宋体" w:hAnsi="宋体" w:cs="宋体"/>
+          <w:kern w:val="0"/>
+          <w:sz w:val="24"/>
+          <w14:ligatures w14:val="none"/>
+        </w:rPr>
+        <w:t>：</w:t>
+      </w:r>
+    </w:p>
+    <w:p>
+      <w:pPr>
+        <w:widowControl/>
+        <w:spacing w:before="100" w:beforeAutospacing="1" w:after="100" w:afterAutospacing="1" w:line="240" w:lineRule="auto"/>
+        <w:rPr>
+          <w:rFonts w:ascii="宋体" w:eastAsia="宋体" w:hAnsi="宋体" w:cs="宋体" w:hint="eastAsia"/>
+          <w:kern w:val="0"/>
+          <w:sz w:val="24"/>
+          <w14:ligatures w14:val="none"/>
+        </w:rPr>
+      </w:pPr>
+      <w:r>
+        <w:rPr>
+          <w:rFonts w:ascii="宋体" w:eastAsia="宋体" w:hAnsi="宋体" w:cs="宋体"/>
+          <w:kern w:val="0"/>
+          <w:sz w:val="24"/>
+          <w14:ligatures w14:val="none"/>
+        </w:rPr>
+        <w:t>使用桃，获得一名花果山部将，并触发参禅心猿与【协战】。</w:t>
+      </w:r>
+    </w:p>
+    <w:p>
+      <w:pPr>
+        <w:widowControl/>
+        <w:spacing w:before="100" w:beforeAutospacing="1" w:after="100" w:afterAutospacing="1" w:line="240" w:lineRule="auto"/>
+        <w:rPr>
+          <w:rFonts w:ascii="宋体" w:eastAsia="宋体" w:hAnsi="宋体" w:cs="宋体" w:hint="eastAsia"/>
+          <w:kern w:val="0"/>
+          <w:sz w:val="24"/>
+          <w14:ligatures w14:val="none"/>
+        </w:rPr>
+      </w:pPr>
+      <w:r>
+        <w:rPr>
+          <w:rFonts w:ascii="宋体" w:eastAsia="宋体" w:hAnsi="宋体" w:cs="宋体"/>
+          <w:kern w:val="0"/>
+          <w:sz w:val="24"/>
+          <w14:ligatures w14:val="none"/>
+        </w:rPr>
+        <w:t>如果是</w:t>
+      </w:r>
+      <w:r>
+        <w:rPr>
+          <w:rFonts w:ascii="宋体" w:eastAsia="宋体" w:hAnsi="宋体" w:cs="宋体"/>
+          <w:b/>
+          <w:bCs/>
+          <w:kern w:val="0"/>
+          <w:sz w:val="24"/>
+          <w14:ligatures w14:val="none"/>
+        </w:rPr>
+        <w:t>橘</w:t>
+      </w:r>
+      <w:r>
+        <w:rPr>
+          <w:rFonts w:ascii="宋体" w:eastAsia="宋体" w:hAnsi="宋体" w:cs="宋体"/>
+          <w:kern w:val="0"/>
+          <w:sz w:val="24"/>
+          <w14:ligatures w14:val="none"/>
+        </w:rPr>
+        <w:t>：</w:t>
+      </w:r>
+    </w:p>
+    <w:p>
+      <w:pPr>
+        <w:widowControl/>
+        <w:spacing w:before="100" w:beforeAutospacing="1" w:after="100" w:afterAutospacing="1" w:line="240" w:lineRule="auto"/>
+        <w:rPr>
+          <w:rFonts w:ascii="宋体" w:eastAsia="宋体" w:hAnsi="宋体" w:cs="宋体" w:hint="eastAsia"/>
+          <w:kern w:val="0"/>
+          <w:sz w:val="24"/>
+          <w14:ligatures w14:val="none"/>
+        </w:rPr>
+      </w:pPr>
+      <w:r>
+        <w:rPr>
+          <w:rFonts w:ascii="宋体" w:eastAsia="宋体" w:hAnsi="宋体" w:cs="宋体"/>
+          <w:kern w:val="0"/>
+          <w:sz w:val="24"/>
+          <w14:ligatures w14:val="none"/>
+        </w:rPr>
+        <w:t>使用橘，获得1金币，并触发参禅心猿与【协战】。</w:t>
+      </w:r>
+    </w:p>
+    <w:p>
+      <w:pPr>
+        <w:widowControl/>
+        <w:spacing w:before="100" w:beforeAutospacing="1" w:after="100" w:afterAutospacing="1" w:line="240" w:lineRule="auto"/>
+        <w:rPr>
+          <w:rFonts w:ascii="宋体" w:eastAsia="宋体" w:hAnsi="宋体" w:cs="宋体" w:hint="eastAsia"/>
+          <w:kern w:val="0"/>
+          <w:sz w:val="24"/>
+          <w14:ligatures w14:val="none"/>
+        </w:rPr>
+      </w:pPr>
+      <w:r>
+        <w:rPr>
+          <w:rFonts w:ascii="宋体" w:eastAsia="宋体" w:hAnsi="宋体" w:cs="宋体"/>
+          <w:kern w:val="0"/>
+          <w:sz w:val="24"/>
+          <w14:ligatures w14:val="none"/>
+        </w:rPr>
+        <w:t>如果是</w:t>
+      </w:r>
+      <w:r>
+        <w:rPr>
+          <w:rFonts w:ascii="宋体" w:eastAsia="宋体" w:hAnsi="宋体" w:cs="宋体"/>
+          <w:b/>
+          <w:bCs/>
+          <w:kern w:val="0"/>
+          <w:sz w:val="24"/>
+          <w14:ligatures w14:val="none"/>
+        </w:rPr>
+        <w:t>香蕉</w:t>
+      </w:r>
+      <w:r>
+        <w:rPr>
+          <w:rFonts w:ascii="宋体" w:eastAsia="宋体" w:hAnsi="宋体" w:cs="宋体"/>
+          <w:kern w:val="0"/>
+          <w:sz w:val="24"/>
+          <w14:ligatures w14:val="none"/>
+        </w:rPr>
+        <w:t>：</w:t>
+      </w:r>
+    </w:p>
+    <w:p>
+      <w:pPr>
+        <w:widowControl/>
+        <w:spacing w:before="100" w:beforeAutospacing="1" w:after="100" w:afterAutospacing="1" w:line="240" w:lineRule="auto"/>
+        <w:rPr>
+          <w:rFonts w:ascii="宋体" w:eastAsia="宋体" w:hAnsi="宋体" w:cs="宋体" w:hint="eastAsia"/>
+          <w:kern w:val="0"/>
+          <w:sz w:val="24"/>
+          <w14:ligatures w14:val="none"/>
+        </w:rPr>
+      </w:pPr>
+      <w:r>
+        <w:rPr>
+          <w:rFonts w:ascii="宋体" w:eastAsia="宋体" w:hAnsi="宋体" w:cs="宋体"/>
+          <w:kern w:val="0"/>
+          <w:sz w:val="24"/>
+          <w14:ligatures w14:val="none"/>
+        </w:rPr>
+        <w:t>将香蕉释放给一名需要保留的友方部将，并触发参禅心猿与【协战】。</w:t>
+      </w:r>
+    </w:p>
+    <w:p>
+      <w:pPr>
+        <w:widowControl/>
+        <w:numPr>
+          <w:ilvl w:val="0"/>
+          <w:numId w:val="51"/>
+        </w:numPr>
+        <w:spacing w:before="100" w:beforeAutospacing="1" w:after="100" w:afterAutospacing="1" w:line="240" w:lineRule="auto"/>
+        <w:rPr>
+          <w:rFonts w:ascii="宋体" w:eastAsia="宋体" w:hAnsi="宋体" w:cs="宋体" w:hint="eastAsia"/>
+          <w:kern w:val="0"/>
+          <w:sz w:val="24"/>
+          <w14:ligatures w14:val="none"/>
+        </w:rPr>
+      </w:pPr>
+      <w:r>
+        <w:rPr>
+          <w:rFonts w:ascii="宋体" w:eastAsia="宋体" w:hAnsi="宋体" w:cs="宋体"/>
+          <w:kern w:val="0"/>
+          <w:sz w:val="24"/>
+          <w14:ligatures w14:val="none"/>
+        </w:rPr>
+        <w:t xml:space="preserve">玩家使用该神通后进入下一步。 </w:t>
+      </w:r>
+    </w:p>
+    <w:p>
+      <w:pPr>
+        <w:widowControl/>
+        <w:spacing w:before="100" w:beforeAutospacing="1" w:after="100" w:afterAutospacing="1" w:line="240" w:lineRule="auto"/>
+        <w:rPr>
+          <w:rFonts w:ascii="宋体" w:eastAsia="宋体" w:hAnsi="宋体" w:cs="宋体" w:hint="eastAsia"/>
+          <w:kern w:val="0"/>
+          <w:sz w:val="24"/>
+          <w14:ligatures w14:val="none"/>
+        </w:rPr>
+      </w:pPr>
+      <w:r>
+        <w:rPr>
+          <w:rFonts w:ascii="宋体" w:eastAsia="宋体" w:hAnsi="宋体" w:cs="宋体"/>
+          <w:kern w:val="0"/>
+          <w:sz w:val="24"/>
+          <w14:ligatures w14:val="none"/>
+        </w:rPr>
+        <w:t>如果是香蕉，可以将箭头指向美猴王或大猿神；桃和橘直接引导点击使用即可。</w:t>
+      </w:r>
+    </w:p>
+    <w:p>
+      <w:pPr>
+        <w:widowControl/>
+        <w:spacing w:before="100" w:beforeAutospacing="1" w:after="100" w:afterAutospacing="1" w:line="240" w:lineRule="auto"/>
+        <w:outlineLvl w:val="2"/>
+        <w:rPr>
+          <w:rFonts w:ascii="宋体" w:eastAsia="宋体" w:hAnsi="宋体" w:cs="宋体" w:hint="eastAsia"/>
+          <w:b/>
+          <w:bCs/>
+          <w:kern w:val="0"/>
+          <w:sz w:val="27"/>
+          <w:szCs w:val="27"/>
+          <w14:ligatures w14:val="none"/>
+        </w:rPr>
+      </w:pPr>
+      <w:r>
+        <w:rPr>
+          <w:rFonts w:ascii="宋体" w:eastAsia="宋体" w:hAnsi="宋体" w:cs="宋体"/>
+          <w:b/>
+          <w:bCs/>
+          <w:kern w:val="0"/>
+          <w:sz w:val="27"/>
+          <w:szCs w:val="27"/>
+          <w14:ligatures w14:val="none"/>
+        </w:rPr>
+        <w:t>12. 说明双大猿神联动</w:t>
+      </w:r>
+    </w:p>
+    <w:p>
+      <w:pPr>
+        <w:widowControl/>
+        <w:spacing w:before="100" w:beforeAutospacing="1" w:after="100" w:afterAutospacing="1" w:line="240" w:lineRule="auto"/>
+        <w:rPr>
+          <w:rFonts w:ascii="宋体" w:eastAsia="宋体" w:hAnsi="宋体" w:cs="宋体" w:hint="eastAsia"/>
+          <w:kern w:val="0"/>
+          <w:sz w:val="24"/>
+          <w14:ligatures w14:val="none"/>
+        </w:rPr>
+      </w:pPr>
+      <w:r>
+        <w:rPr>
+          <w:rFonts w:ascii="宋体" w:eastAsia="宋体" w:hAnsi="宋体" w:cs="宋体"/>
+          <w:kern w:val="0"/>
+          <w:sz w:val="24"/>
+          <w14:ligatures w14:val="none"/>
+        </w:rPr>
+        <w:t>相关表现播放结束后，同时镂空：</w:t>
+      </w:r>
+    </w:p>
+    <w:p>
+      <w:pPr>
+        <w:widowControl/>
+        <w:numPr>
+          <w:ilvl w:val="0"/>
+          <w:numId w:val="52"/>
+        </w:numPr>
+        <w:spacing w:before="100" w:beforeAutospacing="1" w:after="100" w:afterAutospacing="1" w:line="240" w:lineRule="auto"/>
+        <w:rPr>
+          <w:rFonts w:ascii="宋体" w:eastAsia="宋体" w:hAnsi="宋体" w:cs="宋体" w:hint="eastAsia"/>
+          <w:kern w:val="0"/>
+          <w:sz w:val="24"/>
+          <w14:ligatures w14:val="none"/>
+        </w:rPr>
+      </w:pPr>
+      <w:r>
+        <w:rPr>
+          <w:rFonts w:ascii="宋体" w:eastAsia="宋体" w:hAnsi="宋体" w:cs="宋体"/>
+          <w:kern w:val="0"/>
+          <w:sz w:val="24"/>
+          <w14:ligatures w14:val="none"/>
+        </w:rPr>
+        <w:t xml:space="preserve">参禅心猿 </w:t>
+      </w:r>
+    </w:p>
+    <w:p>
+      <w:pPr>
+        <w:widowControl/>
+        <w:numPr>
+          <w:ilvl w:val="0"/>
+          <w:numId w:val="52"/>
+        </w:numPr>
+        <w:spacing w:before="100" w:beforeAutospacing="1" w:after="100" w:afterAutospacing="1" w:line="240" w:lineRule="auto"/>
+        <w:rPr>
+          <w:rFonts w:ascii="宋体" w:eastAsia="宋体" w:hAnsi="宋体" w:cs="宋体" w:hint="eastAsia"/>
+          <w:kern w:val="0"/>
+          <w:sz w:val="24"/>
+          <w14:ligatures w14:val="none"/>
+        </w:rPr>
+      </w:pPr>
+      <w:r>
+        <w:rPr>
+          <w:rFonts w:ascii="宋体" w:eastAsia="宋体" w:hAnsi="宋体" w:cs="宋体"/>
+          <w:kern w:val="0"/>
+          <w:sz w:val="24"/>
+          <w14:ligatures w14:val="none"/>
+        </w:rPr>
+        <w:t xml:space="preserve">美猴王 </w:t>
+      </w:r>
+    </w:p>
+    <w:p>
+      <w:pPr>
+        <w:widowControl/>
+        <w:numPr>
+          <w:ilvl w:val="0"/>
+          <w:numId w:val="52"/>
+        </w:numPr>
+        <w:spacing w:before="100" w:beforeAutospacing="1" w:after="100" w:afterAutospacing="1" w:line="240" w:lineRule="auto"/>
+        <w:rPr>
+          <w:rFonts w:ascii="宋体" w:eastAsia="宋体" w:hAnsi="宋体" w:cs="宋体" w:hint="eastAsia"/>
+          <w:kern w:val="0"/>
+          <w:sz w:val="24"/>
+          <w14:ligatures w14:val="none"/>
+        </w:rPr>
+      </w:pPr>
+      <w:r>
+        <w:rPr>
+          <w:rFonts w:ascii="宋体" w:eastAsia="宋体" w:hAnsi="宋体" w:cs="宋体"/>
+          <w:kern w:val="0"/>
+          <w:sz w:val="24"/>
+          <w14:ligatures w14:val="none"/>
+        </w:rPr>
+        <w:t xml:space="preserve">两只大猿神 </w:t>
+      </w:r>
+    </w:p>
+    <w:p>
+      <w:pPr>
+        <w:widowControl/>
+        <w:spacing w:before="100" w:beforeAutospacing="1" w:after="100" w:afterAutospacing="1" w:line="240" w:lineRule="auto"/>
+        <w:rPr>
+          <w:rFonts w:ascii="宋体" w:eastAsia="宋体" w:hAnsi="宋体" w:cs="宋体" w:hint="eastAsia"/>
+          <w:kern w:val="0"/>
+          <w:sz w:val="24"/>
+          <w14:ligatures w14:val="none"/>
+        </w:rPr>
+      </w:pPr>
+      <w:r>
+        <w:rPr>
+          <w:rFonts w:ascii="宋体" w:eastAsia="宋体" w:hAnsi="宋体" w:cs="宋体"/>
+          <w:kern w:val="0"/>
+          <w:sz w:val="24"/>
+          <w14:ligatures w14:val="none"/>
+        </w:rPr>
+        <w:t>显示文本：</w:t>
+      </w:r>
+    </w:p>
+    <w:p>
+      <w:pPr>
+        <w:widowControl/>
+        <w:spacing w:before="100" w:beforeAutospacing="1" w:after="100" w:afterAutospacing="1" w:line="240" w:lineRule="auto"/>
+        <w:rPr>
+          <w:rFonts w:ascii="宋体" w:eastAsia="宋体" w:hAnsi="宋体" w:cs="宋体" w:hint="eastAsia"/>
+          <w:kern w:val="0"/>
+          <w:sz w:val="24"/>
+          <w14:ligatures w14:val="none"/>
+        </w:rPr>
+      </w:pPr>
+      <w:r>
+        <w:rPr>
+          <w:rFonts w:ascii="宋体" w:eastAsia="宋体" w:hAnsi="宋体" w:cs="宋体"/>
+          <w:kern w:val="0"/>
+          <w:sz w:val="24"/>
+          <w14:ligatures w14:val="none"/>
+        </w:rPr>
+        <w:t>释放神通后，参禅心猿再次提高了所有友方部将的生命。由于场上拥有两只大猿神，这次属性提高触发了更多次【协战】，让全体花果山部将获得了更多成长。</w:t>
+      </w:r>
+    </w:p>
+    <w:p>
+      <w:pPr>
+        <w:widowControl/>
+        <w:numPr>
+          <w:ilvl w:val="0"/>
+          <w:numId w:val="53"/>
+        </w:numPr>
+        <w:spacing w:before="100" w:beforeAutospacing="1" w:after="100" w:afterAutospacing="1" w:line="240" w:lineRule="auto"/>
+        <w:rPr>
+          <w:rFonts w:ascii="宋体" w:eastAsia="宋体" w:hAnsi="宋体" w:cs="宋体" w:hint="eastAsia"/>
+          <w:kern w:val="0"/>
+          <w:sz w:val="24"/>
+          <w14:ligatures w14:val="none"/>
+        </w:rPr>
+      </w:pPr>
+      <w:r>
+        <w:rPr>
+          <w:rFonts w:ascii="宋体" w:eastAsia="宋体" w:hAnsi="宋体" w:cs="宋体"/>
+          <w:kern w:val="0"/>
+          <w:sz w:val="24"/>
+          <w14:ligatures w14:val="none"/>
+        </w:rPr>
+        <w:t xml:space="preserve">玩家点击任意位置继续。 </w:t>
+      </w:r>
+    </w:p>
+    <w:p>
+      <w:pPr>
+        <w:widowControl/>
+        <w:spacing w:before="100" w:beforeAutospacing="1" w:after="100" w:afterAutospacing="1" w:line="240" w:lineRule="auto"/>
+        <w:outlineLvl w:val="2"/>
+        <w:rPr>
+          <w:rFonts w:ascii="宋体" w:eastAsia="宋体" w:hAnsi="宋体" w:cs="宋体" w:hint="eastAsia"/>
+          <w:b/>
+          <w:bCs/>
+          <w:kern w:val="0"/>
+          <w:sz w:val="27"/>
+          <w:szCs w:val="27"/>
+          <w14:ligatures w14:val="none"/>
+        </w:rPr>
+      </w:pPr>
+      <w:r>
+        <w:rPr>
+          <w:rFonts w:ascii="宋体" w:eastAsia="宋体" w:hAnsi="宋体" w:cs="宋体"/>
+          <w:b/>
+          <w:bCs/>
+          <w:kern w:val="0"/>
+          <w:sz w:val="27"/>
+          <w:szCs w:val="27"/>
+          <w14:ligatures w14:val="none"/>
+        </w:rPr>
+        <w:t>13. 开放剩余金币自由操作</w:t>
+      </w:r>
+    </w:p>
+    <w:p>
+      <w:pPr>
+        <w:widowControl/>
+        <w:numPr>
+          <w:ilvl w:val="0"/>
+          <w:numId w:val="54"/>
+        </w:numPr>
+        <w:spacing w:before="100" w:beforeAutospacing="1" w:after="100" w:afterAutospacing="1" w:line="240" w:lineRule="auto"/>
+        <w:rPr>
+          <w:rFonts w:ascii="宋体" w:eastAsia="宋体" w:hAnsi="宋体" w:cs="宋体" w:hint="eastAsia"/>
+          <w:kern w:val="0"/>
+          <w:sz w:val="24"/>
+          <w14:ligatures w14:val="none"/>
+        </w:rPr>
+      </w:pPr>
+      <w:r>
+        <w:rPr>
+          <w:rFonts w:ascii="宋体" w:eastAsia="宋体" w:hAnsi="宋体" w:cs="宋体"/>
+          <w:kern w:val="0"/>
+          <w:sz w:val="24"/>
+          <w14:ligatures w14:val="none"/>
+        </w:rPr>
+        <w:t xml:space="preserve">镂空剩余金币和商店区域。 </w:t>
+      </w:r>
+    </w:p>
+    <w:p>
+      <w:pPr>
+        <w:widowControl/>
+        <w:numPr>
+          <w:ilvl w:val="0"/>
+          <w:numId w:val="54"/>
+        </w:numPr>
+        <w:spacing w:before="100" w:beforeAutospacing="1" w:after="100" w:afterAutospacing="1" w:line="240" w:lineRule="auto"/>
+        <w:rPr>
+          <w:rFonts w:ascii="宋体" w:eastAsia="宋体" w:hAnsi="宋体" w:cs="宋体" w:hint="eastAsia"/>
+          <w:kern w:val="0"/>
+          <w:sz w:val="24"/>
+          <w14:ligatures w14:val="none"/>
+        </w:rPr>
+      </w:pPr>
+      <w:r>
+        <w:rPr>
+          <w:rFonts w:ascii="宋体" w:eastAsia="宋体" w:hAnsi="宋体" w:cs="宋体"/>
+          <w:kern w:val="0"/>
+          <w:sz w:val="24"/>
+          <w14:ligatures w14:val="none"/>
+        </w:rPr>
+        <w:t xml:space="preserve">显示文本： </w:t>
+      </w:r>
+    </w:p>
+    <w:p>
+      <w:pPr>
+        <w:widowControl/>
+        <w:spacing w:before="100" w:beforeAutospacing="1" w:after="100" w:afterAutospacing="1" w:line="240" w:lineRule="auto"/>
+        <w:rPr>
+          <w:rFonts w:ascii="宋体" w:eastAsia="宋体" w:hAnsi="宋体" w:cs="宋体" w:hint="eastAsia"/>
+          <w:kern w:val="0"/>
+          <w:sz w:val="24"/>
+          <w14:ligatures w14:val="none"/>
+        </w:rPr>
+      </w:pPr>
+      <w:r>
+        <w:rPr>
+          <w:rFonts w:ascii="宋体" w:eastAsia="宋体" w:hAnsi="宋体" w:cs="宋体"/>
+          <w:kern w:val="0"/>
+          <w:sz w:val="24"/>
+          <w14:ligatures w14:val="none"/>
+        </w:rPr>
+        <w:t>核心阵容已经补齐。使用剩余金币刷新商店、购买部将或继续使用专属神通。</w:t>
+      </w:r>
+    </w:p>
+    <w:p>
+      <w:pPr>
+        <w:widowControl/>
+        <w:numPr>
+          <w:ilvl w:val="0"/>
+          <w:numId w:val="55"/>
+        </w:numPr>
+        <w:spacing w:before="100" w:beforeAutospacing="1" w:after="100" w:afterAutospacing="1" w:line="240" w:lineRule="auto"/>
+        <w:rPr>
+          <w:rFonts w:ascii="宋体" w:eastAsia="宋体" w:hAnsi="宋体" w:cs="宋体" w:hint="eastAsia"/>
+          <w:kern w:val="0"/>
+          <w:sz w:val="24"/>
+          <w14:ligatures w14:val="none"/>
+        </w:rPr>
+      </w:pPr>
+      <w:r>
+        <w:rPr>
+          <w:rFonts w:ascii="宋体" w:eastAsia="宋体" w:hAnsi="宋体" w:cs="宋体"/>
+          <w:kern w:val="0"/>
+          <w:sz w:val="24"/>
+          <w14:ligatures w14:val="none"/>
+        </w:rPr>
+        <w:t xml:space="preserve">玩家点击任意位置继续。 </w:t>
+      </w:r>
+    </w:p>
+    <w:p>
+      <w:pPr>
+        <w:widowControl/>
+        <w:numPr>
+          <w:ilvl w:val="0"/>
+          <w:numId w:val="55"/>
+        </w:numPr>
+        <w:spacing w:before="100" w:beforeAutospacing="1" w:after="100" w:afterAutospacing="1" w:line="240" w:lineRule="auto"/>
+        <w:rPr>
+          <w:rFonts w:ascii="宋体" w:eastAsia="宋体" w:hAnsi="宋体" w:cs="宋体" w:hint="eastAsia"/>
+          <w:kern w:val="0"/>
+          <w:sz w:val="24"/>
+          <w14:ligatures w14:val="none"/>
+        </w:rPr>
+      </w:pPr>
+      <w:r>
+        <w:rPr>
+          <w:rFonts w:ascii="宋体" w:eastAsia="宋体" w:hAnsi="宋体" w:cs="宋体"/>
+          <w:kern w:val="0"/>
+          <w:sz w:val="24"/>
+          <w14:ligatures w14:val="none"/>
+        </w:rPr>
+        <w:t xml:space="preserve">解除购买和刷新限制。 </w:t>
+      </w:r>
+    </w:p>
+    <w:p>
+      <w:pPr>
+        <w:widowControl/>
+        <w:numPr>
+          <w:ilvl w:val="0"/>
+          <w:numId w:val="55"/>
+        </w:numPr>
+        <w:spacing w:before="100" w:beforeAutospacing="1" w:after="100" w:afterAutospacing="1" w:line="240" w:lineRule="auto"/>
+        <w:rPr>
+          <w:rFonts w:ascii="宋体" w:eastAsia="宋体" w:hAnsi="宋体" w:cs="宋体" w:hint="eastAsia"/>
+          <w:kern w:val="0"/>
+          <w:sz w:val="24"/>
+          <w14:ligatures w14:val="none"/>
+        </w:rPr>
+      </w:pPr>
+      <w:r>
+        <w:rPr>
+          <w:rFonts w:ascii="宋体" w:eastAsia="宋体" w:hAnsi="宋体" w:cs="宋体"/>
+          <w:kern w:val="0"/>
+          <w:sz w:val="24"/>
+          <w14:ligatures w14:val="none"/>
+        </w:rPr>
+        <w:t xml:space="preserve">玩家可以自由使用剩余的4金币。 </w:t>
+      </w:r>
+    </w:p>
+    <w:p>
+      <w:pPr>
+        <w:widowControl/>
+        <w:spacing w:before="100" w:beforeAutospacing="1" w:after="100" w:afterAutospacing="1" w:line="240" w:lineRule="auto"/>
+        <w:rPr>
+          <w:rFonts w:ascii="宋体" w:eastAsia="宋体" w:hAnsi="宋体" w:cs="宋体" w:hint="eastAsia"/>
+          <w:kern w:val="0"/>
+          <w:sz w:val="24"/>
+          <w14:ligatures w14:val="none"/>
+        </w:rPr>
+      </w:pPr>
+      <w:r>
+        <w:rPr>
+          <w:rFonts w:ascii="宋体" w:eastAsia="宋体" w:hAnsi="宋体" w:cs="宋体"/>
+          <w:kern w:val="0"/>
+          <w:sz w:val="24"/>
+          <w14:ligatures w14:val="none"/>
+        </w:rPr>
+        <w:t>由于场上已经满员，玩家可以自行决定：</w:t>
+      </w:r>
+    </w:p>
+    <w:p>
+      <w:pPr>
+        <w:widowControl/>
+        <w:numPr>
+          <w:ilvl w:val="0"/>
+          <w:numId w:val="56"/>
+        </w:numPr>
+        <w:spacing w:before="100" w:beforeAutospacing="1" w:after="100" w:afterAutospacing="1" w:line="240" w:lineRule="auto"/>
+        <w:rPr>
+          <w:rFonts w:ascii="宋体" w:eastAsia="宋体" w:hAnsi="宋体" w:cs="宋体" w:hint="eastAsia"/>
+          <w:kern w:val="0"/>
+          <w:sz w:val="24"/>
+          <w14:ligatures w14:val="none"/>
+        </w:rPr>
+      </w:pPr>
+      <w:r>
+        <w:rPr>
+          <w:rFonts w:ascii="宋体" w:eastAsia="宋体" w:hAnsi="宋体" w:cs="宋体"/>
+          <w:kern w:val="0"/>
+          <w:sz w:val="24"/>
+          <w14:ligatures w14:val="none"/>
+        </w:rPr>
+        <w:t xml:space="preserve">保留当前完整阵容； </w:t>
+      </w:r>
+    </w:p>
+    <w:p>
+      <w:pPr>
+        <w:widowControl/>
+        <w:numPr>
+          <w:ilvl w:val="0"/>
+          <w:numId w:val="56"/>
+        </w:numPr>
+        <w:spacing w:before="100" w:beforeAutospacing="1" w:after="100" w:afterAutospacing="1" w:line="240" w:lineRule="auto"/>
+        <w:rPr>
+          <w:rFonts w:ascii="宋体" w:eastAsia="宋体" w:hAnsi="宋体" w:cs="宋体" w:hint="eastAsia"/>
+          <w:kern w:val="0"/>
+          <w:sz w:val="24"/>
+          <w14:ligatures w14:val="none"/>
+        </w:rPr>
+      </w:pPr>
+      <w:r>
+        <w:rPr>
+          <w:rFonts w:ascii="宋体" w:eastAsia="宋体" w:hAnsi="宋体" w:cs="宋体"/>
+          <w:kern w:val="0"/>
+          <w:sz w:val="24"/>
+          <w14:ligatures w14:val="none"/>
+        </w:rPr>
+        <w:t xml:space="preserve">刷新寻找三连； </w:t>
+      </w:r>
+    </w:p>
+    <w:p>
+      <w:pPr>
+        <w:widowControl/>
+        <w:numPr>
+          <w:ilvl w:val="0"/>
+          <w:numId w:val="56"/>
+        </w:numPr>
+        <w:spacing w:before="100" w:beforeAutospacing="1" w:after="100" w:afterAutospacing="1" w:line="240" w:lineRule="auto"/>
+        <w:rPr>
+          <w:rFonts w:ascii="宋体" w:eastAsia="宋体" w:hAnsi="宋体" w:cs="宋体" w:hint="eastAsia"/>
+          <w:kern w:val="0"/>
+          <w:sz w:val="24"/>
+          <w14:ligatures w14:val="none"/>
+        </w:rPr>
+      </w:pPr>
+      <w:r>
+        <w:rPr>
+          <w:rFonts w:ascii="宋体" w:eastAsia="宋体" w:hAnsi="宋体" w:cs="宋体"/>
+          <w:kern w:val="0"/>
+          <w:sz w:val="24"/>
+          <w14:ligatures w14:val="none"/>
+        </w:rPr>
+        <w:t xml:space="preserve">购买核心牌留在手中； </w:t>
+      </w:r>
+    </w:p>
+    <w:p>
+      <w:pPr>
+        <w:widowControl/>
+        <w:numPr>
+          <w:ilvl w:val="0"/>
+          <w:numId w:val="56"/>
+        </w:numPr>
+        <w:spacing w:before="100" w:beforeAutospacing="1" w:after="100" w:afterAutospacing="1" w:line="240" w:lineRule="auto"/>
+        <w:rPr>
+          <w:rFonts w:ascii="宋体" w:eastAsia="宋体" w:hAnsi="宋体" w:cs="宋体" w:hint="eastAsia"/>
+          <w:kern w:val="0"/>
+          <w:sz w:val="24"/>
+          <w14:ligatures w14:val="none"/>
+        </w:rPr>
+      </w:pPr>
+      <w:r>
+        <w:rPr>
+          <w:rFonts w:ascii="宋体" w:eastAsia="宋体" w:hAnsi="宋体" w:cs="宋体"/>
+          <w:kern w:val="0"/>
+          <w:sz w:val="24"/>
+          <w14:ligatures w14:val="none"/>
+        </w:rPr>
+        <w:t xml:space="preserve">使用剩余专属神通； </w:t>
+      </w:r>
+    </w:p>
+    <w:p>
+      <w:pPr>
+        <w:widowControl/>
+        <w:numPr>
+          <w:ilvl w:val="0"/>
+          <w:numId w:val="56"/>
+        </w:numPr>
+        <w:spacing w:before="100" w:beforeAutospacing="1" w:after="100" w:afterAutospacing="1" w:line="240" w:lineRule="auto"/>
+        <w:rPr>
+          <w:rFonts w:ascii="宋体" w:eastAsia="宋体" w:hAnsi="宋体" w:cs="宋体" w:hint="eastAsia"/>
+          <w:kern w:val="0"/>
+          <w:sz w:val="24"/>
+          <w14:ligatures w14:val="none"/>
+        </w:rPr>
+      </w:pPr>
+      <w:r>
+        <w:rPr>
+          <w:rFonts w:ascii="宋体" w:eastAsia="宋体" w:hAnsi="宋体" w:cs="宋体"/>
+          <w:kern w:val="0"/>
+          <w:sz w:val="24"/>
+          <w14:ligatures w14:val="none"/>
+        </w:rPr>
+        <w:t xml:space="preserve">出售或替换某张部将。 </w:t>
+      </w:r>
+    </w:p>
+    <w:p>
+      <w:pPr>
+        <w:widowControl/>
+        <w:spacing w:before="100" w:beforeAutospacing="1" w:after="100" w:afterAutospacing="1" w:line="240" w:lineRule="auto"/>
+        <w:outlineLvl w:val="2"/>
+        <w:rPr>
+          <w:rFonts w:ascii="宋体" w:eastAsia="宋体" w:hAnsi="宋体" w:cs="宋体" w:hint="eastAsia"/>
+          <w:b/>
+          <w:bCs/>
+          <w:kern w:val="0"/>
+          <w:sz w:val="27"/>
+          <w:szCs w:val="27"/>
+          <w14:ligatures w14:val="none"/>
+        </w:rPr>
+      </w:pPr>
+      <w:r>
+        <w:rPr>
+          <w:rFonts w:ascii="宋体" w:eastAsia="宋体" w:hAnsi="宋体" w:cs="宋体"/>
+          <w:b/>
+          <w:bCs/>
+          <w:kern w:val="0"/>
+          <w:sz w:val="27"/>
+          <w:szCs w:val="27"/>
+          <w14:ligatures w14:val="none"/>
+        </w:rPr>
+        <w:t>14. 点击准备</w:t>
+      </w:r>
+    </w:p>
+    <w:p>
+      <w:pPr>
+        <w:widowControl/>
+        <w:spacing w:before="100" w:beforeAutospacing="1" w:after="100" w:afterAutospacing="1" w:line="240" w:lineRule="auto"/>
+        <w:rPr>
+          <w:rFonts w:ascii="宋体" w:eastAsia="宋体" w:hAnsi="宋体" w:cs="宋体" w:hint="eastAsia"/>
+          <w:kern w:val="0"/>
+          <w:sz w:val="24"/>
+          <w14:ligatures w14:val="none"/>
+        </w:rPr>
+      </w:pPr>
+      <w:r>
+        <w:rPr>
+          <w:rFonts w:ascii="宋体" w:eastAsia="宋体" w:hAnsi="宋体" w:cs="宋体"/>
+          <w:kern w:val="0"/>
+          <w:sz w:val="24"/>
+          <w14:ligatures w14:val="none"/>
+        </w:rPr>
+        <w:t>玩家完成自由操作后：</w:t>
+      </w:r>
+    </w:p>
+    <w:p>
+      <w:pPr>
+        <w:widowControl/>
+        <w:numPr>
+          <w:ilvl w:val="0"/>
+          <w:numId w:val="57"/>
+        </w:numPr>
+        <w:spacing w:before="100" w:beforeAutospacing="1" w:after="100" w:afterAutospacing="1" w:line="240" w:lineRule="auto"/>
+        <w:rPr>
+          <w:rFonts w:ascii="宋体" w:eastAsia="宋体" w:hAnsi="宋体" w:cs="宋体" w:hint="eastAsia"/>
+          <w:kern w:val="0"/>
+          <w:sz w:val="24"/>
+          <w14:ligatures w14:val="none"/>
+        </w:rPr>
+      </w:pPr>
+      <w:r>
+        <w:rPr>
+          <w:rFonts w:ascii="宋体" w:eastAsia="宋体" w:hAnsi="宋体" w:cs="宋体"/>
+          <w:kern w:val="0"/>
+          <w:sz w:val="24"/>
+          <w14:ligatures w14:val="none"/>
+        </w:rPr>
+        <w:t xml:space="preserve">镂空并高亮准备按钮。 </w:t>
+      </w:r>
+    </w:p>
+    <w:p>
+      <w:pPr>
+        <w:widowControl/>
+        <w:numPr>
+          <w:ilvl w:val="0"/>
+          <w:numId w:val="57"/>
+        </w:numPr>
+        <w:spacing w:before="100" w:beforeAutospacing="1" w:after="100" w:afterAutospacing="1" w:line="240" w:lineRule="auto"/>
+        <w:rPr>
+          <w:rFonts w:ascii="宋体" w:eastAsia="宋体" w:hAnsi="宋体" w:cs="宋体" w:hint="eastAsia"/>
+          <w:kern w:val="0"/>
+          <w:sz w:val="24"/>
+          <w14:ligatures w14:val="none"/>
+        </w:rPr>
+      </w:pPr>
+      <w:r>
+        <w:rPr>
+          <w:rFonts w:ascii="宋体" w:eastAsia="宋体" w:hAnsi="宋体" w:cs="宋体"/>
+          <w:kern w:val="0"/>
+          <w:sz w:val="24"/>
+          <w14:ligatures w14:val="none"/>
+        </w:rPr>
+        <w:t xml:space="preserve">显示文本： </w:t>
+      </w:r>
+    </w:p>
+    <w:p>
+      <w:pPr>
+        <w:widowControl/>
+        <w:spacing w:before="100" w:beforeAutospacing="1" w:after="100" w:afterAutospacing="1" w:line="240" w:lineRule="auto"/>
+        <w:rPr>
+          <w:rFonts w:ascii="宋体" w:eastAsia="宋体" w:hAnsi="宋体" w:cs="宋体" w:hint="eastAsia"/>
+          <w:kern w:val="0"/>
+          <w:sz w:val="24"/>
+          <w14:ligatures w14:val="none"/>
+        </w:rPr>
+      </w:pPr>
+      <w:r>
+        <w:rPr>
+          <w:rFonts w:ascii="宋体" w:eastAsia="宋体" w:hAnsi="宋体" w:cs="宋体"/>
+          <w:kern w:val="0"/>
+          <w:sz w:val="24"/>
+          <w14:ligatures w14:val="none"/>
+        </w:rPr>
+        <w:t>完成阵容调整后，点击准备开始第二场战斗。</w:t>
+      </w:r>
+    </w:p>
+    <w:p>
+      <w:pPr>
+        <w:widowControl/>
+        <w:numPr>
+          <w:ilvl w:val="0"/>
+          <w:numId w:val="58"/>
+        </w:numPr>
+        <w:spacing w:before="100" w:beforeAutospacing="1" w:after="100" w:afterAutospacing="1" w:line="240" w:lineRule="auto"/>
+        <w:rPr>
+          <w:rFonts w:ascii="宋体" w:eastAsia="宋体" w:hAnsi="宋体" w:cs="宋体" w:hint="eastAsia"/>
+          <w:kern w:val="0"/>
+          <w:sz w:val="24"/>
+          <w14:ligatures w14:val="none"/>
+        </w:rPr>
+      </w:pPr>
+      <w:r>
+        <w:rPr>
+          <w:rFonts w:ascii="宋体" w:eastAsia="宋体" w:hAnsi="宋体" w:cs="宋体"/>
+          <w:kern w:val="0"/>
+          <w:sz w:val="24"/>
+          <w14:ligatures w14:val="none"/>
+        </w:rPr>
+        <w:t xml:space="preserve">玩家点击准备按钮。 </w:t>
+      </w:r>
+    </w:p>
+    <w:p>
+      <w:pPr>
+        <w:widowControl/>
+        <w:spacing w:before="100" w:beforeAutospacing="1" w:after="100" w:afterAutospacing="1" w:line="240" w:lineRule="auto"/>
+        <w:outlineLvl w:val="2"/>
+        <w:rPr>
+          <w:rFonts w:ascii="宋体" w:eastAsia="宋体" w:hAnsi="宋体" w:cs="宋体" w:hint="eastAsia"/>
+          <w:b/>
+          <w:bCs/>
+          <w:kern w:val="0"/>
+          <w:sz w:val="27"/>
+          <w:szCs w:val="27"/>
+          <w14:ligatures w14:val="none"/>
+        </w:rPr>
+      </w:pPr>
+      <w:r>
+        <w:rPr>
+          <w:rFonts w:ascii="宋体" w:eastAsia="宋体" w:hAnsi="宋体" w:cs="宋体"/>
+          <w:b/>
+          <w:bCs/>
+          <w:kern w:val="0"/>
+          <w:sz w:val="27"/>
+          <w:szCs w:val="27"/>
+          <w14:ligatures w14:val="none"/>
+        </w:rPr>
+        <w:t>15. 查看本回合获得的更多专属神通</w:t>
+      </w:r>
+    </w:p>
+    <w:p>
+      <w:pPr>
+        <w:widowControl/>
+        <w:spacing w:before="100" w:beforeAutospacing="1" w:after="100" w:afterAutospacing="1" w:line="240" w:lineRule="auto"/>
+        <w:rPr>
+          <w:rFonts w:ascii="宋体" w:eastAsia="宋体" w:hAnsi="宋体" w:cs="宋体" w:hint="eastAsia"/>
+          <w:kern w:val="0"/>
+          <w:sz w:val="24"/>
+          <w14:ligatures w14:val="none"/>
+        </w:rPr>
+      </w:pPr>
+      <w:r>
+        <w:rPr>
+          <w:rFonts w:ascii="宋体" w:eastAsia="宋体" w:hAnsi="宋体" w:cs="宋体"/>
+          <w:kern w:val="0"/>
+          <w:sz w:val="24"/>
+          <w14:ligatures w14:val="none"/>
+        </w:rPr>
+        <w:t>部署阶段结束后，镂空手牌中新获得的专属神通。</w:t>
+      </w:r>
+    </w:p>
+    <w:p>
+      <w:pPr>
+        <w:widowControl/>
+        <w:spacing w:before="100" w:beforeAutospacing="1" w:after="100" w:afterAutospacing="1" w:line="240" w:lineRule="auto"/>
+        <w:rPr>
+          <w:rFonts w:ascii="宋体" w:eastAsia="宋体" w:hAnsi="宋体" w:cs="宋体" w:hint="eastAsia"/>
+          <w:kern w:val="0"/>
+          <w:sz w:val="24"/>
+          <w14:ligatures w14:val="none"/>
+        </w:rPr>
+      </w:pPr>
+      <w:r>
+        <w:rPr>
+          <w:rFonts w:ascii="宋体" w:eastAsia="宋体" w:hAnsi="宋体" w:cs="宋体"/>
+          <w:kern w:val="0"/>
+          <w:sz w:val="24"/>
+          <w14:ligatures w14:val="none"/>
+        </w:rPr>
+        <w:t>显示文本：</w:t>
+      </w:r>
+    </w:p>
+    <w:p>
+      <w:pPr>
+        <w:widowControl/>
+        <w:spacing w:before="100" w:beforeAutospacing="1" w:after="100" w:afterAutospacing="1" w:line="240" w:lineRule="auto"/>
+        <w:rPr>
+          <w:rFonts w:ascii="宋体" w:eastAsia="宋体" w:hAnsi="宋体" w:cs="宋体" w:hint="eastAsia"/>
+          <w:kern w:val="0"/>
+          <w:sz w:val="24"/>
+          <w14:ligatures w14:val="none"/>
+        </w:rPr>
+      </w:pPr>
+      <w:r>
+        <w:rPr>
+          <w:rFonts w:ascii="宋体" w:eastAsia="宋体" w:hAnsi="宋体" w:cs="宋体"/>
+          <w:kern w:val="0"/>
+          <w:sz w:val="24"/>
+          <w14:ligatures w14:val="none"/>
+        </w:rPr>
+        <w:t>两只跑山猢狲配合禄星，可以在每回合获得更多专属神通。继续利用桃、橘和香蕉，为下一回合积累资源并强化阵容。</w:t>
+      </w:r>
+    </w:p>
+    <w:p>
+      <w:pPr>
+        <w:widowControl/>
+        <w:numPr>
+          <w:ilvl w:val="0"/>
+          <w:numId w:val="59"/>
+        </w:numPr>
+        <w:spacing w:before="100" w:beforeAutospacing="1" w:after="100" w:afterAutospacing="1" w:line="240" w:lineRule="auto"/>
+        <w:rPr>
+          <w:rFonts w:ascii="宋体" w:eastAsia="宋体" w:hAnsi="宋体" w:cs="宋体" w:hint="eastAsia"/>
+          <w:kern w:val="0"/>
+          <w:sz w:val="24"/>
+          <w14:ligatures w14:val="none"/>
+        </w:rPr>
+      </w:pPr>
+      <w:r>
+        <w:rPr>
+          <w:rFonts w:ascii="宋体" w:eastAsia="宋体" w:hAnsi="宋体" w:cs="宋体"/>
+          <w:kern w:val="0"/>
+          <w:sz w:val="24"/>
+          <w14:ligatures w14:val="none"/>
+        </w:rPr>
+        <w:t xml:space="preserve">玩家点击任意位置继续。 </w:t>
+      </w:r>
+    </w:p>
+    <w:p>
+      <w:pPr>
+        <w:widowControl/>
+        <w:numPr>
+          <w:ilvl w:val="0"/>
+          <w:numId w:val="59"/>
+        </w:numPr>
+        <w:spacing w:before="100" w:beforeAutospacing="1" w:after="100" w:afterAutospacing="1" w:line="240" w:lineRule="auto"/>
+        <w:rPr>
+          <w:rFonts w:ascii="宋体" w:eastAsia="宋体" w:hAnsi="宋体" w:cs="宋体" w:hint="eastAsia"/>
+          <w:kern w:val="0"/>
+          <w:sz w:val="24"/>
+          <w14:ligatures w14:val="none"/>
+        </w:rPr>
+      </w:pPr>
+      <w:r>
+        <w:rPr>
+          <w:rFonts w:ascii="宋体" w:eastAsia="宋体" w:hAnsi="宋体" w:cs="宋体"/>
+          <w:kern w:val="0"/>
+          <w:sz w:val="24"/>
+          <w14:ligatures w14:val="none"/>
+        </w:rPr>
+        <w:t xml:space="preserve">关闭全部教学遮罩。 </w:t>
+      </w:r>
+    </w:p>
+    <w:p>
+      <w:pPr>
+        <w:widowControl/>
+        <w:numPr>
+          <w:ilvl w:val="0"/>
+          <w:numId w:val="59"/>
+        </w:numPr>
+        <w:spacing w:before="100" w:beforeAutospacing="1" w:after="100" w:afterAutospacing="1" w:line="240" w:lineRule="auto"/>
+        <w:rPr>
+          <w:rFonts w:ascii="宋体" w:eastAsia="宋体" w:hAnsi="宋体" w:cs="宋体" w:hint="eastAsia"/>
+          <w:kern w:val="0"/>
+          <w:sz w:val="24"/>
+          <w14:ligatures w14:val="none"/>
+        </w:rPr>
+      </w:pPr>
+      <w:r>
+        <w:rPr>
+          <w:rFonts w:ascii="宋体" w:eastAsia="宋体" w:hAnsi="宋体" w:cs="宋体"/>
+          <w:kern w:val="0"/>
+          <w:sz w:val="24"/>
+          <w14:ligatures w14:val="none"/>
+        </w:rPr>
+        <w:t xml:space="preserve">进入第二场战斗。 </w:t>
       </w:r>
     </w:p>
     <w:p>
@@ -2799,12 +5204,74 @@
 </w:document>
 </file>
 
+<file path=word/endnotes.xml><?xml version="1.0" encoding="utf-8"?>
+<w:endnotes xmlns:wpc="http://schemas.microsoft.com/office/word/2010/wordprocessingCanvas" xmlns:cx="http://schemas.microsoft.com/office/drawing/2014/chartex" xmlns:cx1="http://schemas.microsoft.com/office/drawing/2015/9/8/chartex" xmlns:cx2="http://schemas.microsoft.com/office/drawing/2015/10/21/chartex" xmlns:cx3="http://schemas.microsoft.com/office/drawing/2016/5/9/chartex" xmlns:cx4="http://schemas.microsoft.com/office/drawing/2016/5/10/chartex" xmlns:cx5="http://schemas.microsoft.com/office/drawing/2016/5/11/chartex" xmlns:cx6="http://schemas.microsoft.com/office/drawing/2016/5/12/chartex" xmlns:cx7="http://schemas.microsoft.com/office/drawing/2016/5/13/chartex" xmlns:cx8="http://schemas.microsoft.com/office/drawing/2016/5/14/chartex" xmlns:mc="http://schemas.openxmlformats.org/markup-compatibility/2006" xmlns:aink="http://schemas.microsoft.com/office/drawing/2016/ink" xmlns:am3d="http://schemas.microsoft.com/office/drawing/2017/model3d" xmlns:o="urn:schemas-microsoft-com:office:office" xmlns:oel="http://schemas.microsoft.com/office/2019/extlst" xmlns:r="http://schemas.openxmlformats.org/officeDocument/2006/relationships" xmlns:m="http://schemas.openxmlformats.org/officeDocument/2006/math" xmlns:v="urn:schemas-microsoft-com:vml" xmlns:wp14="http://schemas.microsoft.com/office/word/2010/wordprocessingDrawing" xmlns:wp="http://schemas.openxmlformats.org/drawingml/2006/wordprocessingDrawing" xmlns:w10="urn:schemas-microsoft-com:office:word" xmlns:w="http://schemas.openxmlformats.org/wordprocessingml/2006/main" xmlns:w14="http://schemas.microsoft.com/office/word/2010/wordml" xmlns:w15="http://schemas.microsoft.com/office/word/2012/wordml" xmlns:w16cex="http://schemas.microsoft.com/office/word/2018/wordml/cex" xmlns:w16cid="http://schemas.microsoft.com/office/word/2016/wordml/cid" xmlns:w16="http://schemas.microsoft.com/office/word/2018/wordml" xmlns:w16du="http://schemas.microsoft.com/office/word/2023/wordml/word16du" xmlns:w16sdtdh="http://schemas.microsoft.com/office/word/2020/wordml/sdtdatahash" xmlns:w16sdtfl="http://schemas.microsoft.com/office/word/2024/wordml/sdtformatlock" xmlns:w16se="http://schemas.microsoft.com/office/word/2015/wordml/symex" xmlns:wpg="http://schemas.microsoft.com/office/word/2010/wordprocessingGroup" xmlns:wpi="http://schemas.microsoft.com/office/word/2010/wordprocessingInk" xmlns:wne="http://schemas.microsoft.com/office/word/2006/wordml" xmlns:wps="http://schemas.microsoft.com/office/word/2010/wordprocessingShape" mc:Ignorable="w14 w15 w16se w16cid w16 w16cex w16sdtdh w16sdtfl w16du wp14">
+  <w:endnote w:type="separator" w:id="-1">
+    <w:p>
+      <w:pPr>
+        <w:spacing w:after="0" w:line="240" w:lineRule="auto"/>
+        <w:rPr>
+          <w:rFonts w:hint="eastAsia"/>
+        </w:rPr>
+      </w:pPr>
+      <w:r>
+        <w:separator/>
+      </w:r>
+    </w:p>
+  </w:endnote>
+  <w:endnote w:type="continuationSeparator" w:id="0">
+    <w:p>
+      <w:pPr>
+        <w:spacing w:after="0" w:line="240" w:lineRule="auto"/>
+        <w:rPr>
+          <w:rFonts w:hint="eastAsia"/>
+        </w:rPr>
+      </w:pPr>
+      <w:r>
+        <w:continuationSeparator/>
+      </w:r>
+    </w:p>
+  </w:endnote>
+</w:endnotes>
+</file>
+
+<file path=word/footnotes.xml><?xml version="1.0" encoding="utf-8"?>
+<w:footnotes xmlns:wpc="http://schemas.microsoft.com/office/word/2010/wordprocessingCanvas" xmlns:cx="http://schemas.microsoft.com/office/drawing/2014/chartex" xmlns:cx1="http://schemas.microsoft.com/office/drawing/2015/9/8/chartex" xmlns:cx2="http://schemas.microsoft.com/office/drawing/2015/10/21/chartex" xmlns:cx3="http://schemas.microsoft.com/office/drawing/2016/5/9/chartex" xmlns:cx4="http://schemas.microsoft.com/office/drawing/2016/5/10/chartex" xmlns:cx5="http://schemas.microsoft.com/office/drawing/2016/5/11/chartex" xmlns:cx6="http://schemas.microsoft.com/office/drawing/2016/5/12/chartex" xmlns:cx7="http://schemas.microsoft.com/office/drawing/2016/5/13/chartex" xmlns:cx8="http://schemas.microsoft.com/office/drawing/2016/5/14/chartex" xmlns:mc="http://schemas.openxmlformats.org/markup-compatibility/2006" xmlns:aink="http://schemas.microsoft.com/office/drawing/2016/ink" xmlns:am3d="http://schemas.microsoft.com/office/drawing/2017/model3d" xmlns:o="urn:schemas-microsoft-com:office:office" xmlns:oel="http://schemas.microsoft.com/office/2019/extlst" xmlns:r="http://schemas.openxmlformats.org/officeDocument/2006/relationships" xmlns:m="http://schemas.openxmlformats.org/officeDocument/2006/math" xmlns:v="urn:schemas-microsoft-com:vml" xmlns:wp14="http://schemas.microsoft.com/office/word/2010/wordprocessingDrawing" xmlns:wp="http://schemas.openxmlformats.org/drawingml/2006/wordprocessingDrawing" xmlns:w10="urn:schemas-microsoft-com:office:word" xmlns:w="http://schemas.openxmlformats.org/wordprocessingml/2006/main" xmlns:w14="http://schemas.microsoft.com/office/word/2010/wordml" xmlns:w15="http://schemas.microsoft.com/office/word/2012/wordml" xmlns:w16cex="http://schemas.microsoft.com/office/word/2018/wordml/cex" xmlns:w16cid="http://schemas.microsoft.com/office/word/2016/wordml/cid" xmlns:w16="http://schemas.microsoft.com/office/word/2018/wordml" xmlns:w16du="http://schemas.microsoft.com/office/word/2023/wordml/word16du" xmlns:w16sdtdh="http://schemas.microsoft.com/office/word/2020/wordml/sdtdatahash" xmlns:w16sdtfl="http://schemas.microsoft.com/office/word/2024/wordml/sdtformatlock" xmlns:w16se="http://schemas.microsoft.com/office/word/2015/wordml/symex" xmlns:wpg="http://schemas.microsoft.com/office/word/2010/wordprocessingGroup" xmlns:wpi="http://schemas.microsoft.com/office/word/2010/wordprocessingInk" xmlns:wne="http://schemas.microsoft.com/office/word/2006/wordml" xmlns:wps="http://schemas.microsoft.com/office/word/2010/wordprocessingShape" mc:Ignorable="w14 w15 w16se w16cid w16 w16cex w16sdtdh w16sdtfl w16du wp14">
+  <w:footnote w:type="separator" w:id="-1">
+    <w:p>
+      <w:pPr>
+        <w:spacing w:after="0" w:line="240" w:lineRule="auto"/>
+        <w:rPr>
+          <w:rFonts w:hint="eastAsia"/>
+        </w:rPr>
+      </w:pPr>
+      <w:r>
+        <w:separator/>
+      </w:r>
+    </w:p>
+  </w:footnote>
+  <w:footnote w:type="continuationSeparator" w:id="0">
+    <w:p>
+      <w:pPr>
+        <w:spacing w:after="0" w:line="240" w:lineRule="auto"/>
+        <w:rPr>
+          <w:rFonts w:hint="eastAsia"/>
+        </w:rPr>
+      </w:pPr>
+      <w:r>
+        <w:continuationSeparator/>
+      </w:r>
+    </w:p>
+  </w:footnote>
+</w:footnotes>
+</file>
+
 <file path=word/numbering.xml><?xml version="1.0" encoding="utf-8"?>
 <w:numbering xmlns:wpc="http://schemas.microsoft.com/office/word/2010/wordprocessingCanvas" xmlns:cx="http://schemas.microsoft.com/office/drawing/2014/chartex" xmlns:cx1="http://schemas.microsoft.com/office/drawing/2015/9/8/chartex" xmlns:cx2="http://schemas.microsoft.com/office/drawing/2015/10/21/chartex" xmlns:cx3="http://schemas.microsoft.com/office/drawing/2016/5/9/chartex" xmlns:cx4="http://schemas.microsoft.com/office/drawing/2016/5/10/chartex" xmlns:cx5="http://schemas.microsoft.com/office/drawing/2016/5/11/chartex" xmlns:cx6="http://schemas.microsoft.com/office/drawing/2016/5/12/chartex" xmlns:cx7="http://schemas.microsoft.com/office/drawing/2016/5/13/chartex" xmlns:cx8="http://schemas.microsoft.com/office/drawing/2016/5/14/chartex" xmlns:mc="http://schemas.openxmlformats.org/markup-compatibility/2006" xmlns:aink="http://schemas.microsoft.com/office/drawing/2016/ink" xmlns:am3d="http://schemas.microsoft.com/office/drawing/2017/model3d" xmlns:o="urn:schemas-microsoft-com:office:office" xmlns:oel="http://schemas.microsoft.com/office/2019/extlst" xmlns:r="http://schemas.openxmlformats.org/officeDocument/2006/relationships" xmlns:m="http://schemas.openxmlformats.org/officeDocument/2006/math" xmlns:v="urn:schemas-microsoft-com:vml" xmlns:wp14="http://schemas.microsoft.com/office/word/2010/wordprocessingDrawing" xmlns:wp="http://schemas.openxmlformats.org/drawingml/2006/wordprocessingDrawing" xmlns:w10="urn:schemas-microsoft-com:office:word" xmlns:w="http://schemas.openxmlformats.org/wordprocessingml/2006/main" xmlns:w14="http://schemas.microsoft.com/office/word/2010/wordml" xmlns:w15="http://schemas.microsoft.com/office/word/2012/wordml" xmlns:w16cex="http://schemas.microsoft.com/office/word/2018/wordml/cex" xmlns:w16cid="http://schemas.microsoft.com/office/word/2016/wordml/cid" xmlns:w16="http://schemas.microsoft.com/office/word/2018/wordml" xmlns:w16du="http://schemas.microsoft.com/office/word/2023/wordml/word16du" xmlns:w16sdtdh="http://schemas.microsoft.com/office/word/2020/wordml/sdtdatahash" xmlns:w16sdtfl="http://schemas.microsoft.com/office/word/2024/wordml/sdtformatlock" xmlns:w16se="http://schemas.microsoft.com/office/word/2015/wordml/symex" xmlns:wpg="http://schemas.microsoft.com/office/word/2010/wordprocessingGroup" xmlns:wpi="http://schemas.microsoft.com/office/word/2010/wordprocessingInk" xmlns:wne="http://schemas.microsoft.com/office/word/2006/wordml" xmlns:wps="http://schemas.microsoft.com/office/word/2010/wordprocessingShape" mc:Ignorable="w14 w15 w16se w16cid w16 w16cex w16sdtdh w16sdtfl w16du wp14">
   <w:abstractNum w:abstractNumId="0" w15:restartNumberingAfterBreak="0">
-    <w:nsid w:val="00C001E5"/>
+    <w:nsid w:val="0096196C"/>
     <w:multiLevelType w:val="multilevel"/>
-    <w:tmpl w:val="B1188884"/>
+    <w:tmpl w:val="CEFC5276"/>
     <w:lvl w:ilvl="0">
       <w:start w:val="1"/>
       <w:numFmt w:val="bullet"/>
@@ -2951,9 +5418,9 @@
     </w:lvl>
   </w:abstractNum>
   <w:abstractNum w:abstractNumId="1" w15:restartNumberingAfterBreak="0">
-    <w:nsid w:val="03B0324D"/>
+    <w:nsid w:val="03DE7E07"/>
     <w:multiLevelType w:val="multilevel"/>
-    <w:tmpl w:val="E8DAA5B6"/>
+    <w:tmpl w:val="4BD0D934"/>
     <w:lvl w:ilvl="0">
       <w:start w:val="1"/>
       <w:numFmt w:val="bullet"/>
@@ -3100,9 +5567,9 @@
     </w:lvl>
   </w:abstractNum>
   <w:abstractNum w:abstractNumId="2" w15:restartNumberingAfterBreak="0">
-    <w:nsid w:val="04A1419B"/>
+    <w:nsid w:val="0482155F"/>
     <w:multiLevelType w:val="multilevel"/>
-    <w:tmpl w:val="473C2894"/>
+    <w:tmpl w:val="34AABB80"/>
     <w:lvl w:ilvl="0">
       <w:start w:val="1"/>
       <w:numFmt w:val="bullet"/>
@@ -3249,9 +5716,9 @@
     </w:lvl>
   </w:abstractNum>
   <w:abstractNum w:abstractNumId="3" w15:restartNumberingAfterBreak="0">
-    <w:nsid w:val="05442F38"/>
+    <w:nsid w:val="07712EF8"/>
     <w:multiLevelType w:val="multilevel"/>
-    <w:tmpl w:val="8B9C50D8"/>
+    <w:tmpl w:val="3348B35A"/>
     <w:lvl w:ilvl="0">
       <w:start w:val="1"/>
       <w:numFmt w:val="bullet"/>
@@ -3398,9 +5865,9 @@
     </w:lvl>
   </w:abstractNum>
   <w:abstractNum w:abstractNumId="4" w15:restartNumberingAfterBreak="0">
-    <w:nsid w:val="0656324E"/>
+    <w:nsid w:val="0C746F04"/>
     <w:multiLevelType w:val="multilevel"/>
-    <w:tmpl w:val="0A56F2A6"/>
+    <w:tmpl w:val="8334ED60"/>
     <w:lvl w:ilvl="0">
       <w:start w:val="1"/>
       <w:numFmt w:val="bullet"/>
@@ -3547,9 +6014,9 @@
     </w:lvl>
   </w:abstractNum>
   <w:abstractNum w:abstractNumId="5" w15:restartNumberingAfterBreak="0">
-    <w:nsid w:val="06A51442"/>
+    <w:nsid w:val="0D274268"/>
     <w:multiLevelType w:val="multilevel"/>
-    <w:tmpl w:val="D05CDF74"/>
+    <w:tmpl w:val="91EC9F1C"/>
     <w:lvl w:ilvl="0">
       <w:start w:val="1"/>
       <w:numFmt w:val="bullet"/>
@@ -3696,9 +6163,9 @@
     </w:lvl>
   </w:abstractNum>
   <w:abstractNum w:abstractNumId="6" w15:restartNumberingAfterBreak="0">
-    <w:nsid w:val="0C9E2F52"/>
+    <w:nsid w:val="0EF90FAE"/>
     <w:multiLevelType w:val="multilevel"/>
-    <w:tmpl w:val="26946FD8"/>
+    <w:tmpl w:val="8506C032"/>
     <w:lvl w:ilvl="0">
       <w:start w:val="1"/>
       <w:numFmt w:val="bullet"/>
@@ -3845,9 +6312,9 @@
     </w:lvl>
   </w:abstractNum>
   <w:abstractNum w:abstractNumId="7" w15:restartNumberingAfterBreak="0">
-    <w:nsid w:val="0EB0247D"/>
+    <w:nsid w:val="0FA84124"/>
     <w:multiLevelType w:val="multilevel"/>
-    <w:tmpl w:val="FA4CC9F2"/>
+    <w:tmpl w:val="99304614"/>
     <w:lvl w:ilvl="0">
       <w:start w:val="1"/>
       <w:numFmt w:val="bullet"/>
@@ -3994,9 +6461,9 @@
     </w:lvl>
   </w:abstractNum>
   <w:abstractNum w:abstractNumId="8" w15:restartNumberingAfterBreak="0">
-    <w:nsid w:val="102F0B55"/>
+    <w:nsid w:val="11661CA4"/>
     <w:multiLevelType w:val="multilevel"/>
-    <w:tmpl w:val="C810BE40"/>
+    <w:tmpl w:val="F36291A8"/>
     <w:lvl w:ilvl="0">
       <w:start w:val="1"/>
       <w:numFmt w:val="bullet"/>
@@ -4143,9 +6610,9 @@
     </w:lvl>
   </w:abstractNum>
   <w:abstractNum w:abstractNumId="9" w15:restartNumberingAfterBreak="0">
-    <w:nsid w:val="116A498B"/>
+    <w:nsid w:val="13F0073C"/>
     <w:multiLevelType w:val="multilevel"/>
-    <w:tmpl w:val="3A54305C"/>
+    <w:tmpl w:val="6F6E4056"/>
     <w:lvl w:ilvl="0">
       <w:start w:val="1"/>
       <w:numFmt w:val="bullet"/>
@@ -4292,9 +6759,9 @@
     </w:lvl>
   </w:abstractNum>
   <w:abstractNum w:abstractNumId="10" w15:restartNumberingAfterBreak="0">
-    <w:nsid w:val="11E77D00"/>
+    <w:nsid w:val="175B276C"/>
     <w:multiLevelType w:val="multilevel"/>
-    <w:tmpl w:val="5A6C5DBA"/>
+    <w:tmpl w:val="2D100D7A"/>
     <w:lvl w:ilvl="0">
       <w:start w:val="1"/>
       <w:numFmt w:val="bullet"/>
@@ -4441,9 +6908,9 @@
     </w:lvl>
   </w:abstractNum>
   <w:abstractNum w:abstractNumId="11" w15:restartNumberingAfterBreak="0">
-    <w:nsid w:val="16A02F4D"/>
+    <w:nsid w:val="17BB2080"/>
     <w:multiLevelType w:val="multilevel"/>
-    <w:tmpl w:val="92D454D4"/>
+    <w:tmpl w:val="2E888CF0"/>
     <w:lvl w:ilvl="0">
       <w:start w:val="1"/>
       <w:numFmt w:val="bullet"/>
@@ -4590,9 +7057,9 @@
     </w:lvl>
   </w:abstractNum>
   <w:abstractNum w:abstractNumId="12" w15:restartNumberingAfterBreak="0">
-    <w:nsid w:val="19BA1950"/>
+    <w:nsid w:val="19603824"/>
     <w:multiLevelType w:val="multilevel"/>
-    <w:tmpl w:val="84726D10"/>
+    <w:tmpl w:val="DDC67A2A"/>
     <w:lvl w:ilvl="0">
       <w:start w:val="1"/>
       <w:numFmt w:val="bullet"/>
@@ -4739,9 +7206,9 @@
     </w:lvl>
   </w:abstractNum>
   <w:abstractNum w:abstractNumId="13" w15:restartNumberingAfterBreak="0">
-    <w:nsid w:val="1B1B087C"/>
+    <w:nsid w:val="1A641C78"/>
     <w:multiLevelType w:val="multilevel"/>
-    <w:tmpl w:val="4E72C8C4"/>
+    <w:tmpl w:val="DC62420C"/>
     <w:lvl w:ilvl="0">
       <w:start w:val="1"/>
       <w:numFmt w:val="bullet"/>
@@ -4888,9 +7355,9 @@
     </w:lvl>
   </w:abstractNum>
   <w:abstractNum w:abstractNumId="14" w15:restartNumberingAfterBreak="0">
-    <w:nsid w:val="1C104E1E"/>
+    <w:nsid w:val="1C923C9C"/>
     <w:multiLevelType w:val="multilevel"/>
-    <w:tmpl w:val="245C640C"/>
+    <w:tmpl w:val="EFD2EE0C"/>
     <w:lvl w:ilvl="0">
       <w:start w:val="1"/>
       <w:numFmt w:val="bullet"/>
@@ -5037,9 +7504,9 @@
     </w:lvl>
   </w:abstractNum>
   <w:abstractNum w:abstractNumId="15" w15:restartNumberingAfterBreak="0">
-    <w:nsid w:val="1E236661"/>
+    <w:nsid w:val="1DB736FE"/>
     <w:multiLevelType w:val="multilevel"/>
-    <w:tmpl w:val="DCDA3C08"/>
+    <w:tmpl w:val="CC36C352"/>
     <w:lvl w:ilvl="0">
       <w:start w:val="1"/>
       <w:numFmt w:val="bullet"/>
@@ -5186,9 +7653,9 @@
     </w:lvl>
   </w:abstractNum>
   <w:abstractNum w:abstractNumId="16" w15:restartNumberingAfterBreak="0">
-    <w:nsid w:val="1E72303C"/>
+    <w:nsid w:val="1F8E3307"/>
     <w:multiLevelType w:val="multilevel"/>
-    <w:tmpl w:val="40AC82C6"/>
+    <w:tmpl w:val="BEE83FE0"/>
     <w:lvl w:ilvl="0">
       <w:start w:val="1"/>
       <w:numFmt w:val="bullet"/>
@@ -5335,9 +7802,9 @@
     </w:lvl>
   </w:abstractNum>
   <w:abstractNum w:abstractNumId="17" w15:restartNumberingAfterBreak="0">
-    <w:nsid w:val="266F2462"/>
+    <w:nsid w:val="1FE96EAC"/>
     <w:multiLevelType w:val="multilevel"/>
-    <w:tmpl w:val="FAF8811A"/>
+    <w:tmpl w:val="2872171A"/>
     <w:lvl w:ilvl="0">
       <w:start w:val="1"/>
       <w:numFmt w:val="bullet"/>
@@ -5484,9 +7951,9 @@
     </w:lvl>
   </w:abstractNum>
   <w:abstractNum w:abstractNumId="18" w15:restartNumberingAfterBreak="0">
-    <w:nsid w:val="29BB2B60"/>
+    <w:nsid w:val="230A6B46"/>
     <w:multiLevelType w:val="multilevel"/>
-    <w:tmpl w:val="6B24BF5C"/>
+    <w:tmpl w:val="33A0E32C"/>
     <w:lvl w:ilvl="0">
       <w:start w:val="1"/>
       <w:numFmt w:val="bullet"/>
@@ -5633,9 +8100,9 @@
     </w:lvl>
   </w:abstractNum>
   <w:abstractNum w:abstractNumId="19" w15:restartNumberingAfterBreak="0">
-    <w:nsid w:val="2B910925"/>
+    <w:nsid w:val="25014941"/>
     <w:multiLevelType w:val="multilevel"/>
-    <w:tmpl w:val="267256B8"/>
+    <w:tmpl w:val="23EA36EA"/>
     <w:lvl w:ilvl="0">
       <w:start w:val="1"/>
       <w:numFmt w:val="bullet"/>
@@ -5782,9 +8249,9 @@
     </w:lvl>
   </w:abstractNum>
   <w:abstractNum w:abstractNumId="20" w15:restartNumberingAfterBreak="0">
-    <w:nsid w:val="33E6445F"/>
+    <w:nsid w:val="25BC6331"/>
     <w:multiLevelType w:val="multilevel"/>
-    <w:tmpl w:val="6A804004"/>
+    <w:tmpl w:val="54BC329E"/>
     <w:lvl w:ilvl="0">
       <w:start w:val="1"/>
       <w:numFmt w:val="bullet"/>
@@ -5931,9 +8398,9 @@
     </w:lvl>
   </w:abstractNum>
   <w:abstractNum w:abstractNumId="21" w15:restartNumberingAfterBreak="0">
-    <w:nsid w:val="35A41AD2"/>
+    <w:nsid w:val="276E71F4"/>
     <w:multiLevelType w:val="multilevel"/>
-    <w:tmpl w:val="56705F92"/>
+    <w:tmpl w:val="CCE04FF6"/>
     <w:lvl w:ilvl="0">
       <w:start w:val="1"/>
       <w:numFmt w:val="bullet"/>
@@ -6080,9 +8547,9 @@
     </w:lvl>
   </w:abstractNum>
   <w:abstractNum w:abstractNumId="22" w15:restartNumberingAfterBreak="0">
-    <w:nsid w:val="387A6CB4"/>
+    <w:nsid w:val="28E62FFD"/>
     <w:multiLevelType w:val="multilevel"/>
-    <w:tmpl w:val="EC1A33AC"/>
+    <w:tmpl w:val="5C08FD10"/>
     <w:lvl w:ilvl="0">
       <w:start w:val="1"/>
       <w:numFmt w:val="bullet"/>
@@ -6229,9 +8696,9 @@
     </w:lvl>
   </w:abstractNum>
   <w:abstractNum w:abstractNumId="23" w15:restartNumberingAfterBreak="0">
-    <w:nsid w:val="38E9798F"/>
+    <w:nsid w:val="298E5DB9"/>
     <w:multiLevelType w:val="multilevel"/>
-    <w:tmpl w:val="57F60646"/>
+    <w:tmpl w:val="BEF694A8"/>
     <w:lvl w:ilvl="0">
       <w:start w:val="1"/>
       <w:numFmt w:val="bullet"/>
@@ -6378,9 +8845,9 @@
     </w:lvl>
   </w:abstractNum>
   <w:abstractNum w:abstractNumId="24" w15:restartNumberingAfterBreak="0">
-    <w:nsid w:val="3B5748E0"/>
+    <w:nsid w:val="2D055468"/>
     <w:multiLevelType w:val="multilevel"/>
-    <w:tmpl w:val="F028B512"/>
+    <w:tmpl w:val="CEA4E6A8"/>
     <w:lvl w:ilvl="0">
       <w:start w:val="1"/>
       <w:numFmt w:val="bullet"/>
@@ -6527,9 +8994,9 @@
     </w:lvl>
   </w:abstractNum>
   <w:abstractNum w:abstractNumId="25" w15:restartNumberingAfterBreak="0">
-    <w:nsid w:val="3B60220E"/>
+    <w:nsid w:val="306D7E68"/>
     <w:multiLevelType w:val="multilevel"/>
-    <w:tmpl w:val="464A139E"/>
+    <w:tmpl w:val="463CD0EC"/>
     <w:lvl w:ilvl="0">
       <w:start w:val="1"/>
       <w:numFmt w:val="bullet"/>
@@ -6676,9 +9143,9 @@
     </w:lvl>
   </w:abstractNum>
   <w:abstractNum w:abstractNumId="26" w15:restartNumberingAfterBreak="0">
-    <w:nsid w:val="3D8600C0"/>
+    <w:nsid w:val="32854CC4"/>
     <w:multiLevelType w:val="multilevel"/>
-    <w:tmpl w:val="D9C859D2"/>
+    <w:tmpl w:val="668229B2"/>
     <w:lvl w:ilvl="0">
       <w:start w:val="1"/>
       <w:numFmt w:val="bullet"/>
@@ -6825,9 +9292,9 @@
     </w:lvl>
   </w:abstractNum>
   <w:abstractNum w:abstractNumId="27" w15:restartNumberingAfterBreak="0">
-    <w:nsid w:val="44A417EB"/>
+    <w:nsid w:val="33FB5526"/>
     <w:multiLevelType w:val="multilevel"/>
-    <w:tmpl w:val="97F03EC8"/>
+    <w:tmpl w:val="B9E66206"/>
     <w:lvl w:ilvl="0">
       <w:start w:val="1"/>
       <w:numFmt w:val="bullet"/>
@@ -6974,9 +9441,9 @@
     </w:lvl>
   </w:abstractNum>
   <w:abstractNum w:abstractNumId="28" w15:restartNumberingAfterBreak="0">
-    <w:nsid w:val="496868AF"/>
+    <w:nsid w:val="34212054"/>
     <w:multiLevelType w:val="multilevel"/>
-    <w:tmpl w:val="B2784F10"/>
+    <w:tmpl w:val="B8E236F0"/>
     <w:lvl w:ilvl="0">
       <w:start w:val="1"/>
       <w:numFmt w:val="bullet"/>
@@ -7123,9 +9590,9 @@
     </w:lvl>
   </w:abstractNum>
   <w:abstractNum w:abstractNumId="29" w15:restartNumberingAfterBreak="0">
-    <w:nsid w:val="4A402F91"/>
+    <w:nsid w:val="372659E5"/>
     <w:multiLevelType w:val="multilevel"/>
-    <w:tmpl w:val="38DE098A"/>
+    <w:tmpl w:val="F8EAE95E"/>
     <w:lvl w:ilvl="0">
       <w:start w:val="1"/>
       <w:numFmt w:val="bullet"/>
@@ -7272,9 +9739,9 @@
     </w:lvl>
   </w:abstractNum>
   <w:abstractNum w:abstractNumId="30" w15:restartNumberingAfterBreak="0">
-    <w:nsid w:val="4DF04141"/>
+    <w:nsid w:val="372F397C"/>
     <w:multiLevelType w:val="multilevel"/>
-    <w:tmpl w:val="2AF2EB74"/>
+    <w:tmpl w:val="2108810E"/>
     <w:lvl w:ilvl="0">
       <w:start w:val="1"/>
       <w:numFmt w:val="bullet"/>
@@ -7421,9 +9888,9 @@
     </w:lvl>
   </w:abstractNum>
   <w:abstractNum w:abstractNumId="31" w15:restartNumberingAfterBreak="0">
-    <w:nsid w:val="4E1259D7"/>
+    <w:nsid w:val="399B3670"/>
     <w:multiLevelType w:val="multilevel"/>
-    <w:tmpl w:val="B36E1026"/>
+    <w:tmpl w:val="6D90B76E"/>
     <w:lvl w:ilvl="0">
       <w:start w:val="1"/>
       <w:numFmt w:val="bullet"/>
@@ -7570,9 +10037,9 @@
     </w:lvl>
   </w:abstractNum>
   <w:abstractNum w:abstractNumId="32" w15:restartNumberingAfterBreak="0">
-    <w:nsid w:val="506879AE"/>
+    <w:nsid w:val="3A047D0F"/>
     <w:multiLevelType w:val="multilevel"/>
-    <w:tmpl w:val="9476E83C"/>
+    <w:tmpl w:val="15C22518"/>
     <w:lvl w:ilvl="0">
       <w:start w:val="1"/>
       <w:numFmt w:val="bullet"/>
@@ -7719,9 +10186,9 @@
     </w:lvl>
   </w:abstractNum>
   <w:abstractNum w:abstractNumId="33" w15:restartNumberingAfterBreak="0">
-    <w:nsid w:val="50980EFD"/>
+    <w:nsid w:val="409B2BA4"/>
     <w:multiLevelType w:val="multilevel"/>
-    <w:tmpl w:val="84F64FC0"/>
+    <w:tmpl w:val="C254B286"/>
     <w:lvl w:ilvl="0">
       <w:start w:val="1"/>
       <w:numFmt w:val="bullet"/>
@@ -7868,9 +10335,9 @@
     </w:lvl>
   </w:abstractNum>
   <w:abstractNum w:abstractNumId="34" w15:restartNumberingAfterBreak="0">
-    <w:nsid w:val="55492531"/>
+    <w:nsid w:val="45092E20"/>
     <w:multiLevelType w:val="multilevel"/>
-    <w:tmpl w:val="E38E4F88"/>
+    <w:tmpl w:val="5C86EC70"/>
     <w:lvl w:ilvl="0">
       <w:start w:val="1"/>
       <w:numFmt w:val="bullet"/>
@@ -8017,9 +10484,9 @@
     </w:lvl>
   </w:abstractNum>
   <w:abstractNum w:abstractNumId="35" w15:restartNumberingAfterBreak="0">
-    <w:nsid w:val="56FF501A"/>
+    <w:nsid w:val="49C2606B"/>
     <w:multiLevelType w:val="multilevel"/>
-    <w:tmpl w:val="5716422A"/>
+    <w:tmpl w:val="7BC6FB6C"/>
     <w:lvl w:ilvl="0">
       <w:start w:val="1"/>
       <w:numFmt w:val="bullet"/>
@@ -8166,9 +10633,9 @@
     </w:lvl>
   </w:abstractNum>
   <w:abstractNum w:abstractNumId="36" w15:restartNumberingAfterBreak="0">
-    <w:nsid w:val="5D792E86"/>
+    <w:nsid w:val="49D816E3"/>
     <w:multiLevelType w:val="multilevel"/>
-    <w:tmpl w:val="FFAE6C04"/>
+    <w:tmpl w:val="8D2A0792"/>
     <w:lvl w:ilvl="0">
       <w:start w:val="1"/>
       <w:numFmt w:val="bullet"/>
@@ -8315,9 +10782,9 @@
     </w:lvl>
   </w:abstractNum>
   <w:abstractNum w:abstractNumId="37" w15:restartNumberingAfterBreak="0">
-    <w:nsid w:val="5F3F4F3E"/>
+    <w:nsid w:val="516A034B"/>
     <w:multiLevelType w:val="multilevel"/>
-    <w:tmpl w:val="9AE267F6"/>
+    <w:tmpl w:val="24E26D92"/>
     <w:lvl w:ilvl="0">
       <w:start w:val="1"/>
       <w:numFmt w:val="bullet"/>
@@ -8464,9 +10931,9 @@
     </w:lvl>
   </w:abstractNum>
   <w:abstractNum w:abstractNumId="38" w15:restartNumberingAfterBreak="0">
-    <w:nsid w:val="5F463C58"/>
+    <w:nsid w:val="53D006FB"/>
     <w:multiLevelType w:val="multilevel"/>
-    <w:tmpl w:val="9BD25AF4"/>
+    <w:tmpl w:val="FAB80ADC"/>
     <w:lvl w:ilvl="0">
       <w:start w:val="1"/>
       <w:numFmt w:val="bullet"/>
@@ -8613,9 +11080,9 @@
     </w:lvl>
   </w:abstractNum>
   <w:abstractNum w:abstractNumId="39" w15:restartNumberingAfterBreak="0">
-    <w:nsid w:val="681F3B21"/>
+    <w:nsid w:val="5513061E"/>
     <w:multiLevelType w:val="multilevel"/>
-    <w:tmpl w:val="4D8A0AAC"/>
+    <w:tmpl w:val="B39C0BAA"/>
     <w:lvl w:ilvl="0">
       <w:start w:val="1"/>
       <w:numFmt w:val="bullet"/>
@@ -8762,9 +11229,9 @@
     </w:lvl>
   </w:abstractNum>
   <w:abstractNum w:abstractNumId="40" w15:restartNumberingAfterBreak="0">
-    <w:nsid w:val="6A67407D"/>
+    <w:nsid w:val="581E4F89"/>
     <w:multiLevelType w:val="multilevel"/>
-    <w:tmpl w:val="93686AB6"/>
+    <w:tmpl w:val="FEB6319A"/>
     <w:lvl w:ilvl="0">
       <w:start w:val="1"/>
       <w:numFmt w:val="bullet"/>
@@ -8911,9 +11378,9 @@
     </w:lvl>
   </w:abstractNum>
   <w:abstractNum w:abstractNumId="41" w15:restartNumberingAfterBreak="0">
-    <w:nsid w:val="6BED3C91"/>
+    <w:nsid w:val="59A30A52"/>
     <w:multiLevelType w:val="multilevel"/>
-    <w:tmpl w:val="7604D77A"/>
+    <w:tmpl w:val="58B0B7E2"/>
     <w:lvl w:ilvl="0">
       <w:start w:val="1"/>
       <w:numFmt w:val="bullet"/>
@@ -9060,9 +11527,9 @@
     </w:lvl>
   </w:abstractNum>
   <w:abstractNum w:abstractNumId="42" w15:restartNumberingAfterBreak="0">
-    <w:nsid w:val="6D8724AF"/>
+    <w:nsid w:val="59F14301"/>
     <w:multiLevelType w:val="multilevel"/>
-    <w:tmpl w:val="13DE6FEC"/>
+    <w:tmpl w:val="7C9878AA"/>
     <w:lvl w:ilvl="0">
       <w:start w:val="1"/>
       <w:numFmt w:val="bullet"/>
@@ -9209,9 +11676,9 @@
     </w:lvl>
   </w:abstractNum>
   <w:abstractNum w:abstractNumId="43" w15:restartNumberingAfterBreak="0">
-    <w:nsid w:val="6DCE3D74"/>
+    <w:nsid w:val="5F214EF3"/>
     <w:multiLevelType w:val="multilevel"/>
-    <w:tmpl w:val="B998ADE0"/>
+    <w:tmpl w:val="2DD0CFF8"/>
     <w:lvl w:ilvl="0">
       <w:start w:val="1"/>
       <w:numFmt w:val="bullet"/>
@@ -9358,9 +11825,9 @@
     </w:lvl>
   </w:abstractNum>
   <w:abstractNum w:abstractNumId="44" w15:restartNumberingAfterBreak="0">
-    <w:nsid w:val="6E2E2143"/>
+    <w:nsid w:val="5FD669C4"/>
     <w:multiLevelType w:val="multilevel"/>
-    <w:tmpl w:val="5C349F0A"/>
+    <w:tmpl w:val="8A568132"/>
     <w:lvl w:ilvl="0">
       <w:start w:val="1"/>
       <w:numFmt w:val="bullet"/>
@@ -9507,9 +11974,9 @@
     </w:lvl>
   </w:abstractNum>
   <w:abstractNum w:abstractNumId="45" w15:restartNumberingAfterBreak="0">
-    <w:nsid w:val="7391434F"/>
+    <w:nsid w:val="60D7746C"/>
     <w:multiLevelType w:val="multilevel"/>
-    <w:tmpl w:val="F16C85FE"/>
+    <w:tmpl w:val="2B7A7642"/>
     <w:lvl w:ilvl="0">
       <w:start w:val="1"/>
       <w:numFmt w:val="bullet"/>
@@ -9656,9 +12123,9 @@
     </w:lvl>
   </w:abstractNum>
   <w:abstractNum w:abstractNumId="46" w15:restartNumberingAfterBreak="0">
-    <w:nsid w:val="75A51A0B"/>
+    <w:nsid w:val="670A39E2"/>
     <w:multiLevelType w:val="multilevel"/>
-    <w:tmpl w:val="BB6CAAF6"/>
+    <w:tmpl w:val="83609084"/>
     <w:lvl w:ilvl="0">
       <w:start w:val="1"/>
       <w:numFmt w:val="bullet"/>
@@ -9805,9 +12272,9 @@
     </w:lvl>
   </w:abstractNum>
   <w:abstractNum w:abstractNumId="47" w15:restartNumberingAfterBreak="0">
-    <w:nsid w:val="78C02199"/>
+    <w:nsid w:val="675440D1"/>
     <w:multiLevelType w:val="multilevel"/>
-    <w:tmpl w:val="46BE41F4"/>
+    <w:tmpl w:val="994ED794"/>
     <w:lvl w:ilvl="0">
       <w:start w:val="1"/>
       <w:numFmt w:val="bullet"/>
@@ -9954,9 +12421,9 @@
     </w:lvl>
   </w:abstractNum>
   <w:abstractNum w:abstractNumId="48" w15:restartNumberingAfterBreak="0">
-    <w:nsid w:val="7C273CCB"/>
+    <w:nsid w:val="68486AD5"/>
     <w:multiLevelType w:val="multilevel"/>
-    <w:tmpl w:val="D6480D26"/>
+    <w:tmpl w:val="88A00110"/>
     <w:lvl w:ilvl="0">
       <w:start w:val="1"/>
       <w:numFmt w:val="bullet"/>
@@ -10102,153 +12569,1674 @@
       </w:rPr>
     </w:lvl>
   </w:abstractNum>
-  <w:num w:numId="1" w16cid:durableId="1893032360">
+  <w:abstractNum w:abstractNumId="49" w15:restartNumberingAfterBreak="0">
+    <w:nsid w:val="684C7E0B"/>
+    <w:multiLevelType w:val="multilevel"/>
+    <w:tmpl w:val="87543584"/>
+    <w:lvl w:ilvl="0">
+      <w:start w:val="1"/>
+      <w:numFmt w:val="bullet"/>
+      <w:lvlText w:val=""/>
+      <w:lvlJc w:val="left"/>
+      <w:pPr>
+        <w:tabs>
+          <w:tab w:val="num" w:pos="720"/>
+        </w:tabs>
+        <w:ind w:left="720" w:hanging="360"/>
+      </w:pPr>
+      <w:rPr>
+        <w:rFonts w:ascii="Symbol" w:hAnsi="Symbol" w:hint="default"/>
+        <w:sz w:val="20"/>
+      </w:rPr>
+    </w:lvl>
+    <w:lvl w:ilvl="1" w:tentative="1">
+      <w:start w:val="1"/>
+      <w:numFmt w:val="bullet"/>
+      <w:lvlText w:val="o"/>
+      <w:lvlJc w:val="left"/>
+      <w:pPr>
+        <w:tabs>
+          <w:tab w:val="num" w:pos="1440"/>
+        </w:tabs>
+        <w:ind w:left="1440" w:hanging="360"/>
+      </w:pPr>
+      <w:rPr>
+        <w:rFonts w:ascii="Courier New" w:hAnsi="Courier New" w:hint="default"/>
+        <w:sz w:val="20"/>
+      </w:rPr>
+    </w:lvl>
+    <w:lvl w:ilvl="2" w:tentative="1">
+      <w:start w:val="1"/>
+      <w:numFmt w:val="bullet"/>
+      <w:lvlText w:val=""/>
+      <w:lvlJc w:val="left"/>
+      <w:pPr>
+        <w:tabs>
+          <w:tab w:val="num" w:pos="2160"/>
+        </w:tabs>
+        <w:ind w:left="2160" w:hanging="360"/>
+      </w:pPr>
+      <w:rPr>
+        <w:rFonts w:ascii="Wingdings" w:hAnsi="Wingdings" w:hint="default"/>
+        <w:sz w:val="20"/>
+      </w:rPr>
+    </w:lvl>
+    <w:lvl w:ilvl="3" w:tentative="1">
+      <w:start w:val="1"/>
+      <w:numFmt w:val="bullet"/>
+      <w:lvlText w:val=""/>
+      <w:lvlJc w:val="left"/>
+      <w:pPr>
+        <w:tabs>
+          <w:tab w:val="num" w:pos="2880"/>
+        </w:tabs>
+        <w:ind w:left="2880" w:hanging="360"/>
+      </w:pPr>
+      <w:rPr>
+        <w:rFonts w:ascii="Wingdings" w:hAnsi="Wingdings" w:hint="default"/>
+        <w:sz w:val="20"/>
+      </w:rPr>
+    </w:lvl>
+    <w:lvl w:ilvl="4" w:tentative="1">
+      <w:start w:val="1"/>
+      <w:numFmt w:val="bullet"/>
+      <w:lvlText w:val=""/>
+      <w:lvlJc w:val="left"/>
+      <w:pPr>
+        <w:tabs>
+          <w:tab w:val="num" w:pos="3600"/>
+        </w:tabs>
+        <w:ind w:left="3600" w:hanging="360"/>
+      </w:pPr>
+      <w:rPr>
+        <w:rFonts w:ascii="Wingdings" w:hAnsi="Wingdings" w:hint="default"/>
+        <w:sz w:val="20"/>
+      </w:rPr>
+    </w:lvl>
+    <w:lvl w:ilvl="5" w:tentative="1">
+      <w:start w:val="1"/>
+      <w:numFmt w:val="bullet"/>
+      <w:lvlText w:val=""/>
+      <w:lvlJc w:val="left"/>
+      <w:pPr>
+        <w:tabs>
+          <w:tab w:val="num" w:pos="4320"/>
+        </w:tabs>
+        <w:ind w:left="4320" w:hanging="360"/>
+      </w:pPr>
+      <w:rPr>
+        <w:rFonts w:ascii="Wingdings" w:hAnsi="Wingdings" w:hint="default"/>
+        <w:sz w:val="20"/>
+      </w:rPr>
+    </w:lvl>
+    <w:lvl w:ilvl="6" w:tentative="1">
+      <w:start w:val="1"/>
+      <w:numFmt w:val="bullet"/>
+      <w:lvlText w:val=""/>
+      <w:lvlJc w:val="left"/>
+      <w:pPr>
+        <w:tabs>
+          <w:tab w:val="num" w:pos="5040"/>
+        </w:tabs>
+        <w:ind w:left="5040" w:hanging="360"/>
+      </w:pPr>
+      <w:rPr>
+        <w:rFonts w:ascii="Wingdings" w:hAnsi="Wingdings" w:hint="default"/>
+        <w:sz w:val="20"/>
+      </w:rPr>
+    </w:lvl>
+    <w:lvl w:ilvl="7" w:tentative="1">
+      <w:start w:val="1"/>
+      <w:numFmt w:val="bullet"/>
+      <w:lvlText w:val=""/>
+      <w:lvlJc w:val="left"/>
+      <w:pPr>
+        <w:tabs>
+          <w:tab w:val="num" w:pos="5760"/>
+        </w:tabs>
+        <w:ind w:left="5760" w:hanging="360"/>
+      </w:pPr>
+      <w:rPr>
+        <w:rFonts w:ascii="Wingdings" w:hAnsi="Wingdings" w:hint="default"/>
+        <w:sz w:val="20"/>
+      </w:rPr>
+    </w:lvl>
+    <w:lvl w:ilvl="8" w:tentative="1">
+      <w:start w:val="1"/>
+      <w:numFmt w:val="bullet"/>
+      <w:lvlText w:val=""/>
+      <w:lvlJc w:val="left"/>
+      <w:pPr>
+        <w:tabs>
+          <w:tab w:val="num" w:pos="6480"/>
+        </w:tabs>
+        <w:ind w:left="6480" w:hanging="360"/>
+      </w:pPr>
+      <w:rPr>
+        <w:rFonts w:ascii="Wingdings" w:hAnsi="Wingdings" w:hint="default"/>
+        <w:sz w:val="20"/>
+      </w:rPr>
+    </w:lvl>
+  </w:abstractNum>
+  <w:abstractNum w:abstractNumId="50" w15:restartNumberingAfterBreak="0">
+    <w:nsid w:val="686C37CF"/>
+    <w:multiLevelType w:val="multilevel"/>
+    <w:tmpl w:val="9AC27998"/>
+    <w:lvl w:ilvl="0">
+      <w:start w:val="1"/>
+      <w:numFmt w:val="bullet"/>
+      <w:lvlText w:val=""/>
+      <w:lvlJc w:val="left"/>
+      <w:pPr>
+        <w:tabs>
+          <w:tab w:val="num" w:pos="720"/>
+        </w:tabs>
+        <w:ind w:left="720" w:hanging="360"/>
+      </w:pPr>
+      <w:rPr>
+        <w:rFonts w:ascii="Symbol" w:hAnsi="Symbol" w:hint="default"/>
+        <w:sz w:val="20"/>
+      </w:rPr>
+    </w:lvl>
+    <w:lvl w:ilvl="1" w:tentative="1">
+      <w:start w:val="1"/>
+      <w:numFmt w:val="bullet"/>
+      <w:lvlText w:val="o"/>
+      <w:lvlJc w:val="left"/>
+      <w:pPr>
+        <w:tabs>
+          <w:tab w:val="num" w:pos="1440"/>
+        </w:tabs>
+        <w:ind w:left="1440" w:hanging="360"/>
+      </w:pPr>
+      <w:rPr>
+        <w:rFonts w:ascii="Courier New" w:hAnsi="Courier New" w:hint="default"/>
+        <w:sz w:val="20"/>
+      </w:rPr>
+    </w:lvl>
+    <w:lvl w:ilvl="2" w:tentative="1">
+      <w:start w:val="1"/>
+      <w:numFmt w:val="bullet"/>
+      <w:lvlText w:val=""/>
+      <w:lvlJc w:val="left"/>
+      <w:pPr>
+        <w:tabs>
+          <w:tab w:val="num" w:pos="2160"/>
+        </w:tabs>
+        <w:ind w:left="2160" w:hanging="360"/>
+      </w:pPr>
+      <w:rPr>
+        <w:rFonts w:ascii="Wingdings" w:hAnsi="Wingdings" w:hint="default"/>
+        <w:sz w:val="20"/>
+      </w:rPr>
+    </w:lvl>
+    <w:lvl w:ilvl="3" w:tentative="1">
+      <w:start w:val="1"/>
+      <w:numFmt w:val="bullet"/>
+      <w:lvlText w:val=""/>
+      <w:lvlJc w:val="left"/>
+      <w:pPr>
+        <w:tabs>
+          <w:tab w:val="num" w:pos="2880"/>
+        </w:tabs>
+        <w:ind w:left="2880" w:hanging="360"/>
+      </w:pPr>
+      <w:rPr>
+        <w:rFonts w:ascii="Wingdings" w:hAnsi="Wingdings" w:hint="default"/>
+        <w:sz w:val="20"/>
+      </w:rPr>
+    </w:lvl>
+    <w:lvl w:ilvl="4" w:tentative="1">
+      <w:start w:val="1"/>
+      <w:numFmt w:val="bullet"/>
+      <w:lvlText w:val=""/>
+      <w:lvlJc w:val="left"/>
+      <w:pPr>
+        <w:tabs>
+          <w:tab w:val="num" w:pos="3600"/>
+        </w:tabs>
+        <w:ind w:left="3600" w:hanging="360"/>
+      </w:pPr>
+      <w:rPr>
+        <w:rFonts w:ascii="Wingdings" w:hAnsi="Wingdings" w:hint="default"/>
+        <w:sz w:val="20"/>
+      </w:rPr>
+    </w:lvl>
+    <w:lvl w:ilvl="5" w:tentative="1">
+      <w:start w:val="1"/>
+      <w:numFmt w:val="bullet"/>
+      <w:lvlText w:val=""/>
+      <w:lvlJc w:val="left"/>
+      <w:pPr>
+        <w:tabs>
+          <w:tab w:val="num" w:pos="4320"/>
+        </w:tabs>
+        <w:ind w:left="4320" w:hanging="360"/>
+      </w:pPr>
+      <w:rPr>
+        <w:rFonts w:ascii="Wingdings" w:hAnsi="Wingdings" w:hint="default"/>
+        <w:sz w:val="20"/>
+      </w:rPr>
+    </w:lvl>
+    <w:lvl w:ilvl="6" w:tentative="1">
+      <w:start w:val="1"/>
+      <w:numFmt w:val="bullet"/>
+      <w:lvlText w:val=""/>
+      <w:lvlJc w:val="left"/>
+      <w:pPr>
+        <w:tabs>
+          <w:tab w:val="num" w:pos="5040"/>
+        </w:tabs>
+        <w:ind w:left="5040" w:hanging="360"/>
+      </w:pPr>
+      <w:rPr>
+        <w:rFonts w:ascii="Wingdings" w:hAnsi="Wingdings" w:hint="default"/>
+        <w:sz w:val="20"/>
+      </w:rPr>
+    </w:lvl>
+    <w:lvl w:ilvl="7" w:tentative="1">
+      <w:start w:val="1"/>
+      <w:numFmt w:val="bullet"/>
+      <w:lvlText w:val=""/>
+      <w:lvlJc w:val="left"/>
+      <w:pPr>
+        <w:tabs>
+          <w:tab w:val="num" w:pos="5760"/>
+        </w:tabs>
+        <w:ind w:left="5760" w:hanging="360"/>
+      </w:pPr>
+      <w:rPr>
+        <w:rFonts w:ascii="Wingdings" w:hAnsi="Wingdings" w:hint="default"/>
+        <w:sz w:val="20"/>
+      </w:rPr>
+    </w:lvl>
+    <w:lvl w:ilvl="8" w:tentative="1">
+      <w:start w:val="1"/>
+      <w:numFmt w:val="bullet"/>
+      <w:lvlText w:val=""/>
+      <w:lvlJc w:val="left"/>
+      <w:pPr>
+        <w:tabs>
+          <w:tab w:val="num" w:pos="6480"/>
+        </w:tabs>
+        <w:ind w:left="6480" w:hanging="360"/>
+      </w:pPr>
+      <w:rPr>
+        <w:rFonts w:ascii="Wingdings" w:hAnsi="Wingdings" w:hint="default"/>
+        <w:sz w:val="20"/>
+      </w:rPr>
+    </w:lvl>
+  </w:abstractNum>
+  <w:abstractNum w:abstractNumId="51" w15:restartNumberingAfterBreak="0">
+    <w:nsid w:val="69F64E67"/>
+    <w:multiLevelType w:val="multilevel"/>
+    <w:tmpl w:val="FB64BCD6"/>
+    <w:lvl w:ilvl="0">
+      <w:start w:val="1"/>
+      <w:numFmt w:val="bullet"/>
+      <w:lvlText w:val=""/>
+      <w:lvlJc w:val="left"/>
+      <w:pPr>
+        <w:tabs>
+          <w:tab w:val="num" w:pos="720"/>
+        </w:tabs>
+        <w:ind w:left="720" w:hanging="360"/>
+      </w:pPr>
+      <w:rPr>
+        <w:rFonts w:ascii="Symbol" w:hAnsi="Symbol" w:hint="default"/>
+        <w:sz w:val="20"/>
+      </w:rPr>
+    </w:lvl>
+    <w:lvl w:ilvl="1" w:tentative="1">
+      <w:start w:val="1"/>
+      <w:numFmt w:val="bullet"/>
+      <w:lvlText w:val="o"/>
+      <w:lvlJc w:val="left"/>
+      <w:pPr>
+        <w:tabs>
+          <w:tab w:val="num" w:pos="1440"/>
+        </w:tabs>
+        <w:ind w:left="1440" w:hanging="360"/>
+      </w:pPr>
+      <w:rPr>
+        <w:rFonts w:ascii="Courier New" w:hAnsi="Courier New" w:hint="default"/>
+        <w:sz w:val="20"/>
+      </w:rPr>
+    </w:lvl>
+    <w:lvl w:ilvl="2" w:tentative="1">
+      <w:start w:val="1"/>
+      <w:numFmt w:val="bullet"/>
+      <w:lvlText w:val=""/>
+      <w:lvlJc w:val="left"/>
+      <w:pPr>
+        <w:tabs>
+          <w:tab w:val="num" w:pos="2160"/>
+        </w:tabs>
+        <w:ind w:left="2160" w:hanging="360"/>
+      </w:pPr>
+      <w:rPr>
+        <w:rFonts w:ascii="Wingdings" w:hAnsi="Wingdings" w:hint="default"/>
+        <w:sz w:val="20"/>
+      </w:rPr>
+    </w:lvl>
+    <w:lvl w:ilvl="3" w:tentative="1">
+      <w:start w:val="1"/>
+      <w:numFmt w:val="bullet"/>
+      <w:lvlText w:val=""/>
+      <w:lvlJc w:val="left"/>
+      <w:pPr>
+        <w:tabs>
+          <w:tab w:val="num" w:pos="2880"/>
+        </w:tabs>
+        <w:ind w:left="2880" w:hanging="360"/>
+      </w:pPr>
+      <w:rPr>
+        <w:rFonts w:ascii="Wingdings" w:hAnsi="Wingdings" w:hint="default"/>
+        <w:sz w:val="20"/>
+      </w:rPr>
+    </w:lvl>
+    <w:lvl w:ilvl="4" w:tentative="1">
+      <w:start w:val="1"/>
+      <w:numFmt w:val="bullet"/>
+      <w:lvlText w:val=""/>
+      <w:lvlJc w:val="left"/>
+      <w:pPr>
+        <w:tabs>
+          <w:tab w:val="num" w:pos="3600"/>
+        </w:tabs>
+        <w:ind w:left="3600" w:hanging="360"/>
+      </w:pPr>
+      <w:rPr>
+        <w:rFonts w:ascii="Wingdings" w:hAnsi="Wingdings" w:hint="default"/>
+        <w:sz w:val="20"/>
+      </w:rPr>
+    </w:lvl>
+    <w:lvl w:ilvl="5" w:tentative="1">
+      <w:start w:val="1"/>
+      <w:numFmt w:val="bullet"/>
+      <w:lvlText w:val=""/>
+      <w:lvlJc w:val="left"/>
+      <w:pPr>
+        <w:tabs>
+          <w:tab w:val="num" w:pos="4320"/>
+        </w:tabs>
+        <w:ind w:left="4320" w:hanging="360"/>
+      </w:pPr>
+      <w:rPr>
+        <w:rFonts w:ascii="Wingdings" w:hAnsi="Wingdings" w:hint="default"/>
+        <w:sz w:val="20"/>
+      </w:rPr>
+    </w:lvl>
+    <w:lvl w:ilvl="6" w:tentative="1">
+      <w:start w:val="1"/>
+      <w:numFmt w:val="bullet"/>
+      <w:lvlText w:val=""/>
+      <w:lvlJc w:val="left"/>
+      <w:pPr>
+        <w:tabs>
+          <w:tab w:val="num" w:pos="5040"/>
+        </w:tabs>
+        <w:ind w:left="5040" w:hanging="360"/>
+      </w:pPr>
+      <w:rPr>
+        <w:rFonts w:ascii="Wingdings" w:hAnsi="Wingdings" w:hint="default"/>
+        <w:sz w:val="20"/>
+      </w:rPr>
+    </w:lvl>
+    <w:lvl w:ilvl="7" w:tentative="1">
+      <w:start w:val="1"/>
+      <w:numFmt w:val="bullet"/>
+      <w:lvlText w:val=""/>
+      <w:lvlJc w:val="left"/>
+      <w:pPr>
+        <w:tabs>
+          <w:tab w:val="num" w:pos="5760"/>
+        </w:tabs>
+        <w:ind w:left="5760" w:hanging="360"/>
+      </w:pPr>
+      <w:rPr>
+        <w:rFonts w:ascii="Wingdings" w:hAnsi="Wingdings" w:hint="default"/>
+        <w:sz w:val="20"/>
+      </w:rPr>
+    </w:lvl>
+    <w:lvl w:ilvl="8" w:tentative="1">
+      <w:start w:val="1"/>
+      <w:numFmt w:val="bullet"/>
+      <w:lvlText w:val=""/>
+      <w:lvlJc w:val="left"/>
+      <w:pPr>
+        <w:tabs>
+          <w:tab w:val="num" w:pos="6480"/>
+        </w:tabs>
+        <w:ind w:left="6480" w:hanging="360"/>
+      </w:pPr>
+      <w:rPr>
+        <w:rFonts w:ascii="Wingdings" w:hAnsi="Wingdings" w:hint="default"/>
+        <w:sz w:val="20"/>
+      </w:rPr>
+    </w:lvl>
+  </w:abstractNum>
+  <w:abstractNum w:abstractNumId="52" w15:restartNumberingAfterBreak="0">
+    <w:nsid w:val="6F7700EF"/>
+    <w:multiLevelType w:val="multilevel"/>
+    <w:tmpl w:val="E7B21A26"/>
+    <w:lvl w:ilvl="0">
+      <w:start w:val="1"/>
+      <w:numFmt w:val="bullet"/>
+      <w:lvlText w:val=""/>
+      <w:lvlJc w:val="left"/>
+      <w:pPr>
+        <w:tabs>
+          <w:tab w:val="num" w:pos="720"/>
+        </w:tabs>
+        <w:ind w:left="720" w:hanging="360"/>
+      </w:pPr>
+      <w:rPr>
+        <w:rFonts w:ascii="Symbol" w:hAnsi="Symbol" w:hint="default"/>
+        <w:sz w:val="20"/>
+      </w:rPr>
+    </w:lvl>
+    <w:lvl w:ilvl="1" w:tentative="1">
+      <w:start w:val="1"/>
+      <w:numFmt w:val="bullet"/>
+      <w:lvlText w:val="o"/>
+      <w:lvlJc w:val="left"/>
+      <w:pPr>
+        <w:tabs>
+          <w:tab w:val="num" w:pos="1440"/>
+        </w:tabs>
+        <w:ind w:left="1440" w:hanging="360"/>
+      </w:pPr>
+      <w:rPr>
+        <w:rFonts w:ascii="Courier New" w:hAnsi="Courier New" w:hint="default"/>
+        <w:sz w:val="20"/>
+      </w:rPr>
+    </w:lvl>
+    <w:lvl w:ilvl="2" w:tentative="1">
+      <w:start w:val="1"/>
+      <w:numFmt w:val="bullet"/>
+      <w:lvlText w:val=""/>
+      <w:lvlJc w:val="left"/>
+      <w:pPr>
+        <w:tabs>
+          <w:tab w:val="num" w:pos="2160"/>
+        </w:tabs>
+        <w:ind w:left="2160" w:hanging="360"/>
+      </w:pPr>
+      <w:rPr>
+        <w:rFonts w:ascii="Wingdings" w:hAnsi="Wingdings" w:hint="default"/>
+        <w:sz w:val="20"/>
+      </w:rPr>
+    </w:lvl>
+    <w:lvl w:ilvl="3" w:tentative="1">
+      <w:start w:val="1"/>
+      <w:numFmt w:val="bullet"/>
+      <w:lvlText w:val=""/>
+      <w:lvlJc w:val="left"/>
+      <w:pPr>
+        <w:tabs>
+          <w:tab w:val="num" w:pos="2880"/>
+        </w:tabs>
+        <w:ind w:left="2880" w:hanging="360"/>
+      </w:pPr>
+      <w:rPr>
+        <w:rFonts w:ascii="Wingdings" w:hAnsi="Wingdings" w:hint="default"/>
+        <w:sz w:val="20"/>
+      </w:rPr>
+    </w:lvl>
+    <w:lvl w:ilvl="4" w:tentative="1">
+      <w:start w:val="1"/>
+      <w:numFmt w:val="bullet"/>
+      <w:lvlText w:val=""/>
+      <w:lvlJc w:val="left"/>
+      <w:pPr>
+        <w:tabs>
+          <w:tab w:val="num" w:pos="3600"/>
+        </w:tabs>
+        <w:ind w:left="3600" w:hanging="360"/>
+      </w:pPr>
+      <w:rPr>
+        <w:rFonts w:ascii="Wingdings" w:hAnsi="Wingdings" w:hint="default"/>
+        <w:sz w:val="20"/>
+      </w:rPr>
+    </w:lvl>
+    <w:lvl w:ilvl="5" w:tentative="1">
+      <w:start w:val="1"/>
+      <w:numFmt w:val="bullet"/>
+      <w:lvlText w:val=""/>
+      <w:lvlJc w:val="left"/>
+      <w:pPr>
+        <w:tabs>
+          <w:tab w:val="num" w:pos="4320"/>
+        </w:tabs>
+        <w:ind w:left="4320" w:hanging="360"/>
+      </w:pPr>
+      <w:rPr>
+        <w:rFonts w:ascii="Wingdings" w:hAnsi="Wingdings" w:hint="default"/>
+        <w:sz w:val="20"/>
+      </w:rPr>
+    </w:lvl>
+    <w:lvl w:ilvl="6" w:tentative="1">
+      <w:start w:val="1"/>
+      <w:numFmt w:val="bullet"/>
+      <w:lvlText w:val=""/>
+      <w:lvlJc w:val="left"/>
+      <w:pPr>
+        <w:tabs>
+          <w:tab w:val="num" w:pos="5040"/>
+        </w:tabs>
+        <w:ind w:left="5040" w:hanging="360"/>
+      </w:pPr>
+      <w:rPr>
+        <w:rFonts w:ascii="Wingdings" w:hAnsi="Wingdings" w:hint="default"/>
+        <w:sz w:val="20"/>
+      </w:rPr>
+    </w:lvl>
+    <w:lvl w:ilvl="7" w:tentative="1">
+      <w:start w:val="1"/>
+      <w:numFmt w:val="bullet"/>
+      <w:lvlText w:val=""/>
+      <w:lvlJc w:val="left"/>
+      <w:pPr>
+        <w:tabs>
+          <w:tab w:val="num" w:pos="5760"/>
+        </w:tabs>
+        <w:ind w:left="5760" w:hanging="360"/>
+      </w:pPr>
+      <w:rPr>
+        <w:rFonts w:ascii="Wingdings" w:hAnsi="Wingdings" w:hint="default"/>
+        <w:sz w:val="20"/>
+      </w:rPr>
+    </w:lvl>
+    <w:lvl w:ilvl="8" w:tentative="1">
+      <w:start w:val="1"/>
+      <w:numFmt w:val="bullet"/>
+      <w:lvlText w:val=""/>
+      <w:lvlJc w:val="left"/>
+      <w:pPr>
+        <w:tabs>
+          <w:tab w:val="num" w:pos="6480"/>
+        </w:tabs>
+        <w:ind w:left="6480" w:hanging="360"/>
+      </w:pPr>
+      <w:rPr>
+        <w:rFonts w:ascii="Wingdings" w:hAnsi="Wingdings" w:hint="default"/>
+        <w:sz w:val="20"/>
+      </w:rPr>
+    </w:lvl>
+  </w:abstractNum>
+  <w:abstractNum w:abstractNumId="53" w15:restartNumberingAfterBreak="0">
+    <w:nsid w:val="765D24C4"/>
+    <w:multiLevelType w:val="multilevel"/>
+    <w:tmpl w:val="48E63704"/>
+    <w:lvl w:ilvl="0">
+      <w:start w:val="1"/>
+      <w:numFmt w:val="bullet"/>
+      <w:lvlText w:val=""/>
+      <w:lvlJc w:val="left"/>
+      <w:pPr>
+        <w:tabs>
+          <w:tab w:val="num" w:pos="720"/>
+        </w:tabs>
+        <w:ind w:left="720" w:hanging="360"/>
+      </w:pPr>
+      <w:rPr>
+        <w:rFonts w:ascii="Symbol" w:hAnsi="Symbol" w:hint="default"/>
+        <w:sz w:val="20"/>
+      </w:rPr>
+    </w:lvl>
+    <w:lvl w:ilvl="1" w:tentative="1">
+      <w:start w:val="1"/>
+      <w:numFmt w:val="bullet"/>
+      <w:lvlText w:val="o"/>
+      <w:lvlJc w:val="left"/>
+      <w:pPr>
+        <w:tabs>
+          <w:tab w:val="num" w:pos="1440"/>
+        </w:tabs>
+        <w:ind w:left="1440" w:hanging="360"/>
+      </w:pPr>
+      <w:rPr>
+        <w:rFonts w:ascii="Courier New" w:hAnsi="Courier New" w:hint="default"/>
+        <w:sz w:val="20"/>
+      </w:rPr>
+    </w:lvl>
+    <w:lvl w:ilvl="2" w:tentative="1">
+      <w:start w:val="1"/>
+      <w:numFmt w:val="bullet"/>
+      <w:lvlText w:val=""/>
+      <w:lvlJc w:val="left"/>
+      <w:pPr>
+        <w:tabs>
+          <w:tab w:val="num" w:pos="2160"/>
+        </w:tabs>
+        <w:ind w:left="2160" w:hanging="360"/>
+      </w:pPr>
+      <w:rPr>
+        <w:rFonts w:ascii="Wingdings" w:hAnsi="Wingdings" w:hint="default"/>
+        <w:sz w:val="20"/>
+      </w:rPr>
+    </w:lvl>
+    <w:lvl w:ilvl="3" w:tentative="1">
+      <w:start w:val="1"/>
+      <w:numFmt w:val="bullet"/>
+      <w:lvlText w:val=""/>
+      <w:lvlJc w:val="left"/>
+      <w:pPr>
+        <w:tabs>
+          <w:tab w:val="num" w:pos="2880"/>
+        </w:tabs>
+        <w:ind w:left="2880" w:hanging="360"/>
+      </w:pPr>
+      <w:rPr>
+        <w:rFonts w:ascii="Wingdings" w:hAnsi="Wingdings" w:hint="default"/>
+        <w:sz w:val="20"/>
+      </w:rPr>
+    </w:lvl>
+    <w:lvl w:ilvl="4" w:tentative="1">
+      <w:start w:val="1"/>
+      <w:numFmt w:val="bullet"/>
+      <w:lvlText w:val=""/>
+      <w:lvlJc w:val="left"/>
+      <w:pPr>
+        <w:tabs>
+          <w:tab w:val="num" w:pos="3600"/>
+        </w:tabs>
+        <w:ind w:left="3600" w:hanging="360"/>
+      </w:pPr>
+      <w:rPr>
+        <w:rFonts w:ascii="Wingdings" w:hAnsi="Wingdings" w:hint="default"/>
+        <w:sz w:val="20"/>
+      </w:rPr>
+    </w:lvl>
+    <w:lvl w:ilvl="5" w:tentative="1">
+      <w:start w:val="1"/>
+      <w:numFmt w:val="bullet"/>
+      <w:lvlText w:val=""/>
+      <w:lvlJc w:val="left"/>
+      <w:pPr>
+        <w:tabs>
+          <w:tab w:val="num" w:pos="4320"/>
+        </w:tabs>
+        <w:ind w:left="4320" w:hanging="360"/>
+      </w:pPr>
+      <w:rPr>
+        <w:rFonts w:ascii="Wingdings" w:hAnsi="Wingdings" w:hint="default"/>
+        <w:sz w:val="20"/>
+      </w:rPr>
+    </w:lvl>
+    <w:lvl w:ilvl="6" w:tentative="1">
+      <w:start w:val="1"/>
+      <w:numFmt w:val="bullet"/>
+      <w:lvlText w:val=""/>
+      <w:lvlJc w:val="left"/>
+      <w:pPr>
+        <w:tabs>
+          <w:tab w:val="num" w:pos="5040"/>
+        </w:tabs>
+        <w:ind w:left="5040" w:hanging="360"/>
+      </w:pPr>
+      <w:rPr>
+        <w:rFonts w:ascii="Wingdings" w:hAnsi="Wingdings" w:hint="default"/>
+        <w:sz w:val="20"/>
+      </w:rPr>
+    </w:lvl>
+    <w:lvl w:ilvl="7" w:tentative="1">
+      <w:start w:val="1"/>
+      <w:numFmt w:val="bullet"/>
+      <w:lvlText w:val=""/>
+      <w:lvlJc w:val="left"/>
+      <w:pPr>
+        <w:tabs>
+          <w:tab w:val="num" w:pos="5760"/>
+        </w:tabs>
+        <w:ind w:left="5760" w:hanging="360"/>
+      </w:pPr>
+      <w:rPr>
+        <w:rFonts w:ascii="Wingdings" w:hAnsi="Wingdings" w:hint="default"/>
+        <w:sz w:val="20"/>
+      </w:rPr>
+    </w:lvl>
+    <w:lvl w:ilvl="8" w:tentative="1">
+      <w:start w:val="1"/>
+      <w:numFmt w:val="bullet"/>
+      <w:lvlText w:val=""/>
+      <w:lvlJc w:val="left"/>
+      <w:pPr>
+        <w:tabs>
+          <w:tab w:val="num" w:pos="6480"/>
+        </w:tabs>
+        <w:ind w:left="6480" w:hanging="360"/>
+      </w:pPr>
+      <w:rPr>
+        <w:rFonts w:ascii="Wingdings" w:hAnsi="Wingdings" w:hint="default"/>
+        <w:sz w:val="20"/>
+      </w:rPr>
+    </w:lvl>
+  </w:abstractNum>
+  <w:abstractNum w:abstractNumId="54" w15:restartNumberingAfterBreak="0">
+    <w:nsid w:val="77E14598"/>
+    <w:multiLevelType w:val="multilevel"/>
+    <w:tmpl w:val="312E3D58"/>
+    <w:lvl w:ilvl="0">
+      <w:start w:val="1"/>
+      <w:numFmt w:val="bullet"/>
+      <w:lvlText w:val=""/>
+      <w:lvlJc w:val="left"/>
+      <w:pPr>
+        <w:tabs>
+          <w:tab w:val="num" w:pos="720"/>
+        </w:tabs>
+        <w:ind w:left="720" w:hanging="360"/>
+      </w:pPr>
+      <w:rPr>
+        <w:rFonts w:ascii="Symbol" w:hAnsi="Symbol" w:hint="default"/>
+        <w:sz w:val="20"/>
+      </w:rPr>
+    </w:lvl>
+    <w:lvl w:ilvl="1" w:tentative="1">
+      <w:start w:val="1"/>
+      <w:numFmt w:val="bullet"/>
+      <w:lvlText w:val="o"/>
+      <w:lvlJc w:val="left"/>
+      <w:pPr>
+        <w:tabs>
+          <w:tab w:val="num" w:pos="1440"/>
+        </w:tabs>
+        <w:ind w:left="1440" w:hanging="360"/>
+      </w:pPr>
+      <w:rPr>
+        <w:rFonts w:ascii="Courier New" w:hAnsi="Courier New" w:hint="default"/>
+        <w:sz w:val="20"/>
+      </w:rPr>
+    </w:lvl>
+    <w:lvl w:ilvl="2" w:tentative="1">
+      <w:start w:val="1"/>
+      <w:numFmt w:val="bullet"/>
+      <w:lvlText w:val=""/>
+      <w:lvlJc w:val="left"/>
+      <w:pPr>
+        <w:tabs>
+          <w:tab w:val="num" w:pos="2160"/>
+        </w:tabs>
+        <w:ind w:left="2160" w:hanging="360"/>
+      </w:pPr>
+      <w:rPr>
+        <w:rFonts w:ascii="Wingdings" w:hAnsi="Wingdings" w:hint="default"/>
+        <w:sz w:val="20"/>
+      </w:rPr>
+    </w:lvl>
+    <w:lvl w:ilvl="3" w:tentative="1">
+      <w:start w:val="1"/>
+      <w:numFmt w:val="bullet"/>
+      <w:lvlText w:val=""/>
+      <w:lvlJc w:val="left"/>
+      <w:pPr>
+        <w:tabs>
+          <w:tab w:val="num" w:pos="2880"/>
+        </w:tabs>
+        <w:ind w:left="2880" w:hanging="360"/>
+      </w:pPr>
+      <w:rPr>
+        <w:rFonts w:ascii="Wingdings" w:hAnsi="Wingdings" w:hint="default"/>
+        <w:sz w:val="20"/>
+      </w:rPr>
+    </w:lvl>
+    <w:lvl w:ilvl="4" w:tentative="1">
+      <w:start w:val="1"/>
+      <w:numFmt w:val="bullet"/>
+      <w:lvlText w:val=""/>
+      <w:lvlJc w:val="left"/>
+      <w:pPr>
+        <w:tabs>
+          <w:tab w:val="num" w:pos="3600"/>
+        </w:tabs>
+        <w:ind w:left="3600" w:hanging="360"/>
+      </w:pPr>
+      <w:rPr>
+        <w:rFonts w:ascii="Wingdings" w:hAnsi="Wingdings" w:hint="default"/>
+        <w:sz w:val="20"/>
+      </w:rPr>
+    </w:lvl>
+    <w:lvl w:ilvl="5" w:tentative="1">
+      <w:start w:val="1"/>
+      <w:numFmt w:val="bullet"/>
+      <w:lvlText w:val=""/>
+      <w:lvlJc w:val="left"/>
+      <w:pPr>
+        <w:tabs>
+          <w:tab w:val="num" w:pos="4320"/>
+        </w:tabs>
+        <w:ind w:left="4320" w:hanging="360"/>
+      </w:pPr>
+      <w:rPr>
+        <w:rFonts w:ascii="Wingdings" w:hAnsi="Wingdings" w:hint="default"/>
+        <w:sz w:val="20"/>
+      </w:rPr>
+    </w:lvl>
+    <w:lvl w:ilvl="6" w:tentative="1">
+      <w:start w:val="1"/>
+      <w:numFmt w:val="bullet"/>
+      <w:lvlText w:val=""/>
+      <w:lvlJc w:val="left"/>
+      <w:pPr>
+        <w:tabs>
+          <w:tab w:val="num" w:pos="5040"/>
+        </w:tabs>
+        <w:ind w:left="5040" w:hanging="360"/>
+      </w:pPr>
+      <w:rPr>
+        <w:rFonts w:ascii="Wingdings" w:hAnsi="Wingdings" w:hint="default"/>
+        <w:sz w:val="20"/>
+      </w:rPr>
+    </w:lvl>
+    <w:lvl w:ilvl="7" w:tentative="1">
+      <w:start w:val="1"/>
+      <w:numFmt w:val="bullet"/>
+      <w:lvlText w:val=""/>
+      <w:lvlJc w:val="left"/>
+      <w:pPr>
+        <w:tabs>
+          <w:tab w:val="num" w:pos="5760"/>
+        </w:tabs>
+        <w:ind w:left="5760" w:hanging="360"/>
+      </w:pPr>
+      <w:rPr>
+        <w:rFonts w:ascii="Wingdings" w:hAnsi="Wingdings" w:hint="default"/>
+        <w:sz w:val="20"/>
+      </w:rPr>
+    </w:lvl>
+    <w:lvl w:ilvl="8" w:tentative="1">
+      <w:start w:val="1"/>
+      <w:numFmt w:val="bullet"/>
+      <w:lvlText w:val=""/>
+      <w:lvlJc w:val="left"/>
+      <w:pPr>
+        <w:tabs>
+          <w:tab w:val="num" w:pos="6480"/>
+        </w:tabs>
+        <w:ind w:left="6480" w:hanging="360"/>
+      </w:pPr>
+      <w:rPr>
+        <w:rFonts w:ascii="Wingdings" w:hAnsi="Wingdings" w:hint="default"/>
+        <w:sz w:val="20"/>
+      </w:rPr>
+    </w:lvl>
+  </w:abstractNum>
+  <w:abstractNum w:abstractNumId="55" w15:restartNumberingAfterBreak="0">
+    <w:nsid w:val="789F4D29"/>
+    <w:multiLevelType w:val="multilevel"/>
+    <w:tmpl w:val="BACCCF12"/>
+    <w:lvl w:ilvl="0">
+      <w:start w:val="1"/>
+      <w:numFmt w:val="bullet"/>
+      <w:lvlText w:val=""/>
+      <w:lvlJc w:val="left"/>
+      <w:pPr>
+        <w:tabs>
+          <w:tab w:val="num" w:pos="720"/>
+        </w:tabs>
+        <w:ind w:left="720" w:hanging="360"/>
+      </w:pPr>
+      <w:rPr>
+        <w:rFonts w:ascii="Symbol" w:hAnsi="Symbol" w:hint="default"/>
+        <w:sz w:val="20"/>
+      </w:rPr>
+    </w:lvl>
+    <w:lvl w:ilvl="1" w:tentative="1">
+      <w:start w:val="1"/>
+      <w:numFmt w:val="bullet"/>
+      <w:lvlText w:val="o"/>
+      <w:lvlJc w:val="left"/>
+      <w:pPr>
+        <w:tabs>
+          <w:tab w:val="num" w:pos="1440"/>
+        </w:tabs>
+        <w:ind w:left="1440" w:hanging="360"/>
+      </w:pPr>
+      <w:rPr>
+        <w:rFonts w:ascii="Courier New" w:hAnsi="Courier New" w:hint="default"/>
+        <w:sz w:val="20"/>
+      </w:rPr>
+    </w:lvl>
+    <w:lvl w:ilvl="2" w:tentative="1">
+      <w:start w:val="1"/>
+      <w:numFmt w:val="bullet"/>
+      <w:lvlText w:val=""/>
+      <w:lvlJc w:val="left"/>
+      <w:pPr>
+        <w:tabs>
+          <w:tab w:val="num" w:pos="2160"/>
+        </w:tabs>
+        <w:ind w:left="2160" w:hanging="360"/>
+      </w:pPr>
+      <w:rPr>
+        <w:rFonts w:ascii="Wingdings" w:hAnsi="Wingdings" w:hint="default"/>
+        <w:sz w:val="20"/>
+      </w:rPr>
+    </w:lvl>
+    <w:lvl w:ilvl="3" w:tentative="1">
+      <w:start w:val="1"/>
+      <w:numFmt w:val="bullet"/>
+      <w:lvlText w:val=""/>
+      <w:lvlJc w:val="left"/>
+      <w:pPr>
+        <w:tabs>
+          <w:tab w:val="num" w:pos="2880"/>
+        </w:tabs>
+        <w:ind w:left="2880" w:hanging="360"/>
+      </w:pPr>
+      <w:rPr>
+        <w:rFonts w:ascii="Wingdings" w:hAnsi="Wingdings" w:hint="default"/>
+        <w:sz w:val="20"/>
+      </w:rPr>
+    </w:lvl>
+    <w:lvl w:ilvl="4" w:tentative="1">
+      <w:start w:val="1"/>
+      <w:numFmt w:val="bullet"/>
+      <w:lvlText w:val=""/>
+      <w:lvlJc w:val="left"/>
+      <w:pPr>
+        <w:tabs>
+          <w:tab w:val="num" w:pos="3600"/>
+        </w:tabs>
+        <w:ind w:left="3600" w:hanging="360"/>
+      </w:pPr>
+      <w:rPr>
+        <w:rFonts w:ascii="Wingdings" w:hAnsi="Wingdings" w:hint="default"/>
+        <w:sz w:val="20"/>
+      </w:rPr>
+    </w:lvl>
+    <w:lvl w:ilvl="5" w:tentative="1">
+      <w:start w:val="1"/>
+      <w:numFmt w:val="bullet"/>
+      <w:lvlText w:val=""/>
+      <w:lvlJc w:val="left"/>
+      <w:pPr>
+        <w:tabs>
+          <w:tab w:val="num" w:pos="4320"/>
+        </w:tabs>
+        <w:ind w:left="4320" w:hanging="360"/>
+      </w:pPr>
+      <w:rPr>
+        <w:rFonts w:ascii="Wingdings" w:hAnsi="Wingdings" w:hint="default"/>
+        <w:sz w:val="20"/>
+      </w:rPr>
+    </w:lvl>
+    <w:lvl w:ilvl="6" w:tentative="1">
+      <w:start w:val="1"/>
+      <w:numFmt w:val="bullet"/>
+      <w:lvlText w:val=""/>
+      <w:lvlJc w:val="left"/>
+      <w:pPr>
+        <w:tabs>
+          <w:tab w:val="num" w:pos="5040"/>
+        </w:tabs>
+        <w:ind w:left="5040" w:hanging="360"/>
+      </w:pPr>
+      <w:rPr>
+        <w:rFonts w:ascii="Wingdings" w:hAnsi="Wingdings" w:hint="default"/>
+        <w:sz w:val="20"/>
+      </w:rPr>
+    </w:lvl>
+    <w:lvl w:ilvl="7" w:tentative="1">
+      <w:start w:val="1"/>
+      <w:numFmt w:val="bullet"/>
+      <w:lvlText w:val=""/>
+      <w:lvlJc w:val="left"/>
+      <w:pPr>
+        <w:tabs>
+          <w:tab w:val="num" w:pos="5760"/>
+        </w:tabs>
+        <w:ind w:left="5760" w:hanging="360"/>
+      </w:pPr>
+      <w:rPr>
+        <w:rFonts w:ascii="Wingdings" w:hAnsi="Wingdings" w:hint="default"/>
+        <w:sz w:val="20"/>
+      </w:rPr>
+    </w:lvl>
+    <w:lvl w:ilvl="8" w:tentative="1">
+      <w:start w:val="1"/>
+      <w:numFmt w:val="bullet"/>
+      <w:lvlText w:val=""/>
+      <w:lvlJc w:val="left"/>
+      <w:pPr>
+        <w:tabs>
+          <w:tab w:val="num" w:pos="6480"/>
+        </w:tabs>
+        <w:ind w:left="6480" w:hanging="360"/>
+      </w:pPr>
+      <w:rPr>
+        <w:rFonts w:ascii="Wingdings" w:hAnsi="Wingdings" w:hint="default"/>
+        <w:sz w:val="20"/>
+      </w:rPr>
+    </w:lvl>
+  </w:abstractNum>
+  <w:abstractNum w:abstractNumId="56" w15:restartNumberingAfterBreak="0">
+    <w:nsid w:val="7D7E0BAF"/>
+    <w:multiLevelType w:val="multilevel"/>
+    <w:tmpl w:val="E3909A62"/>
+    <w:lvl w:ilvl="0">
+      <w:start w:val="1"/>
+      <w:numFmt w:val="bullet"/>
+      <w:lvlText w:val=""/>
+      <w:lvlJc w:val="left"/>
+      <w:pPr>
+        <w:tabs>
+          <w:tab w:val="num" w:pos="720"/>
+        </w:tabs>
+        <w:ind w:left="720" w:hanging="360"/>
+      </w:pPr>
+      <w:rPr>
+        <w:rFonts w:ascii="Symbol" w:hAnsi="Symbol" w:hint="default"/>
+        <w:sz w:val="20"/>
+      </w:rPr>
+    </w:lvl>
+    <w:lvl w:ilvl="1" w:tentative="1">
+      <w:start w:val="1"/>
+      <w:numFmt w:val="bullet"/>
+      <w:lvlText w:val="o"/>
+      <w:lvlJc w:val="left"/>
+      <w:pPr>
+        <w:tabs>
+          <w:tab w:val="num" w:pos="1440"/>
+        </w:tabs>
+        <w:ind w:left="1440" w:hanging="360"/>
+      </w:pPr>
+      <w:rPr>
+        <w:rFonts w:ascii="Courier New" w:hAnsi="Courier New" w:hint="default"/>
+        <w:sz w:val="20"/>
+      </w:rPr>
+    </w:lvl>
+    <w:lvl w:ilvl="2" w:tentative="1">
+      <w:start w:val="1"/>
+      <w:numFmt w:val="bullet"/>
+      <w:lvlText w:val=""/>
+      <w:lvlJc w:val="left"/>
+      <w:pPr>
+        <w:tabs>
+          <w:tab w:val="num" w:pos="2160"/>
+        </w:tabs>
+        <w:ind w:left="2160" w:hanging="360"/>
+      </w:pPr>
+      <w:rPr>
+        <w:rFonts w:ascii="Wingdings" w:hAnsi="Wingdings" w:hint="default"/>
+        <w:sz w:val="20"/>
+      </w:rPr>
+    </w:lvl>
+    <w:lvl w:ilvl="3" w:tentative="1">
+      <w:start w:val="1"/>
+      <w:numFmt w:val="bullet"/>
+      <w:lvlText w:val=""/>
+      <w:lvlJc w:val="left"/>
+      <w:pPr>
+        <w:tabs>
+          <w:tab w:val="num" w:pos="2880"/>
+        </w:tabs>
+        <w:ind w:left="2880" w:hanging="360"/>
+      </w:pPr>
+      <w:rPr>
+        <w:rFonts w:ascii="Wingdings" w:hAnsi="Wingdings" w:hint="default"/>
+        <w:sz w:val="20"/>
+      </w:rPr>
+    </w:lvl>
+    <w:lvl w:ilvl="4" w:tentative="1">
+      <w:start w:val="1"/>
+      <w:numFmt w:val="bullet"/>
+      <w:lvlText w:val=""/>
+      <w:lvlJc w:val="left"/>
+      <w:pPr>
+        <w:tabs>
+          <w:tab w:val="num" w:pos="3600"/>
+        </w:tabs>
+        <w:ind w:left="3600" w:hanging="360"/>
+      </w:pPr>
+      <w:rPr>
+        <w:rFonts w:ascii="Wingdings" w:hAnsi="Wingdings" w:hint="default"/>
+        <w:sz w:val="20"/>
+      </w:rPr>
+    </w:lvl>
+    <w:lvl w:ilvl="5" w:tentative="1">
+      <w:start w:val="1"/>
+      <w:numFmt w:val="bullet"/>
+      <w:lvlText w:val=""/>
+      <w:lvlJc w:val="left"/>
+      <w:pPr>
+        <w:tabs>
+          <w:tab w:val="num" w:pos="4320"/>
+        </w:tabs>
+        <w:ind w:left="4320" w:hanging="360"/>
+      </w:pPr>
+      <w:rPr>
+        <w:rFonts w:ascii="Wingdings" w:hAnsi="Wingdings" w:hint="default"/>
+        <w:sz w:val="20"/>
+      </w:rPr>
+    </w:lvl>
+    <w:lvl w:ilvl="6" w:tentative="1">
+      <w:start w:val="1"/>
+      <w:numFmt w:val="bullet"/>
+      <w:lvlText w:val=""/>
+      <w:lvlJc w:val="left"/>
+      <w:pPr>
+        <w:tabs>
+          <w:tab w:val="num" w:pos="5040"/>
+        </w:tabs>
+        <w:ind w:left="5040" w:hanging="360"/>
+      </w:pPr>
+      <w:rPr>
+        <w:rFonts w:ascii="Wingdings" w:hAnsi="Wingdings" w:hint="default"/>
+        <w:sz w:val="20"/>
+      </w:rPr>
+    </w:lvl>
+    <w:lvl w:ilvl="7" w:tentative="1">
+      <w:start w:val="1"/>
+      <w:numFmt w:val="bullet"/>
+      <w:lvlText w:val=""/>
+      <w:lvlJc w:val="left"/>
+      <w:pPr>
+        <w:tabs>
+          <w:tab w:val="num" w:pos="5760"/>
+        </w:tabs>
+        <w:ind w:left="5760" w:hanging="360"/>
+      </w:pPr>
+      <w:rPr>
+        <w:rFonts w:ascii="Wingdings" w:hAnsi="Wingdings" w:hint="default"/>
+        <w:sz w:val="20"/>
+      </w:rPr>
+    </w:lvl>
+    <w:lvl w:ilvl="8" w:tentative="1">
+      <w:start w:val="1"/>
+      <w:numFmt w:val="bullet"/>
+      <w:lvlText w:val=""/>
+      <w:lvlJc w:val="left"/>
+      <w:pPr>
+        <w:tabs>
+          <w:tab w:val="num" w:pos="6480"/>
+        </w:tabs>
+        <w:ind w:left="6480" w:hanging="360"/>
+      </w:pPr>
+      <w:rPr>
+        <w:rFonts w:ascii="Wingdings" w:hAnsi="Wingdings" w:hint="default"/>
+        <w:sz w:val="20"/>
+      </w:rPr>
+    </w:lvl>
+  </w:abstractNum>
+  <w:abstractNum w:abstractNumId="57" w15:restartNumberingAfterBreak="0">
+    <w:nsid w:val="7FB33913"/>
+    <w:multiLevelType w:val="multilevel"/>
+    <w:tmpl w:val="96D606C8"/>
+    <w:lvl w:ilvl="0">
+      <w:start w:val="1"/>
+      <w:numFmt w:val="bullet"/>
+      <w:lvlText w:val=""/>
+      <w:lvlJc w:val="left"/>
+      <w:pPr>
+        <w:tabs>
+          <w:tab w:val="num" w:pos="720"/>
+        </w:tabs>
+        <w:ind w:left="720" w:hanging="360"/>
+      </w:pPr>
+      <w:rPr>
+        <w:rFonts w:ascii="Symbol" w:hAnsi="Symbol" w:hint="default"/>
+        <w:sz w:val="20"/>
+      </w:rPr>
+    </w:lvl>
+    <w:lvl w:ilvl="1" w:tentative="1">
+      <w:start w:val="1"/>
+      <w:numFmt w:val="bullet"/>
+      <w:lvlText w:val="o"/>
+      <w:lvlJc w:val="left"/>
+      <w:pPr>
+        <w:tabs>
+          <w:tab w:val="num" w:pos="1440"/>
+        </w:tabs>
+        <w:ind w:left="1440" w:hanging="360"/>
+      </w:pPr>
+      <w:rPr>
+        <w:rFonts w:ascii="Courier New" w:hAnsi="Courier New" w:hint="default"/>
+        <w:sz w:val="20"/>
+      </w:rPr>
+    </w:lvl>
+    <w:lvl w:ilvl="2" w:tentative="1">
+      <w:start w:val="1"/>
+      <w:numFmt w:val="bullet"/>
+      <w:lvlText w:val=""/>
+      <w:lvlJc w:val="left"/>
+      <w:pPr>
+        <w:tabs>
+          <w:tab w:val="num" w:pos="2160"/>
+        </w:tabs>
+        <w:ind w:left="2160" w:hanging="360"/>
+      </w:pPr>
+      <w:rPr>
+        <w:rFonts w:ascii="Wingdings" w:hAnsi="Wingdings" w:hint="default"/>
+        <w:sz w:val="20"/>
+      </w:rPr>
+    </w:lvl>
+    <w:lvl w:ilvl="3" w:tentative="1">
+      <w:start w:val="1"/>
+      <w:numFmt w:val="bullet"/>
+      <w:lvlText w:val=""/>
+      <w:lvlJc w:val="left"/>
+      <w:pPr>
+        <w:tabs>
+          <w:tab w:val="num" w:pos="2880"/>
+        </w:tabs>
+        <w:ind w:left="2880" w:hanging="360"/>
+      </w:pPr>
+      <w:rPr>
+        <w:rFonts w:ascii="Wingdings" w:hAnsi="Wingdings" w:hint="default"/>
+        <w:sz w:val="20"/>
+      </w:rPr>
+    </w:lvl>
+    <w:lvl w:ilvl="4" w:tentative="1">
+      <w:start w:val="1"/>
+      <w:numFmt w:val="bullet"/>
+      <w:lvlText w:val=""/>
+      <w:lvlJc w:val="left"/>
+      <w:pPr>
+        <w:tabs>
+          <w:tab w:val="num" w:pos="3600"/>
+        </w:tabs>
+        <w:ind w:left="3600" w:hanging="360"/>
+      </w:pPr>
+      <w:rPr>
+        <w:rFonts w:ascii="Wingdings" w:hAnsi="Wingdings" w:hint="default"/>
+        <w:sz w:val="20"/>
+      </w:rPr>
+    </w:lvl>
+    <w:lvl w:ilvl="5" w:tentative="1">
+      <w:start w:val="1"/>
+      <w:numFmt w:val="bullet"/>
+      <w:lvlText w:val=""/>
+      <w:lvlJc w:val="left"/>
+      <w:pPr>
+        <w:tabs>
+          <w:tab w:val="num" w:pos="4320"/>
+        </w:tabs>
+        <w:ind w:left="4320" w:hanging="360"/>
+      </w:pPr>
+      <w:rPr>
+        <w:rFonts w:ascii="Wingdings" w:hAnsi="Wingdings" w:hint="default"/>
+        <w:sz w:val="20"/>
+      </w:rPr>
+    </w:lvl>
+    <w:lvl w:ilvl="6" w:tentative="1">
+      <w:start w:val="1"/>
+      <w:numFmt w:val="bullet"/>
+      <w:lvlText w:val=""/>
+      <w:lvlJc w:val="left"/>
+      <w:pPr>
+        <w:tabs>
+          <w:tab w:val="num" w:pos="5040"/>
+        </w:tabs>
+        <w:ind w:left="5040" w:hanging="360"/>
+      </w:pPr>
+      <w:rPr>
+        <w:rFonts w:ascii="Wingdings" w:hAnsi="Wingdings" w:hint="default"/>
+        <w:sz w:val="20"/>
+      </w:rPr>
+    </w:lvl>
+    <w:lvl w:ilvl="7" w:tentative="1">
+      <w:start w:val="1"/>
+      <w:numFmt w:val="bullet"/>
+      <w:lvlText w:val=""/>
+      <w:lvlJc w:val="left"/>
+      <w:pPr>
+        <w:tabs>
+          <w:tab w:val="num" w:pos="5760"/>
+        </w:tabs>
+        <w:ind w:left="5760" w:hanging="360"/>
+      </w:pPr>
+      <w:rPr>
+        <w:rFonts w:ascii="Wingdings" w:hAnsi="Wingdings" w:hint="default"/>
+        <w:sz w:val="20"/>
+      </w:rPr>
+    </w:lvl>
+    <w:lvl w:ilvl="8" w:tentative="1">
+      <w:start w:val="1"/>
+      <w:numFmt w:val="bullet"/>
+      <w:lvlText w:val=""/>
+      <w:lvlJc w:val="left"/>
+      <w:pPr>
+        <w:tabs>
+          <w:tab w:val="num" w:pos="6480"/>
+        </w:tabs>
+        <w:ind w:left="6480" w:hanging="360"/>
+      </w:pPr>
+      <w:rPr>
+        <w:rFonts w:ascii="Wingdings" w:hAnsi="Wingdings" w:hint="default"/>
+        <w:sz w:val="20"/>
+      </w:rPr>
+    </w:lvl>
+  </w:abstractNum>
+  <w:abstractNum w:abstractNumId="58" w15:restartNumberingAfterBreak="0">
+    <w:nsid w:val="7FD843B6"/>
+    <w:multiLevelType w:val="multilevel"/>
+    <w:tmpl w:val="C344B782"/>
+    <w:lvl w:ilvl="0">
+      <w:start w:val="1"/>
+      <w:numFmt w:val="bullet"/>
+      <w:lvlText w:val=""/>
+      <w:lvlJc w:val="left"/>
+      <w:pPr>
+        <w:tabs>
+          <w:tab w:val="num" w:pos="720"/>
+        </w:tabs>
+        <w:ind w:left="720" w:hanging="360"/>
+      </w:pPr>
+      <w:rPr>
+        <w:rFonts w:ascii="Symbol" w:hAnsi="Symbol" w:hint="default"/>
+        <w:sz w:val="20"/>
+      </w:rPr>
+    </w:lvl>
+    <w:lvl w:ilvl="1" w:tentative="1">
+      <w:start w:val="1"/>
+      <w:numFmt w:val="bullet"/>
+      <w:lvlText w:val="o"/>
+      <w:lvlJc w:val="left"/>
+      <w:pPr>
+        <w:tabs>
+          <w:tab w:val="num" w:pos="1440"/>
+        </w:tabs>
+        <w:ind w:left="1440" w:hanging="360"/>
+      </w:pPr>
+      <w:rPr>
+        <w:rFonts w:ascii="Courier New" w:hAnsi="Courier New" w:hint="default"/>
+        <w:sz w:val="20"/>
+      </w:rPr>
+    </w:lvl>
+    <w:lvl w:ilvl="2" w:tentative="1">
+      <w:start w:val="1"/>
+      <w:numFmt w:val="bullet"/>
+      <w:lvlText w:val=""/>
+      <w:lvlJc w:val="left"/>
+      <w:pPr>
+        <w:tabs>
+          <w:tab w:val="num" w:pos="2160"/>
+        </w:tabs>
+        <w:ind w:left="2160" w:hanging="360"/>
+      </w:pPr>
+      <w:rPr>
+        <w:rFonts w:ascii="Wingdings" w:hAnsi="Wingdings" w:hint="default"/>
+        <w:sz w:val="20"/>
+      </w:rPr>
+    </w:lvl>
+    <w:lvl w:ilvl="3" w:tentative="1">
+      <w:start w:val="1"/>
+      <w:numFmt w:val="bullet"/>
+      <w:lvlText w:val=""/>
+      <w:lvlJc w:val="left"/>
+      <w:pPr>
+        <w:tabs>
+          <w:tab w:val="num" w:pos="2880"/>
+        </w:tabs>
+        <w:ind w:left="2880" w:hanging="360"/>
+      </w:pPr>
+      <w:rPr>
+        <w:rFonts w:ascii="Wingdings" w:hAnsi="Wingdings" w:hint="default"/>
+        <w:sz w:val="20"/>
+      </w:rPr>
+    </w:lvl>
+    <w:lvl w:ilvl="4" w:tentative="1">
+      <w:start w:val="1"/>
+      <w:numFmt w:val="bullet"/>
+      <w:lvlText w:val=""/>
+      <w:lvlJc w:val="left"/>
+      <w:pPr>
+        <w:tabs>
+          <w:tab w:val="num" w:pos="3600"/>
+        </w:tabs>
+        <w:ind w:left="3600" w:hanging="360"/>
+      </w:pPr>
+      <w:rPr>
+        <w:rFonts w:ascii="Wingdings" w:hAnsi="Wingdings" w:hint="default"/>
+        <w:sz w:val="20"/>
+      </w:rPr>
+    </w:lvl>
+    <w:lvl w:ilvl="5" w:tentative="1">
+      <w:start w:val="1"/>
+      <w:numFmt w:val="bullet"/>
+      <w:lvlText w:val=""/>
+      <w:lvlJc w:val="left"/>
+      <w:pPr>
+        <w:tabs>
+          <w:tab w:val="num" w:pos="4320"/>
+        </w:tabs>
+        <w:ind w:left="4320" w:hanging="360"/>
+      </w:pPr>
+      <w:rPr>
+        <w:rFonts w:ascii="Wingdings" w:hAnsi="Wingdings" w:hint="default"/>
+        <w:sz w:val="20"/>
+      </w:rPr>
+    </w:lvl>
+    <w:lvl w:ilvl="6" w:tentative="1">
+      <w:start w:val="1"/>
+      <w:numFmt w:val="bullet"/>
+      <w:lvlText w:val=""/>
+      <w:lvlJc w:val="left"/>
+      <w:pPr>
+        <w:tabs>
+          <w:tab w:val="num" w:pos="5040"/>
+        </w:tabs>
+        <w:ind w:left="5040" w:hanging="360"/>
+      </w:pPr>
+      <w:rPr>
+        <w:rFonts w:ascii="Wingdings" w:hAnsi="Wingdings" w:hint="default"/>
+        <w:sz w:val="20"/>
+      </w:rPr>
+    </w:lvl>
+    <w:lvl w:ilvl="7" w:tentative="1">
+      <w:start w:val="1"/>
+      <w:numFmt w:val="bullet"/>
+      <w:lvlText w:val=""/>
+      <w:lvlJc w:val="left"/>
+      <w:pPr>
+        <w:tabs>
+          <w:tab w:val="num" w:pos="5760"/>
+        </w:tabs>
+        <w:ind w:left="5760" w:hanging="360"/>
+      </w:pPr>
+      <w:rPr>
+        <w:rFonts w:ascii="Wingdings" w:hAnsi="Wingdings" w:hint="default"/>
+        <w:sz w:val="20"/>
+      </w:rPr>
+    </w:lvl>
+    <w:lvl w:ilvl="8" w:tentative="1">
+      <w:start w:val="1"/>
+      <w:numFmt w:val="bullet"/>
+      <w:lvlText w:val=""/>
+      <w:lvlJc w:val="left"/>
+      <w:pPr>
+        <w:tabs>
+          <w:tab w:val="num" w:pos="6480"/>
+        </w:tabs>
+        <w:ind w:left="6480" w:hanging="360"/>
+      </w:pPr>
+      <w:rPr>
+        <w:rFonts w:ascii="Wingdings" w:hAnsi="Wingdings" w:hint="default"/>
+        <w:sz w:val="20"/>
+      </w:rPr>
+    </w:lvl>
+  </w:abstractNum>
+  <w:num w:numId="1" w16cid:durableId="1701469149">
+    <w:abstractNumId w:val="7"/>
+  </w:num>
+  <w:num w:numId="2" w16cid:durableId="1456021351">
+    <w:abstractNumId w:val="58"/>
+  </w:num>
+  <w:num w:numId="3" w16cid:durableId="527068218">
+    <w:abstractNumId w:val="50"/>
+  </w:num>
+  <w:num w:numId="4" w16cid:durableId="690107609">
+    <w:abstractNumId w:val="29"/>
+  </w:num>
+  <w:num w:numId="5" w16cid:durableId="1429499642">
+    <w:abstractNumId w:val="15"/>
+  </w:num>
+  <w:num w:numId="6" w16cid:durableId="1058479574">
+    <w:abstractNumId w:val="31"/>
+  </w:num>
+  <w:num w:numId="7" w16cid:durableId="2015641193">
+    <w:abstractNumId w:val="41"/>
+  </w:num>
+  <w:num w:numId="8" w16cid:durableId="1667397403">
+    <w:abstractNumId w:val="6"/>
+  </w:num>
+  <w:num w:numId="9" w16cid:durableId="146167550">
+    <w:abstractNumId w:val="12"/>
+  </w:num>
+  <w:num w:numId="10" w16cid:durableId="774986399">
+    <w:abstractNumId w:val="5"/>
+  </w:num>
+  <w:num w:numId="11" w16cid:durableId="148988387">
     <w:abstractNumId w:val="37"/>
   </w:num>
-  <w:num w:numId="2" w16cid:durableId="1793093608">
+  <w:num w:numId="12" w16cid:durableId="1064716682">
+    <w:abstractNumId w:val="57"/>
+  </w:num>
+  <w:num w:numId="13" w16cid:durableId="1903325372">
+    <w:abstractNumId w:val="53"/>
+  </w:num>
+  <w:num w:numId="14" w16cid:durableId="2026588679">
+    <w:abstractNumId w:val="27"/>
+  </w:num>
+  <w:num w:numId="15" w16cid:durableId="1392268661">
+    <w:abstractNumId w:val="25"/>
+  </w:num>
+  <w:num w:numId="16" w16cid:durableId="457921729">
+    <w:abstractNumId w:val="33"/>
+  </w:num>
+  <w:num w:numId="17" w16cid:durableId="1432315126">
+    <w:abstractNumId w:val="36"/>
+  </w:num>
+  <w:num w:numId="18" w16cid:durableId="528764358">
+    <w:abstractNumId w:val="4"/>
+  </w:num>
+  <w:num w:numId="19" w16cid:durableId="98062737">
+    <w:abstractNumId w:val="56"/>
+  </w:num>
+  <w:num w:numId="20" w16cid:durableId="160775415">
+    <w:abstractNumId w:val="51"/>
+  </w:num>
+  <w:num w:numId="21" w16cid:durableId="633171400">
+    <w:abstractNumId w:val="11"/>
+  </w:num>
+  <w:num w:numId="22" w16cid:durableId="1622030418">
+    <w:abstractNumId w:val="39"/>
+  </w:num>
+  <w:num w:numId="23" w16cid:durableId="536355618">
+    <w:abstractNumId w:val="45"/>
+  </w:num>
+  <w:num w:numId="24" w16cid:durableId="383024935">
+    <w:abstractNumId w:val="1"/>
+  </w:num>
+  <w:num w:numId="25" w16cid:durableId="1956058664">
+    <w:abstractNumId w:val="38"/>
+  </w:num>
+  <w:num w:numId="26" w16cid:durableId="1174302207">
+    <w:abstractNumId w:val="17"/>
+  </w:num>
+  <w:num w:numId="27" w16cid:durableId="1994723396">
+    <w:abstractNumId w:val="22"/>
+  </w:num>
+  <w:num w:numId="28" w16cid:durableId="529418038">
+    <w:abstractNumId w:val="34"/>
+  </w:num>
+  <w:num w:numId="29" w16cid:durableId="288703516">
+    <w:abstractNumId w:val="28"/>
+  </w:num>
+  <w:num w:numId="30" w16cid:durableId="746880956">
+    <w:abstractNumId w:val="20"/>
+  </w:num>
+  <w:num w:numId="31" w16cid:durableId="2093969652">
+    <w:abstractNumId w:val="21"/>
+  </w:num>
+  <w:num w:numId="32" w16cid:durableId="1101417769">
+    <w:abstractNumId w:val="10"/>
+  </w:num>
+  <w:num w:numId="33" w16cid:durableId="2121489887">
+    <w:abstractNumId w:val="43"/>
+  </w:num>
+  <w:num w:numId="34" w16cid:durableId="843055670">
+    <w:abstractNumId w:val="52"/>
+  </w:num>
+  <w:num w:numId="35" w16cid:durableId="683704087">
+    <w:abstractNumId w:val="8"/>
+  </w:num>
+  <w:num w:numId="36" w16cid:durableId="934899053">
+    <w:abstractNumId w:val="49"/>
+  </w:num>
+  <w:num w:numId="37" w16cid:durableId="2033413440">
+    <w:abstractNumId w:val="26"/>
+  </w:num>
+  <w:num w:numId="38" w16cid:durableId="1194416491">
+    <w:abstractNumId w:val="55"/>
+  </w:num>
+  <w:num w:numId="39" w16cid:durableId="1679962026">
+    <w:abstractNumId w:val="14"/>
+  </w:num>
+  <w:num w:numId="40" w16cid:durableId="820120660">
+    <w:abstractNumId w:val="40"/>
+  </w:num>
+  <w:num w:numId="41" w16cid:durableId="376585788">
+    <w:abstractNumId w:val="19"/>
+  </w:num>
+  <w:num w:numId="42" w16cid:durableId="1122185910">
+    <w:abstractNumId w:val="32"/>
+  </w:num>
+  <w:num w:numId="43" w16cid:durableId="1240794110">
+    <w:abstractNumId w:val="23"/>
+  </w:num>
+  <w:num w:numId="44" w16cid:durableId="1532256905">
+    <w:abstractNumId w:val="46"/>
+  </w:num>
+  <w:num w:numId="45" w16cid:durableId="1913075187">
+    <w:abstractNumId w:val="47"/>
+  </w:num>
+  <w:num w:numId="46" w16cid:durableId="1346399442">
+    <w:abstractNumId w:val="42"/>
+  </w:num>
+  <w:num w:numId="47" w16cid:durableId="1701778089">
+    <w:abstractNumId w:val="54"/>
+  </w:num>
+  <w:num w:numId="48" w16cid:durableId="2046174311">
+    <w:abstractNumId w:val="0"/>
+  </w:num>
+  <w:num w:numId="49" w16cid:durableId="1018654838">
+    <w:abstractNumId w:val="24"/>
+  </w:num>
+  <w:num w:numId="50" w16cid:durableId="1137377469">
+    <w:abstractNumId w:val="30"/>
+  </w:num>
+  <w:num w:numId="51" w16cid:durableId="1428228607">
+    <w:abstractNumId w:val="9"/>
+  </w:num>
+  <w:num w:numId="52" w16cid:durableId="655569077">
+    <w:abstractNumId w:val="13"/>
+  </w:num>
+  <w:num w:numId="53" w16cid:durableId="174804797">
+    <w:abstractNumId w:val="35"/>
+  </w:num>
+  <w:num w:numId="54" w16cid:durableId="1208224424">
     <w:abstractNumId w:val="18"/>
   </w:num>
-  <w:num w:numId="3" w16cid:durableId="548415982">
-    <w:abstractNumId w:val="40"/>
+  <w:num w:numId="55" w16cid:durableId="1580677799">
+    <w:abstractNumId w:val="2"/>
   </w:num>
-  <w:num w:numId="4" w16cid:durableId="1267998811">
-    <w:abstractNumId w:val="35"/>
+  <w:num w:numId="56" w16cid:durableId="1640651537">
+    <w:abstractNumId w:val="44"/>
   </w:num>
-  <w:num w:numId="5" w16cid:durableId="2018654396">
-    <w:abstractNumId w:val="23"/>
+  <w:num w:numId="57" w16cid:durableId="18630617">
+    <w:abstractNumId w:val="48"/>
   </w:num>
-  <w:num w:numId="6" w16cid:durableId="1833060732">
-    <w:abstractNumId w:val="31"/>
+  <w:num w:numId="58" w16cid:durableId="2057581988">
+    <w:abstractNumId w:val="3"/>
   </w:num>
-  <w:num w:numId="7" w16cid:durableId="257250763">
-    <w:abstractNumId w:val="43"/>
-  </w:num>
-  <w:num w:numId="8" w16cid:durableId="342710808">
-    <w:abstractNumId w:val="10"/>
-  </w:num>
-  <w:num w:numId="9" w16cid:durableId="878054002">
+  <w:num w:numId="59" w16cid:durableId="1870946763">
     <w:abstractNumId w:val="16"/>
   </w:num>
-  <w:num w:numId="10" w16cid:durableId="185946317">
-    <w:abstractNumId w:val="46"/>
-  </w:num>
-  <w:num w:numId="11" w16cid:durableId="1761366868">
-    <w:abstractNumId w:val="7"/>
-  </w:num>
-  <w:num w:numId="12" w16cid:durableId="1498351011">
-    <w:abstractNumId w:val="9"/>
-  </w:num>
-  <w:num w:numId="13" w16cid:durableId="100996217">
-    <w:abstractNumId w:val="45"/>
-  </w:num>
-  <w:num w:numId="14" w16cid:durableId="213084316">
-    <w:abstractNumId w:val="6"/>
-  </w:num>
-  <w:num w:numId="15" w16cid:durableId="1507939693">
-    <w:abstractNumId w:val="0"/>
-  </w:num>
-  <w:num w:numId="16" w16cid:durableId="2109425415">
-    <w:abstractNumId w:val="41"/>
-  </w:num>
-  <w:num w:numId="17" w16cid:durableId="778379522">
-    <w:abstractNumId w:val="17"/>
-  </w:num>
-  <w:num w:numId="18" w16cid:durableId="393741955">
-    <w:abstractNumId w:val="2"/>
-  </w:num>
-  <w:num w:numId="19" w16cid:durableId="492643841">
-    <w:abstractNumId w:val="26"/>
-  </w:num>
-  <w:num w:numId="20" w16cid:durableId="1527134251">
-    <w:abstractNumId w:val="22"/>
-  </w:num>
-  <w:num w:numId="21" w16cid:durableId="1951694036">
-    <w:abstractNumId w:val="48"/>
-  </w:num>
-  <w:num w:numId="22" w16cid:durableId="1119646473">
-    <w:abstractNumId w:val="15"/>
-  </w:num>
-  <w:num w:numId="23" w16cid:durableId="1339893672">
-    <w:abstractNumId w:val="47"/>
-  </w:num>
-  <w:num w:numId="24" w16cid:durableId="1031497937">
-    <w:abstractNumId w:val="4"/>
-  </w:num>
-  <w:num w:numId="25" w16cid:durableId="1465195303">
-    <w:abstractNumId w:val="44"/>
-  </w:num>
-  <w:num w:numId="26" w16cid:durableId="1541745943">
-    <w:abstractNumId w:val="38"/>
-  </w:num>
-  <w:num w:numId="27" w16cid:durableId="803932829">
-    <w:abstractNumId w:val="12"/>
-  </w:num>
-  <w:num w:numId="28" w16cid:durableId="1786194896">
-    <w:abstractNumId w:val="32"/>
-  </w:num>
-  <w:num w:numId="29" w16cid:durableId="92284678">
-    <w:abstractNumId w:val="24"/>
-  </w:num>
-  <w:num w:numId="30" w16cid:durableId="2008708092">
-    <w:abstractNumId w:val="33"/>
-  </w:num>
-  <w:num w:numId="31" w16cid:durableId="1143279237">
-    <w:abstractNumId w:val="30"/>
-  </w:num>
-  <w:num w:numId="32" w16cid:durableId="388190903">
-    <w:abstractNumId w:val="19"/>
-  </w:num>
-  <w:num w:numId="33" w16cid:durableId="581719221">
-    <w:abstractNumId w:val="42"/>
-  </w:num>
-  <w:num w:numId="34" w16cid:durableId="960264110">
-    <w:abstractNumId w:val="34"/>
-  </w:num>
-  <w:num w:numId="35" w16cid:durableId="589193465">
-    <w:abstractNumId w:val="8"/>
-  </w:num>
-  <w:num w:numId="36" w16cid:durableId="1595892073">
-    <w:abstractNumId w:val="3"/>
-  </w:num>
-  <w:num w:numId="37" w16cid:durableId="159471719">
-    <w:abstractNumId w:val="27"/>
-  </w:num>
-  <w:num w:numId="38" w16cid:durableId="2079090705">
-    <w:abstractNumId w:val="25"/>
-  </w:num>
-  <w:num w:numId="39" w16cid:durableId="985551959">
-    <w:abstractNumId w:val="14"/>
-  </w:num>
-  <w:num w:numId="40" w16cid:durableId="1449813463">
-    <w:abstractNumId w:val="28"/>
-  </w:num>
-  <w:num w:numId="41" w16cid:durableId="119030613">
-    <w:abstractNumId w:val="5"/>
-  </w:num>
-  <w:num w:numId="42" w16cid:durableId="780608876">
-    <w:abstractNumId w:val="36"/>
-  </w:num>
-  <w:num w:numId="43" w16cid:durableId="590629392">
-    <w:abstractNumId w:val="29"/>
-  </w:num>
-  <w:num w:numId="44" w16cid:durableId="1110130637">
-    <w:abstractNumId w:val="13"/>
-  </w:num>
-  <w:num w:numId="45" w16cid:durableId="1605653817">
-    <w:abstractNumId w:val="39"/>
-  </w:num>
-  <w:num w:numId="46" w16cid:durableId="471143746">
-    <w:abstractNumId w:val="20"/>
-  </w:num>
-  <w:num w:numId="47" w16cid:durableId="1842431136">
-    <w:abstractNumId w:val="21"/>
-  </w:num>
-  <w:num w:numId="48" w16cid:durableId="1340231098">
-    <w:abstractNumId w:val="1"/>
-  </w:num>
-  <w:num w:numId="49" w16cid:durableId="1831170951">
-    <w:abstractNumId w:val="11"/>
-  </w:num>
+  <w:numIdMacAtCleanup w:val="59"/>
 </w:numbering>
 </file>
 
@@ -10652,7 +14640,7 @@
   <w:style w:type="paragraph" w:default="1" w:styleId="a">
     <w:name w:val="Normal"/>
     <w:qFormat/>
-    <w:rsid w:val="008838C9"/>
+    <w:rsid w:val="006E25A2"/>
     <w:pPr>
       <w:widowControl w:val="0"/>
     </w:pPr>
@@ -10860,6 +14848,7 @@
   <w:style w:type="character" w:default="1" w:styleId="a0">
     <w:name w:val="Default Paragraph Font"/>
     <w:uiPriority w:val="1"/>
+    <w:semiHidden/>
     <w:unhideWhenUsed/>
   </w:style>
   <w:style w:type="table" w:default="1" w:styleId="a1">
@@ -11176,6 +15165,69 @@
       <w:spacing w:val="5"/>
     </w:rPr>
   </w:style>
+  <w:style w:type="paragraph" w:styleId="ae">
+    <w:name w:val="header"/>
+    <w:basedOn w:val="a"/>
+    <w:link w:val="af"/>
+    <w:uiPriority w:val="99"/>
+    <w:unhideWhenUsed/>
+    <w:rsid w:val="006E25A2"/>
+    <w:pPr>
+      <w:tabs>
+        <w:tab w:val="center" w:pos="4153"/>
+        <w:tab w:val="right" w:pos="8306"/>
+      </w:tabs>
+      <w:snapToGrid w:val="0"/>
+      <w:spacing w:line="240" w:lineRule="auto"/>
+      <w:jc w:val="center"/>
+    </w:pPr>
+    <w:rPr>
+      <w:sz w:val="18"/>
+      <w:szCs w:val="18"/>
+    </w:rPr>
+  </w:style>
+  <w:style w:type="character" w:customStyle="1" w:styleId="af">
+    <w:name w:val="页眉 字符"/>
+    <w:basedOn w:val="a0"/>
+    <w:link w:val="ae"/>
+    <w:uiPriority w:val="99"/>
+    <w:rsid w:val="006E25A2"/>
+    <w:rPr>
+      <w:sz w:val="18"/>
+      <w:szCs w:val="18"/>
+    </w:rPr>
+  </w:style>
+  <w:style w:type="paragraph" w:styleId="af0">
+    <w:name w:val="footer"/>
+    <w:basedOn w:val="a"/>
+    <w:link w:val="af1"/>
+    <w:uiPriority w:val="99"/>
+    <w:unhideWhenUsed/>
+    <w:rsid w:val="006E25A2"/>
+    <w:pPr>
+      <w:tabs>
+        <w:tab w:val="center" w:pos="4153"/>
+        <w:tab w:val="right" w:pos="8306"/>
+      </w:tabs>
+      <w:snapToGrid w:val="0"/>
+      <w:spacing w:line="240" w:lineRule="auto"/>
+    </w:pPr>
+    <w:rPr>
+      <w:sz w:val="18"/>
+      <w:szCs w:val="18"/>
+    </w:rPr>
+  </w:style>
+  <w:style w:type="character" w:customStyle="1" w:styleId="af1">
+    <w:name w:val="页脚 字符"/>
+    <w:basedOn w:val="a0"/>
+    <w:link w:val="af0"/>
+    <w:uiPriority w:val="99"/>
+    <w:rsid w:val="006E25A2"/>
+    <w:rPr>
+      <w:sz w:val="18"/>
+      <w:szCs w:val="18"/>
+    </w:rPr>
+  </w:style>
 </w:styles>
 </file>
 
